--- a/15运维服务过程管理文件/CYYH-ITSS-15-01 服务级别管理流程.docx
+++ b/15运维服务过程管理文件/CYYH-ITSS-15-01 服务级别管理流程.docx
@@ -1,7 +1,6 @@
 
 <file path=word/document.xml><?xml version="1.0" encoding="utf-8"?>
-<w:document xmlns:wpc="http://schemas.microsoft.com/office/word/2010/wordprocessingCanvas" xmlns:mc="http://schemas.openxmlformats.org/markup-compatibility/2006" xmlns:o="urn:schemas-microsoft-com:office:office" xmlns:r="http://schemas.openxmlformats.org/officeDocument/2006/relationships" xmlns:m="http://schemas.openxmlformats.org/officeDocument/2006/math" xmlns:v="urn:schemas-microsoft-com:vml" xmlns:wp14="http://schemas.microsoft.com/office/word/2010/wordprocessingDrawing" xmlns:wp="http://schemas.openxmlformats.org/drawingml/2006/wordprocessingDrawing" xmlns:w10="urn:schemas-microsoft-com:office:word" xmlns:w="http://schemas.openxmlformats.org/wordprocessingml/2006/main" xmlns:w14="http://schemas.microsoft.com/office/word/2010/wordml" xmlns:w15="http://schemas.microsoft.com/office/word/2012/wordml" xmlns:wne="http://schemas.microsoft.com/office/word/2006/wordml" xmlns:wpg="http://schemas.microsoft.com/office/word/2010/wordprocessingGroup" xmlns:wpi="http://schemas.microsoft.com/office/word/2010/wordprocessingInk" xmlns:wps="http://schemas.microsoft.com/office/word/2010/wordprocessingShape" mc:Ignorable="w14 w15 wp14">
-  <!-- Generated by Aspose.Words for .NET 13.3.0.1 -->
+<w:document xmlns:wpc="http://schemas.microsoft.com/office/word/2010/wordprocessingCanvas" xmlns:mc="http://schemas.openxmlformats.org/markup-compatibility/2006" xmlns:o="urn:schemas-microsoft-com:office:office" xmlns:r="http://schemas.openxmlformats.org/officeDocument/2006/relationships" xmlns:m="http://schemas.openxmlformats.org/officeDocument/2006/math" xmlns:v="urn:schemas-microsoft-com:vml" xmlns:wp14="http://schemas.microsoft.com/office/word/2010/wordprocessingDrawing" xmlns:wp="http://schemas.openxmlformats.org/drawingml/2006/wordprocessingDrawing" xmlns:w="http://schemas.openxmlformats.org/wordprocessingml/2006/main" xmlns:w14="http://schemas.microsoft.com/office/word/2010/wordml" xmlns:w10="urn:schemas-microsoft-com:office:word" xmlns:w15="http://schemas.microsoft.com/office/word/2012/wordml" xmlns:wpg="http://schemas.microsoft.com/office/word/2010/wordprocessingGroup" xmlns:wpi="http://schemas.microsoft.com/office/word/2010/wordprocessingInk" xmlns:wne="http://schemas.microsoft.com/office/word/2006/wordml" xmlns:wps="http://schemas.microsoft.com/office/word/2010/wordprocessingShape" xmlns:wpsCustomData="http://www.wps.cn/officeDocument/2013/wpsCustomData" mc:Ignorable="w14 w15 wp14">
   <w:body>
     <w:p>
       <w:pPr>
@@ -13,7 +12,7 @@
         </w:rPr>
         <w:drawing>
           <wp:inline distT="0" distB="0" distL="0" distR="0">
-            <wp:extent cx="685371" cy="249261"/>
+            <wp:extent cx="685165" cy="248920"/>
             <wp:effectExtent l="0" t="0" r="0" b="0"/>
             <wp:docPr id="2" name="IM 2"/>
             <wp:cNvGraphicFramePr/>
@@ -25,13 +24,13 @@
                     <pic:cNvPicPr/>
                   </pic:nvPicPr>
                   <pic:blipFill>
-                    <a:blip xmlns:r="http://schemas.openxmlformats.org/officeDocument/2006/relationships" r:embed="rId4"/>
+                    <a:blip r:embed="rId10"/>
                     <a:stretch>
                       <a:fillRect/>
                     </a:stretch>
                   </pic:blipFill>
                   <pic:spPr>
-                    <a:xfrm rot="0">
+                    <a:xfrm>
                       <a:off x="0" y="0"/>
                       <a:ext cx="685371" cy="249261"/>
                     </a:xfrm>
@@ -48,31 +47,31 @@
     </w:p>
     <w:p>
       <w:pPr>
-        <w:pStyle w:val="BodyText"/>
+        <w:pStyle w:val="2"/>
         <w:spacing w:line="270" w:lineRule="auto"/>
       </w:pPr>
     </w:p>
     <w:p>
       <w:pPr>
-        <w:pStyle w:val="BodyText"/>
+        <w:pStyle w:val="2"/>
         <w:spacing w:line="270" w:lineRule="auto"/>
       </w:pPr>
     </w:p>
     <w:p>
       <w:pPr>
-        <w:pStyle w:val="BodyText"/>
+        <w:pStyle w:val="2"/>
         <w:spacing w:line="271" w:lineRule="auto"/>
       </w:pPr>
     </w:p>
     <w:p>
       <w:pPr>
-        <w:pStyle w:val="BodyText"/>
+        <w:pStyle w:val="2"/>
         <w:spacing w:line="271" w:lineRule="auto"/>
       </w:pPr>
     </w:p>
     <w:p>
       <w:pPr>
-        <w:pStyle w:val="BodyText"/>
+        <w:pStyle w:val="2"/>
         <w:spacing w:line="271" w:lineRule="auto"/>
       </w:pPr>
     </w:p>
@@ -81,14 +80,14 @@
         <w:spacing w:before="139" w:line="225" w:lineRule="auto"/>
         <w:ind w:left="1459"/>
         <w:rPr>
-          <w:rFonts w:ascii="SimHei" w:eastAsia="SimHei" w:hAnsi="SimHei" w:cs="SimHei"/>
+          <w:rFonts w:ascii="黑体" w:hAnsi="黑体" w:eastAsia="黑体" w:cs="黑体"/>
           <w:sz w:val="43"/>
           <w:szCs w:val="43"/>
         </w:rPr>
       </w:pPr>
       <w:r>
         <w:rPr>
-          <w:rFonts w:ascii="SimHei" w:eastAsia="SimHei" w:hAnsi="SimHei" w:cs="SimHei"/>
+          <w:rFonts w:ascii="黑体" w:hAnsi="黑体" w:eastAsia="黑体" w:cs="黑体"/>
           <w:b/>
           <w:bCs/>
           <w:spacing w:val="6"/>
@@ -100,13 +99,13 @@
     </w:p>
     <w:p>
       <w:pPr>
-        <w:pStyle w:val="BodyText"/>
+        <w:pStyle w:val="2"/>
         <w:spacing w:line="314" w:lineRule="auto"/>
       </w:pPr>
     </w:p>
     <w:p>
       <w:pPr>
-        <w:pStyle w:val="BodyText"/>
+        <w:pStyle w:val="2"/>
         <w:spacing w:line="315" w:lineRule="auto"/>
       </w:pPr>
     </w:p>
@@ -115,14 +114,14 @@
         <w:spacing w:before="139" w:line="225" w:lineRule="auto"/>
         <w:ind w:left="2783"/>
         <w:rPr>
-          <w:rFonts w:ascii="SimHei" w:eastAsia="SimHei" w:hAnsi="SimHei" w:cs="SimHei"/>
+          <w:rFonts w:ascii="黑体" w:hAnsi="黑体" w:eastAsia="黑体" w:cs="黑体"/>
           <w:sz w:val="43"/>
           <w:szCs w:val="43"/>
         </w:rPr>
       </w:pPr>
       <w:r>
         <w:rPr>
-          <w:rFonts w:ascii="SimHei" w:eastAsia="SimHei" w:hAnsi="SimHei" w:cs="SimHei"/>
+          <w:rFonts w:ascii="黑体" w:hAnsi="黑体" w:eastAsia="黑体" w:cs="黑体"/>
           <w:b/>
           <w:bCs/>
           <w:spacing w:val="4"/>
@@ -134,155 +133,73 @@
     </w:p>
     <w:p>
       <w:pPr>
-        <w:pStyle w:val="BodyText"/>
+        <w:pStyle w:val="2"/>
         <w:spacing w:line="249" w:lineRule="auto"/>
       </w:pPr>
     </w:p>
     <w:p>
       <w:pPr>
-        <w:pStyle w:val="BodyText"/>
+        <w:pStyle w:val="2"/>
         <w:spacing w:line="249" w:lineRule="auto"/>
       </w:pPr>
     </w:p>
     <w:p>
       <w:pPr>
-        <w:pStyle w:val="BodyText"/>
+        <w:pStyle w:val="2"/>
         <w:spacing w:line="249" w:lineRule="auto"/>
       </w:pPr>
     </w:p>
     <w:p>
       <w:pPr>
-        <w:pStyle w:val="BodyText"/>
+        <w:pStyle w:val="2"/>
         <w:spacing w:line="249" w:lineRule="auto"/>
       </w:pPr>
     </w:p>
     <w:p>
       <w:pPr>
-        <w:pStyle w:val="BodyText"/>
+        <w:pStyle w:val="2"/>
         <w:spacing w:line="249" w:lineRule="auto"/>
       </w:pPr>
     </w:p>
     <w:p>
       <w:pPr>
-        <w:pStyle w:val="BodyText"/>
+        <w:pStyle w:val="2"/>
         <w:spacing w:line="249" w:lineRule="auto"/>
       </w:pPr>
     </w:p>
     <w:p>
       <w:pPr>
-        <w:pStyle w:val="BodyText"/>
+        <w:pStyle w:val="2"/>
         <w:spacing w:line="249" w:lineRule="auto"/>
       </w:pPr>
     </w:p>
     <w:p>
       <w:pPr>
-        <w:pStyle w:val="BodyText"/>
+        <w:pStyle w:val="2"/>
         <w:spacing w:line="249" w:lineRule="auto"/>
       </w:pPr>
     </w:p>
     <w:p>
       <w:pPr>
-        <w:pStyle w:val="BodyText"/>
-        <w:spacing w:line="249" w:lineRule="auto"/>
-      </w:pPr>
-    </w:p>
-    <w:p>
-      <w:pPr>
-        <w:pStyle w:val="BodyText"/>
-        <w:spacing w:line="249" w:lineRule="auto"/>
-      </w:pPr>
-    </w:p>
-    <w:p>
-      <w:pPr>
-        <w:pStyle w:val="BodyText"/>
-        <w:spacing w:line="249" w:lineRule="auto"/>
-      </w:pPr>
-    </w:p>
-    <w:p>
-      <w:pPr>
-        <w:pStyle w:val="BodyText"/>
-        <w:spacing w:line="249" w:lineRule="auto"/>
-      </w:pPr>
-    </w:p>
-    <w:p>
-      <w:pPr>
-        <w:pStyle w:val="BodyText"/>
-        <w:spacing w:line="249" w:lineRule="auto"/>
-      </w:pPr>
-    </w:p>
-    <w:p>
-      <w:pPr>
-        <w:pStyle w:val="BodyText"/>
-        <w:spacing w:line="249" w:lineRule="auto"/>
-      </w:pPr>
-    </w:p>
-    <w:p>
-      <w:pPr>
-        <w:pStyle w:val="BodyText"/>
-        <w:spacing w:line="249" w:lineRule="auto"/>
-      </w:pPr>
-    </w:p>
-    <w:p>
-      <w:pPr>
-        <w:pStyle w:val="BodyText"/>
-        <w:spacing w:line="249" w:lineRule="auto"/>
-      </w:pPr>
-    </w:p>
-    <w:p>
-      <w:pPr>
-        <w:pStyle w:val="BodyText"/>
-        <w:spacing w:line="249" w:lineRule="auto"/>
-      </w:pPr>
-    </w:p>
-    <w:p>
-      <w:pPr>
-        <w:pStyle w:val="BodyText"/>
-        <w:spacing w:line="249" w:lineRule="auto"/>
-      </w:pPr>
-    </w:p>
-    <w:p>
-      <w:pPr>
-        <w:pStyle w:val="BodyText"/>
-        <w:spacing w:line="249" w:lineRule="auto"/>
-      </w:pPr>
-    </w:p>
-    <w:p>
-      <w:pPr>
-        <w:pStyle w:val="BodyText"/>
+        <w:pStyle w:val="2"/>
         <w:spacing w:line="250" w:lineRule="auto"/>
       </w:pPr>
-    </w:p>
-    <w:p>
-      <w:pPr>
-        <w:pStyle w:val="BodyText"/>
-        <w:spacing w:line="250" w:lineRule="auto"/>
-      </w:pPr>
-    </w:p>
-    <w:p>
-      <w:pPr>
-        <w:pStyle w:val="BodyText"/>
-        <w:spacing w:line="250" w:lineRule="auto"/>
-      </w:pPr>
-    </w:p>
-    <w:p>
-      <w:pPr>
-        <w:pStyle w:val="BodyText"/>
-        <w:spacing w:line="250" w:lineRule="auto"/>
-      </w:pPr>
+      <w:bookmarkStart w:id="10" w:name="_GoBack"/>
+      <w:bookmarkEnd w:id="10"/>
     </w:p>
     <w:p>
       <w:pPr>
         <w:spacing w:before="98" w:line="221" w:lineRule="auto"/>
         <w:ind w:left="3247"/>
         <w:rPr>
-          <w:rFonts w:ascii="SimHei" w:eastAsia="SimHei" w:hAnsi="SimHei" w:cs="SimHei"/>
+          <w:rFonts w:ascii="黑体" w:hAnsi="黑体" w:eastAsia="黑体" w:cs="黑体"/>
           <w:sz w:val="30"/>
           <w:szCs w:val="30"/>
         </w:rPr>
       </w:pPr>
       <w:r>
         <w:rPr>
-          <w:rFonts w:ascii="SimHei" w:eastAsia="SimHei" w:hAnsi="SimHei" w:cs="SimHei"/>
+          <w:rFonts w:ascii="黑体" w:hAnsi="黑体" w:eastAsia="黑体" w:cs="黑体"/>
           <w:b/>
           <w:bCs/>
           <w:spacing w:val="-3"/>
@@ -293,7 +210,7 @@
       </w:r>
       <w:r>
         <w:rPr>
-          <w:rFonts w:ascii="SimHei" w:eastAsia="SimHei" w:hAnsi="SimHei" w:cs="SimHei"/>
+          <w:rFonts w:ascii="黑体" w:hAnsi="黑体" w:eastAsia="黑体" w:cs="黑体"/>
           <w:spacing w:val="-3"/>
           <w:sz w:val="30"/>
           <w:szCs w:val="30"/>
@@ -302,7 +219,7 @@
       </w:r>
       <w:r>
         <w:rPr>
-          <w:rFonts w:ascii="SimHei" w:eastAsia="SimHei" w:hAnsi="SimHei" w:cs="SimHei"/>
+          <w:rFonts w:ascii="黑体" w:hAnsi="黑体" w:eastAsia="黑体" w:cs="黑体"/>
           <w:b/>
           <w:bCs/>
           <w:spacing w:val="-3"/>
@@ -317,14 +234,14 @@
         <w:spacing w:before="269" w:line="221" w:lineRule="auto"/>
         <w:ind w:left="3238"/>
         <w:rPr>
-          <w:rFonts w:ascii="SimHei" w:eastAsia="SimHei" w:hAnsi="SimHei" w:cs="SimHei"/>
+          <w:rFonts w:ascii="黑体" w:hAnsi="黑体" w:eastAsia="黑体" w:cs="黑体"/>
           <w:sz w:val="30"/>
           <w:szCs w:val="30"/>
         </w:rPr>
       </w:pPr>
       <w:r>
         <w:rPr>
-          <w:rFonts w:ascii="SimHei" w:eastAsia="SimHei" w:hAnsi="SimHei" w:cs="SimHei"/>
+          <w:rFonts w:ascii="黑体" w:hAnsi="黑体" w:eastAsia="黑体" w:cs="黑体"/>
           <w:b/>
           <w:bCs/>
           <w:spacing w:val="-7"/>
@@ -335,7 +252,7 @@
       </w:r>
       <w:r>
         <w:rPr>
-          <w:rFonts w:ascii="SimHei" w:eastAsia="SimHei" w:hAnsi="SimHei" w:cs="SimHei"/>
+          <w:rFonts w:ascii="黑体" w:hAnsi="黑体" w:eastAsia="黑体" w:cs="黑体"/>
           <w:spacing w:val="-7"/>
           <w:sz w:val="30"/>
           <w:szCs w:val="30"/>
@@ -344,7 +261,7 @@
       </w:r>
       <w:r>
         <w:rPr>
-          <w:rFonts w:ascii="Calibri" w:eastAsia="Calibri" w:hAnsi="Calibri" w:cs="Calibri"/>
+          <w:rFonts w:ascii="Calibri" w:hAnsi="Calibri" w:eastAsia="Calibri" w:cs="Calibri"/>
           <w:b/>
           <w:bCs/>
           <w:spacing w:val="-7"/>
@@ -355,7 +272,7 @@
       </w:r>
       <w:r>
         <w:rPr>
-          <w:rFonts w:ascii="Calibri" w:eastAsia="Calibri" w:hAnsi="Calibri" w:cs="Calibri"/>
+          <w:rFonts w:ascii="Calibri" w:hAnsi="Calibri" w:eastAsia="Calibri" w:cs="Calibri"/>
           <w:b/>
           <w:bCs/>
           <w:spacing w:val="26"/>
@@ -366,7 +283,7 @@
       </w:r>
       <w:r>
         <w:rPr>
-          <w:rFonts w:ascii="SimHei" w:eastAsia="SimHei" w:hAnsi="SimHei" w:cs="SimHei"/>
+          <w:rFonts w:ascii="黑体" w:hAnsi="黑体" w:eastAsia="黑体" w:cs="黑体"/>
           <w:b/>
           <w:bCs/>
           <w:spacing w:val="-7"/>
@@ -377,7 +294,7 @@
       </w:r>
       <w:r>
         <w:rPr>
-          <w:rFonts w:ascii="SimHei" w:eastAsia="SimHei" w:hAnsi="SimHei" w:cs="SimHei"/>
+          <w:rFonts w:ascii="黑体" w:hAnsi="黑体" w:eastAsia="黑体" w:cs="黑体"/>
           <w:spacing w:val="25"/>
           <w:sz w:val="30"/>
           <w:szCs w:val="30"/>
@@ -386,7 +303,7 @@
       </w:r>
       <w:r>
         <w:rPr>
-          <w:rFonts w:ascii="Calibri" w:eastAsia="Calibri" w:hAnsi="Calibri" w:cs="Calibri"/>
+          <w:rFonts w:ascii="Calibri" w:hAnsi="Calibri" w:eastAsia="Calibri" w:cs="Calibri"/>
           <w:b/>
           <w:bCs/>
           <w:spacing w:val="-7"/>
@@ -397,7 +314,7 @@
       </w:r>
       <w:r>
         <w:rPr>
-          <w:rFonts w:ascii="Calibri" w:eastAsia="Calibri" w:hAnsi="Calibri" w:cs="Calibri"/>
+          <w:rFonts w:ascii="Calibri" w:hAnsi="Calibri" w:eastAsia="Calibri" w:cs="Calibri"/>
           <w:b/>
           <w:bCs/>
           <w:spacing w:val="18"/>
@@ -408,7 +325,7 @@
       </w:r>
       <w:r>
         <w:rPr>
-          <w:rFonts w:ascii="SimHei" w:eastAsia="SimHei" w:hAnsi="SimHei" w:cs="SimHei"/>
+          <w:rFonts w:ascii="黑体" w:hAnsi="黑体" w:eastAsia="黑体" w:cs="黑体"/>
           <w:b/>
           <w:bCs/>
           <w:spacing w:val="-7"/>
@@ -419,7 +336,7 @@
       </w:r>
       <w:r>
         <w:rPr>
-          <w:rFonts w:ascii="SimHei" w:eastAsia="SimHei" w:hAnsi="SimHei" w:cs="SimHei"/>
+          <w:rFonts w:ascii="黑体" w:hAnsi="黑体" w:eastAsia="黑体" w:cs="黑体"/>
           <w:spacing w:val="13"/>
           <w:sz w:val="30"/>
           <w:szCs w:val="30"/>
@@ -428,7 +345,7 @@
       </w:r>
       <w:r>
         <w:rPr>
-          <w:rFonts w:ascii="Calibri" w:eastAsia="Calibri" w:hAnsi="Calibri" w:cs="Calibri"/>
+          <w:rFonts w:ascii="Calibri" w:hAnsi="Calibri" w:eastAsia="Calibri" w:cs="Calibri"/>
           <w:b/>
           <w:bCs/>
           <w:spacing w:val="-7"/>
@@ -439,7 +356,7 @@
       </w:r>
       <w:r>
         <w:rPr>
-          <w:rFonts w:ascii="SimHei" w:eastAsia="SimHei" w:hAnsi="SimHei" w:cs="SimHei"/>
+          <w:rFonts w:ascii="黑体" w:hAnsi="黑体" w:eastAsia="黑体" w:cs="黑体"/>
           <w:b/>
           <w:bCs/>
           <w:spacing w:val="-7"/>
@@ -454,14 +371,14 @@
         <w:spacing w:before="270" w:line="222" w:lineRule="auto"/>
         <w:ind w:left="3242"/>
         <w:rPr>
-          <w:rFonts w:ascii="Calibri" w:eastAsia="Calibri" w:hAnsi="Calibri" w:cs="Calibri"/>
+          <w:rFonts w:ascii="Calibri" w:hAnsi="Calibri" w:eastAsia="Calibri" w:cs="Calibri"/>
           <w:sz w:val="30"/>
           <w:szCs w:val="30"/>
         </w:rPr>
       </w:pPr>
       <w:r>
         <w:rPr>
-          <w:rFonts w:ascii="SimHei" w:eastAsia="SimHei" w:hAnsi="SimHei" w:cs="SimHei"/>
+          <w:rFonts w:ascii="黑体" w:hAnsi="黑体" w:eastAsia="黑体" w:cs="黑体"/>
           <w:b/>
           <w:bCs/>
           <w:spacing w:val="-2"/>
@@ -472,7 +389,7 @@
       </w:r>
       <w:r>
         <w:rPr>
-          <w:rFonts w:ascii="Calibri" w:eastAsia="Calibri" w:hAnsi="Calibri" w:cs="Calibri"/>
+          <w:rFonts w:ascii="Calibri" w:hAnsi="Calibri" w:eastAsia="Calibri" w:cs="Calibri"/>
           <w:b/>
           <w:bCs/>
           <w:spacing w:val="-2"/>
@@ -487,14 +404,14 @@
         <w:spacing w:before="270" w:line="222" w:lineRule="auto"/>
         <w:ind w:left="3244"/>
         <w:rPr>
-          <w:rFonts w:ascii="SimHei" w:eastAsia="SimHei" w:hAnsi="SimHei" w:cs="SimHei"/>
+          <w:rFonts w:ascii="黑体" w:hAnsi="黑体" w:eastAsia="黑体" w:cs="黑体"/>
           <w:sz w:val="30"/>
           <w:szCs w:val="30"/>
         </w:rPr>
       </w:pPr>
       <w:r>
         <w:rPr>
-          <w:rFonts w:ascii="SimHei" w:eastAsia="SimHei" w:hAnsi="SimHei" w:cs="SimHei"/>
+          <w:rFonts w:ascii="黑体" w:hAnsi="黑体" w:eastAsia="黑体" w:cs="黑体"/>
           <w:b/>
           <w:bCs/>
           <w:spacing w:val="-3"/>
@@ -509,14 +426,14 @@
         <w:spacing w:before="268" w:line="222" w:lineRule="auto"/>
         <w:ind w:left="3244"/>
         <w:rPr>
-          <w:rFonts w:ascii="SimHei" w:eastAsia="SimHei" w:hAnsi="SimHei" w:cs="SimHei"/>
+          <w:rFonts w:ascii="黑体" w:hAnsi="黑体" w:eastAsia="黑体" w:cs="黑体"/>
           <w:sz w:val="30"/>
           <w:szCs w:val="30"/>
         </w:rPr>
       </w:pPr>
       <w:r>
         <w:rPr>
-          <w:rFonts w:ascii="SimHei" w:eastAsia="SimHei" w:hAnsi="SimHei" w:cs="SimHei"/>
+          <w:rFonts w:ascii="黑体" w:hAnsi="黑体" w:eastAsia="黑体" w:cs="黑体"/>
           <w:b/>
           <w:bCs/>
           <w:spacing w:val="-3"/>
@@ -531,14 +448,14 @@
         <w:spacing w:before="269" w:line="221" w:lineRule="auto"/>
         <w:ind w:left="3244"/>
         <w:rPr>
-          <w:rFonts w:ascii="SimHei" w:eastAsia="SimHei" w:hAnsi="SimHei" w:cs="SimHei"/>
+          <w:rFonts w:ascii="黑体" w:hAnsi="黑体" w:eastAsia="黑体" w:cs="黑体"/>
           <w:sz w:val="30"/>
           <w:szCs w:val="30"/>
         </w:rPr>
       </w:pPr>
       <w:r>
         <w:rPr>
-          <w:rFonts w:ascii="SimHei" w:eastAsia="SimHei" w:hAnsi="SimHei" w:cs="SimHei"/>
+          <w:rFonts w:ascii="黑体" w:hAnsi="黑体" w:eastAsia="黑体" w:cs="黑体"/>
           <w:b/>
           <w:bCs/>
           <w:spacing w:val="-4"/>
@@ -553,14 +470,14 @@
         <w:spacing w:before="274" w:line="221" w:lineRule="auto"/>
         <w:ind w:left="3238"/>
         <w:rPr>
-          <w:rFonts w:ascii="SimHei" w:eastAsia="SimHei" w:hAnsi="SimHei" w:cs="SimHei"/>
+          <w:rFonts w:ascii="黑体" w:hAnsi="黑体" w:eastAsia="黑体" w:cs="黑体"/>
           <w:sz w:val="30"/>
           <w:szCs w:val="30"/>
         </w:rPr>
       </w:pPr>
       <w:r>
         <w:rPr>
-          <w:rFonts w:ascii="SimHei" w:eastAsia="SimHei" w:hAnsi="SimHei" w:cs="SimHei"/>
+          <w:rFonts w:ascii="黑体" w:hAnsi="黑体" w:eastAsia="黑体" w:cs="黑体"/>
           <w:b/>
           <w:bCs/>
           <w:spacing w:val="-4"/>
@@ -571,7 +488,7 @@
       </w:r>
       <w:r>
         <w:rPr>
-          <w:rFonts w:ascii="Calibri" w:eastAsia="Calibri" w:hAnsi="Calibri" w:cs="Calibri"/>
+          <w:rFonts w:ascii="Calibri" w:hAnsi="Calibri" w:eastAsia="Calibri" w:cs="Calibri"/>
           <w:b/>
           <w:bCs/>
           <w:spacing w:val="-4"/>
@@ -583,7 +500,7 @@
       </w:r>
       <w:r>
         <w:rPr>
-          <w:rFonts w:ascii="Calibri" w:eastAsia="Calibri" w:hAnsi="Calibri" w:cs="Calibri"/>
+          <w:rFonts w:ascii="Calibri" w:hAnsi="Calibri" w:eastAsia="Calibri" w:cs="Calibri"/>
           <w:b/>
           <w:bCs/>
           <w:spacing w:val="7"/>
@@ -595,7 +512,7 @@
       </w:r>
       <w:r>
         <w:rPr>
-          <w:rFonts w:ascii="Calibri" w:eastAsia="Calibri" w:hAnsi="Calibri" w:cs="Calibri"/>
+          <w:rFonts w:ascii="Calibri" w:hAnsi="Calibri" w:eastAsia="Calibri" w:cs="Calibri"/>
           <w:b/>
           <w:bCs/>
           <w:spacing w:val="-53"/>
@@ -606,7 +523,7 @@
       </w:r>
       <w:r>
         <w:rPr>
-          <w:rFonts w:ascii="SimHei" w:eastAsia="SimHei" w:hAnsi="SimHei" w:cs="SimHei"/>
+          <w:rFonts w:ascii="黑体" w:hAnsi="黑体" w:eastAsia="黑体" w:cs="黑体"/>
           <w:b/>
           <w:bCs/>
           <w:spacing w:val="-4"/>
@@ -617,7 +534,7 @@
       </w:r>
       <w:r>
         <w:rPr>
-          <w:rFonts w:ascii="Calibri" w:eastAsia="Calibri" w:hAnsi="Calibri" w:cs="Calibri"/>
+          <w:rFonts w:ascii="Calibri" w:hAnsi="Calibri" w:eastAsia="Calibri" w:cs="Calibri"/>
           <w:b/>
           <w:bCs/>
           <w:spacing w:val="-4"/>
@@ -629,7 +546,7 @@
       </w:r>
       <w:r>
         <w:rPr>
-          <w:rFonts w:ascii="SimHei" w:eastAsia="SimHei" w:hAnsi="SimHei" w:cs="SimHei"/>
+          <w:rFonts w:ascii="黑体" w:hAnsi="黑体" w:eastAsia="黑体" w:cs="黑体"/>
           <w:b/>
           <w:bCs/>
           <w:spacing w:val="-4"/>
@@ -640,7 +557,7 @@
       </w:r>
       <w:r>
         <w:rPr>
-          <w:rFonts w:ascii="Calibri" w:eastAsia="Calibri" w:hAnsi="Calibri" w:cs="Calibri"/>
+          <w:rFonts w:ascii="Calibri" w:hAnsi="Calibri" w:eastAsia="Calibri" w:cs="Calibri"/>
           <w:b/>
           <w:bCs/>
           <w:spacing w:val="17"/>
@@ -652,7 +569,7 @@
       </w:r>
       <w:r>
         <w:rPr>
-          <w:rFonts w:ascii="Calibri" w:eastAsia="Calibri" w:hAnsi="Calibri" w:cs="Calibri"/>
+          <w:rFonts w:ascii="Calibri" w:hAnsi="Calibri" w:eastAsia="Calibri" w:cs="Calibri"/>
           <w:b/>
           <w:bCs/>
           <w:spacing w:val="-4"/>
@@ -664,7 +581,7 @@
       </w:r>
       <w:r>
         <w:rPr>
-          <w:rFonts w:ascii="Calibri" w:eastAsia="Calibri" w:hAnsi="Calibri" w:cs="Calibri"/>
+          <w:rFonts w:ascii="Calibri" w:hAnsi="Calibri" w:eastAsia="Calibri" w:cs="Calibri"/>
           <w:b/>
           <w:bCs/>
           <w:spacing w:val="-4"/>
@@ -675,7 +592,7 @@
       </w:r>
       <w:r>
         <w:rPr>
-          <w:rFonts w:ascii="SimHei" w:eastAsia="SimHei" w:hAnsi="SimHei" w:cs="SimHei"/>
+          <w:rFonts w:ascii="黑体" w:hAnsi="黑体" w:eastAsia="黑体" w:cs="黑体"/>
           <w:b/>
           <w:bCs/>
           <w:spacing w:val="-4"/>
@@ -689,15 +606,15 @@
       <w:pPr>
         <w:spacing w:line="221" w:lineRule="auto"/>
         <w:rPr>
-          <w:rFonts w:ascii="SimHei" w:eastAsia="SimHei" w:hAnsi="SimHei" w:cs="SimHei"/>
+          <w:rFonts w:ascii="黑体" w:hAnsi="黑体" w:eastAsia="黑体" w:cs="黑体"/>
           <w:sz w:val="30"/>
           <w:szCs w:val="30"/>
         </w:rPr>
         <w:sectPr>
-          <w:footerReference w:type="default" r:id="rId5"/>
+          <w:footerReference r:id="rId5" w:type="default"/>
           <w:pgSz w:w="11910" w:h="16840"/>
           <w:pgMar w:top="877" w:right="1786" w:bottom="1196" w:left="1419" w:header="0" w:footer="982" w:gutter="0"/>
-          <w:cols w:space="720"/>
+          <w:cols w:space="720" w:num="1"/>
         </w:sectPr>
       </w:pPr>
     </w:p>
@@ -711,7 +628,7 @@
         </w:rPr>
         <w:drawing>
           <wp:inline distT="0" distB="0" distL="0" distR="0">
-            <wp:extent cx="685371" cy="249261"/>
+            <wp:extent cx="685165" cy="248920"/>
             <wp:effectExtent l="0" t="0" r="0" b="0"/>
             <wp:docPr id="4" name="IM 4"/>
             <wp:cNvGraphicFramePr/>
@@ -723,13 +640,13 @@
                     <pic:cNvPicPr/>
                   </pic:nvPicPr>
                   <pic:blipFill>
-                    <a:blip xmlns:r="http://schemas.openxmlformats.org/officeDocument/2006/relationships" r:embed="rId4"/>
+                    <a:blip r:embed="rId10"/>
                     <a:stretch>
                       <a:fillRect/>
                     </a:stretch>
                   </pic:blipFill>
                   <pic:spPr>
-                    <a:xfrm rot="0">
+                    <a:xfrm>
                       <a:off x="0" y="0"/>
                       <a:ext cx="685371" cy="249261"/>
                     </a:xfrm>
@@ -749,14 +666,14 @@
         <w:spacing w:before="320" w:line="222" w:lineRule="auto"/>
         <w:ind w:left="3647"/>
         <w:rPr>
-          <w:rFonts w:ascii="SimHei" w:eastAsia="SimHei" w:hAnsi="SimHei" w:cs="SimHei"/>
+          <w:rFonts w:ascii="黑体" w:hAnsi="黑体" w:eastAsia="黑体" w:cs="黑体"/>
           <w:sz w:val="30"/>
           <w:szCs w:val="30"/>
         </w:rPr>
       </w:pPr>
       <w:r>
         <w:rPr>
-          <w:rFonts w:ascii="SimHei" w:eastAsia="SimHei" w:hAnsi="SimHei" w:cs="SimHei"/>
+          <w:rFonts w:ascii="黑体" w:hAnsi="黑体" w:eastAsia="黑体" w:cs="黑体"/>
           <w:b/>
           <w:bCs/>
           <w:spacing w:val="-5"/>
@@ -773,18 +690,24 @@
     </w:p>
     <w:tbl>
       <w:tblPr>
-        <w:tblStyle w:val="TableNormal"/>
+        <w:tblStyle w:val="5"/>
         <w:tblW w:w="8508" w:type="dxa"/>
         <w:tblInd w:w="161" w:type="dxa"/>
         <w:tblBorders>
-          <w:top w:val="single" w:sz="2" w:space="0" w:color="000000"/>
-          <w:left w:val="single" w:sz="2" w:space="0" w:color="000000"/>
-          <w:bottom w:val="single" w:sz="2" w:space="0" w:color="000000"/>
-          <w:right w:val="single" w:sz="2" w:space="0" w:color="000000"/>
-          <w:insideH w:val="single" w:sz="2" w:space="0" w:color="000000"/>
-          <w:insideV w:val="single" w:sz="2" w:space="0" w:color="000000"/>
+          <w:top w:val="single" w:color="000000" w:sz="2" w:space="0"/>
+          <w:left w:val="single" w:color="000000" w:sz="2" w:space="0"/>
+          <w:bottom w:val="single" w:color="000000" w:sz="2" w:space="0"/>
+          <w:right w:val="single" w:color="000000" w:sz="2" w:space="0"/>
+          <w:insideH w:val="single" w:color="000000" w:sz="2" w:space="0"/>
+          <w:insideV w:val="single" w:color="000000" w:sz="2" w:space="0"/>
         </w:tblBorders>
         <w:tblLayout w:type="fixed"/>
+        <w:tblCellMar>
+          <w:top w:w="0" w:type="dxa"/>
+          <w:left w:w="0" w:type="dxa"/>
+          <w:bottom w:w="0" w:type="dxa"/>
+          <w:right w:w="0" w:type="dxa"/>
+        </w:tblCellMar>
       </w:tblPr>
       <w:tblGrid>
         <w:gridCol w:w="1582"/>
@@ -795,20 +718,23 @@
       </w:tblGrid>
       <w:tr>
         <w:tblPrEx>
-          <w:tblW w:w="8508" w:type="dxa"/>
-          <w:tblInd w:w="161" w:type="dxa"/>
           <w:tblBorders>
-            <w:top w:val="single" w:sz="2" w:space="0" w:color="000000"/>
-            <w:left w:val="single" w:sz="2" w:space="0" w:color="000000"/>
-            <w:bottom w:val="single" w:sz="2" w:space="0" w:color="000000"/>
-            <w:right w:val="single" w:sz="2" w:space="0" w:color="000000"/>
-            <w:insideH w:val="single" w:sz="2" w:space="0" w:color="000000"/>
-            <w:insideV w:val="single" w:sz="2" w:space="0" w:color="000000"/>
+            <w:top w:val="single" w:color="000000" w:sz="2" w:space="0"/>
+            <w:left w:val="single" w:color="000000" w:sz="2" w:space="0"/>
+            <w:bottom w:val="single" w:color="000000" w:sz="2" w:space="0"/>
+            <w:right w:val="single" w:color="000000" w:sz="2" w:space="0"/>
+            <w:insideH w:val="single" w:color="000000" w:sz="2" w:space="0"/>
+            <w:insideV w:val="single" w:color="000000" w:sz="2" w:space="0"/>
           </w:tblBorders>
-          <w:tblLayout w:type="fixed"/>
+          <w:tblCellMar>
+            <w:top w:w="0" w:type="dxa"/>
+            <w:left w:w="0" w:type="dxa"/>
+            <w:bottom w:w="0" w:type="dxa"/>
+            <w:right w:w="0" w:type="dxa"/>
+          </w:tblCellMar>
         </w:tblPrEx>
         <w:trPr>
-          <w:trHeight w:val="632"/>
+          <w:trHeight w:val="632" w:hRule="atLeast"/>
         </w:trPr>
         <w:tc>
           <w:tcPr>
@@ -819,14 +745,14 @@
               <w:spacing w:before="178" w:line="222" w:lineRule="auto"/>
               <w:ind w:left="230"/>
               <w:rPr>
-                <w:rFonts w:ascii="SimHei" w:eastAsia="SimHei" w:hAnsi="SimHei" w:cs="SimHei"/>
+                <w:rFonts w:ascii="黑体" w:hAnsi="黑体" w:eastAsia="黑体" w:cs="黑体"/>
                 <w:sz w:val="28"/>
                 <w:szCs w:val="28"/>
               </w:rPr>
             </w:pPr>
             <w:r>
               <w:rPr>
-                <w:rFonts w:ascii="SimHei" w:eastAsia="SimHei" w:hAnsi="SimHei" w:cs="SimHei"/>
+                <w:rFonts w:ascii="黑体" w:hAnsi="黑体" w:eastAsia="黑体" w:cs="黑体"/>
                 <w:spacing w:val="-4"/>
                 <w:sz w:val="28"/>
                 <w:szCs w:val="28"/>
@@ -844,14 +770,14 @@
               <w:spacing w:before="178" w:line="222" w:lineRule="auto"/>
               <w:ind w:left="366"/>
               <w:rPr>
-                <w:rFonts w:ascii="SimHei" w:eastAsia="SimHei" w:hAnsi="SimHei" w:cs="SimHei"/>
+                <w:rFonts w:ascii="黑体" w:hAnsi="黑体" w:eastAsia="黑体" w:cs="黑体"/>
                 <w:sz w:val="28"/>
                 <w:szCs w:val="28"/>
               </w:rPr>
             </w:pPr>
             <w:r>
               <w:rPr>
-                <w:rFonts w:ascii="SimHei" w:eastAsia="SimHei" w:hAnsi="SimHei" w:cs="SimHei"/>
+                <w:rFonts w:ascii="黑体" w:hAnsi="黑体" w:eastAsia="黑体" w:cs="黑体"/>
                 <w:spacing w:val="-3"/>
                 <w:sz w:val="28"/>
                 <w:szCs w:val="28"/>
@@ -869,14 +795,14 @@
               <w:spacing w:before="178" w:line="222" w:lineRule="auto"/>
               <w:ind w:left="434"/>
               <w:rPr>
-                <w:rFonts w:ascii="SimHei" w:eastAsia="SimHei" w:hAnsi="SimHei" w:cs="SimHei"/>
+                <w:rFonts w:ascii="黑体" w:hAnsi="黑体" w:eastAsia="黑体" w:cs="黑体"/>
                 <w:sz w:val="28"/>
                 <w:szCs w:val="28"/>
               </w:rPr>
             </w:pPr>
             <w:r>
               <w:rPr>
-                <w:rFonts w:ascii="SimHei" w:eastAsia="SimHei" w:hAnsi="SimHei" w:cs="SimHei"/>
+                <w:rFonts w:ascii="黑体" w:hAnsi="黑体" w:eastAsia="黑体" w:cs="黑体"/>
                 <w:spacing w:val="-3"/>
                 <w:sz w:val="28"/>
                 <w:szCs w:val="28"/>
@@ -894,14 +820,14 @@
               <w:spacing w:before="178" w:line="223" w:lineRule="auto"/>
               <w:ind w:left="444"/>
               <w:rPr>
-                <w:rFonts w:ascii="SimHei" w:eastAsia="SimHei" w:hAnsi="SimHei" w:cs="SimHei"/>
+                <w:rFonts w:ascii="黑体" w:hAnsi="黑体" w:eastAsia="黑体" w:cs="黑体"/>
                 <w:sz w:val="28"/>
                 <w:szCs w:val="28"/>
               </w:rPr>
             </w:pPr>
             <w:r>
               <w:rPr>
-                <w:rFonts w:ascii="SimHei" w:eastAsia="SimHei" w:hAnsi="SimHei" w:cs="SimHei"/>
+                <w:rFonts w:ascii="黑体" w:hAnsi="黑体" w:eastAsia="黑体" w:cs="黑体"/>
                 <w:spacing w:val="-6"/>
                 <w:sz w:val="28"/>
                 <w:szCs w:val="28"/>
@@ -919,14 +845,14 @@
               <w:spacing w:before="177" w:line="222" w:lineRule="auto"/>
               <w:ind w:left="332"/>
               <w:rPr>
-                <w:rFonts w:ascii="SimHei" w:eastAsia="SimHei" w:hAnsi="SimHei" w:cs="SimHei"/>
+                <w:rFonts w:ascii="黑体" w:hAnsi="黑体" w:eastAsia="黑体" w:cs="黑体"/>
                 <w:sz w:val="28"/>
                 <w:szCs w:val="28"/>
               </w:rPr>
             </w:pPr>
             <w:r>
               <w:rPr>
-                <w:rFonts w:ascii="SimHei" w:eastAsia="SimHei" w:hAnsi="SimHei" w:cs="SimHei"/>
+                <w:rFonts w:ascii="黑体" w:hAnsi="黑体" w:eastAsia="黑体" w:cs="黑体"/>
                 <w:spacing w:val="-2"/>
                 <w:sz w:val="28"/>
                 <w:szCs w:val="28"/>
@@ -938,12 +864,23 @@
       </w:tr>
       <w:tr>
         <w:tblPrEx>
-          <w:tblW w:w="8508" w:type="dxa"/>
-          <w:tblInd w:w="161" w:type="dxa"/>
-          <w:tblLayout w:type="fixed"/>
+          <w:tblBorders>
+            <w:top w:val="single" w:color="000000" w:sz="2" w:space="0"/>
+            <w:left w:val="single" w:color="000000" w:sz="2" w:space="0"/>
+            <w:bottom w:val="single" w:color="000000" w:sz="2" w:space="0"/>
+            <w:right w:val="single" w:color="000000" w:sz="2" w:space="0"/>
+            <w:insideH w:val="single" w:color="000000" w:sz="2" w:space="0"/>
+            <w:insideV w:val="single" w:color="000000" w:sz="2" w:space="0"/>
+          </w:tblBorders>
+          <w:tblCellMar>
+            <w:top w:w="0" w:type="dxa"/>
+            <w:left w:w="0" w:type="dxa"/>
+            <w:bottom w:w="0" w:type="dxa"/>
+            <w:right w:w="0" w:type="dxa"/>
+          </w:tblCellMar>
         </w:tblPrEx>
         <w:trPr>
-          <w:trHeight w:val="865"/>
+          <w:trHeight w:val="865" w:hRule="atLeast"/>
         </w:trPr>
         <w:tc>
           <w:tcPr>
@@ -954,14 +891,14 @@
               <w:spacing w:before="177" w:line="241" w:lineRule="auto"/>
               <w:ind w:left="311"/>
               <w:rPr>
-                <w:rFonts w:ascii="SimHei" w:eastAsia="SimHei" w:hAnsi="SimHei" w:cs="SimHei"/>
+                <w:rFonts w:ascii="黑体" w:hAnsi="黑体" w:eastAsia="黑体" w:cs="黑体"/>
                 <w:sz w:val="28"/>
                 <w:szCs w:val="28"/>
               </w:rPr>
             </w:pPr>
             <w:r>
               <w:rPr>
-                <w:rFonts w:ascii="SimHei" w:eastAsia="SimHei" w:hAnsi="SimHei" w:cs="SimHei"/>
+                <w:rFonts w:ascii="黑体" w:hAnsi="黑体" w:eastAsia="黑体" w:cs="黑体"/>
                 <w:spacing w:val="-1"/>
                 <w:sz w:val="28"/>
                 <w:szCs w:val="28"/>
@@ -979,14 +916,14 @@
               <w:spacing w:before="178" w:line="223" w:lineRule="auto"/>
               <w:ind w:left="560" w:right="26" w:hanging="420"/>
               <w:rPr>
-                <w:rFonts w:ascii="SimHei" w:eastAsia="SimHei" w:hAnsi="SimHei" w:cs="SimHei"/>
+                <w:rFonts w:ascii="黑体" w:hAnsi="黑体" w:eastAsia="黑体" w:cs="黑体"/>
                 <w:sz w:val="28"/>
                 <w:szCs w:val="28"/>
               </w:rPr>
             </w:pPr>
             <w:r>
               <w:rPr>
-                <w:rFonts w:ascii="SimHei" w:eastAsia="SimHei" w:hAnsi="SimHei" w:cs="SimHei"/>
+                <w:rFonts w:ascii="黑体" w:hAnsi="黑体" w:eastAsia="黑体" w:cs="黑体"/>
                 <w:spacing w:val="-2"/>
                 <w:sz w:val="28"/>
                 <w:szCs w:val="28"/>
@@ -995,7 +932,7 @@
             </w:r>
             <w:r>
               <w:rPr>
-                <w:rFonts w:ascii="SimHei" w:eastAsia="SimHei" w:hAnsi="SimHei" w:cs="SimHei"/>
+                <w:rFonts w:ascii="黑体" w:hAnsi="黑体" w:eastAsia="黑体" w:cs="黑体"/>
                 <w:spacing w:val="-3"/>
                 <w:sz w:val="28"/>
                 <w:szCs w:val="28"/>
@@ -1013,14 +950,14 @@
               <w:spacing w:before="177" w:line="223" w:lineRule="auto"/>
               <w:ind w:left="445"/>
               <w:rPr>
-                <w:rFonts w:ascii="SimHei" w:eastAsia="SimHei" w:hAnsi="SimHei" w:cs="SimHei"/>
+                <w:rFonts w:ascii="黑体" w:hAnsi="黑体" w:eastAsia="黑体" w:cs="黑体"/>
                 <w:sz w:val="28"/>
                 <w:szCs w:val="28"/>
               </w:rPr>
             </w:pPr>
             <w:r>
               <w:rPr>
-                <w:rFonts w:ascii="SimHei" w:eastAsia="SimHei" w:hAnsi="SimHei" w:cs="SimHei"/>
+                <w:rFonts w:ascii="黑体" w:hAnsi="黑体" w:eastAsia="黑体" w:cs="黑体"/>
                 <w:spacing w:val="-7"/>
                 <w:sz w:val="28"/>
                 <w:szCs w:val="28"/>
@@ -1038,14 +975,14 @@
               <w:spacing w:before="177" w:line="222" w:lineRule="auto"/>
               <w:ind w:left="495"/>
               <w:rPr>
-                <w:rFonts w:ascii="SimHei" w:eastAsia="SimHei" w:hAnsi="SimHei" w:cs="SimHei"/>
+                <w:rFonts w:ascii="黑体" w:hAnsi="黑体" w:eastAsia="黑体" w:cs="黑体"/>
                 <w:sz w:val="28"/>
                 <w:szCs w:val="28"/>
               </w:rPr>
             </w:pPr>
             <w:r>
               <w:rPr>
-                <w:rFonts w:ascii="SimHei" w:eastAsia="SimHei" w:hAnsi="SimHei" w:cs="SimHei"/>
+                <w:rFonts w:ascii="黑体" w:hAnsi="黑体" w:eastAsia="黑体" w:cs="黑体"/>
                 <w:spacing w:val="-5"/>
                 <w:sz w:val="28"/>
                 <w:szCs w:val="28"/>
@@ -1063,14 +1000,14 @@
               <w:spacing w:before="177" w:line="241" w:lineRule="auto"/>
               <w:ind w:left="332"/>
               <w:rPr>
-                <w:rFonts w:ascii="SimHei" w:eastAsia="SimHei" w:hAnsi="SimHei" w:cs="SimHei"/>
+                <w:rFonts w:ascii="黑体" w:hAnsi="黑体" w:eastAsia="黑体" w:cs="黑体"/>
                 <w:sz w:val="28"/>
                 <w:szCs w:val="28"/>
               </w:rPr>
             </w:pPr>
             <w:r>
               <w:rPr>
-                <w:rFonts w:ascii="SimHei" w:eastAsia="SimHei" w:hAnsi="SimHei" w:cs="SimHei"/>
+                <w:rFonts w:ascii="黑体" w:hAnsi="黑体" w:eastAsia="黑体" w:cs="黑体"/>
                 <w:spacing w:val="-2"/>
                 <w:sz w:val="28"/>
                 <w:szCs w:val="28"/>
@@ -1082,12 +1019,23 @@
       </w:tr>
       <w:tr>
         <w:tblPrEx>
-          <w:tblW w:w="8508" w:type="dxa"/>
-          <w:tblInd w:w="161" w:type="dxa"/>
-          <w:tblLayout w:type="fixed"/>
+          <w:tblBorders>
+            <w:top w:val="single" w:color="000000" w:sz="2" w:space="0"/>
+            <w:left w:val="single" w:color="000000" w:sz="2" w:space="0"/>
+            <w:bottom w:val="single" w:color="000000" w:sz="2" w:space="0"/>
+            <w:right w:val="single" w:color="000000" w:sz="2" w:space="0"/>
+            <w:insideH w:val="single" w:color="000000" w:sz="2" w:space="0"/>
+            <w:insideV w:val="single" w:color="000000" w:sz="2" w:space="0"/>
+          </w:tblBorders>
+          <w:tblCellMar>
+            <w:top w:w="0" w:type="dxa"/>
+            <w:left w:w="0" w:type="dxa"/>
+            <w:bottom w:w="0" w:type="dxa"/>
+            <w:right w:w="0" w:type="dxa"/>
+          </w:tblCellMar>
         </w:tblPrEx>
         <w:trPr>
-          <w:trHeight w:val="627"/>
+          <w:trHeight w:val="627" w:hRule="atLeast"/>
         </w:trPr>
         <w:tc>
           <w:tcPr>
@@ -1095,7 +1043,7 @@
           </w:tcPr>
           <w:p>
             <w:pPr>
-              <w:pStyle w:val="TableText"/>
+              <w:pStyle w:val="6"/>
             </w:pPr>
           </w:p>
         </w:tc>
@@ -1105,7 +1053,7 @@
           </w:tcPr>
           <w:p>
             <w:pPr>
-              <w:pStyle w:val="TableText"/>
+              <w:pStyle w:val="6"/>
             </w:pPr>
           </w:p>
         </w:tc>
@@ -1115,7 +1063,7 @@
           </w:tcPr>
           <w:p>
             <w:pPr>
-              <w:pStyle w:val="TableText"/>
+              <w:pStyle w:val="6"/>
             </w:pPr>
           </w:p>
         </w:tc>
@@ -1125,7 +1073,7 @@
           </w:tcPr>
           <w:p>
             <w:pPr>
-              <w:pStyle w:val="TableText"/>
+              <w:pStyle w:val="6"/>
             </w:pPr>
           </w:p>
         </w:tc>
@@ -1135,19 +1083,30 @@
           </w:tcPr>
           <w:p>
             <w:pPr>
-              <w:pStyle w:val="TableText"/>
+              <w:pStyle w:val="6"/>
             </w:pPr>
           </w:p>
         </w:tc>
       </w:tr>
       <w:tr>
         <w:tblPrEx>
-          <w:tblW w:w="8508" w:type="dxa"/>
-          <w:tblInd w:w="161" w:type="dxa"/>
-          <w:tblLayout w:type="fixed"/>
+          <w:tblBorders>
+            <w:top w:val="single" w:color="000000" w:sz="2" w:space="0"/>
+            <w:left w:val="single" w:color="000000" w:sz="2" w:space="0"/>
+            <w:bottom w:val="single" w:color="000000" w:sz="2" w:space="0"/>
+            <w:right w:val="single" w:color="000000" w:sz="2" w:space="0"/>
+            <w:insideH w:val="single" w:color="000000" w:sz="2" w:space="0"/>
+            <w:insideV w:val="single" w:color="000000" w:sz="2" w:space="0"/>
+          </w:tblBorders>
+          <w:tblCellMar>
+            <w:top w:w="0" w:type="dxa"/>
+            <w:left w:w="0" w:type="dxa"/>
+            <w:bottom w:w="0" w:type="dxa"/>
+            <w:right w:w="0" w:type="dxa"/>
+          </w:tblCellMar>
         </w:tblPrEx>
         <w:trPr>
-          <w:trHeight w:val="628"/>
+          <w:trHeight w:val="628" w:hRule="atLeast"/>
         </w:trPr>
         <w:tc>
           <w:tcPr>
@@ -1155,7 +1114,7 @@
           </w:tcPr>
           <w:p>
             <w:pPr>
-              <w:pStyle w:val="TableText"/>
+              <w:pStyle w:val="6"/>
             </w:pPr>
           </w:p>
         </w:tc>
@@ -1165,7 +1124,7 @@
           </w:tcPr>
           <w:p>
             <w:pPr>
-              <w:pStyle w:val="TableText"/>
+              <w:pStyle w:val="6"/>
             </w:pPr>
           </w:p>
         </w:tc>
@@ -1175,7 +1134,7 @@
           </w:tcPr>
           <w:p>
             <w:pPr>
-              <w:pStyle w:val="TableText"/>
+              <w:pStyle w:val="6"/>
             </w:pPr>
           </w:p>
         </w:tc>
@@ -1185,7 +1144,7 @@
           </w:tcPr>
           <w:p>
             <w:pPr>
-              <w:pStyle w:val="TableText"/>
+              <w:pStyle w:val="6"/>
             </w:pPr>
           </w:p>
         </w:tc>
@@ -1195,19 +1154,30 @@
           </w:tcPr>
           <w:p>
             <w:pPr>
-              <w:pStyle w:val="TableText"/>
+              <w:pStyle w:val="6"/>
             </w:pPr>
           </w:p>
         </w:tc>
       </w:tr>
       <w:tr>
         <w:tblPrEx>
-          <w:tblW w:w="8508" w:type="dxa"/>
-          <w:tblInd w:w="161" w:type="dxa"/>
-          <w:tblLayout w:type="fixed"/>
+          <w:tblBorders>
+            <w:top w:val="single" w:color="000000" w:sz="2" w:space="0"/>
+            <w:left w:val="single" w:color="000000" w:sz="2" w:space="0"/>
+            <w:bottom w:val="single" w:color="000000" w:sz="2" w:space="0"/>
+            <w:right w:val="single" w:color="000000" w:sz="2" w:space="0"/>
+            <w:insideH w:val="single" w:color="000000" w:sz="2" w:space="0"/>
+            <w:insideV w:val="single" w:color="000000" w:sz="2" w:space="0"/>
+          </w:tblBorders>
+          <w:tblCellMar>
+            <w:top w:w="0" w:type="dxa"/>
+            <w:left w:w="0" w:type="dxa"/>
+            <w:bottom w:w="0" w:type="dxa"/>
+            <w:right w:w="0" w:type="dxa"/>
+          </w:tblCellMar>
         </w:tblPrEx>
         <w:trPr>
-          <w:trHeight w:val="628"/>
+          <w:trHeight w:val="628" w:hRule="atLeast"/>
         </w:trPr>
         <w:tc>
           <w:tcPr>
@@ -1215,7 +1185,7 @@
           </w:tcPr>
           <w:p>
             <w:pPr>
-              <w:pStyle w:val="TableText"/>
+              <w:pStyle w:val="6"/>
             </w:pPr>
           </w:p>
         </w:tc>
@@ -1225,7 +1195,7 @@
           </w:tcPr>
           <w:p>
             <w:pPr>
-              <w:pStyle w:val="TableText"/>
+              <w:pStyle w:val="6"/>
             </w:pPr>
           </w:p>
         </w:tc>
@@ -1235,7 +1205,7 @@
           </w:tcPr>
           <w:p>
             <w:pPr>
-              <w:pStyle w:val="TableText"/>
+              <w:pStyle w:val="6"/>
             </w:pPr>
           </w:p>
         </w:tc>
@@ -1245,7 +1215,7 @@
           </w:tcPr>
           <w:p>
             <w:pPr>
-              <w:pStyle w:val="TableText"/>
+              <w:pStyle w:val="6"/>
             </w:pPr>
           </w:p>
         </w:tc>
@@ -1255,19 +1225,30 @@
           </w:tcPr>
           <w:p>
             <w:pPr>
-              <w:pStyle w:val="TableText"/>
+              <w:pStyle w:val="6"/>
             </w:pPr>
           </w:p>
         </w:tc>
       </w:tr>
       <w:tr>
         <w:tblPrEx>
-          <w:tblW w:w="8508" w:type="dxa"/>
-          <w:tblInd w:w="161" w:type="dxa"/>
-          <w:tblLayout w:type="fixed"/>
+          <w:tblBorders>
+            <w:top w:val="single" w:color="000000" w:sz="2" w:space="0"/>
+            <w:left w:val="single" w:color="000000" w:sz="2" w:space="0"/>
+            <w:bottom w:val="single" w:color="000000" w:sz="2" w:space="0"/>
+            <w:right w:val="single" w:color="000000" w:sz="2" w:space="0"/>
+            <w:insideH w:val="single" w:color="000000" w:sz="2" w:space="0"/>
+            <w:insideV w:val="single" w:color="000000" w:sz="2" w:space="0"/>
+          </w:tblBorders>
+          <w:tblCellMar>
+            <w:top w:w="0" w:type="dxa"/>
+            <w:left w:w="0" w:type="dxa"/>
+            <w:bottom w:w="0" w:type="dxa"/>
+            <w:right w:w="0" w:type="dxa"/>
+          </w:tblCellMar>
         </w:tblPrEx>
         <w:trPr>
-          <w:trHeight w:val="629"/>
+          <w:trHeight w:val="629" w:hRule="atLeast"/>
         </w:trPr>
         <w:tc>
           <w:tcPr>
@@ -1275,7 +1256,7 @@
           </w:tcPr>
           <w:p>
             <w:pPr>
-              <w:pStyle w:val="TableText"/>
+              <w:pStyle w:val="6"/>
             </w:pPr>
           </w:p>
         </w:tc>
@@ -1285,7 +1266,7 @@
           </w:tcPr>
           <w:p>
             <w:pPr>
-              <w:pStyle w:val="TableText"/>
+              <w:pStyle w:val="6"/>
             </w:pPr>
           </w:p>
         </w:tc>
@@ -1295,7 +1276,7 @@
           </w:tcPr>
           <w:p>
             <w:pPr>
-              <w:pStyle w:val="TableText"/>
+              <w:pStyle w:val="6"/>
             </w:pPr>
           </w:p>
         </w:tc>
@@ -1305,7 +1286,7 @@
           </w:tcPr>
           <w:p>
             <w:pPr>
-              <w:pStyle w:val="TableText"/>
+              <w:pStyle w:val="6"/>
             </w:pPr>
           </w:p>
         </w:tc>
@@ -1315,19 +1296,30 @@
           </w:tcPr>
           <w:p>
             <w:pPr>
-              <w:pStyle w:val="TableText"/>
+              <w:pStyle w:val="6"/>
             </w:pPr>
           </w:p>
         </w:tc>
       </w:tr>
       <w:tr>
         <w:tblPrEx>
-          <w:tblW w:w="8508" w:type="dxa"/>
-          <w:tblInd w:w="161" w:type="dxa"/>
-          <w:tblLayout w:type="fixed"/>
+          <w:tblBorders>
+            <w:top w:val="single" w:color="000000" w:sz="2" w:space="0"/>
+            <w:left w:val="single" w:color="000000" w:sz="2" w:space="0"/>
+            <w:bottom w:val="single" w:color="000000" w:sz="2" w:space="0"/>
+            <w:right w:val="single" w:color="000000" w:sz="2" w:space="0"/>
+            <w:insideH w:val="single" w:color="000000" w:sz="2" w:space="0"/>
+            <w:insideV w:val="single" w:color="000000" w:sz="2" w:space="0"/>
+          </w:tblBorders>
+          <w:tblCellMar>
+            <w:top w:w="0" w:type="dxa"/>
+            <w:left w:w="0" w:type="dxa"/>
+            <w:bottom w:w="0" w:type="dxa"/>
+            <w:right w:w="0" w:type="dxa"/>
+          </w:tblCellMar>
         </w:tblPrEx>
         <w:trPr>
-          <w:trHeight w:val="627"/>
+          <w:trHeight w:val="627" w:hRule="atLeast"/>
         </w:trPr>
         <w:tc>
           <w:tcPr>
@@ -1335,7 +1327,7 @@
           </w:tcPr>
           <w:p>
             <w:pPr>
-              <w:pStyle w:val="TableText"/>
+              <w:pStyle w:val="6"/>
             </w:pPr>
           </w:p>
         </w:tc>
@@ -1345,7 +1337,7 @@
           </w:tcPr>
           <w:p>
             <w:pPr>
-              <w:pStyle w:val="TableText"/>
+              <w:pStyle w:val="6"/>
             </w:pPr>
           </w:p>
         </w:tc>
@@ -1355,7 +1347,7 @@
           </w:tcPr>
           <w:p>
             <w:pPr>
-              <w:pStyle w:val="TableText"/>
+              <w:pStyle w:val="6"/>
             </w:pPr>
           </w:p>
         </w:tc>
@@ -1365,7 +1357,7 @@
           </w:tcPr>
           <w:p>
             <w:pPr>
-              <w:pStyle w:val="TableText"/>
+              <w:pStyle w:val="6"/>
             </w:pPr>
           </w:p>
         </w:tc>
@@ -1375,19 +1367,30 @@
           </w:tcPr>
           <w:p>
             <w:pPr>
-              <w:pStyle w:val="TableText"/>
+              <w:pStyle w:val="6"/>
             </w:pPr>
           </w:p>
         </w:tc>
       </w:tr>
       <w:tr>
         <w:tblPrEx>
-          <w:tblW w:w="8508" w:type="dxa"/>
-          <w:tblInd w:w="161" w:type="dxa"/>
-          <w:tblLayout w:type="fixed"/>
+          <w:tblBorders>
+            <w:top w:val="single" w:color="000000" w:sz="2" w:space="0"/>
+            <w:left w:val="single" w:color="000000" w:sz="2" w:space="0"/>
+            <w:bottom w:val="single" w:color="000000" w:sz="2" w:space="0"/>
+            <w:right w:val="single" w:color="000000" w:sz="2" w:space="0"/>
+            <w:insideH w:val="single" w:color="000000" w:sz="2" w:space="0"/>
+            <w:insideV w:val="single" w:color="000000" w:sz="2" w:space="0"/>
+          </w:tblBorders>
+          <w:tblCellMar>
+            <w:top w:w="0" w:type="dxa"/>
+            <w:left w:w="0" w:type="dxa"/>
+            <w:bottom w:w="0" w:type="dxa"/>
+            <w:right w:w="0" w:type="dxa"/>
+          </w:tblCellMar>
         </w:tblPrEx>
         <w:trPr>
-          <w:trHeight w:val="632"/>
+          <w:trHeight w:val="632" w:hRule="atLeast"/>
         </w:trPr>
         <w:tc>
           <w:tcPr>
@@ -1395,7 +1398,7 @@
           </w:tcPr>
           <w:p>
             <w:pPr>
-              <w:pStyle w:val="TableText"/>
+              <w:pStyle w:val="6"/>
             </w:pPr>
           </w:p>
         </w:tc>
@@ -1405,7 +1408,7 @@
           </w:tcPr>
           <w:p>
             <w:pPr>
-              <w:pStyle w:val="TableText"/>
+              <w:pStyle w:val="6"/>
             </w:pPr>
           </w:p>
         </w:tc>
@@ -1415,7 +1418,7 @@
           </w:tcPr>
           <w:p>
             <w:pPr>
-              <w:pStyle w:val="TableText"/>
+              <w:pStyle w:val="6"/>
             </w:pPr>
           </w:p>
         </w:tc>
@@ -1425,7 +1428,7 @@
           </w:tcPr>
           <w:p>
             <w:pPr>
-              <w:pStyle w:val="TableText"/>
+              <w:pStyle w:val="6"/>
             </w:pPr>
           </w:p>
         </w:tc>
@@ -1435,7 +1438,7 @@
           </w:tcPr>
           <w:p>
             <w:pPr>
-              <w:pStyle w:val="TableText"/>
+              <w:pStyle w:val="6"/>
             </w:pPr>
           </w:p>
         </w:tc>
@@ -1443,16 +1446,16 @@
     </w:tbl>
     <w:p>
       <w:pPr>
-        <w:pStyle w:val="BodyText"/>
+        <w:pStyle w:val="2"/>
       </w:pPr>
     </w:p>
     <w:p>
       <w:pPr>
         <w:sectPr>
-          <w:footerReference w:type="default" r:id="rId6"/>
+          <w:footerReference r:id="rId6" w:type="default"/>
           <w:pgSz w:w="11910" w:h="16840"/>
           <w:pgMar w:top="877" w:right="1786" w:bottom="1196" w:left="1419" w:header="0" w:footer="982" w:gutter="0"/>
-          <w:cols w:space="720"/>
+          <w:cols w:space="720" w:num="1"/>
         </w:sectPr>
       </w:pPr>
     </w:p>
@@ -1467,7 +1470,7 @@
         </w:rPr>
         <w:drawing>
           <wp:inline distT="0" distB="0" distL="0" distR="0">
-            <wp:extent cx="685371" cy="249261"/>
+            <wp:extent cx="685165" cy="248920"/>
             <wp:effectExtent l="0" t="0" r="0" b="0"/>
             <wp:docPr id="6" name="IM 6"/>
             <wp:cNvGraphicFramePr/>
@@ -1479,13 +1482,13 @@
                     <pic:cNvPicPr/>
                   </pic:nvPicPr>
                   <pic:blipFill>
-                    <a:blip xmlns:r="http://schemas.openxmlformats.org/officeDocument/2006/relationships" r:embed="rId4"/>
+                    <a:blip r:embed="rId10"/>
                     <a:stretch>
                       <a:fillRect/>
                     </a:stretch>
                   </pic:blipFill>
                   <pic:spPr>
-                    <a:xfrm rot="0">
+                    <a:xfrm>
                       <a:off x="0" y="0"/>
                       <a:ext cx="685371" cy="249261"/>
                     </a:xfrm>
@@ -1503,7 +1506,7 @@
     <w:sdt>
       <w:sdtPr>
         <w:rPr>
-          <w:rFonts w:ascii="SimSun" w:eastAsia="SimSun" w:hAnsi="SimSun" w:cs="SimSun"/>
+          <w:rFonts w:ascii="宋体" w:hAnsi="宋体" w:eastAsia="宋体" w:cs="宋体"/>
           <w:sz w:val="24"/>
           <w:szCs w:val="24"/>
         </w:rPr>
@@ -1515,7 +1518,7 @@
       </w:sdtPr>
       <w:sdtEndPr>
         <w:rPr>
-          <w:rFonts w:ascii="SimSun" w:eastAsia="SimSun" w:hAnsi="SimSun" w:cs="SimSun"/>
+          <w:rFonts w:ascii="宋体" w:hAnsi="宋体" w:eastAsia="宋体" w:cs="宋体"/>
           <w:sz w:val="24"/>
           <w:szCs w:val="24"/>
         </w:rPr>
@@ -1526,14 +1529,14 @@
             <w:spacing w:before="186" w:line="221" w:lineRule="auto"/>
             <w:ind w:left="4441"/>
             <w:rPr>
-              <w:rFonts w:ascii="SimSun" w:eastAsia="SimSun" w:hAnsi="SimSun" w:cs="SimSun"/>
+              <w:rFonts w:ascii="宋体" w:hAnsi="宋体" w:eastAsia="宋体" w:cs="宋体"/>
               <w:sz w:val="24"/>
               <w:szCs w:val="24"/>
             </w:rPr>
           </w:pPr>
           <w:r>
             <w:rPr>
-              <w:rFonts w:ascii="SimSun" w:eastAsia="SimSun" w:hAnsi="SimSun" w:cs="SimSun"/>
+              <w:rFonts w:ascii="宋体" w:hAnsi="宋体" w:eastAsia="宋体" w:cs="宋体"/>
               <w:spacing w:val="-28"/>
               <w:sz w:val="24"/>
               <w:szCs w:val="24"/>
@@ -1549,7 +1552,7 @@
             <w:spacing w:before="177" w:line="185" w:lineRule="auto"/>
             <w:ind w:left="18"/>
             <w:rPr>
-              <w:rFonts w:ascii="SimSun" w:eastAsia="SimSun" w:hAnsi="SimSun" w:cs="SimSun"/>
+              <w:rFonts w:ascii="宋体" w:hAnsi="宋体" w:eastAsia="宋体" w:cs="宋体"/>
               <w:sz w:val="24"/>
               <w:szCs w:val="24"/>
             </w:rPr>
@@ -1565,7 +1568,7 @@
           </w:r>
           <w:r>
             <w:rPr>
-              <w:rFonts w:ascii="SimSun" w:eastAsia="SimSun" w:hAnsi="SimSun" w:cs="SimSun"/>
+              <w:rFonts w:ascii="宋体" w:hAnsi="宋体" w:eastAsia="宋体" w:cs="宋体"/>
               <w:spacing w:val="-8"/>
               <w:sz w:val="24"/>
               <w:szCs w:val="24"/>
@@ -1574,7 +1577,7 @@
           </w:r>
           <w:r>
             <w:rPr>
-              <w:rFonts w:ascii="SimSun" w:eastAsia="SimSun" w:hAnsi="SimSun" w:cs="SimSun"/>
+              <w:rFonts w:ascii="宋体" w:hAnsi="宋体" w:eastAsia="宋体" w:cs="宋体"/>
               <w:spacing w:val="11"/>
               <w:sz w:val="24"/>
               <w:szCs w:val="24"/>
@@ -1583,7 +1586,7 @@
           </w:r>
           <w:r>
             <w:rPr>
-              <w:rFonts w:ascii="SimSun" w:eastAsia="SimSun" w:hAnsi="SimSun" w:cs="SimSun"/>
+              <w:rFonts w:ascii="宋体" w:hAnsi="宋体" w:eastAsia="宋体" w:cs="宋体"/>
               <w:spacing w:val="-8"/>
               <w:sz w:val="24"/>
               <w:szCs w:val="24"/>
@@ -1592,7 +1595,7 @@
           </w:r>
           <w:r>
             <w:rPr>
-              <w:rFonts w:ascii="SimSun" w:eastAsia="SimSun" w:hAnsi="SimSun" w:cs="SimSun"/>
+              <w:rFonts w:ascii="宋体" w:hAnsi="宋体" w:eastAsia="宋体" w:cs="宋体"/>
               <w:sz w:val="24"/>
               <w:szCs w:val="24"/>
             </w:rPr>
@@ -1600,7 +1603,7 @@
           </w:r>
           <w:r>
             <w:rPr>
-              <w:rFonts w:ascii="SimSun" w:eastAsia="SimSun" w:hAnsi="SimSun" w:cs="SimSun"/>
+              <w:rFonts w:ascii="宋体" w:hAnsi="宋体" w:eastAsia="宋体" w:cs="宋体"/>
               <w:spacing w:val="-83"/>
               <w:sz w:val="24"/>
               <w:szCs w:val="24"/>
@@ -1609,7 +1612,7 @@
           </w:r>
           <w:r>
             <w:rPr>
-              <w:rFonts w:ascii="SimSun" w:eastAsia="SimSun" w:hAnsi="SimSun" w:cs="SimSun"/>
+              <w:rFonts w:ascii="宋体" w:hAnsi="宋体" w:eastAsia="宋体" w:cs="宋体"/>
               <w:spacing w:val="-9"/>
               <w:sz w:val="24"/>
               <w:szCs w:val="24"/>
@@ -1628,7 +1631,7 @@
             <w:spacing w:before="227" w:line="185" w:lineRule="auto"/>
             <w:ind w:left="3"/>
             <w:rPr>
-              <w:rFonts w:ascii="SimSun" w:eastAsia="SimSun" w:hAnsi="SimSun" w:cs="SimSun"/>
+              <w:rFonts w:ascii="宋体" w:hAnsi="宋体" w:eastAsia="宋体" w:cs="宋体"/>
               <w:sz w:val="24"/>
               <w:szCs w:val="24"/>
             </w:rPr>
@@ -1644,7 +1647,7 @@
           </w:r>
           <w:r>
             <w:rPr>
-              <w:rFonts w:ascii="SimSun" w:eastAsia="SimSun" w:hAnsi="SimSun" w:cs="SimSun"/>
+              <w:rFonts w:ascii="宋体" w:hAnsi="宋体" w:eastAsia="宋体" w:cs="宋体"/>
               <w:spacing w:val="-5"/>
               <w:sz w:val="24"/>
               <w:szCs w:val="24"/>
@@ -1653,7 +1656,7 @@
           </w:r>
           <w:r>
             <w:rPr>
-              <w:rFonts w:ascii="SimSun" w:eastAsia="SimSun" w:hAnsi="SimSun" w:cs="SimSun"/>
+              <w:rFonts w:ascii="宋体" w:hAnsi="宋体" w:eastAsia="宋体" w:cs="宋体"/>
               <w:spacing w:val="11"/>
               <w:sz w:val="24"/>
               <w:szCs w:val="24"/>
@@ -1662,7 +1665,7 @@
           </w:r>
           <w:r>
             <w:rPr>
-              <w:rFonts w:ascii="SimSun" w:eastAsia="SimSun" w:hAnsi="SimSun" w:cs="SimSun"/>
+              <w:rFonts w:ascii="宋体" w:hAnsi="宋体" w:eastAsia="宋体" w:cs="宋体"/>
               <w:spacing w:val="-5"/>
               <w:sz w:val="24"/>
               <w:szCs w:val="24"/>
@@ -1671,7 +1674,7 @@
           </w:r>
           <w:r>
             <w:rPr>
-              <w:rFonts w:ascii="SimSun" w:eastAsia="SimSun" w:hAnsi="SimSun" w:cs="SimSun"/>
+              <w:rFonts w:ascii="宋体" w:hAnsi="宋体" w:eastAsia="宋体" w:cs="宋体"/>
               <w:sz w:val="24"/>
               <w:szCs w:val="24"/>
             </w:rPr>
@@ -1679,7 +1682,7 @@
           </w:r>
           <w:r>
             <w:rPr>
-              <w:rFonts w:ascii="SimSun" w:eastAsia="SimSun" w:hAnsi="SimSun" w:cs="SimSun"/>
+              <w:rFonts w:ascii="宋体" w:hAnsi="宋体" w:eastAsia="宋体" w:cs="宋体"/>
               <w:spacing w:val="-83"/>
               <w:sz w:val="24"/>
               <w:szCs w:val="24"/>
@@ -1688,7 +1691,7 @@
           </w:r>
           <w:r>
             <w:rPr>
-              <w:rFonts w:ascii="SimSun" w:eastAsia="SimSun" w:hAnsi="SimSun" w:cs="SimSun"/>
+              <w:rFonts w:ascii="宋体" w:hAnsi="宋体" w:eastAsia="宋体" w:cs="宋体"/>
               <w:spacing w:val="-9"/>
               <w:sz w:val="24"/>
               <w:szCs w:val="24"/>
@@ -1707,7 +1710,7 @@
             <w:spacing w:before="225" w:line="185" w:lineRule="auto"/>
             <w:ind w:left="5"/>
             <w:rPr>
-              <w:rFonts w:ascii="SimSun" w:eastAsia="SimSun" w:hAnsi="SimSun" w:cs="SimSun"/>
+              <w:rFonts w:ascii="宋体" w:hAnsi="宋体" w:eastAsia="宋体" w:cs="宋体"/>
               <w:sz w:val="24"/>
               <w:szCs w:val="24"/>
             </w:rPr>
@@ -1723,7 +1726,7 @@
           </w:r>
           <w:r>
             <w:rPr>
-              <w:rFonts w:ascii="SimSun" w:eastAsia="SimSun" w:hAnsi="SimSun" w:cs="SimSun"/>
+              <w:rFonts w:ascii="宋体" w:hAnsi="宋体" w:eastAsia="宋体" w:cs="宋体"/>
               <w:spacing w:val="-5"/>
               <w:sz w:val="24"/>
               <w:szCs w:val="24"/>
@@ -1732,7 +1735,7 @@
           </w:r>
           <w:r>
             <w:rPr>
-              <w:rFonts w:ascii="SimSun" w:eastAsia="SimSun" w:hAnsi="SimSun" w:cs="SimSun"/>
+              <w:rFonts w:ascii="宋体" w:hAnsi="宋体" w:eastAsia="宋体" w:cs="宋体"/>
               <w:spacing w:val="10"/>
               <w:sz w:val="24"/>
               <w:szCs w:val="24"/>
@@ -1741,7 +1744,7 @@
           </w:r>
           <w:r>
             <w:rPr>
-              <w:rFonts w:ascii="SimSun" w:eastAsia="SimSun" w:hAnsi="SimSun" w:cs="SimSun"/>
+              <w:rFonts w:ascii="宋体" w:hAnsi="宋体" w:eastAsia="宋体" w:cs="宋体"/>
               <w:spacing w:val="-5"/>
               <w:sz w:val="24"/>
               <w:szCs w:val="24"/>
@@ -1750,7 +1753,7 @@
           </w:r>
           <w:r>
             <w:rPr>
-              <w:rFonts w:ascii="SimSun" w:eastAsia="SimSun" w:hAnsi="SimSun" w:cs="SimSun"/>
+              <w:rFonts w:ascii="宋体" w:hAnsi="宋体" w:eastAsia="宋体" w:cs="宋体"/>
               <w:sz w:val="24"/>
               <w:szCs w:val="24"/>
             </w:rPr>
@@ -1758,7 +1761,7 @@
           </w:r>
           <w:r>
             <w:rPr>
-              <w:rFonts w:ascii="SimSun" w:eastAsia="SimSun" w:hAnsi="SimSun" w:cs="SimSun"/>
+              <w:rFonts w:ascii="宋体" w:hAnsi="宋体" w:eastAsia="宋体" w:cs="宋体"/>
               <w:spacing w:val="-83"/>
               <w:sz w:val="24"/>
               <w:szCs w:val="24"/>
@@ -1767,7 +1770,7 @@
           </w:r>
           <w:r>
             <w:rPr>
-              <w:rFonts w:ascii="SimSun" w:eastAsia="SimSun" w:hAnsi="SimSun" w:cs="SimSun"/>
+              <w:rFonts w:ascii="宋体" w:hAnsi="宋体" w:eastAsia="宋体" w:cs="宋体"/>
               <w:spacing w:val="-9"/>
               <w:sz w:val="24"/>
               <w:szCs w:val="24"/>
@@ -1785,7 +1788,7 @@
             </w:tabs>
             <w:spacing w:before="227" w:line="185" w:lineRule="auto"/>
             <w:rPr>
-              <w:rFonts w:ascii="SimSun" w:eastAsia="SimSun" w:hAnsi="SimSun" w:cs="SimSun"/>
+              <w:rFonts w:ascii="宋体" w:hAnsi="宋体" w:eastAsia="宋体" w:cs="宋体"/>
               <w:sz w:val="24"/>
               <w:szCs w:val="24"/>
             </w:rPr>
@@ -1801,7 +1804,7 @@
           </w:r>
           <w:r>
             <w:rPr>
-              <w:rFonts w:ascii="SimSun" w:eastAsia="SimSun" w:hAnsi="SimSun" w:cs="SimSun"/>
+              <w:rFonts w:ascii="宋体" w:hAnsi="宋体" w:eastAsia="宋体" w:cs="宋体"/>
               <w:spacing w:val="-1"/>
               <w:sz w:val="24"/>
               <w:szCs w:val="24"/>
@@ -1810,7 +1813,7 @@
           </w:r>
           <w:r>
             <w:rPr>
-              <w:rFonts w:ascii="SimSun" w:eastAsia="SimSun" w:hAnsi="SimSun" w:cs="SimSun"/>
+              <w:rFonts w:ascii="宋体" w:hAnsi="宋体" w:eastAsia="宋体" w:cs="宋体"/>
               <w:sz w:val="24"/>
               <w:szCs w:val="24"/>
             </w:rPr>
@@ -1818,7 +1821,7 @@
           </w:r>
           <w:r>
             <w:rPr>
-              <w:rFonts w:ascii="SimSun" w:eastAsia="SimSun" w:hAnsi="SimSun" w:cs="SimSun"/>
+              <w:rFonts w:ascii="宋体" w:hAnsi="宋体" w:eastAsia="宋体" w:cs="宋体"/>
               <w:spacing w:val="-77"/>
               <w:sz w:val="24"/>
               <w:szCs w:val="24"/>
@@ -1827,7 +1830,7 @@
           </w:r>
           <w:r>
             <w:rPr>
-              <w:rFonts w:ascii="SimSun" w:eastAsia="SimSun" w:hAnsi="SimSun" w:cs="SimSun"/>
+              <w:rFonts w:ascii="宋体" w:hAnsi="宋体" w:eastAsia="宋体" w:cs="宋体"/>
               <w:spacing w:val="-15"/>
               <w:sz w:val="24"/>
               <w:szCs w:val="24"/>
@@ -1846,7 +1849,7 @@
             <w:spacing w:before="228" w:line="185" w:lineRule="auto"/>
             <w:ind w:left="439"/>
             <w:rPr>
-              <w:rFonts w:ascii="SimSun" w:eastAsia="SimSun" w:hAnsi="SimSun" w:cs="SimSun"/>
+              <w:rFonts w:ascii="宋体" w:hAnsi="宋体" w:eastAsia="宋体" w:cs="宋体"/>
               <w:sz w:val="24"/>
               <w:szCs w:val="24"/>
             </w:rPr>
@@ -1862,7 +1865,7 @@
           </w:r>
           <w:r>
             <w:rPr>
-              <w:rFonts w:ascii="SimSun" w:eastAsia="SimSun" w:hAnsi="SimSun" w:cs="SimSun"/>
+              <w:rFonts w:ascii="宋体" w:hAnsi="宋体" w:eastAsia="宋体" w:cs="宋体"/>
               <w:spacing w:val="-4"/>
               <w:sz w:val="24"/>
               <w:szCs w:val="24"/>
@@ -1871,7 +1874,7 @@
           </w:r>
           <w:r>
             <w:rPr>
-              <w:rFonts w:ascii="SimSun" w:eastAsia="SimSun" w:hAnsi="SimSun" w:cs="SimSun"/>
+              <w:rFonts w:ascii="宋体" w:hAnsi="宋体" w:eastAsia="宋体" w:cs="宋体"/>
               <w:spacing w:val="22"/>
               <w:sz w:val="24"/>
               <w:szCs w:val="24"/>
@@ -1880,7 +1883,7 @@
           </w:r>
           <w:r>
             <w:rPr>
-              <w:rFonts w:ascii="SimSun" w:eastAsia="SimSun" w:hAnsi="SimSun" w:cs="SimSun"/>
+              <w:rFonts w:ascii="宋体" w:hAnsi="宋体" w:eastAsia="宋体" w:cs="宋体"/>
               <w:spacing w:val="-4"/>
               <w:sz w:val="24"/>
               <w:szCs w:val="24"/>
@@ -1889,7 +1892,7 @@
           </w:r>
           <w:r>
             <w:rPr>
-              <w:rFonts w:ascii="SimSun" w:eastAsia="SimSun" w:hAnsi="SimSun" w:cs="SimSun"/>
+              <w:rFonts w:ascii="宋体" w:hAnsi="宋体" w:eastAsia="宋体" w:cs="宋体"/>
               <w:sz w:val="24"/>
               <w:szCs w:val="24"/>
             </w:rPr>
@@ -1897,7 +1900,7 @@
           </w:r>
           <w:r>
             <w:rPr>
-              <w:rFonts w:ascii="SimSun" w:eastAsia="SimSun" w:hAnsi="SimSun" w:cs="SimSun"/>
+              <w:rFonts w:ascii="宋体" w:hAnsi="宋体" w:eastAsia="宋体" w:cs="宋体"/>
               <w:spacing w:val="-96"/>
               <w:sz w:val="24"/>
               <w:szCs w:val="24"/>
@@ -1906,7 +1909,7 @@
           </w:r>
           <w:r>
             <w:rPr>
-              <w:rFonts w:ascii="SimSun" w:eastAsia="SimSun" w:hAnsi="SimSun" w:cs="SimSun"/>
+              <w:rFonts w:ascii="宋体" w:hAnsi="宋体" w:eastAsia="宋体" w:cs="宋体"/>
               <w:spacing w:val="-15"/>
               <w:sz w:val="24"/>
               <w:szCs w:val="24"/>
@@ -1925,7 +1928,7 @@
             <w:spacing w:before="225" w:line="185" w:lineRule="auto"/>
             <w:ind w:left="439"/>
             <w:rPr>
-              <w:rFonts w:ascii="SimSun" w:eastAsia="SimSun" w:hAnsi="SimSun" w:cs="SimSun"/>
+              <w:rFonts w:ascii="宋体" w:hAnsi="宋体" w:eastAsia="宋体" w:cs="宋体"/>
               <w:sz w:val="24"/>
               <w:szCs w:val="24"/>
             </w:rPr>
@@ -1941,7 +1944,7 @@
           </w:r>
           <w:r>
             <w:rPr>
-              <w:rFonts w:ascii="SimSun" w:eastAsia="SimSun" w:hAnsi="SimSun" w:cs="SimSun"/>
+              <w:rFonts w:ascii="宋体" w:hAnsi="宋体" w:eastAsia="宋体" w:cs="宋体"/>
               <w:spacing w:val="-1"/>
               <w:sz w:val="24"/>
               <w:szCs w:val="24"/>
@@ -1950,7 +1953,7 @@
           </w:r>
           <w:r>
             <w:rPr>
-              <w:rFonts w:ascii="SimSun" w:eastAsia="SimSun" w:hAnsi="SimSun" w:cs="SimSun"/>
+              <w:rFonts w:ascii="宋体" w:hAnsi="宋体" w:eastAsia="宋体" w:cs="宋体"/>
               <w:sz w:val="24"/>
               <w:szCs w:val="24"/>
             </w:rPr>
@@ -1958,7 +1961,7 @@
           </w:r>
           <w:r>
             <w:rPr>
-              <w:rFonts w:ascii="SimSun" w:eastAsia="SimSun" w:hAnsi="SimSun" w:cs="SimSun"/>
+              <w:rFonts w:ascii="宋体" w:hAnsi="宋体" w:eastAsia="宋体" w:cs="宋体"/>
               <w:spacing w:val="-96"/>
               <w:sz w:val="24"/>
               <w:szCs w:val="24"/>
@@ -1967,7 +1970,7 @@
           </w:r>
           <w:r>
             <w:rPr>
-              <w:rFonts w:ascii="SimSun" w:eastAsia="SimSun" w:hAnsi="SimSun" w:cs="SimSun"/>
+              <w:rFonts w:ascii="宋体" w:hAnsi="宋体" w:eastAsia="宋体" w:cs="宋体"/>
               <w:spacing w:val="-15"/>
               <w:sz w:val="24"/>
               <w:szCs w:val="24"/>
@@ -1986,7 +1989,7 @@
             <w:spacing w:before="227" w:line="185" w:lineRule="auto"/>
             <w:ind w:left="5"/>
             <w:rPr>
-              <w:rFonts w:ascii="SimSun" w:eastAsia="SimSun" w:hAnsi="SimSun" w:cs="SimSun"/>
+              <w:rFonts w:ascii="宋体" w:hAnsi="宋体" w:eastAsia="宋体" w:cs="宋体"/>
               <w:sz w:val="24"/>
               <w:szCs w:val="24"/>
             </w:rPr>
@@ -2002,7 +2005,7 @@
           </w:r>
           <w:r>
             <w:rPr>
-              <w:rFonts w:ascii="SimSun" w:eastAsia="SimSun" w:hAnsi="SimSun" w:cs="SimSun"/>
+              <w:rFonts w:ascii="宋体" w:hAnsi="宋体" w:eastAsia="宋体" w:cs="宋体"/>
               <w:spacing w:val="-5"/>
               <w:sz w:val="24"/>
               <w:szCs w:val="24"/>
@@ -2011,7 +2014,7 @@
           </w:r>
           <w:r>
             <w:rPr>
-              <w:rFonts w:ascii="SimSun" w:eastAsia="SimSun" w:hAnsi="SimSun" w:cs="SimSun"/>
+              <w:rFonts w:ascii="宋体" w:hAnsi="宋体" w:eastAsia="宋体" w:cs="宋体"/>
               <w:spacing w:val="10"/>
               <w:sz w:val="24"/>
               <w:szCs w:val="24"/>
@@ -2020,7 +2023,7 @@
           </w:r>
           <w:r>
             <w:rPr>
-              <w:rFonts w:ascii="SimSun" w:eastAsia="SimSun" w:hAnsi="SimSun" w:cs="SimSun"/>
+              <w:rFonts w:ascii="宋体" w:hAnsi="宋体" w:eastAsia="宋体" w:cs="宋体"/>
               <w:spacing w:val="-5"/>
               <w:sz w:val="24"/>
               <w:szCs w:val="24"/>
@@ -2029,7 +2032,7 @@
           </w:r>
           <w:r>
             <w:rPr>
-              <w:rFonts w:ascii="SimSun" w:eastAsia="SimSun" w:hAnsi="SimSun" w:cs="SimSun"/>
+              <w:rFonts w:ascii="宋体" w:hAnsi="宋体" w:eastAsia="宋体" w:cs="宋体"/>
               <w:sz w:val="24"/>
               <w:szCs w:val="24"/>
             </w:rPr>
@@ -2037,7 +2040,7 @@
           </w:r>
           <w:r>
             <w:rPr>
-              <w:rFonts w:ascii="SimSun" w:eastAsia="SimSun" w:hAnsi="SimSun" w:cs="SimSun"/>
+              <w:rFonts w:ascii="宋体" w:hAnsi="宋体" w:eastAsia="宋体" w:cs="宋体"/>
               <w:spacing w:val="-80"/>
               <w:sz w:val="24"/>
               <w:szCs w:val="24"/>
@@ -2046,7 +2049,7 @@
           </w:r>
           <w:r>
             <w:rPr>
-              <w:rFonts w:ascii="SimSun" w:eastAsia="SimSun" w:hAnsi="SimSun" w:cs="SimSun"/>
+              <w:rFonts w:ascii="宋体" w:hAnsi="宋体" w:eastAsia="宋体" w:cs="宋体"/>
               <w:spacing w:val="-12"/>
               <w:sz w:val="24"/>
               <w:szCs w:val="24"/>
@@ -2065,7 +2068,7 @@
             <w:spacing w:before="226" w:line="184" w:lineRule="auto"/>
             <w:ind w:left="2"/>
             <w:rPr>
-              <w:rFonts w:ascii="SimSun" w:eastAsia="SimSun" w:hAnsi="SimSun" w:cs="SimSun"/>
+              <w:rFonts w:ascii="宋体" w:hAnsi="宋体" w:eastAsia="宋体" w:cs="宋体"/>
               <w:sz w:val="24"/>
               <w:szCs w:val="24"/>
             </w:rPr>
@@ -2081,7 +2084,7 @@
           </w:r>
           <w:r>
             <w:rPr>
-              <w:rFonts w:ascii="SimSun" w:eastAsia="SimSun" w:hAnsi="SimSun" w:cs="SimSun"/>
+              <w:rFonts w:ascii="宋体" w:hAnsi="宋体" w:eastAsia="宋体" w:cs="宋体"/>
               <w:spacing w:val="-5"/>
               <w:sz w:val="24"/>
               <w:szCs w:val="24"/>
@@ -2090,7 +2093,7 @@
           </w:r>
           <w:r>
             <w:rPr>
-              <w:rFonts w:ascii="SimSun" w:eastAsia="SimSun" w:hAnsi="SimSun" w:cs="SimSun"/>
+              <w:rFonts w:ascii="宋体" w:hAnsi="宋体" w:eastAsia="宋体" w:cs="宋体"/>
               <w:spacing w:val="12"/>
               <w:sz w:val="24"/>
               <w:szCs w:val="24"/>
@@ -2099,7 +2102,7 @@
           </w:r>
           <w:r>
             <w:rPr>
-              <w:rFonts w:ascii="SimSun" w:eastAsia="SimSun" w:hAnsi="SimSun" w:cs="SimSun"/>
+              <w:rFonts w:ascii="宋体" w:hAnsi="宋体" w:eastAsia="宋体" w:cs="宋体"/>
               <w:spacing w:val="-5"/>
               <w:sz w:val="24"/>
               <w:szCs w:val="24"/>
@@ -2108,7 +2111,7 @@
           </w:r>
           <w:r>
             <w:rPr>
-              <w:rFonts w:ascii="SimSun" w:eastAsia="SimSun" w:hAnsi="SimSun" w:cs="SimSun"/>
+              <w:rFonts w:ascii="宋体" w:hAnsi="宋体" w:eastAsia="宋体" w:cs="宋体"/>
               <w:sz w:val="24"/>
               <w:szCs w:val="24"/>
             </w:rPr>
@@ -2116,7 +2119,7 @@
           </w:r>
           <w:r>
             <w:rPr>
-              <w:rFonts w:ascii="SimSun" w:eastAsia="SimSun" w:hAnsi="SimSun" w:cs="SimSun"/>
+              <w:rFonts w:ascii="宋体" w:hAnsi="宋体" w:eastAsia="宋体" w:cs="宋体"/>
               <w:spacing w:val="-76"/>
               <w:sz w:val="24"/>
               <w:szCs w:val="24"/>
@@ -2125,7 +2128,7 @@
           </w:r>
           <w:r>
             <w:rPr>
-              <w:rFonts w:ascii="SimSun" w:eastAsia="SimSun" w:hAnsi="SimSun" w:cs="SimSun"/>
+              <w:rFonts w:ascii="宋体" w:hAnsi="宋体" w:eastAsia="宋体" w:cs="宋体"/>
               <w:spacing w:val="-16"/>
               <w:sz w:val="24"/>
               <w:szCs w:val="24"/>
@@ -2144,7 +2147,7 @@
             <w:spacing w:before="226" w:line="219" w:lineRule="auto"/>
             <w:ind w:left="6"/>
             <w:rPr>
-              <w:rFonts w:ascii="SimSun" w:eastAsia="SimSun" w:hAnsi="SimSun" w:cs="SimSun"/>
+              <w:rFonts w:ascii="宋体" w:hAnsi="宋体" w:eastAsia="宋体" w:cs="宋体"/>
               <w:sz w:val="24"/>
               <w:szCs w:val="24"/>
             </w:rPr>
@@ -2160,7 +2163,7 @@
           </w:r>
           <w:r>
             <w:rPr>
-              <w:rFonts w:ascii="SimSun" w:eastAsia="SimSun" w:hAnsi="SimSun" w:cs="SimSun"/>
+              <w:rFonts w:ascii="宋体" w:hAnsi="宋体" w:eastAsia="宋体" w:cs="宋体"/>
               <w:spacing w:val="-2"/>
               <w:sz w:val="24"/>
               <w:szCs w:val="24"/>
@@ -2169,7 +2172,7 @@
           </w:r>
           <w:r>
             <w:rPr>
-              <w:rFonts w:ascii="SimSun" w:eastAsia="SimSun" w:hAnsi="SimSun" w:cs="SimSun"/>
+              <w:rFonts w:ascii="宋体" w:hAnsi="宋体" w:eastAsia="宋体" w:cs="宋体"/>
               <w:sz w:val="24"/>
               <w:szCs w:val="24"/>
             </w:rPr>
@@ -2177,7 +2180,7 @@
           </w:r>
           <w:r>
             <w:rPr>
-              <w:rFonts w:ascii="SimSun" w:eastAsia="SimSun" w:hAnsi="SimSun" w:cs="SimSun"/>
+              <w:rFonts w:ascii="宋体" w:hAnsi="宋体" w:eastAsia="宋体" w:cs="宋体"/>
               <w:spacing w:val="-76"/>
               <w:sz w:val="24"/>
               <w:szCs w:val="24"/>
@@ -2186,7 +2189,7 @@
           </w:r>
           <w:r>
             <w:rPr>
-              <w:rFonts w:ascii="SimSun" w:eastAsia="SimSun" w:hAnsi="SimSun" w:cs="SimSun"/>
+              <w:rFonts w:ascii="宋体" w:hAnsi="宋体" w:eastAsia="宋体" w:cs="宋体"/>
               <w:spacing w:val="-16"/>
               <w:sz w:val="24"/>
               <w:szCs w:val="24"/>
@@ -2203,15 +2206,15 @@
       <w:pPr>
         <w:spacing w:line="219" w:lineRule="auto"/>
         <w:rPr>
-          <w:rFonts w:ascii="SimSun" w:eastAsia="SimSun" w:hAnsi="SimSun" w:cs="SimSun"/>
+          <w:rFonts w:ascii="宋体" w:hAnsi="宋体" w:eastAsia="宋体" w:cs="宋体"/>
           <w:sz w:val="24"/>
           <w:szCs w:val="24"/>
         </w:rPr>
         <w:sectPr>
-          <w:footerReference w:type="default" r:id="rId7"/>
+          <w:footerReference r:id="rId7" w:type="default"/>
           <w:pgSz w:w="11910" w:h="16840"/>
           <w:pgMar w:top="877" w:right="1321" w:bottom="1196" w:left="1328" w:header="0" w:footer="982" w:gutter="0"/>
-          <w:cols w:space="720"/>
+          <w:cols w:space="720" w:num="1"/>
         </w:sectPr>
       </w:pPr>
     </w:p>
@@ -2225,7 +2228,7 @@
         </w:rPr>
         <w:drawing>
           <wp:inline distT="0" distB="0" distL="0" distR="0">
-            <wp:extent cx="685371" cy="249261"/>
+            <wp:extent cx="685165" cy="248920"/>
             <wp:effectExtent l="0" t="0" r="0" b="0"/>
             <wp:docPr id="8" name="IM 8"/>
             <wp:cNvGraphicFramePr/>
@@ -2237,13 +2240,13 @@
                     <pic:cNvPicPr/>
                   </pic:nvPicPr>
                   <pic:blipFill>
-                    <a:blip xmlns:r="http://schemas.openxmlformats.org/officeDocument/2006/relationships" r:embed="rId4"/>
+                    <a:blip r:embed="rId10"/>
                     <a:stretch>
                       <a:fillRect/>
                     </a:stretch>
                   </pic:blipFill>
                   <pic:spPr>
-                    <a:xfrm rot="0">
+                    <a:xfrm>
                       <a:off x="0" y="0"/>
                       <a:ext cx="685371" cy="249261"/>
                     </a:xfrm>
@@ -2260,23 +2263,11 @@
     </w:p>
     <w:p>
       <w:pPr>
-        <w:pStyle w:val="BodyText"/>
-        <w:spacing w:line="259" w:lineRule="auto"/>
-      </w:pPr>
-    </w:p>
-    <w:p>
-      <w:pPr>
-        <w:pStyle w:val="BodyText"/>
-        <w:spacing w:line="260" w:lineRule="auto"/>
-      </w:pPr>
-    </w:p>
-    <w:p>
-      <w:pPr>
         <w:spacing w:before="101" w:line="227" w:lineRule="auto"/>
         <w:ind w:left="408"/>
         <w:outlineLvl w:val="0"/>
         <w:rPr>
-          <w:rFonts w:ascii="SimHei" w:eastAsia="SimHei" w:hAnsi="SimHei" w:cs="SimHei"/>
+          <w:rFonts w:ascii="黑体" w:hAnsi="黑体" w:eastAsia="黑体" w:cs="黑体"/>
           <w:sz w:val="31"/>
           <w:szCs w:val="31"/>
         </w:rPr>
@@ -2285,7 +2276,7 @@
       <w:bookmarkEnd w:id="0"/>
       <w:r>
         <w:rPr>
-          <w:rFonts w:ascii="SimHei" w:eastAsia="SimHei" w:hAnsi="SimHei" w:cs="SimHei"/>
+          <w:rFonts w:ascii="黑体" w:hAnsi="黑体" w:eastAsia="黑体" w:cs="黑体"/>
           <w:b/>
           <w:bCs/>
           <w:spacing w:val="-4"/>
@@ -2296,7 +2287,7 @@
       </w:r>
       <w:r>
         <w:rPr>
-          <w:rFonts w:ascii="SimHei" w:eastAsia="SimHei" w:hAnsi="SimHei" w:cs="SimHei"/>
+          <w:rFonts w:ascii="黑体" w:hAnsi="黑体" w:eastAsia="黑体" w:cs="黑体"/>
           <w:spacing w:val="29"/>
           <w:sz w:val="31"/>
           <w:szCs w:val="31"/>
@@ -2305,7 +2296,7 @@
       </w:r>
       <w:r>
         <w:rPr>
-          <w:rFonts w:ascii="SimHei" w:eastAsia="SimHei" w:hAnsi="SimHei" w:cs="SimHei"/>
+          <w:rFonts w:ascii="黑体" w:hAnsi="黑体" w:eastAsia="黑体" w:cs="黑体"/>
           <w:b/>
           <w:bCs/>
           <w:spacing w:val="-4"/>
@@ -2317,55 +2308,37 @@
     </w:p>
     <w:p>
       <w:pPr>
-        <w:pStyle w:val="BodyText"/>
-        <w:spacing w:line="263" w:lineRule="auto"/>
-      </w:pPr>
-    </w:p>
-    <w:p>
-      <w:pPr>
-        <w:pStyle w:val="BodyText"/>
-        <w:spacing w:line="263" w:lineRule="auto"/>
-      </w:pPr>
-    </w:p>
-    <w:p>
-      <w:pPr>
         <w:spacing w:before="78" w:line="219" w:lineRule="auto"/>
         <w:ind w:left="870"/>
         <w:rPr>
-          <w:rFonts w:ascii="SimSun" w:eastAsia="SimSun" w:hAnsi="SimSun" w:cs="SimSun"/>
-          <w:sz w:val="24"/>
-          <w:szCs w:val="24"/>
-        </w:rPr>
-      </w:pPr>
-      <w:r>
-        <w:rPr>
-          <w:rFonts w:ascii="SimSun" w:eastAsia="SimSun" w:hAnsi="SimSun" w:cs="SimSun"/>
+          <w:rFonts w:ascii="宋体" w:hAnsi="宋体" w:eastAsia="宋体" w:cs="宋体"/>
+          <w:sz w:val="24"/>
+          <w:szCs w:val="24"/>
+        </w:rPr>
+      </w:pPr>
+      <w:r>
+        <w:rPr>
+          <w:rFonts w:ascii="宋体" w:hAnsi="宋体" w:eastAsia="宋体" w:cs="宋体"/>
           <w:spacing w:val="-1"/>
           <w:sz w:val="24"/>
           <w:szCs w:val="24"/>
         </w:rPr>
         <w:t>本文档定义了服务级别管理流程，主要内容包括：</w:t>
       </w:r>
-    </w:p>
-    <w:p>
-      <w:pPr>
-        <w:pStyle w:val="BodyText"/>
-        <w:spacing w:line="258" w:lineRule="auto"/>
-      </w:pPr>
     </w:p>
     <w:p>
       <w:pPr>
         <w:spacing w:before="78" w:line="239" w:lineRule="auto"/>
         <w:ind w:left="880"/>
         <w:rPr>
-          <w:rFonts w:ascii="SimSun" w:eastAsia="SimSun" w:hAnsi="SimSun" w:cs="SimSun"/>
-          <w:sz w:val="24"/>
-          <w:szCs w:val="24"/>
-        </w:rPr>
-      </w:pPr>
-      <w:r>
-        <w:rPr>
-          <w:rFonts w:ascii="Wingdings" w:eastAsia="Wingdings" w:hAnsi="Wingdings" w:cs="Wingdings"/>
+          <w:rFonts w:ascii="宋体" w:hAnsi="宋体" w:eastAsia="宋体" w:cs="宋体"/>
+          <w:sz w:val="24"/>
+          <w:szCs w:val="24"/>
+        </w:rPr>
+      </w:pPr>
+      <w:r>
+        <w:rPr>
+          <w:rFonts w:ascii="Wingdings" w:hAnsi="Wingdings" w:eastAsia="Wingdings" w:cs="Wingdings"/>
           <w:spacing w:val="-2"/>
           <w:sz w:val="24"/>
           <w:szCs w:val="24"/>
@@ -2374,7 +2347,7 @@
       </w:r>
       <w:r>
         <w:rPr>
-          <w:rFonts w:ascii="Wingdings" w:eastAsia="Wingdings" w:hAnsi="Wingdings" w:cs="Wingdings"/>
+          <w:rFonts w:ascii="Wingdings" w:hAnsi="Wingdings" w:eastAsia="Wingdings" w:cs="Wingdings"/>
           <w:spacing w:val="-33"/>
           <w:sz w:val="24"/>
           <w:szCs w:val="24"/>
@@ -2383,7 +2356,7 @@
       </w:r>
       <w:r>
         <w:rPr>
-          <w:rFonts w:ascii="SimSun" w:eastAsia="SimSun" w:hAnsi="SimSun" w:cs="SimSun"/>
+          <w:rFonts w:ascii="宋体" w:hAnsi="宋体" w:eastAsia="宋体" w:cs="宋体"/>
           <w:spacing w:val="-2"/>
           <w:sz w:val="24"/>
           <w:szCs w:val="24"/>
@@ -2396,14 +2369,14 @@
         <w:spacing w:before="162" w:line="239" w:lineRule="auto"/>
         <w:ind w:left="880"/>
         <w:rPr>
-          <w:rFonts w:ascii="SimSun" w:eastAsia="SimSun" w:hAnsi="SimSun" w:cs="SimSun"/>
-          <w:sz w:val="24"/>
-          <w:szCs w:val="24"/>
-        </w:rPr>
-      </w:pPr>
-      <w:r>
-        <w:rPr>
-          <w:rFonts w:ascii="Wingdings" w:eastAsia="Wingdings" w:hAnsi="Wingdings" w:cs="Wingdings"/>
+          <w:rFonts w:ascii="宋体" w:hAnsi="宋体" w:eastAsia="宋体" w:cs="宋体"/>
+          <w:sz w:val="24"/>
+          <w:szCs w:val="24"/>
+        </w:rPr>
+      </w:pPr>
+      <w:r>
+        <w:rPr>
+          <w:rFonts w:ascii="Wingdings" w:hAnsi="Wingdings" w:eastAsia="Wingdings" w:cs="Wingdings"/>
           <w:spacing w:val="-2"/>
           <w:sz w:val="24"/>
           <w:szCs w:val="24"/>
@@ -2412,7 +2385,7 @@
       </w:r>
       <w:r>
         <w:rPr>
-          <w:rFonts w:ascii="Wingdings" w:eastAsia="Wingdings" w:hAnsi="Wingdings" w:cs="Wingdings"/>
+          <w:rFonts w:ascii="Wingdings" w:hAnsi="Wingdings" w:eastAsia="Wingdings" w:cs="Wingdings"/>
           <w:spacing w:val="-37"/>
           <w:sz w:val="24"/>
           <w:szCs w:val="24"/>
@@ -2421,7 +2394,7 @@
       </w:r>
       <w:r>
         <w:rPr>
-          <w:rFonts w:ascii="SimSun" w:eastAsia="SimSun" w:hAnsi="SimSun" w:cs="SimSun"/>
+          <w:rFonts w:ascii="宋体" w:hAnsi="宋体" w:eastAsia="宋体" w:cs="宋体"/>
           <w:spacing w:val="-2"/>
           <w:sz w:val="24"/>
           <w:szCs w:val="24"/>
@@ -2434,14 +2407,14 @@
         <w:spacing w:before="159" w:line="295" w:lineRule="auto"/>
         <w:ind w:left="1298" w:right="1507" w:hanging="418"/>
         <w:rPr>
-          <w:rFonts w:ascii="SimSun" w:eastAsia="SimSun" w:hAnsi="SimSun" w:cs="SimSun"/>
-          <w:sz w:val="24"/>
-          <w:szCs w:val="24"/>
-        </w:rPr>
-      </w:pPr>
-      <w:r>
-        <w:rPr>
-          <w:rFonts w:ascii="Wingdings" w:eastAsia="Wingdings" w:hAnsi="Wingdings" w:cs="Wingdings"/>
+          <w:rFonts w:ascii="宋体" w:hAnsi="宋体" w:eastAsia="宋体" w:cs="宋体"/>
+          <w:sz w:val="24"/>
+          <w:szCs w:val="24"/>
+        </w:rPr>
+      </w:pPr>
+      <w:r>
+        <w:rPr>
+          <w:rFonts w:ascii="Wingdings" w:hAnsi="Wingdings" w:eastAsia="Wingdings" w:cs="Wingdings"/>
           <w:spacing w:val="-2"/>
           <w:sz w:val="24"/>
           <w:szCs w:val="24"/>
@@ -2450,7 +2423,7 @@
       </w:r>
       <w:r>
         <w:rPr>
-          <w:rFonts w:ascii="Wingdings" w:eastAsia="Wingdings" w:hAnsi="Wingdings" w:cs="Wingdings"/>
+          <w:rFonts w:ascii="Wingdings" w:hAnsi="Wingdings" w:eastAsia="Wingdings" w:cs="Wingdings"/>
           <w:spacing w:val="-49"/>
           <w:sz w:val="24"/>
           <w:szCs w:val="24"/>
@@ -2459,7 +2432,7 @@
       </w:r>
       <w:r>
         <w:rPr>
-          <w:rFonts w:ascii="SimSun" w:eastAsia="SimSun" w:hAnsi="SimSun" w:cs="SimSun"/>
+          <w:rFonts w:ascii="宋体" w:hAnsi="宋体" w:eastAsia="宋体" w:cs="宋体"/>
           <w:spacing w:val="-2"/>
           <w:sz w:val="24"/>
           <w:szCs w:val="24"/>
@@ -2468,7 +2441,7 @@
       </w:r>
       <w:r>
         <w:rPr>
-          <w:rFonts w:ascii="SimSun" w:eastAsia="SimSun" w:hAnsi="SimSun" w:cs="SimSun"/>
+          <w:rFonts w:ascii="宋体" w:hAnsi="宋体" w:eastAsia="宋体" w:cs="宋体"/>
           <w:spacing w:val="-3"/>
           <w:sz w:val="24"/>
           <w:szCs w:val="24"/>
@@ -2477,7 +2450,7 @@
       </w:r>
       <w:r>
         <w:rPr>
-          <w:rFonts w:ascii="SimSun" w:eastAsia="SimSun" w:hAnsi="SimSun" w:cs="SimSun"/>
+          <w:rFonts w:ascii="宋体" w:hAnsi="宋体" w:eastAsia="宋体" w:cs="宋体"/>
           <w:spacing w:val="-2"/>
           <w:sz w:val="24"/>
           <w:szCs w:val="24"/>
@@ -2490,14 +2463,14 @@
         <w:spacing w:before="179" w:line="295" w:lineRule="auto"/>
         <w:ind w:left="1291" w:right="1507" w:hanging="411"/>
         <w:rPr>
-          <w:rFonts w:ascii="SimSun" w:eastAsia="SimSun" w:hAnsi="SimSun" w:cs="SimSun"/>
-          <w:sz w:val="24"/>
-          <w:szCs w:val="24"/>
-        </w:rPr>
-      </w:pPr>
-      <w:r>
-        <w:rPr>
-          <w:rFonts w:ascii="Wingdings" w:eastAsia="Wingdings" w:hAnsi="Wingdings" w:cs="Wingdings"/>
+          <w:rFonts w:ascii="宋体" w:hAnsi="宋体" w:eastAsia="宋体" w:cs="宋体"/>
+          <w:sz w:val="24"/>
+          <w:szCs w:val="24"/>
+        </w:rPr>
+      </w:pPr>
+      <w:r>
+        <w:rPr>
+          <w:rFonts w:ascii="Wingdings" w:hAnsi="Wingdings" w:eastAsia="Wingdings" w:cs="Wingdings"/>
           <w:spacing w:val="-2"/>
           <w:sz w:val="24"/>
           <w:szCs w:val="24"/>
@@ -2506,7 +2479,7 @@
       </w:r>
       <w:r>
         <w:rPr>
-          <w:rFonts w:ascii="Wingdings" w:eastAsia="Wingdings" w:hAnsi="Wingdings" w:cs="Wingdings"/>
+          <w:rFonts w:ascii="Wingdings" w:hAnsi="Wingdings" w:eastAsia="Wingdings" w:cs="Wingdings"/>
           <w:spacing w:val="-49"/>
           <w:sz w:val="24"/>
           <w:szCs w:val="24"/>
@@ -2515,7 +2488,7 @@
       </w:r>
       <w:r>
         <w:rPr>
-          <w:rFonts w:ascii="SimSun" w:eastAsia="SimSun" w:hAnsi="SimSun" w:cs="SimSun"/>
+          <w:rFonts w:ascii="宋体" w:hAnsi="宋体" w:eastAsia="宋体" w:cs="宋体"/>
           <w:spacing w:val="-2"/>
           <w:sz w:val="24"/>
           <w:szCs w:val="24"/>
@@ -2524,7 +2497,7 @@
       </w:r>
       <w:r>
         <w:rPr>
-          <w:rFonts w:ascii="SimSun" w:eastAsia="SimSun" w:hAnsi="SimSun" w:cs="SimSun"/>
+          <w:rFonts w:ascii="宋体" w:hAnsi="宋体" w:eastAsia="宋体" w:cs="宋体"/>
           <w:spacing w:val="-3"/>
           <w:sz w:val="24"/>
           <w:szCs w:val="24"/>
@@ -2533,7 +2506,7 @@
       </w:r>
       <w:r>
         <w:rPr>
-          <w:rFonts w:ascii="SimSun" w:eastAsia="SimSun" w:hAnsi="SimSun" w:cs="SimSun"/>
+          <w:rFonts w:ascii="宋体" w:hAnsi="宋体" w:eastAsia="宋体" w:cs="宋体"/>
           <w:spacing w:val="-2"/>
           <w:sz w:val="24"/>
           <w:szCs w:val="24"/>
@@ -2546,14 +2519,14 @@
         <w:spacing w:before="179" w:line="239" w:lineRule="auto"/>
         <w:ind w:left="880"/>
         <w:rPr>
-          <w:rFonts w:ascii="SimSun" w:eastAsia="SimSun" w:hAnsi="SimSun" w:cs="SimSun"/>
-          <w:sz w:val="24"/>
-          <w:szCs w:val="24"/>
-        </w:rPr>
-      </w:pPr>
-      <w:r>
-        <w:rPr>
-          <w:rFonts w:ascii="Wingdings" w:eastAsia="Wingdings" w:hAnsi="Wingdings" w:cs="Wingdings"/>
+          <w:rFonts w:ascii="宋体" w:hAnsi="宋体" w:eastAsia="宋体" w:cs="宋体"/>
+          <w:sz w:val="24"/>
+          <w:szCs w:val="24"/>
+        </w:rPr>
+      </w:pPr>
+      <w:r>
+        <w:rPr>
+          <w:rFonts w:ascii="Wingdings" w:hAnsi="Wingdings" w:eastAsia="Wingdings" w:cs="Wingdings"/>
           <w:spacing w:val="-2"/>
           <w:sz w:val="24"/>
           <w:szCs w:val="24"/>
@@ -2562,7 +2535,7 @@
       </w:r>
       <w:r>
         <w:rPr>
-          <w:rFonts w:ascii="Wingdings" w:eastAsia="Wingdings" w:hAnsi="Wingdings" w:cs="Wingdings"/>
+          <w:rFonts w:ascii="Wingdings" w:hAnsi="Wingdings" w:eastAsia="Wingdings" w:cs="Wingdings"/>
           <w:spacing w:val="-41"/>
           <w:sz w:val="24"/>
           <w:szCs w:val="24"/>
@@ -2571,25 +2544,13 @@
       </w:r>
       <w:r>
         <w:rPr>
-          <w:rFonts w:ascii="SimSun" w:eastAsia="SimSun" w:hAnsi="SimSun" w:cs="SimSun"/>
+          <w:rFonts w:ascii="宋体" w:hAnsi="宋体" w:eastAsia="宋体" w:cs="宋体"/>
           <w:spacing w:val="-2"/>
           <w:sz w:val="24"/>
           <w:szCs w:val="24"/>
         </w:rPr>
         <w:t>流程持续改进，定义流程回顾和改进方法。</w:t>
       </w:r>
-    </w:p>
-    <w:p>
-      <w:pPr>
-        <w:pStyle w:val="BodyText"/>
-        <w:spacing w:line="257" w:lineRule="auto"/>
-      </w:pPr>
-    </w:p>
-    <w:p>
-      <w:pPr>
-        <w:pStyle w:val="BodyText"/>
-        <w:spacing w:line="258" w:lineRule="auto"/>
-      </w:pPr>
     </w:p>
     <w:p>
       <w:pPr>
@@ -2597,7 +2558,7 @@
         <w:ind w:left="389"/>
         <w:outlineLvl w:val="0"/>
         <w:rPr>
-          <w:rFonts w:ascii="SimHei" w:eastAsia="SimHei" w:hAnsi="SimHei" w:cs="SimHei"/>
+          <w:rFonts w:ascii="黑体" w:hAnsi="黑体" w:eastAsia="黑体" w:cs="黑体"/>
           <w:sz w:val="31"/>
           <w:szCs w:val="31"/>
         </w:rPr>
@@ -2606,7 +2567,7 @@
       <w:bookmarkEnd w:id="1"/>
       <w:r>
         <w:rPr>
-          <w:rFonts w:ascii="SimHei" w:eastAsia="SimHei" w:hAnsi="SimHei" w:cs="SimHei"/>
+          <w:rFonts w:ascii="黑体" w:hAnsi="黑体" w:eastAsia="黑体" w:cs="黑体"/>
           <w:b/>
           <w:bCs/>
           <w:sz w:val="31"/>
@@ -2616,7 +2577,7 @@
       </w:r>
       <w:r>
         <w:rPr>
-          <w:rFonts w:ascii="SimHei" w:eastAsia="SimHei" w:hAnsi="SimHei" w:cs="SimHei"/>
+          <w:rFonts w:ascii="黑体" w:hAnsi="黑体" w:eastAsia="黑体" w:cs="黑体"/>
           <w:spacing w:val="28"/>
           <w:sz w:val="31"/>
           <w:szCs w:val="31"/>
@@ -2625,7 +2586,7 @@
       </w:r>
       <w:r>
         <w:rPr>
-          <w:rFonts w:ascii="SimHei" w:eastAsia="SimHei" w:hAnsi="SimHei" w:cs="SimHei"/>
+          <w:rFonts w:ascii="黑体" w:hAnsi="黑体" w:eastAsia="黑体" w:cs="黑体"/>
           <w:b/>
           <w:bCs/>
           <w:sz w:val="31"/>
@@ -2636,29 +2597,17 @@
     </w:p>
     <w:p>
       <w:pPr>
-        <w:pStyle w:val="BodyText"/>
-        <w:spacing w:line="263" w:lineRule="auto"/>
-      </w:pPr>
-    </w:p>
-    <w:p>
-      <w:pPr>
-        <w:pStyle w:val="BodyText"/>
-        <w:spacing w:line="263" w:lineRule="auto"/>
-      </w:pPr>
-    </w:p>
-    <w:p>
-      <w:pPr>
         <w:spacing w:before="78" w:line="366" w:lineRule="auto"/>
         <w:ind w:left="352" w:right="118" w:firstLine="514"/>
         <w:rPr>
-          <w:rFonts w:ascii="SimSun" w:eastAsia="SimSun" w:hAnsi="SimSun" w:cs="SimSun"/>
-          <w:sz w:val="24"/>
-          <w:szCs w:val="24"/>
-        </w:rPr>
-      </w:pPr>
-      <w:r>
-        <w:rPr>
-          <w:rFonts w:ascii="SimSun" w:eastAsia="SimSun" w:hAnsi="SimSun" w:cs="SimSun"/>
+          <w:rFonts w:ascii="宋体" w:hAnsi="宋体" w:eastAsia="宋体" w:cs="宋体"/>
+          <w:sz w:val="24"/>
+          <w:szCs w:val="24"/>
+        </w:rPr>
+      </w:pPr>
+      <w:r>
+        <w:rPr>
+          <w:rFonts w:ascii="宋体" w:hAnsi="宋体" w:eastAsia="宋体" w:cs="宋体"/>
           <w:spacing w:val="-6"/>
           <w:sz w:val="24"/>
           <w:szCs w:val="24"/>
@@ -2667,7 +2616,7 @@
       </w:r>
       <w:r>
         <w:rPr>
-          <w:rFonts w:ascii="SimSun" w:eastAsia="SimSun" w:hAnsi="SimSun" w:cs="SimSun"/>
+          <w:rFonts w:ascii="宋体" w:hAnsi="宋体" w:eastAsia="宋体" w:cs="宋体"/>
           <w:spacing w:val="-7"/>
           <w:sz w:val="24"/>
           <w:szCs w:val="24"/>
@@ -2676,7 +2625,7 @@
       </w:r>
       <w:r>
         <w:rPr>
-          <w:rFonts w:ascii="SimSun" w:eastAsia="SimSun" w:hAnsi="SimSun" w:cs="SimSun"/>
+          <w:rFonts w:ascii="宋体" w:hAnsi="宋体" w:eastAsia="宋体" w:cs="宋体"/>
           <w:spacing w:val="-1"/>
           <w:sz w:val="24"/>
           <w:szCs w:val="24"/>
@@ -2689,14 +2638,14 @@
         <w:spacing w:before="139" w:line="239" w:lineRule="auto"/>
         <w:ind w:left="880"/>
         <w:rPr>
-          <w:rFonts w:ascii="SimSun" w:eastAsia="SimSun" w:hAnsi="SimSun" w:cs="SimSun"/>
-          <w:sz w:val="24"/>
-          <w:szCs w:val="24"/>
-        </w:rPr>
-      </w:pPr>
-      <w:r>
-        <w:rPr>
-          <w:rFonts w:ascii="Wingdings" w:eastAsia="Wingdings" w:hAnsi="Wingdings" w:cs="Wingdings"/>
+          <w:rFonts w:ascii="宋体" w:hAnsi="宋体" w:eastAsia="宋体" w:cs="宋体"/>
+          <w:sz w:val="24"/>
+          <w:szCs w:val="24"/>
+        </w:rPr>
+      </w:pPr>
+      <w:r>
+        <w:rPr>
+          <w:rFonts w:ascii="Wingdings" w:hAnsi="Wingdings" w:eastAsia="Wingdings" w:cs="Wingdings"/>
           <w:spacing w:val="-3"/>
           <w:sz w:val="24"/>
           <w:szCs w:val="24"/>
@@ -2705,7 +2654,7 @@
       </w:r>
       <w:r>
         <w:rPr>
-          <w:rFonts w:ascii="Wingdings" w:eastAsia="Wingdings" w:hAnsi="Wingdings" w:cs="Wingdings"/>
+          <w:rFonts w:ascii="Wingdings" w:hAnsi="Wingdings" w:eastAsia="Wingdings" w:cs="Wingdings"/>
           <w:spacing w:val="-48"/>
           <w:sz w:val="24"/>
           <w:szCs w:val="24"/>
@@ -2714,7 +2663,7 @@
       </w:r>
       <w:r>
         <w:rPr>
-          <w:rFonts w:ascii="SimSun" w:eastAsia="SimSun" w:hAnsi="SimSun" w:cs="SimSun"/>
+          <w:rFonts w:ascii="宋体" w:hAnsi="宋体" w:eastAsia="宋体" w:cs="宋体"/>
           <w:spacing w:val="-3"/>
           <w:sz w:val="24"/>
           <w:szCs w:val="24"/>
@@ -2727,14 +2676,14 @@
         <w:spacing w:before="160" w:line="239" w:lineRule="auto"/>
         <w:ind w:left="880"/>
         <w:rPr>
-          <w:rFonts w:ascii="SimSun" w:eastAsia="SimSun" w:hAnsi="SimSun" w:cs="SimSun"/>
-          <w:sz w:val="24"/>
-          <w:szCs w:val="24"/>
-        </w:rPr>
-      </w:pPr>
-      <w:r>
-        <w:rPr>
-          <w:rFonts w:ascii="Wingdings" w:eastAsia="Wingdings" w:hAnsi="Wingdings" w:cs="Wingdings"/>
+          <w:rFonts w:ascii="宋体" w:hAnsi="宋体" w:eastAsia="宋体" w:cs="宋体"/>
+          <w:sz w:val="24"/>
+          <w:szCs w:val="24"/>
+        </w:rPr>
+      </w:pPr>
+      <w:r>
+        <w:rPr>
+          <w:rFonts w:ascii="Wingdings" w:hAnsi="Wingdings" w:eastAsia="Wingdings" w:cs="Wingdings"/>
           <w:spacing w:val="-3"/>
           <w:sz w:val="24"/>
           <w:szCs w:val="24"/>
@@ -2743,7 +2692,7 @@
       </w:r>
       <w:r>
         <w:rPr>
-          <w:rFonts w:ascii="Wingdings" w:eastAsia="Wingdings" w:hAnsi="Wingdings" w:cs="Wingdings"/>
+          <w:rFonts w:ascii="Wingdings" w:hAnsi="Wingdings" w:eastAsia="Wingdings" w:cs="Wingdings"/>
           <w:spacing w:val="-47"/>
           <w:sz w:val="24"/>
           <w:szCs w:val="24"/>
@@ -2752,25 +2701,13 @@
       </w:r>
       <w:r>
         <w:rPr>
-          <w:rFonts w:ascii="SimSun" w:eastAsia="SimSun" w:hAnsi="SimSun" w:cs="SimSun"/>
+          <w:rFonts w:ascii="宋体" w:hAnsi="宋体" w:eastAsia="宋体" w:cs="宋体"/>
           <w:spacing w:val="-3"/>
           <w:sz w:val="24"/>
           <w:szCs w:val="24"/>
         </w:rPr>
         <w:t>软件运维服务业务线。</w:t>
       </w:r>
-    </w:p>
-    <w:p>
-      <w:pPr>
-        <w:pStyle w:val="BodyText"/>
-        <w:spacing w:line="258" w:lineRule="auto"/>
-      </w:pPr>
-    </w:p>
-    <w:p>
-      <w:pPr>
-        <w:pStyle w:val="BodyText"/>
-        <w:spacing w:line="259" w:lineRule="auto"/>
-      </w:pPr>
     </w:p>
     <w:p>
       <w:pPr>
@@ -2778,7 +2715,7 @@
         <w:ind w:left="392"/>
         <w:outlineLvl w:val="0"/>
         <w:rPr>
-          <w:rFonts w:ascii="SimHei" w:eastAsia="SimHei" w:hAnsi="SimHei" w:cs="SimHei"/>
+          <w:rFonts w:ascii="黑体" w:hAnsi="黑体" w:eastAsia="黑体" w:cs="黑体"/>
           <w:sz w:val="31"/>
           <w:szCs w:val="31"/>
         </w:rPr>
@@ -2787,7 +2724,7 @@
       <w:bookmarkEnd w:id="2"/>
       <w:r>
         <w:rPr>
-          <w:rFonts w:ascii="SimHei" w:eastAsia="SimHei" w:hAnsi="SimHei" w:cs="SimHei"/>
+          <w:rFonts w:ascii="黑体" w:hAnsi="黑体" w:eastAsia="黑体" w:cs="黑体"/>
           <w:b/>
           <w:bCs/>
           <w:spacing w:val="-13"/>
@@ -2798,7 +2735,7 @@
       </w:r>
       <w:r>
         <w:rPr>
-          <w:rFonts w:ascii="SimHei" w:eastAsia="SimHei" w:hAnsi="SimHei" w:cs="SimHei"/>
+          <w:rFonts w:ascii="黑体" w:hAnsi="黑体" w:eastAsia="黑体" w:cs="黑体"/>
           <w:spacing w:val="28"/>
           <w:sz w:val="31"/>
           <w:szCs w:val="31"/>
@@ -2807,7 +2744,7 @@
       </w:r>
       <w:r>
         <w:rPr>
-          <w:rFonts w:ascii="SimHei" w:eastAsia="SimHei" w:hAnsi="SimHei" w:cs="SimHei"/>
+          <w:rFonts w:ascii="黑体" w:hAnsi="黑体" w:eastAsia="黑体" w:cs="黑体"/>
           <w:b/>
           <w:bCs/>
           <w:spacing w:val="-13"/>
@@ -2819,30 +2756,18 @@
     </w:p>
     <w:p>
       <w:pPr>
-        <w:pStyle w:val="BodyText"/>
-        <w:spacing w:line="266" w:lineRule="auto"/>
-      </w:pPr>
-    </w:p>
-    <w:p>
-      <w:pPr>
-        <w:pStyle w:val="BodyText"/>
-        <w:spacing w:line="267" w:lineRule="auto"/>
-      </w:pPr>
-    </w:p>
-    <w:p>
-      <w:pPr>
         <w:spacing w:before="78" w:line="364" w:lineRule="auto"/>
         <w:ind w:left="389" w:right="127" w:firstLine="480"/>
         <w:jc w:val="both"/>
         <w:rPr>
-          <w:rFonts w:ascii="SimSun" w:eastAsia="SimSun" w:hAnsi="SimSun" w:cs="SimSun"/>
-          <w:sz w:val="24"/>
-          <w:szCs w:val="24"/>
-        </w:rPr>
-      </w:pPr>
-      <w:r>
-        <w:rPr>
-          <w:rFonts w:ascii="SimSun" w:eastAsia="SimSun" w:hAnsi="SimSun" w:cs="SimSun"/>
+          <w:rFonts w:ascii="宋体" w:hAnsi="宋体" w:eastAsia="宋体" w:cs="宋体"/>
+          <w:sz w:val="24"/>
+          <w:szCs w:val="24"/>
+        </w:rPr>
+      </w:pPr>
+      <w:r>
+        <w:rPr>
+          <w:rFonts w:ascii="宋体" w:hAnsi="宋体" w:eastAsia="宋体" w:cs="宋体"/>
           <w:spacing w:val="-6"/>
           <w:sz w:val="24"/>
           <w:szCs w:val="24"/>
@@ -2851,7 +2776,7 @@
       </w:r>
       <w:r>
         <w:rPr>
-          <w:rFonts w:ascii="SimSun" w:eastAsia="SimSun" w:hAnsi="SimSun" w:cs="SimSun"/>
+          <w:rFonts w:ascii="宋体" w:hAnsi="宋体" w:eastAsia="宋体" w:cs="宋体"/>
           <w:spacing w:val="-7"/>
           <w:sz w:val="24"/>
           <w:szCs w:val="24"/>
@@ -2860,7 +2785,7 @@
       </w:r>
       <w:r>
         <w:rPr>
-          <w:rFonts w:ascii="SimSun" w:eastAsia="SimSun" w:hAnsi="SimSun" w:cs="SimSun"/>
+          <w:rFonts w:ascii="宋体" w:hAnsi="宋体" w:eastAsia="宋体" w:cs="宋体"/>
           <w:spacing w:val="-6"/>
           <w:sz w:val="24"/>
           <w:szCs w:val="24"/>
@@ -2869,7 +2794,7 @@
       </w:r>
       <w:r>
         <w:rPr>
-          <w:rFonts w:ascii="SimSun" w:eastAsia="SimSun" w:hAnsi="SimSun" w:cs="SimSun"/>
+          <w:rFonts w:ascii="宋体" w:hAnsi="宋体" w:eastAsia="宋体" w:cs="宋体"/>
           <w:spacing w:val="-7"/>
           <w:sz w:val="24"/>
           <w:szCs w:val="24"/>
@@ -2878,7 +2803,7 @@
       </w:r>
       <w:r>
         <w:rPr>
-          <w:rFonts w:ascii="SimSun" w:eastAsia="SimSun" w:hAnsi="SimSun" w:cs="SimSun"/>
+          <w:rFonts w:ascii="宋体" w:hAnsi="宋体" w:eastAsia="宋体" w:cs="宋体"/>
           <w:spacing w:val="-6"/>
           <w:sz w:val="24"/>
           <w:szCs w:val="24"/>
@@ -2887,7 +2812,7 @@
       </w:r>
       <w:r>
         <w:rPr>
-          <w:rFonts w:ascii="SimSun" w:eastAsia="SimSun" w:hAnsi="SimSun" w:cs="SimSun"/>
+          <w:rFonts w:ascii="宋体" w:hAnsi="宋体" w:eastAsia="宋体" w:cs="宋体"/>
           <w:spacing w:val="-7"/>
           <w:sz w:val="24"/>
           <w:szCs w:val="24"/>
@@ -2896,7 +2821,7 @@
       </w:r>
       <w:r>
         <w:rPr>
-          <w:rFonts w:ascii="SimSun" w:eastAsia="SimSun" w:hAnsi="SimSun" w:cs="SimSun"/>
+          <w:rFonts w:ascii="宋体" w:hAnsi="宋体" w:eastAsia="宋体" w:cs="宋体"/>
           <w:spacing w:val="-6"/>
           <w:sz w:val="24"/>
           <w:szCs w:val="24"/>
@@ -2906,55 +2831,719 @@
     </w:p>
     <w:p>
       <w:pPr>
-        <w:spacing w:line="364" w:lineRule="auto"/>
-        <w:rPr>
-          <w:rFonts w:ascii="SimSun" w:eastAsia="SimSun" w:hAnsi="SimSun" w:cs="SimSun"/>
-          <w:sz w:val="24"/>
-          <w:szCs w:val="24"/>
-        </w:rPr>
-        <w:sectPr>
-          <w:footerReference w:type="default" r:id="rId8"/>
-          <w:pgSz w:w="11910" w:h="16840"/>
-          <w:pgMar w:top="877" w:right="1786" w:bottom="1196" w:left="1419" w:header="0" w:footer="982" w:gutter="0"/>
-          <w:cols w:space="720"/>
-        </w:sectPr>
-      </w:pPr>
-    </w:p>
-    <w:p>
-      <w:pPr>
-        <w:spacing w:line="392" w:lineRule="exact"/>
-      </w:pPr>
-      <w:r>
-        <w:rPr>
-          <w:position w:val="-7"/>
-        </w:rPr>
+        <w:spacing w:before="101" w:line="226" w:lineRule="auto"/>
+        <w:ind w:left="383"/>
+        <w:outlineLvl w:val="0"/>
+        <w:rPr>
+          <w:rFonts w:ascii="黑体" w:hAnsi="黑体" w:eastAsia="黑体" w:cs="黑体"/>
+          <w:sz w:val="31"/>
+          <w:szCs w:val="31"/>
+        </w:rPr>
+      </w:pPr>
+      <w:bookmarkStart w:id="3" w:name="bookmark4"/>
+      <w:bookmarkEnd w:id="3"/>
+      <w:bookmarkStart w:id="4" w:name="bookmark5"/>
+      <w:bookmarkEnd w:id="4"/>
+      <w:r>
+        <w:rPr>
+          <w:rFonts w:ascii="黑体" w:hAnsi="黑体" w:eastAsia="黑体" w:cs="黑体"/>
+          <w:b/>
+          <w:bCs/>
+          <w:spacing w:val="-10"/>
+          <w:sz w:val="31"/>
+          <w:szCs w:val="31"/>
+        </w:rPr>
+        <w:t>4</w:t>
+      </w:r>
+      <w:r>
+        <w:rPr>
+          <w:rFonts w:ascii="黑体" w:hAnsi="黑体" w:eastAsia="黑体" w:cs="黑体"/>
+          <w:spacing w:val="-48"/>
+          <w:sz w:val="31"/>
+          <w:szCs w:val="31"/>
+        </w:rPr>
+        <w:t xml:space="preserve"> </w:t>
+      </w:r>
+      <w:r>
+        <w:rPr>
+          <w:rFonts w:ascii="黑体" w:hAnsi="黑体" w:eastAsia="黑体" w:cs="黑体"/>
+          <w:b/>
+          <w:bCs/>
+          <w:spacing w:val="-10"/>
+          <w:sz w:val="31"/>
+          <w:szCs w:val="31"/>
+        </w:rPr>
+        <w:t>流程角色和职责</w:t>
+      </w:r>
+    </w:p>
+    <w:p>
+      <w:pPr>
+        <w:spacing w:before="98" w:line="221" w:lineRule="auto"/>
+        <w:ind w:left="383"/>
+        <w:outlineLvl w:val="1"/>
+        <w:rPr>
+          <w:rFonts w:ascii="黑体" w:hAnsi="黑体" w:eastAsia="黑体" w:cs="黑体"/>
+          <w:sz w:val="30"/>
+          <w:szCs w:val="30"/>
+        </w:rPr>
+      </w:pPr>
+      <w:bookmarkStart w:id="5" w:name="bookmark10"/>
+      <w:bookmarkEnd w:id="5"/>
+      <w:r>
+        <w:rPr>
+          <w:rFonts w:ascii="黑体" w:hAnsi="黑体" w:eastAsia="黑体" w:cs="黑体"/>
+          <w:b/>
+          <w:bCs/>
+          <w:spacing w:val="-13"/>
+          <w:sz w:val="30"/>
+          <w:szCs w:val="30"/>
+        </w:rPr>
+        <w:t>4.1</w:t>
+      </w:r>
+      <w:r>
+        <w:rPr>
+          <w:rFonts w:ascii="黑体" w:hAnsi="黑体" w:eastAsia="黑体" w:cs="黑体"/>
+          <w:spacing w:val="22"/>
+          <w:sz w:val="30"/>
+          <w:szCs w:val="30"/>
+        </w:rPr>
+        <w:t xml:space="preserve"> </w:t>
+      </w:r>
+      <w:r>
+        <w:rPr>
+          <w:rFonts w:ascii="黑体" w:hAnsi="黑体" w:eastAsia="黑体" w:cs="黑体"/>
+          <w:b/>
+          <w:bCs/>
+          <w:spacing w:val="-13"/>
+          <w:sz w:val="30"/>
+          <w:szCs w:val="30"/>
+        </w:rPr>
+        <w:t>责任人策略</w:t>
+      </w:r>
+    </w:p>
+    <w:p>
+      <w:pPr>
+        <w:spacing w:before="78" w:line="364" w:lineRule="auto"/>
+        <w:ind w:left="387" w:right="103" w:firstLine="481"/>
+        <w:jc w:val="both"/>
+        <w:rPr>
+          <w:rFonts w:ascii="宋体" w:hAnsi="宋体" w:eastAsia="宋体" w:cs="宋体"/>
+          <w:sz w:val="24"/>
+          <w:szCs w:val="24"/>
+        </w:rPr>
+      </w:pPr>
+      <w:r>
+        <w:rPr>
+          <w:rFonts w:ascii="宋体" w:hAnsi="宋体" w:eastAsia="宋体" w:cs="宋体"/>
+          <w:spacing w:val="-6"/>
+          <w:sz w:val="24"/>
+          <w:szCs w:val="24"/>
+        </w:rPr>
+        <w:t>服务级别管理责任人是公司服务团队的代表，需严格遵守服务级</w:t>
+      </w:r>
+      <w:r>
+        <w:rPr>
+          <w:rFonts w:ascii="宋体" w:hAnsi="宋体" w:eastAsia="宋体" w:cs="宋体"/>
+          <w:spacing w:val="-7"/>
+          <w:sz w:val="24"/>
+          <w:szCs w:val="24"/>
+        </w:rPr>
+        <w:t>别协议，并</w:t>
+      </w:r>
+      <w:r>
+        <w:rPr>
+          <w:rFonts w:ascii="宋体" w:hAnsi="宋体" w:eastAsia="宋体" w:cs="宋体"/>
+          <w:spacing w:val="-6"/>
+          <w:sz w:val="24"/>
+          <w:szCs w:val="24"/>
+        </w:rPr>
+        <w:t>将影响服务质量的负面因素控制在最小范围。服务级别管理责任人负责配</w:t>
+      </w:r>
+      <w:r>
+        <w:rPr>
+          <w:rFonts w:ascii="宋体" w:hAnsi="宋体" w:eastAsia="宋体" w:cs="宋体"/>
+          <w:spacing w:val="-7"/>
+          <w:sz w:val="24"/>
+          <w:szCs w:val="24"/>
+        </w:rPr>
+        <w:t>合服务</w:t>
+      </w:r>
+      <w:r>
+        <w:rPr>
+          <w:rFonts w:ascii="宋体" w:hAnsi="宋体" w:eastAsia="宋体" w:cs="宋体"/>
+          <w:sz w:val="24"/>
+          <w:szCs w:val="24"/>
+        </w:rPr>
+        <w:t>团队定义服务级别指标和目标，并领导服务团队与客户进</w:t>
+      </w:r>
+      <w:r>
+        <w:rPr>
+          <w:rFonts w:ascii="宋体" w:hAnsi="宋体" w:eastAsia="宋体" w:cs="宋体"/>
+          <w:spacing w:val="-1"/>
+          <w:sz w:val="24"/>
+          <w:szCs w:val="24"/>
+        </w:rPr>
+        <w:t>行服务级别协议的沟</w:t>
+      </w:r>
+      <w:r>
+        <w:rPr>
+          <w:rFonts w:ascii="宋体" w:hAnsi="宋体" w:eastAsia="宋体" w:cs="宋体"/>
+          <w:spacing w:val="-12"/>
+          <w:sz w:val="24"/>
+          <w:szCs w:val="24"/>
+        </w:rPr>
+        <w:t>通、确认和签署，同时组织客户、服务团队和第三方服务提供商定期对服务级别协</w:t>
+      </w:r>
+      <w:r>
+        <w:rPr>
+          <w:rFonts w:ascii="宋体" w:hAnsi="宋体" w:eastAsia="宋体" w:cs="宋体"/>
+          <w:spacing w:val="-1"/>
+          <w:sz w:val="24"/>
+          <w:szCs w:val="24"/>
+        </w:rPr>
+        <w:t>议进行检查和回顾。</w:t>
+      </w:r>
+    </w:p>
+    <w:p>
+      <w:pPr>
+        <w:spacing w:before="157" w:line="364" w:lineRule="auto"/>
+        <w:ind w:left="390" w:right="5" w:firstLine="479"/>
+        <w:jc w:val="both"/>
+        <w:rPr>
+          <w:rFonts w:ascii="宋体" w:hAnsi="宋体" w:eastAsia="宋体" w:cs="宋体"/>
+          <w:sz w:val="24"/>
+          <w:szCs w:val="24"/>
+        </w:rPr>
+      </w:pPr>
+      <w:r>
+        <w:rPr>
+          <w:rFonts w:ascii="宋体" w:hAnsi="宋体" w:eastAsia="宋体" w:cs="宋体"/>
+          <w:spacing w:val="-3"/>
+          <w:sz w:val="24"/>
+          <w:szCs w:val="24"/>
+        </w:rPr>
+        <w:t>服务级别经理是服务级别管理活动的具体执行人，应认真履行服务级别管理的日常操作层面的工作要求。通常，服务级别经理角色由各服务项目的项目经理</w:t>
+      </w:r>
+      <w:r>
+        <w:rPr>
+          <w:rFonts w:ascii="宋体" w:hAnsi="宋体" w:eastAsia="宋体" w:cs="宋体"/>
+          <w:spacing w:val="-4"/>
+          <w:sz w:val="24"/>
+          <w:szCs w:val="24"/>
+        </w:rPr>
+        <w:t>担任。</w:t>
+      </w:r>
+    </w:p>
+    <w:p>
+      <w:pPr>
+        <w:spacing w:before="311" w:line="221" w:lineRule="auto"/>
+        <w:ind w:left="383"/>
+        <w:outlineLvl w:val="1"/>
+        <w:rPr>
+          <w:rFonts w:ascii="黑体" w:hAnsi="黑体" w:eastAsia="黑体" w:cs="黑体"/>
+          <w:sz w:val="30"/>
+          <w:szCs w:val="30"/>
+        </w:rPr>
+      </w:pPr>
+      <w:bookmarkStart w:id="6" w:name="bookmark6"/>
+      <w:bookmarkEnd w:id="6"/>
+      <w:r>
+        <w:rPr>
+          <w:rFonts w:ascii="黑体" w:hAnsi="黑体" w:eastAsia="黑体" w:cs="黑体"/>
+          <w:b/>
+          <w:bCs/>
+          <w:spacing w:val="-3"/>
+          <w:sz w:val="30"/>
+          <w:szCs w:val="30"/>
+        </w:rPr>
+        <w:t>4.2</w:t>
+      </w:r>
+      <w:r>
+        <w:rPr>
+          <w:rFonts w:ascii="黑体" w:hAnsi="黑体" w:eastAsia="黑体" w:cs="黑体"/>
+          <w:spacing w:val="-3"/>
+          <w:sz w:val="30"/>
+          <w:szCs w:val="30"/>
+        </w:rPr>
+        <w:t xml:space="preserve"> </w:t>
+      </w:r>
+      <w:r>
+        <w:rPr>
+          <w:rFonts w:ascii="黑体" w:hAnsi="黑体" w:eastAsia="黑体" w:cs="黑体"/>
+          <w:b/>
+          <w:bCs/>
+          <w:spacing w:val="-3"/>
+          <w:sz w:val="30"/>
+          <w:szCs w:val="30"/>
+        </w:rPr>
+        <w:t>责任人角色与职责</w:t>
+      </w:r>
+    </w:p>
+    <w:p>
+      <w:pPr>
+        <w:spacing w:before="78" w:line="295" w:lineRule="auto"/>
+        <w:ind w:left="1308" w:right="74" w:hanging="428"/>
+        <w:rPr>
+          <w:rFonts w:ascii="宋体" w:hAnsi="宋体" w:eastAsia="宋体" w:cs="宋体"/>
+          <w:sz w:val="24"/>
+          <w:szCs w:val="24"/>
+        </w:rPr>
+      </w:pPr>
+      <w:r>
+        <w:rPr>
+          <w:rFonts w:ascii="Wingdings" w:hAnsi="Wingdings" w:eastAsia="Wingdings" w:cs="Wingdings"/>
+          <w:spacing w:val="-2"/>
+          <w:sz w:val="24"/>
+          <w:szCs w:val="24"/>
+        </w:rPr>
+        <w:t>n</w:t>
+      </w:r>
+      <w:r>
+        <w:rPr>
+          <w:rFonts w:ascii="Wingdings" w:hAnsi="Wingdings" w:eastAsia="Wingdings" w:cs="Wingdings"/>
+          <w:spacing w:val="-48"/>
+          <w:sz w:val="24"/>
+          <w:szCs w:val="24"/>
+        </w:rPr>
+        <w:t xml:space="preserve"> </w:t>
+      </w:r>
+      <w:r>
+        <w:rPr>
+          <w:rFonts w:ascii="宋体" w:hAnsi="宋体" w:eastAsia="宋体" w:cs="宋体"/>
+          <w:spacing w:val="-2"/>
+          <w:sz w:val="24"/>
+          <w:szCs w:val="24"/>
+        </w:rPr>
+        <w:t>在组织内部定义部署服务级别管理流程，并负责落实服务级别管理流程</w:t>
+      </w:r>
+      <w:r>
+        <w:rPr>
+          <w:rFonts w:ascii="宋体" w:hAnsi="宋体" w:eastAsia="宋体" w:cs="宋体"/>
+          <w:spacing w:val="-5"/>
+          <w:sz w:val="24"/>
+          <w:szCs w:val="24"/>
+        </w:rPr>
+        <w:t>的执行和实施。</w:t>
+      </w:r>
+    </w:p>
+    <w:p>
+      <w:pPr>
+        <w:spacing w:before="179" w:line="239" w:lineRule="auto"/>
+        <w:ind w:left="880"/>
+        <w:rPr>
+          <w:rFonts w:ascii="宋体" w:hAnsi="宋体" w:eastAsia="宋体" w:cs="宋体"/>
+          <w:sz w:val="24"/>
+          <w:szCs w:val="24"/>
+        </w:rPr>
+      </w:pPr>
+      <w:r>
+        <w:rPr>
+          <w:rFonts w:ascii="Wingdings" w:hAnsi="Wingdings" w:eastAsia="Wingdings" w:cs="Wingdings"/>
+          <w:spacing w:val="-4"/>
+          <w:sz w:val="24"/>
+          <w:szCs w:val="24"/>
+        </w:rPr>
+        <w:t>n</w:t>
+      </w:r>
+      <w:r>
+        <w:rPr>
+          <w:rFonts w:ascii="Wingdings" w:hAnsi="Wingdings" w:eastAsia="Wingdings" w:cs="Wingdings"/>
+          <w:spacing w:val="-48"/>
+          <w:sz w:val="24"/>
+          <w:szCs w:val="24"/>
+        </w:rPr>
+        <w:t xml:space="preserve"> </w:t>
+      </w:r>
+      <w:r>
+        <w:rPr>
+          <w:rFonts w:ascii="宋体" w:hAnsi="宋体" w:eastAsia="宋体" w:cs="宋体"/>
+          <w:spacing w:val="-4"/>
+          <w:sz w:val="24"/>
+          <w:szCs w:val="24"/>
+        </w:rPr>
+        <w:t>编制服务目录。</w:t>
+      </w:r>
+    </w:p>
+    <w:p>
+      <w:pPr>
+        <w:spacing w:before="159" w:line="239" w:lineRule="auto"/>
+        <w:ind w:left="880"/>
+        <w:rPr>
+          <w:rFonts w:ascii="宋体" w:hAnsi="宋体" w:eastAsia="宋体" w:cs="宋体"/>
+          <w:sz w:val="24"/>
+          <w:szCs w:val="24"/>
+        </w:rPr>
+      </w:pPr>
+      <w:r>
+        <w:rPr>
+          <w:rFonts w:ascii="Wingdings" w:hAnsi="Wingdings" w:eastAsia="Wingdings" w:cs="Wingdings"/>
+          <w:spacing w:val="-2"/>
+          <w:sz w:val="24"/>
+          <w:szCs w:val="24"/>
+        </w:rPr>
+        <w:t>n</w:t>
+      </w:r>
+      <w:r>
+        <w:rPr>
+          <w:rFonts w:ascii="Wingdings" w:hAnsi="Wingdings" w:eastAsia="Wingdings" w:cs="Wingdings"/>
+          <w:spacing w:val="-33"/>
+          <w:sz w:val="24"/>
+          <w:szCs w:val="24"/>
+        </w:rPr>
+        <w:t xml:space="preserve"> </w:t>
+      </w:r>
+      <w:r>
+        <w:rPr>
+          <w:rFonts w:ascii="宋体" w:hAnsi="宋体" w:eastAsia="宋体" w:cs="宋体"/>
+          <w:spacing w:val="-2"/>
+          <w:sz w:val="24"/>
+          <w:szCs w:val="24"/>
+        </w:rPr>
+        <w:t>拟定服务级别协议草案，与供应商和客户谈判协商。</w:t>
+      </w:r>
+    </w:p>
+    <w:p>
+      <w:pPr>
+        <w:spacing w:before="163" w:line="294" w:lineRule="auto"/>
+        <w:ind w:left="1291" w:right="74" w:hanging="411"/>
+        <w:rPr>
+          <w:rFonts w:ascii="宋体" w:hAnsi="宋体" w:eastAsia="宋体" w:cs="宋体"/>
+          <w:sz w:val="24"/>
+          <w:szCs w:val="24"/>
+        </w:rPr>
+      </w:pPr>
+      <w:r>
+        <w:rPr>
+          <w:rFonts w:ascii="Wingdings" w:hAnsi="Wingdings" w:eastAsia="Wingdings" w:cs="Wingdings"/>
+          <w:spacing w:val="-2"/>
+          <w:sz w:val="24"/>
+          <w:szCs w:val="24"/>
+        </w:rPr>
+        <w:t>n</w:t>
+      </w:r>
+      <w:r>
+        <w:rPr>
+          <w:rFonts w:ascii="Wingdings" w:hAnsi="Wingdings" w:eastAsia="Wingdings" w:cs="Wingdings"/>
+          <w:spacing w:val="-47"/>
+          <w:sz w:val="24"/>
+          <w:szCs w:val="24"/>
+        </w:rPr>
+        <w:t xml:space="preserve"> </w:t>
+      </w:r>
+      <w:r>
+        <w:rPr>
+          <w:rFonts w:ascii="宋体" w:hAnsi="宋体" w:eastAsia="宋体" w:cs="宋体"/>
+          <w:spacing w:val="-2"/>
+          <w:sz w:val="24"/>
+          <w:szCs w:val="24"/>
+        </w:rPr>
+        <w:t>组织并维护定期服务级别回顾，监控服务质量及服务级别完成情况，生成服务报告。</w:t>
+      </w:r>
+    </w:p>
+    <w:p>
+      <w:pPr>
+        <w:spacing w:before="181" w:line="239" w:lineRule="auto"/>
+        <w:ind w:left="880"/>
+        <w:rPr>
+          <w:rFonts w:ascii="宋体" w:hAnsi="宋体" w:eastAsia="宋体" w:cs="宋体"/>
+          <w:sz w:val="24"/>
+          <w:szCs w:val="24"/>
+        </w:rPr>
+      </w:pPr>
+      <w:r>
+        <w:rPr>
+          <w:rFonts w:ascii="Wingdings" w:hAnsi="Wingdings" w:eastAsia="Wingdings" w:cs="Wingdings"/>
+          <w:spacing w:val="-2"/>
+          <w:sz w:val="24"/>
+          <w:szCs w:val="24"/>
+        </w:rPr>
+        <w:t>n</w:t>
+      </w:r>
+      <w:r>
+        <w:rPr>
+          <w:rFonts w:ascii="Wingdings" w:hAnsi="Wingdings" w:eastAsia="Wingdings" w:cs="Wingdings"/>
+          <w:spacing w:val="-45"/>
+          <w:sz w:val="24"/>
+          <w:szCs w:val="24"/>
+        </w:rPr>
+        <w:t xml:space="preserve"> </w:t>
+      </w:r>
+      <w:r>
+        <w:rPr>
+          <w:rFonts w:ascii="宋体" w:hAnsi="宋体" w:eastAsia="宋体" w:cs="宋体"/>
+          <w:spacing w:val="-2"/>
+          <w:sz w:val="24"/>
+          <w:szCs w:val="24"/>
+        </w:rPr>
+        <w:t>分析和回顾服务级别协议的服务绩效。</w:t>
+      </w:r>
+    </w:p>
+    <w:p>
+      <w:pPr>
+        <w:spacing w:before="160" w:line="295" w:lineRule="auto"/>
+        <w:ind w:left="1291" w:right="72" w:hanging="411"/>
+        <w:rPr>
+          <w:rFonts w:ascii="宋体" w:hAnsi="宋体" w:eastAsia="宋体" w:cs="宋体"/>
+          <w:sz w:val="24"/>
+          <w:szCs w:val="24"/>
+        </w:rPr>
+      </w:pPr>
+      <w:r>
+        <w:rPr>
+          <w:rFonts w:ascii="Wingdings" w:hAnsi="Wingdings" w:eastAsia="Wingdings" w:cs="Wingdings"/>
+          <w:spacing w:val="-2"/>
+          <w:sz w:val="24"/>
+          <w:szCs w:val="24"/>
+        </w:rPr>
+        <w:t>n</w:t>
+      </w:r>
+      <w:r>
+        <w:rPr>
+          <w:rFonts w:ascii="Wingdings" w:hAnsi="Wingdings" w:eastAsia="Wingdings" w:cs="Wingdings"/>
+          <w:spacing w:val="-46"/>
+          <w:sz w:val="24"/>
+          <w:szCs w:val="24"/>
+        </w:rPr>
+        <w:t xml:space="preserve"> </w:t>
+      </w:r>
+      <w:r>
+        <w:rPr>
+          <w:rFonts w:ascii="宋体" w:hAnsi="宋体" w:eastAsia="宋体" w:cs="宋体"/>
+          <w:spacing w:val="-2"/>
+          <w:sz w:val="24"/>
+          <w:szCs w:val="24"/>
+        </w:rPr>
+        <w:t>协调任何服务级别需求的临时变更（客户要求额外支持时间、服务提供</w:t>
+      </w:r>
+      <w:r>
+        <w:rPr>
+          <w:rFonts w:ascii="宋体" w:hAnsi="宋体" w:eastAsia="宋体" w:cs="宋体"/>
+          <w:spacing w:val="-1"/>
+          <w:sz w:val="24"/>
+          <w:szCs w:val="24"/>
+        </w:rPr>
+        <w:t>者提出的在某维护时段内降低服务级别等等）。</w:t>
+      </w:r>
+    </w:p>
+    <w:p>
+      <w:pPr>
+        <w:spacing w:before="178" w:line="295" w:lineRule="auto"/>
+        <w:ind w:left="1291" w:right="74" w:hanging="411"/>
+        <w:rPr>
+          <w:rFonts w:ascii="宋体" w:hAnsi="宋体" w:eastAsia="宋体" w:cs="宋体"/>
+          <w:sz w:val="24"/>
+          <w:szCs w:val="24"/>
+        </w:rPr>
+      </w:pPr>
+      <w:r>
+        <w:rPr>
+          <w:rFonts w:ascii="Wingdings" w:hAnsi="Wingdings" w:eastAsia="Wingdings" w:cs="Wingdings"/>
+          <w:spacing w:val="-2"/>
+          <w:sz w:val="24"/>
+          <w:szCs w:val="24"/>
+        </w:rPr>
+        <w:t>n</w:t>
+      </w:r>
+      <w:r>
+        <w:rPr>
+          <w:rFonts w:ascii="Wingdings" w:hAnsi="Wingdings" w:eastAsia="Wingdings" w:cs="Wingdings"/>
+          <w:spacing w:val="-48"/>
+          <w:sz w:val="24"/>
+          <w:szCs w:val="24"/>
+        </w:rPr>
+        <w:t xml:space="preserve"> </w:t>
+      </w:r>
+      <w:r>
+        <w:rPr>
+          <w:rFonts w:ascii="宋体" w:hAnsi="宋体" w:eastAsia="宋体" w:cs="宋体"/>
+          <w:spacing w:val="-2"/>
+          <w:sz w:val="24"/>
+          <w:szCs w:val="24"/>
+        </w:rPr>
+        <w:t>就任何预定义的、新的、发展中的服务与用户和服务提供者谈判协定服务级别水平。</w:t>
+      </w:r>
+    </w:p>
+    <w:p>
+      <w:pPr>
+        <w:spacing w:before="179" w:line="295" w:lineRule="auto"/>
+        <w:ind w:left="1289" w:right="74" w:hanging="409"/>
+        <w:rPr>
+          <w:rFonts w:ascii="宋体" w:hAnsi="宋体" w:eastAsia="宋体" w:cs="宋体"/>
+          <w:sz w:val="24"/>
+          <w:szCs w:val="24"/>
+        </w:rPr>
+      </w:pPr>
+      <w:r>
+        <w:rPr>
+          <w:rFonts w:ascii="Wingdings" w:hAnsi="Wingdings" w:eastAsia="Wingdings" w:cs="Wingdings"/>
+          <w:spacing w:val="-2"/>
+          <w:sz w:val="24"/>
+          <w:szCs w:val="24"/>
+        </w:rPr>
+        <w:t>n</w:t>
+      </w:r>
+      <w:r>
+        <w:rPr>
+          <w:rFonts w:ascii="Wingdings" w:hAnsi="Wingdings" w:eastAsia="Wingdings" w:cs="Wingdings"/>
+          <w:spacing w:val="-47"/>
+          <w:sz w:val="24"/>
+          <w:szCs w:val="24"/>
+        </w:rPr>
+        <w:t xml:space="preserve"> </w:t>
+      </w:r>
+      <w:r>
+        <w:rPr>
+          <w:rFonts w:ascii="宋体" w:hAnsi="宋体" w:eastAsia="宋体" w:cs="宋体"/>
+          <w:spacing w:val="-2"/>
+          <w:sz w:val="24"/>
+          <w:szCs w:val="24"/>
+        </w:rPr>
+        <w:t>建立衡量指标以改进流程的效益，组织整个服务级别管理流程的年度回</w:t>
+      </w:r>
+      <w:r>
+        <w:rPr>
+          <w:rFonts w:ascii="宋体" w:hAnsi="宋体" w:eastAsia="宋体" w:cs="宋体"/>
+          <w:spacing w:val="-1"/>
+          <w:sz w:val="24"/>
+          <w:szCs w:val="24"/>
+        </w:rPr>
+        <w:t>顾，谈判、协定和控制任何必须的改进方针。</w:t>
+      </w:r>
+    </w:p>
+    <w:p>
+      <w:pPr>
+        <w:pStyle w:val="2"/>
+        <w:spacing w:line="274" w:lineRule="auto"/>
+      </w:pPr>
+    </w:p>
+    <w:p>
+      <w:pPr>
+        <w:spacing w:before="101" w:line="226" w:lineRule="auto"/>
+        <w:ind w:left="385"/>
+        <w:outlineLvl w:val="0"/>
+        <w:rPr>
+          <w:rFonts w:ascii="黑体" w:hAnsi="黑体" w:eastAsia="黑体" w:cs="黑体"/>
+          <w:sz w:val="31"/>
+          <w:szCs w:val="31"/>
+        </w:rPr>
+      </w:pPr>
+      <w:bookmarkStart w:id="7" w:name="bookmark7"/>
+      <w:bookmarkEnd w:id="7"/>
+      <w:r>
+        <w:rPr>
+          <w:rFonts w:ascii="黑体" w:hAnsi="黑体" w:eastAsia="黑体" w:cs="黑体"/>
+          <w:b/>
+          <w:bCs/>
+          <w:spacing w:val="1"/>
+          <w:sz w:val="31"/>
+          <w:szCs w:val="31"/>
+        </w:rPr>
+        <w:t>5</w:t>
+      </w:r>
+      <w:r>
+        <w:rPr>
+          <w:rFonts w:ascii="黑体" w:hAnsi="黑体" w:eastAsia="黑体" w:cs="黑体"/>
+          <w:spacing w:val="-52"/>
+          <w:sz w:val="31"/>
+          <w:szCs w:val="31"/>
+        </w:rPr>
+        <w:t xml:space="preserve"> </w:t>
+      </w:r>
+      <w:r>
+        <w:rPr>
+          <w:rFonts w:ascii="黑体" w:hAnsi="黑体" w:eastAsia="黑体" w:cs="黑体"/>
+          <w:b/>
+          <w:bCs/>
+          <w:spacing w:val="1"/>
+          <w:sz w:val="31"/>
+          <w:szCs w:val="31"/>
+        </w:rPr>
+        <w:t>流程描述</w:t>
+      </w:r>
+    </w:p>
+    <w:p>
+      <w:pPr>
+        <w:spacing w:before="98" w:line="221" w:lineRule="auto"/>
+        <w:ind w:left="384"/>
+        <w:rPr>
+          <w:rFonts w:ascii="黑体" w:hAnsi="黑体" w:eastAsia="黑体" w:cs="黑体"/>
+          <w:sz w:val="30"/>
+          <w:szCs w:val="30"/>
+        </w:rPr>
+      </w:pPr>
+      <w:r>
+        <w:rPr>
+          <w:rFonts w:ascii="黑体" w:hAnsi="黑体" w:eastAsia="黑体" w:cs="黑体"/>
+          <w:b/>
+          <w:bCs/>
+          <w:spacing w:val="-6"/>
+          <w:sz w:val="30"/>
+          <w:szCs w:val="30"/>
+        </w:rPr>
+        <w:t>5.1</w:t>
+      </w:r>
+      <w:r>
+        <w:rPr>
+          <w:rFonts w:ascii="黑体" w:hAnsi="黑体" w:eastAsia="黑体" w:cs="黑体"/>
+          <w:spacing w:val="18"/>
+          <w:sz w:val="30"/>
+          <w:szCs w:val="30"/>
+        </w:rPr>
+        <w:t xml:space="preserve"> </w:t>
+      </w:r>
+      <w:r>
+        <w:rPr>
+          <w:rFonts w:ascii="黑体" w:hAnsi="黑体" w:eastAsia="黑体" w:cs="黑体"/>
+          <w:b/>
+          <w:bCs/>
+          <w:spacing w:val="-6"/>
+          <w:sz w:val="30"/>
+          <w:szCs w:val="30"/>
+        </w:rPr>
+        <w:t>流程图</w:t>
+      </w:r>
+    </w:p>
+    <w:p>
+      <w:pPr>
+        <w:pStyle w:val="2"/>
+        <w:spacing w:line="293" w:lineRule="auto"/>
+      </w:pPr>
+      <w:r>
         <w:drawing>
-          <wp:inline distT="0" distB="0" distL="0" distR="0">
-            <wp:extent cx="685371" cy="249261"/>
-            <wp:effectExtent l="0" t="0" r="0" b="0"/>
-            <wp:docPr id="10" name="IM 10"/>
-            <wp:cNvGraphicFramePr/>
+          <wp:inline distT="0" distB="0" distL="114300" distR="114300">
+            <wp:extent cx="5747385" cy="2207895"/>
+            <wp:effectExtent l="0" t="0" r="13335" b="1905"/>
+            <wp:docPr id="1" name="图片 1"/>
+            <wp:cNvGraphicFramePr>
+              <a:graphicFrameLocks xmlns:a="http://schemas.openxmlformats.org/drawingml/2006/main" noChangeAspect="1"/>
+            </wp:cNvGraphicFramePr>
             <a:graphic xmlns:a="http://schemas.openxmlformats.org/drawingml/2006/main">
               <a:graphicData uri="http://schemas.openxmlformats.org/drawingml/2006/picture">
                 <pic:pic xmlns:pic="http://schemas.openxmlformats.org/drawingml/2006/picture">
                   <pic:nvPicPr>
-                    <pic:cNvPr id="10" name="IM 10"/>
-                    <pic:cNvPicPr/>
+                    <pic:cNvPr id="1" name="图片 1"/>
+                    <pic:cNvPicPr>
+                      <a:picLocks noChangeAspect="1"/>
+                    </pic:cNvPicPr>
                   </pic:nvPicPr>
                   <pic:blipFill>
-                    <a:blip xmlns:r="http://schemas.openxmlformats.org/officeDocument/2006/relationships" r:embed="rId4"/>
+                    <a:blip r:embed="rId11"/>
                     <a:stretch>
                       <a:fillRect/>
                     </a:stretch>
                   </pic:blipFill>
                   <pic:spPr>
-                    <a:xfrm rot="0">
+                    <a:xfrm>
                       <a:off x="0" y="0"/>
-                      <a:ext cx="685371" cy="249261"/>
+                      <a:ext cx="5747385" cy="2207895"/>
                     </a:xfrm>
                     <a:prstGeom prst="rect">
                       <a:avLst/>
                     </a:prstGeom>
+                    <a:noFill/>
+                    <a:ln>
+                      <a:noFill/>
+                    </a:ln>
                   </pic:spPr>
                 </pic:pic>
               </a:graphicData>
@@ -2965,789 +3554,35 @@
     </w:p>
     <w:p>
       <w:pPr>
-        <w:pStyle w:val="BodyText"/>
-        <w:spacing w:line="274" w:lineRule="auto"/>
-      </w:pPr>
-    </w:p>
-    <w:p>
-      <w:pPr>
-        <w:spacing w:before="101" w:line="226" w:lineRule="auto"/>
-        <w:ind w:left="383"/>
-        <w:outlineLvl w:val="0"/>
-        <w:rPr>
-          <w:rFonts w:ascii="SimHei" w:eastAsia="SimHei" w:hAnsi="SimHei" w:cs="SimHei"/>
-          <w:sz w:val="31"/>
-          <w:szCs w:val="31"/>
-        </w:rPr>
-      </w:pPr>
-      <w:bookmarkStart w:id="3" w:name="bookmark4"/>
-      <w:bookmarkEnd w:id="3"/>
-      <w:bookmarkStart w:id="4" w:name="bookmark5"/>
-      <w:bookmarkEnd w:id="4"/>
-      <w:r>
-        <w:rPr>
-          <w:rFonts w:ascii="SimHei" w:eastAsia="SimHei" w:hAnsi="SimHei" w:cs="SimHei"/>
-          <w:b/>
-          <w:bCs/>
-          <w:spacing w:val="-10"/>
-          <w:sz w:val="31"/>
-          <w:szCs w:val="31"/>
-        </w:rPr>
-        <w:t>4</w:t>
-      </w:r>
-      <w:r>
-        <w:rPr>
-          <w:rFonts w:ascii="SimHei" w:eastAsia="SimHei" w:hAnsi="SimHei" w:cs="SimHei"/>
-          <w:spacing w:val="-48"/>
-          <w:sz w:val="31"/>
-          <w:szCs w:val="31"/>
-        </w:rPr>
-        <w:t xml:space="preserve"> </w:t>
-      </w:r>
-      <w:r>
-        <w:rPr>
-          <w:rFonts w:ascii="SimHei" w:eastAsia="SimHei" w:hAnsi="SimHei" w:cs="SimHei"/>
-          <w:b/>
-          <w:bCs/>
-          <w:spacing w:val="-10"/>
-          <w:sz w:val="31"/>
-          <w:szCs w:val="31"/>
-        </w:rPr>
-        <w:t>流程角色和职责</w:t>
-      </w:r>
-    </w:p>
-    <w:p>
-      <w:pPr>
-        <w:pStyle w:val="BodyText"/>
-        <w:spacing w:line="279" w:lineRule="auto"/>
-      </w:pPr>
-    </w:p>
-    <w:p>
-      <w:pPr>
-        <w:pStyle w:val="BodyText"/>
-        <w:spacing w:line="280" w:lineRule="auto"/>
-      </w:pPr>
-    </w:p>
-    <w:p>
-      <w:pPr>
-        <w:spacing w:before="98" w:line="221" w:lineRule="auto"/>
-        <w:ind w:left="383"/>
-        <w:outlineLvl w:val="1"/>
-        <w:rPr>
-          <w:rFonts w:ascii="SimHei" w:eastAsia="SimHei" w:hAnsi="SimHei" w:cs="SimHei"/>
+        <w:pStyle w:val="2"/>
+        <w:spacing w:line="293" w:lineRule="auto"/>
+      </w:pPr>
+    </w:p>
+    <w:p>
+      <w:pPr>
+        <w:spacing w:before="97" w:line="221" w:lineRule="auto"/>
+        <w:ind w:left="384"/>
+        <w:rPr>
+          <w:rFonts w:ascii="黑体" w:hAnsi="黑体" w:eastAsia="黑体" w:cs="黑体"/>
           <w:sz w:val="30"/>
           <w:szCs w:val="30"/>
         </w:rPr>
       </w:pPr>
-      <w:bookmarkStart w:id="5" w:name="bookmark10"/>
-      <w:bookmarkEnd w:id="5"/>
-      <w:r>
-        <w:rPr>
-          <w:rFonts w:ascii="SimHei" w:eastAsia="SimHei" w:hAnsi="SimHei" w:cs="SimHei"/>
-          <w:b/>
-          <w:bCs/>
-          <w:spacing w:val="-13"/>
-          <w:sz w:val="30"/>
-          <w:szCs w:val="30"/>
-        </w:rPr>
-        <w:t>4.1</w:t>
-      </w:r>
-      <w:r>
-        <w:rPr>
-          <w:rFonts w:ascii="SimHei" w:eastAsia="SimHei" w:hAnsi="SimHei" w:cs="SimHei"/>
-          <w:spacing w:val="22"/>
-          <w:sz w:val="30"/>
-          <w:szCs w:val="30"/>
-        </w:rPr>
-        <w:t xml:space="preserve"> </w:t>
-      </w:r>
-      <w:r>
-        <w:rPr>
-          <w:rFonts w:ascii="SimHei" w:eastAsia="SimHei" w:hAnsi="SimHei" w:cs="SimHei"/>
-          <w:b/>
-          <w:bCs/>
-          <w:spacing w:val="-13"/>
-          <w:sz w:val="30"/>
-          <w:szCs w:val="30"/>
-        </w:rPr>
-        <w:t>责任人策略</w:t>
-      </w:r>
-    </w:p>
-    <w:p>
-      <w:pPr>
-        <w:pStyle w:val="BodyText"/>
-        <w:spacing w:line="401" w:lineRule="auto"/>
-      </w:pPr>
-    </w:p>
-    <w:p>
-      <w:pPr>
-        <w:spacing w:before="78" w:line="364" w:lineRule="auto"/>
-        <w:ind w:left="387" w:right="103" w:firstLine="481"/>
-        <w:jc w:val="both"/>
-        <w:rPr>
-          <w:rFonts w:ascii="SimSun" w:eastAsia="SimSun" w:hAnsi="SimSun" w:cs="SimSun"/>
-          <w:sz w:val="24"/>
-          <w:szCs w:val="24"/>
-        </w:rPr>
-      </w:pPr>
-      <w:r>
-        <w:rPr>
-          <w:rFonts w:ascii="SimSun" w:eastAsia="SimSun" w:hAnsi="SimSun" w:cs="SimSun"/>
-          <w:spacing w:val="-6"/>
-          <w:sz w:val="24"/>
-          <w:szCs w:val="24"/>
-        </w:rPr>
-        <w:t>服务级别管理责任人是公司服务团队的代表，需严格遵守服务级</w:t>
-      </w:r>
-      <w:r>
-        <w:rPr>
-          <w:rFonts w:ascii="SimSun" w:eastAsia="SimSun" w:hAnsi="SimSun" w:cs="SimSun"/>
-          <w:spacing w:val="-7"/>
-          <w:sz w:val="24"/>
-          <w:szCs w:val="24"/>
-        </w:rPr>
-        <w:t>别协议，并</w:t>
-      </w:r>
-      <w:r>
-        <w:rPr>
-          <w:rFonts w:ascii="SimSun" w:eastAsia="SimSun" w:hAnsi="SimSun" w:cs="SimSun"/>
-          <w:spacing w:val="-6"/>
-          <w:sz w:val="24"/>
-          <w:szCs w:val="24"/>
-        </w:rPr>
-        <w:t>将影响服务质量的负面因素控制在最小范围。服务级别管理责任人负责配</w:t>
-      </w:r>
-      <w:r>
-        <w:rPr>
-          <w:rFonts w:ascii="SimSun" w:eastAsia="SimSun" w:hAnsi="SimSun" w:cs="SimSun"/>
-          <w:spacing w:val="-7"/>
-          <w:sz w:val="24"/>
-          <w:szCs w:val="24"/>
-        </w:rPr>
-        <w:t>合服务</w:t>
-      </w:r>
-      <w:r>
-        <w:rPr>
-          <w:rFonts w:ascii="SimSun" w:eastAsia="SimSun" w:hAnsi="SimSun" w:cs="SimSun"/>
-          <w:sz w:val="24"/>
-          <w:szCs w:val="24"/>
-        </w:rPr>
-        <w:t>团队定义服务级别指标和目标，并领导服务团队与客户进</w:t>
-      </w:r>
-      <w:r>
-        <w:rPr>
-          <w:rFonts w:ascii="SimSun" w:eastAsia="SimSun" w:hAnsi="SimSun" w:cs="SimSun"/>
-          <w:spacing w:val="-1"/>
-          <w:sz w:val="24"/>
-          <w:szCs w:val="24"/>
-        </w:rPr>
-        <w:t>行服务级别协议的沟</w:t>
-      </w:r>
-      <w:r>
-        <w:rPr>
-          <w:rFonts w:ascii="SimSun" w:eastAsia="SimSun" w:hAnsi="SimSun" w:cs="SimSun"/>
-          <w:spacing w:val="-12"/>
-          <w:sz w:val="24"/>
-          <w:szCs w:val="24"/>
-        </w:rPr>
-        <w:t>通、确认和签署，同时组织客户、服务团队和第三方服务提供商定期对服务级别协</w:t>
-      </w:r>
-      <w:r>
-        <w:rPr>
-          <w:rFonts w:ascii="SimSun" w:eastAsia="SimSun" w:hAnsi="SimSun" w:cs="SimSun"/>
-          <w:spacing w:val="-1"/>
-          <w:sz w:val="24"/>
-          <w:szCs w:val="24"/>
-        </w:rPr>
-        <w:t>议进行检查和回顾。</w:t>
-      </w:r>
-    </w:p>
-    <w:p>
-      <w:pPr>
-        <w:spacing w:before="157" w:line="364" w:lineRule="auto"/>
-        <w:ind w:left="390" w:right="5" w:firstLine="479"/>
-        <w:jc w:val="both"/>
-        <w:rPr>
-          <w:rFonts w:ascii="SimSun" w:eastAsia="SimSun" w:hAnsi="SimSun" w:cs="SimSun"/>
-          <w:sz w:val="24"/>
-          <w:szCs w:val="24"/>
-        </w:rPr>
-      </w:pPr>
-      <w:r>
-        <w:rPr>
-          <w:rFonts w:ascii="SimSun" w:eastAsia="SimSun" w:hAnsi="SimSun" w:cs="SimSun"/>
-          <w:spacing w:val="-3"/>
-          <w:sz w:val="24"/>
-          <w:szCs w:val="24"/>
-        </w:rPr>
-        <w:t>服务级别经理是服务级别管理活动的具体执行人，应认真履行服务级别管理</w:t>
-      </w:r>
-      <w:r>
-        <w:rPr>
-          <w:rFonts w:ascii="SimSun" w:eastAsia="SimSun" w:hAnsi="SimSun" w:cs="SimSun"/>
-          <w:spacing w:val="-3"/>
-          <w:sz w:val="24"/>
-          <w:szCs w:val="24"/>
-        </w:rPr>
-        <w:t>的日常操作层面的工作要求。通常，服务级别经理角色由各服务项目的项目经理</w:t>
-      </w:r>
-      <w:r>
-        <w:rPr>
-          <w:rFonts w:ascii="SimSun" w:eastAsia="SimSun" w:hAnsi="SimSun" w:cs="SimSun"/>
-          <w:spacing w:val="-4"/>
-          <w:sz w:val="24"/>
-          <w:szCs w:val="24"/>
-        </w:rPr>
-        <w:t>担任。</w:t>
-      </w:r>
-    </w:p>
-    <w:p>
-      <w:pPr>
-        <w:spacing w:before="311" w:line="221" w:lineRule="auto"/>
-        <w:ind w:left="383"/>
-        <w:outlineLvl w:val="1"/>
-        <w:rPr>
-          <w:rFonts w:ascii="SimHei" w:eastAsia="SimHei" w:hAnsi="SimHei" w:cs="SimHei"/>
-          <w:sz w:val="30"/>
-          <w:szCs w:val="30"/>
-        </w:rPr>
-      </w:pPr>
-      <w:bookmarkStart w:id="6" w:name="bookmark6"/>
-      <w:bookmarkEnd w:id="6"/>
-      <w:r>
-        <w:rPr>
-          <w:rFonts w:ascii="SimHei" w:eastAsia="SimHei" w:hAnsi="SimHei" w:cs="SimHei"/>
-          <w:b/>
-          <w:bCs/>
-          <w:spacing w:val="-3"/>
-          <w:sz w:val="30"/>
-          <w:szCs w:val="30"/>
-        </w:rPr>
-        <w:t>4.2</w:t>
-      </w:r>
-      <w:r>
-        <w:rPr>
-          <w:rFonts w:ascii="SimHei" w:eastAsia="SimHei" w:hAnsi="SimHei" w:cs="SimHei"/>
-          <w:spacing w:val="-3"/>
-          <w:sz w:val="30"/>
-          <w:szCs w:val="30"/>
-        </w:rPr>
-        <w:t xml:space="preserve"> </w:t>
-      </w:r>
-      <w:r>
-        <w:rPr>
-          <w:rFonts w:ascii="SimHei" w:eastAsia="SimHei" w:hAnsi="SimHei" w:cs="SimHei"/>
-          <w:b/>
-          <w:bCs/>
-          <w:spacing w:val="-3"/>
-          <w:sz w:val="30"/>
-          <w:szCs w:val="30"/>
-        </w:rPr>
-        <w:t>责任人角色与职责</w:t>
-      </w:r>
-    </w:p>
-    <w:p>
-      <w:pPr>
-        <w:pStyle w:val="BodyText"/>
-        <w:spacing w:line="395" w:lineRule="auto"/>
-      </w:pPr>
-    </w:p>
-    <w:p>
-      <w:pPr>
-        <w:spacing w:before="78" w:line="295" w:lineRule="auto"/>
-        <w:ind w:left="1308" w:right="74" w:hanging="428"/>
-        <w:rPr>
-          <w:rFonts w:ascii="SimSun" w:eastAsia="SimSun" w:hAnsi="SimSun" w:cs="SimSun"/>
-          <w:sz w:val="24"/>
-          <w:szCs w:val="24"/>
-        </w:rPr>
-      </w:pPr>
-      <w:r>
-        <w:rPr>
-          <w:rFonts w:ascii="Wingdings" w:eastAsia="Wingdings" w:hAnsi="Wingdings" w:cs="Wingdings"/>
-          <w:spacing w:val="-2"/>
-          <w:sz w:val="24"/>
-          <w:szCs w:val="24"/>
-        </w:rPr>
-        <w:t>n</w:t>
-      </w:r>
-      <w:r>
-        <w:rPr>
-          <w:rFonts w:ascii="Wingdings" w:eastAsia="Wingdings" w:hAnsi="Wingdings" w:cs="Wingdings"/>
-          <w:spacing w:val="-48"/>
-          <w:sz w:val="24"/>
-          <w:szCs w:val="24"/>
-        </w:rPr>
-        <w:t xml:space="preserve"> </w:t>
-      </w:r>
-      <w:r>
-        <w:rPr>
-          <w:rFonts w:ascii="SimSun" w:eastAsia="SimSun" w:hAnsi="SimSun" w:cs="SimSun"/>
-          <w:spacing w:val="-2"/>
-          <w:sz w:val="24"/>
-          <w:szCs w:val="24"/>
-        </w:rPr>
-        <w:t>在组织内部定义部署服务级别管理流程，并负责落实服务级别管理流程</w:t>
-      </w:r>
-      <w:r>
-        <w:rPr>
-          <w:rFonts w:ascii="SimSun" w:eastAsia="SimSun" w:hAnsi="SimSun" w:cs="SimSun"/>
-          <w:spacing w:val="-5"/>
-          <w:sz w:val="24"/>
-          <w:szCs w:val="24"/>
-        </w:rPr>
-        <w:t>的执行和实施。</w:t>
-      </w:r>
-    </w:p>
-    <w:p>
-      <w:pPr>
-        <w:spacing w:before="179" w:line="239" w:lineRule="auto"/>
-        <w:ind w:left="880"/>
-        <w:rPr>
-          <w:rFonts w:ascii="SimSun" w:eastAsia="SimSun" w:hAnsi="SimSun" w:cs="SimSun"/>
-          <w:sz w:val="24"/>
-          <w:szCs w:val="24"/>
-        </w:rPr>
-      </w:pPr>
-      <w:r>
-        <w:rPr>
-          <w:rFonts w:ascii="Wingdings" w:eastAsia="Wingdings" w:hAnsi="Wingdings" w:cs="Wingdings"/>
-          <w:spacing w:val="-4"/>
-          <w:sz w:val="24"/>
-          <w:szCs w:val="24"/>
-        </w:rPr>
-        <w:t>n</w:t>
-      </w:r>
-      <w:r>
-        <w:rPr>
-          <w:rFonts w:ascii="Wingdings" w:eastAsia="Wingdings" w:hAnsi="Wingdings" w:cs="Wingdings"/>
-          <w:spacing w:val="-48"/>
-          <w:sz w:val="24"/>
-          <w:szCs w:val="24"/>
-        </w:rPr>
-        <w:t xml:space="preserve"> </w:t>
-      </w:r>
-      <w:r>
-        <w:rPr>
-          <w:rFonts w:ascii="SimSun" w:eastAsia="SimSun" w:hAnsi="SimSun" w:cs="SimSun"/>
-          <w:spacing w:val="-4"/>
-          <w:sz w:val="24"/>
-          <w:szCs w:val="24"/>
-        </w:rPr>
-        <w:t>编制服务目录。</w:t>
-      </w:r>
-    </w:p>
-    <w:p>
-      <w:pPr>
-        <w:spacing w:before="159" w:line="239" w:lineRule="auto"/>
-        <w:ind w:left="880"/>
-        <w:rPr>
-          <w:rFonts w:ascii="SimSun" w:eastAsia="SimSun" w:hAnsi="SimSun" w:cs="SimSun"/>
-          <w:sz w:val="24"/>
-          <w:szCs w:val="24"/>
-        </w:rPr>
-      </w:pPr>
-      <w:r>
-        <w:rPr>
-          <w:rFonts w:ascii="Wingdings" w:eastAsia="Wingdings" w:hAnsi="Wingdings" w:cs="Wingdings"/>
-          <w:spacing w:val="-2"/>
-          <w:sz w:val="24"/>
-          <w:szCs w:val="24"/>
-        </w:rPr>
-        <w:t>n</w:t>
-      </w:r>
-      <w:r>
-        <w:rPr>
-          <w:rFonts w:ascii="Wingdings" w:eastAsia="Wingdings" w:hAnsi="Wingdings" w:cs="Wingdings"/>
-          <w:spacing w:val="-33"/>
-          <w:sz w:val="24"/>
-          <w:szCs w:val="24"/>
-        </w:rPr>
-        <w:t xml:space="preserve"> </w:t>
-      </w:r>
-      <w:r>
-        <w:rPr>
-          <w:rFonts w:ascii="SimSun" w:eastAsia="SimSun" w:hAnsi="SimSun" w:cs="SimSun"/>
-          <w:spacing w:val="-2"/>
-          <w:sz w:val="24"/>
-          <w:szCs w:val="24"/>
-        </w:rPr>
-        <w:t>拟定服务级别协议草案，与供应商和客户谈判协商。</w:t>
-      </w:r>
-    </w:p>
-    <w:p>
-      <w:pPr>
-        <w:spacing w:before="163" w:line="294" w:lineRule="auto"/>
-        <w:ind w:left="1291" w:right="74" w:hanging="411"/>
-        <w:rPr>
-          <w:rFonts w:ascii="SimSun" w:eastAsia="SimSun" w:hAnsi="SimSun" w:cs="SimSun"/>
-          <w:sz w:val="24"/>
-          <w:szCs w:val="24"/>
-        </w:rPr>
-      </w:pPr>
-      <w:r>
-        <w:rPr>
-          <w:rFonts w:ascii="Wingdings" w:eastAsia="Wingdings" w:hAnsi="Wingdings" w:cs="Wingdings"/>
-          <w:spacing w:val="-2"/>
-          <w:sz w:val="24"/>
-          <w:szCs w:val="24"/>
-        </w:rPr>
-        <w:t>n</w:t>
-      </w:r>
-      <w:r>
-        <w:rPr>
-          <w:rFonts w:ascii="Wingdings" w:eastAsia="Wingdings" w:hAnsi="Wingdings" w:cs="Wingdings"/>
-          <w:spacing w:val="-47"/>
-          <w:sz w:val="24"/>
-          <w:szCs w:val="24"/>
-        </w:rPr>
-        <w:t xml:space="preserve"> </w:t>
-      </w:r>
-      <w:r>
-        <w:rPr>
-          <w:rFonts w:ascii="SimSun" w:eastAsia="SimSun" w:hAnsi="SimSun" w:cs="SimSun"/>
-          <w:spacing w:val="-2"/>
-          <w:sz w:val="24"/>
-          <w:szCs w:val="24"/>
-        </w:rPr>
-        <w:t>组织并维护定期服务级别回顾，监控服务质量及服务级别完成情况，生</w:t>
-      </w:r>
-      <w:r>
-        <w:rPr>
-          <w:rFonts w:ascii="SimSun" w:eastAsia="SimSun" w:hAnsi="SimSun" w:cs="SimSun"/>
-          <w:spacing w:val="-2"/>
-          <w:sz w:val="24"/>
-          <w:szCs w:val="24"/>
-        </w:rPr>
-        <w:t>成服务报告。</w:t>
-      </w:r>
-    </w:p>
-    <w:p>
-      <w:pPr>
-        <w:spacing w:before="181" w:line="239" w:lineRule="auto"/>
-        <w:ind w:left="880"/>
-        <w:rPr>
-          <w:rFonts w:ascii="SimSun" w:eastAsia="SimSun" w:hAnsi="SimSun" w:cs="SimSun"/>
-          <w:sz w:val="24"/>
-          <w:szCs w:val="24"/>
-        </w:rPr>
-      </w:pPr>
-      <w:r>
-        <w:rPr>
-          <w:rFonts w:ascii="Wingdings" w:eastAsia="Wingdings" w:hAnsi="Wingdings" w:cs="Wingdings"/>
-          <w:spacing w:val="-2"/>
-          <w:sz w:val="24"/>
-          <w:szCs w:val="24"/>
-        </w:rPr>
-        <w:t>n</w:t>
-      </w:r>
-      <w:r>
-        <w:rPr>
-          <w:rFonts w:ascii="Wingdings" w:eastAsia="Wingdings" w:hAnsi="Wingdings" w:cs="Wingdings"/>
-          <w:spacing w:val="-45"/>
-          <w:sz w:val="24"/>
-          <w:szCs w:val="24"/>
-        </w:rPr>
-        <w:t xml:space="preserve"> </w:t>
-      </w:r>
-      <w:r>
-        <w:rPr>
-          <w:rFonts w:ascii="SimSun" w:eastAsia="SimSun" w:hAnsi="SimSun" w:cs="SimSun"/>
-          <w:spacing w:val="-2"/>
-          <w:sz w:val="24"/>
-          <w:szCs w:val="24"/>
-        </w:rPr>
-        <w:t>分析和回顾服务级别协议的服务绩效。</w:t>
-      </w:r>
-    </w:p>
-    <w:p>
-      <w:pPr>
-        <w:spacing w:before="160" w:line="295" w:lineRule="auto"/>
-        <w:ind w:left="1291" w:right="72" w:hanging="411"/>
-        <w:rPr>
-          <w:rFonts w:ascii="SimSun" w:eastAsia="SimSun" w:hAnsi="SimSun" w:cs="SimSun"/>
-          <w:sz w:val="24"/>
-          <w:szCs w:val="24"/>
-        </w:rPr>
-      </w:pPr>
-      <w:r>
-        <w:rPr>
-          <w:rFonts w:ascii="Wingdings" w:eastAsia="Wingdings" w:hAnsi="Wingdings" w:cs="Wingdings"/>
-          <w:spacing w:val="-2"/>
-          <w:sz w:val="24"/>
-          <w:szCs w:val="24"/>
-        </w:rPr>
-        <w:t>n</w:t>
-      </w:r>
-      <w:r>
-        <w:rPr>
-          <w:rFonts w:ascii="Wingdings" w:eastAsia="Wingdings" w:hAnsi="Wingdings" w:cs="Wingdings"/>
-          <w:spacing w:val="-46"/>
-          <w:sz w:val="24"/>
-          <w:szCs w:val="24"/>
-        </w:rPr>
-        <w:t xml:space="preserve"> </w:t>
-      </w:r>
-      <w:r>
-        <w:rPr>
-          <w:rFonts w:ascii="SimSun" w:eastAsia="SimSun" w:hAnsi="SimSun" w:cs="SimSun"/>
-          <w:spacing w:val="-2"/>
-          <w:sz w:val="24"/>
-          <w:szCs w:val="24"/>
-        </w:rPr>
-        <w:t>协调任何服务级别需求的临时变更（客户要求额外支持时间、服务提供</w:t>
-      </w:r>
-      <w:r>
-        <w:rPr>
-          <w:rFonts w:ascii="SimSun" w:eastAsia="SimSun" w:hAnsi="SimSun" w:cs="SimSun"/>
-          <w:spacing w:val="-1"/>
-          <w:sz w:val="24"/>
-          <w:szCs w:val="24"/>
-        </w:rPr>
-        <w:t>者提出的在某维护时段内降低服务级别等等）。</w:t>
-      </w:r>
-    </w:p>
-    <w:p>
-      <w:pPr>
-        <w:spacing w:before="178" w:line="295" w:lineRule="auto"/>
-        <w:ind w:left="1291" w:right="74" w:hanging="411"/>
-        <w:rPr>
-          <w:rFonts w:ascii="SimSun" w:eastAsia="SimSun" w:hAnsi="SimSun" w:cs="SimSun"/>
-          <w:sz w:val="24"/>
-          <w:szCs w:val="24"/>
-        </w:rPr>
-      </w:pPr>
-      <w:r>
-        <w:rPr>
-          <w:rFonts w:ascii="Wingdings" w:eastAsia="Wingdings" w:hAnsi="Wingdings" w:cs="Wingdings"/>
-          <w:spacing w:val="-2"/>
-          <w:sz w:val="24"/>
-          <w:szCs w:val="24"/>
-        </w:rPr>
-        <w:t>n</w:t>
-      </w:r>
-      <w:r>
-        <w:rPr>
-          <w:rFonts w:ascii="Wingdings" w:eastAsia="Wingdings" w:hAnsi="Wingdings" w:cs="Wingdings"/>
-          <w:spacing w:val="-48"/>
-          <w:sz w:val="24"/>
-          <w:szCs w:val="24"/>
-        </w:rPr>
-        <w:t xml:space="preserve"> </w:t>
-      </w:r>
-      <w:r>
-        <w:rPr>
-          <w:rFonts w:ascii="SimSun" w:eastAsia="SimSun" w:hAnsi="SimSun" w:cs="SimSun"/>
-          <w:spacing w:val="-2"/>
-          <w:sz w:val="24"/>
-          <w:szCs w:val="24"/>
-        </w:rPr>
-        <w:t>就任何预定义的、新的、发展中的服务与用户和服务提供者谈判协定服</w:t>
-      </w:r>
-      <w:r>
-        <w:rPr>
-          <w:rFonts w:ascii="SimSun" w:eastAsia="SimSun" w:hAnsi="SimSun" w:cs="SimSun"/>
-          <w:spacing w:val="-2"/>
-          <w:sz w:val="24"/>
-          <w:szCs w:val="24"/>
-        </w:rPr>
-        <w:t>务级别水平。</w:t>
-      </w:r>
-    </w:p>
-    <w:p>
-      <w:pPr>
-        <w:spacing w:before="179" w:line="295" w:lineRule="auto"/>
-        <w:ind w:left="1289" w:right="74" w:hanging="409"/>
-        <w:rPr>
-          <w:rFonts w:ascii="SimSun" w:eastAsia="SimSun" w:hAnsi="SimSun" w:cs="SimSun"/>
-          <w:sz w:val="24"/>
-          <w:szCs w:val="24"/>
-        </w:rPr>
-      </w:pPr>
-      <w:r>
-        <w:rPr>
-          <w:rFonts w:ascii="Wingdings" w:eastAsia="Wingdings" w:hAnsi="Wingdings" w:cs="Wingdings"/>
-          <w:spacing w:val="-2"/>
-          <w:sz w:val="24"/>
-          <w:szCs w:val="24"/>
-        </w:rPr>
-        <w:t>n</w:t>
-      </w:r>
-      <w:r>
-        <w:rPr>
-          <w:rFonts w:ascii="Wingdings" w:eastAsia="Wingdings" w:hAnsi="Wingdings" w:cs="Wingdings"/>
-          <w:spacing w:val="-47"/>
-          <w:sz w:val="24"/>
-          <w:szCs w:val="24"/>
-        </w:rPr>
-        <w:t xml:space="preserve"> </w:t>
-      </w:r>
-      <w:r>
-        <w:rPr>
-          <w:rFonts w:ascii="SimSun" w:eastAsia="SimSun" w:hAnsi="SimSun" w:cs="SimSun"/>
-          <w:spacing w:val="-2"/>
-          <w:sz w:val="24"/>
-          <w:szCs w:val="24"/>
-        </w:rPr>
-        <w:t>建立衡量指标以改进流程的效益，组织整个服务级别管理流程的年度回</w:t>
-      </w:r>
-      <w:r>
-        <w:rPr>
-          <w:rFonts w:ascii="SimSun" w:eastAsia="SimSun" w:hAnsi="SimSun" w:cs="SimSun"/>
-          <w:spacing w:val="-1"/>
-          <w:sz w:val="24"/>
-          <w:szCs w:val="24"/>
-        </w:rPr>
-        <w:t>顾，谈判、协定和控制任何必须的改进方针。</w:t>
-      </w:r>
-    </w:p>
-    <w:p>
-      <w:pPr>
-        <w:spacing w:line="295" w:lineRule="auto"/>
-        <w:rPr>
-          <w:rFonts w:ascii="SimSun" w:eastAsia="SimSun" w:hAnsi="SimSun" w:cs="SimSun"/>
-          <w:sz w:val="24"/>
-          <w:szCs w:val="24"/>
-        </w:rPr>
-        <w:sectPr>
-          <w:footerReference w:type="default" r:id="rId9"/>
-          <w:pgSz w:w="11910" w:h="16840"/>
-          <w:pgMar w:top="877" w:right="1786" w:bottom="1196" w:left="1419" w:header="0" w:footer="982" w:gutter="0"/>
-          <w:cols w:space="720"/>
-        </w:sectPr>
-      </w:pPr>
-    </w:p>
-    <w:p>
-      <w:pPr>
-        <w:spacing w:line="392" w:lineRule="exact"/>
-      </w:pPr>
-      <w:r>
-        <w:rPr>
-          <w:position w:val="-7"/>
-        </w:rPr>
-        <w:drawing>
-          <wp:inline distT="0" distB="0" distL="0" distR="0">
-            <wp:extent cx="685371" cy="249261"/>
-            <wp:effectExtent l="0" t="0" r="0" b="0"/>
-            <wp:docPr id="12" name="IM 12"/>
-            <wp:cNvGraphicFramePr/>
-            <a:graphic xmlns:a="http://schemas.openxmlformats.org/drawingml/2006/main">
-              <a:graphicData uri="http://schemas.openxmlformats.org/drawingml/2006/picture">
-                <pic:pic xmlns:pic="http://schemas.openxmlformats.org/drawingml/2006/picture">
-                  <pic:nvPicPr>
-                    <pic:cNvPr id="12" name="IM 12"/>
-                    <pic:cNvPicPr/>
-                  </pic:nvPicPr>
-                  <pic:blipFill>
-                    <a:blip xmlns:r="http://schemas.openxmlformats.org/officeDocument/2006/relationships" r:embed="rId4"/>
-                    <a:stretch>
-                      <a:fillRect/>
-                    </a:stretch>
-                  </pic:blipFill>
-                  <pic:spPr>
-                    <a:xfrm rot="0">
-                      <a:off x="0" y="0"/>
-                      <a:ext cx="685371" cy="249261"/>
-                    </a:xfrm>
-                    <a:prstGeom prst="rect">
-                      <a:avLst/>
-                    </a:prstGeom>
-                  </pic:spPr>
-                </pic:pic>
-              </a:graphicData>
-            </a:graphic>
-          </wp:inline>
-        </w:drawing>
-      </w:r>
-    </w:p>
-    <w:p>
-      <w:pPr>
-        <w:pStyle w:val="BodyText"/>
-        <w:spacing w:line="274" w:lineRule="auto"/>
-      </w:pPr>
-    </w:p>
-    <w:p>
-      <w:pPr>
-        <w:spacing w:before="101" w:line="226" w:lineRule="auto"/>
-        <w:ind w:left="385"/>
-        <w:outlineLvl w:val="0"/>
-        <w:rPr>
-          <w:rFonts w:ascii="SimHei" w:eastAsia="SimHei" w:hAnsi="SimHei" w:cs="SimHei"/>
-          <w:sz w:val="31"/>
-          <w:szCs w:val="31"/>
-        </w:rPr>
-      </w:pPr>
-      <w:bookmarkStart w:id="7" w:name="bookmark7"/>
-      <w:bookmarkEnd w:id="7"/>
-      <w:r>
-        <w:rPr>
-          <w:rFonts w:ascii="SimHei" w:eastAsia="SimHei" w:hAnsi="SimHei" w:cs="SimHei"/>
-          <w:b/>
-          <w:bCs/>
-          <w:spacing w:val="1"/>
-          <w:sz w:val="31"/>
-          <w:szCs w:val="31"/>
-        </w:rPr>
-        <w:t>5</w:t>
-      </w:r>
-      <w:r>
-        <w:rPr>
-          <w:rFonts w:ascii="SimHei" w:eastAsia="SimHei" w:hAnsi="SimHei" w:cs="SimHei"/>
-          <w:spacing w:val="-52"/>
-          <w:sz w:val="31"/>
-          <w:szCs w:val="31"/>
-        </w:rPr>
-        <w:t xml:space="preserve"> </w:t>
-      </w:r>
-      <w:r>
-        <w:rPr>
-          <w:rFonts w:ascii="SimHei" w:eastAsia="SimHei" w:hAnsi="SimHei" w:cs="SimHei"/>
-          <w:b/>
-          <w:bCs/>
-          <w:spacing w:val="1"/>
-          <w:sz w:val="31"/>
-          <w:szCs w:val="31"/>
-        </w:rPr>
-        <w:t>流程描述</w:t>
-      </w:r>
-    </w:p>
-    <w:p>
-      <w:pPr>
-        <w:pStyle w:val="BodyText"/>
-        <w:spacing w:line="279" w:lineRule="auto"/>
-      </w:pPr>
-    </w:p>
-    <w:p>
-      <w:pPr>
-        <w:pStyle w:val="BodyText"/>
-        <w:spacing w:line="280" w:lineRule="auto"/>
-      </w:pPr>
-    </w:p>
-    <w:p>
-      <w:pPr>
-        <w:spacing w:before="98" w:line="221" w:lineRule="auto"/>
-        <w:ind w:left="384"/>
-        <w:rPr>
-          <w:rFonts w:ascii="SimHei" w:eastAsia="SimHei" w:hAnsi="SimHei" w:cs="SimHei"/>
-          <w:sz w:val="30"/>
-          <w:szCs w:val="30"/>
-        </w:rPr>
-      </w:pPr>
-      <w:r>
-        <w:rPr>
-          <w:rFonts w:ascii="SimHei" w:eastAsia="SimHei" w:hAnsi="SimHei" w:cs="SimHei"/>
+      <w:r>
+        <w:rPr>
+          <w:rFonts w:ascii="黑体" w:hAnsi="黑体" w:eastAsia="黑体" w:cs="黑体"/>
           <w:b/>
           <w:bCs/>
           <w:spacing w:val="-6"/>
           <w:sz w:val="30"/>
           <w:szCs w:val="30"/>
         </w:rPr>
-        <w:t>5.1</w:t>
-      </w:r>
-      <w:r>
-        <w:rPr>
-          <w:rFonts w:ascii="SimHei" w:eastAsia="SimHei" w:hAnsi="SimHei" w:cs="SimHei"/>
-          <w:spacing w:val="18"/>
+        <w:t>5.2</w:t>
+      </w:r>
+      <w:r>
+        <w:rPr>
+          <w:rFonts w:ascii="黑体" w:hAnsi="黑体" w:eastAsia="黑体" w:cs="黑体"/>
+          <w:spacing w:val="21"/>
           <w:sz w:val="30"/>
           <w:szCs w:val="30"/>
         </w:rPr>
@@ -3755,921 +3590,13 @@
       </w:r>
       <w:r>
         <w:rPr>
-          <w:rFonts w:ascii="SimHei" w:eastAsia="SimHei" w:hAnsi="SimHei" w:cs="SimHei"/>
+          <w:rFonts w:ascii="黑体" w:hAnsi="黑体" w:eastAsia="黑体" w:cs="黑体"/>
           <w:b/>
           <w:bCs/>
           <w:spacing w:val="-6"/>
           <w:sz w:val="30"/>
           <w:szCs w:val="30"/>
         </w:rPr>
-        <w:t>流程图</w:t>
-      </w:r>
-    </w:p>
-    <w:p>
-      <w:pPr>
-        <w:pStyle w:val="BodyText"/>
-        <w:spacing w:line="242" w:lineRule="auto"/>
-      </w:pPr>
-    </w:p>
-    <w:p>
-      <w:pPr>
-        <w:pStyle w:val="BodyText"/>
-        <w:spacing w:line="243" w:lineRule="auto"/>
-      </w:pPr>
-    </w:p>
-    <w:p>
-      <w:pPr>
-        <w:spacing w:before="42" w:line="232" w:lineRule="auto"/>
-        <w:ind w:left="426"/>
-        <w:rPr>
-          <w:rFonts w:ascii="SimSun" w:eastAsia="SimSun" w:hAnsi="SimSun" w:cs="SimSun"/>
-          <w:sz w:val="13"/>
-          <w:szCs w:val="13"/>
-        </w:rPr>
-      </w:pPr>
-      <w:r>
-        <w:drawing>
-          <wp:anchor distT="0" distB="0" distL="0" distR="0" simplePos="0" relativeHeight="251658240" behindDoc="1" locked="0" layoutInCell="1" allowOverlap="1">
-            <wp:simplePos x="0" y="0"/>
-            <wp:positionH relativeFrom="column">
-              <wp:posOffset>248324</wp:posOffset>
-            </wp:positionH>
-            <wp:positionV relativeFrom="paragraph">
-              <wp:posOffset>-18981</wp:posOffset>
-            </wp:positionV>
-            <wp:extent cx="5238115" cy="2035809"/>
-            <wp:effectExtent l="0" t="0" r="0" b="0"/>
-            <wp:wrapNone/>
-            <wp:docPr id="14" name="IM 14"/>
-            <wp:cNvGraphicFramePr/>
-            <a:graphic xmlns:a="http://schemas.openxmlformats.org/drawingml/2006/main">
-              <a:graphicData uri="http://schemas.openxmlformats.org/drawingml/2006/picture">
-                <pic:pic xmlns:pic="http://schemas.openxmlformats.org/drawingml/2006/picture">
-                  <pic:nvPicPr>
-                    <pic:cNvPr id="14" name="IM 14"/>
-                    <pic:cNvPicPr/>
-                  </pic:nvPicPr>
-                  <pic:blipFill>
-                    <a:blip xmlns:r="http://schemas.openxmlformats.org/officeDocument/2006/relationships" r:embed="rId10"/>
-                    <a:stretch>
-                      <a:fillRect/>
-                    </a:stretch>
-                  </pic:blipFill>
-                  <pic:spPr>
-                    <a:xfrm rot="0">
-                      <a:off x="0" y="0"/>
-                      <a:ext cx="5238115" cy="2035809"/>
-                    </a:xfrm>
-                    <a:prstGeom prst="rect">
-                      <a:avLst/>
-                    </a:prstGeom>
-                  </pic:spPr>
-                </pic:pic>
-              </a:graphicData>
-            </a:graphic>
-          </wp:anchor>
-        </w:drawing>
-      </w:r>
-      <w:r>
-        <w:rPr>
-          <w:rFonts w:ascii="SimSun" w:eastAsia="SimSun" w:hAnsi="SimSun" w:cs="SimSun"/>
-          <w:spacing w:val="9"/>
-          <w:sz w:val="13"/>
-          <w:szCs w:val="13"/>
-        </w:rPr>
-        <w:t>服务级别管理</w:t>
-      </w:r>
-    </w:p>
-    <w:p>
-      <w:pPr>
-        <w:spacing w:before="138" w:line="230" w:lineRule="auto"/>
-        <w:ind w:left="2737"/>
-        <w:rPr>
-          <w:rFonts w:ascii="SimSun" w:eastAsia="SimSun" w:hAnsi="SimSun" w:cs="SimSun"/>
-          <w:sz w:val="12"/>
-          <w:szCs w:val="12"/>
-        </w:rPr>
-      </w:pPr>
-      <w:r>
-        <w:rPr>
-          <w:rFonts w:ascii="Times New Roman" w:eastAsia="Times New Roman" w:hAnsi="Times New Roman" w:cs="Times New Roman"/>
-          <w:sz w:val="12"/>
-          <w:szCs w:val="12"/>
-        </w:rPr>
-        <w:t>SLA</w:t>
-      </w:r>
-      <w:r>
-        <w:rPr>
-          <w:rFonts w:ascii="SimSun" w:eastAsia="SimSun" w:hAnsi="SimSun" w:cs="SimSun"/>
-          <w:sz w:val="12"/>
-          <w:szCs w:val="12"/>
-        </w:rPr>
-        <w:t xml:space="preserve">制定                                    </w:t>
-      </w:r>
-      <w:r>
-        <w:rPr>
-          <w:rFonts w:ascii="SimSun" w:eastAsia="SimSun" w:hAnsi="SimSun" w:cs="SimSun"/>
-          <w:spacing w:val="-1"/>
-          <w:sz w:val="12"/>
-          <w:szCs w:val="12"/>
-        </w:rPr>
-        <w:t xml:space="preserve">                         服务改进</w:t>
-      </w:r>
-    </w:p>
-    <w:p>
-      <w:pPr>
-        <w:spacing w:before="167" w:line="204" w:lineRule="auto"/>
-        <w:ind w:left="4705"/>
-        <w:rPr>
-          <w:rFonts w:ascii="Times New Roman" w:eastAsia="Times New Roman" w:hAnsi="Times New Roman" w:cs="Times New Roman"/>
-          <w:sz w:val="7"/>
-          <w:szCs w:val="7"/>
-        </w:rPr>
-      </w:pPr>
-      <w:r>
-        <w:pict>
-          <v:shapetype id="_x0000_t202" coordsize="21600,21600" o:spt="202" path="m,l,21600r21600,l21600,xe">
-            <v:stroke joinstyle="miter"/>
-            <v:path gradientshapeok="t" o:connecttype="rect"/>
-          </v:shapetype>
-          <v:shape id="_x0000_s1025" type="#_x0000_t202" style="height:10.35pt;margin-left:22.16pt;margin-top:19.91pt;position:absolute;rotation:270;width:13.75pt;z-index:251672576">
-            <v:textbox inset="0,0,0,0">
-              <w:txbxContent>
-                <w:p>
-                  <w:pPr>
-                    <w:spacing w:before="43" w:line="220" w:lineRule="auto"/>
-                    <w:ind w:left="20"/>
-                    <w:rPr>
-                      <w:rFonts w:ascii="SimSun" w:eastAsia="SimSun" w:hAnsi="SimSun" w:cs="SimSun"/>
-                      <w:sz w:val="12"/>
-                      <w:szCs w:val="12"/>
-                    </w:rPr>
-                  </w:pPr>
-                  <w:r>
-                    <w:rPr>
-                      <w:rFonts w:ascii="SimSun" w:eastAsia="SimSun" w:hAnsi="SimSun" w:cs="SimSun"/>
-                      <w:spacing w:val="-3"/>
-                      <w:sz w:val="12"/>
-                      <w:szCs w:val="12"/>
-                    </w:rPr>
-                    <w:t>客户</w:t>
-                  </w:r>
-                </w:p>
-              </w:txbxContent>
-            </v:textbox>
-          </v:shape>
-        </w:pict>
-      </w:r>
-      <w:r>
-        <w:rPr>
-          <w:rFonts w:ascii="Times New Roman" w:eastAsia="Times New Roman" w:hAnsi="Times New Roman" w:cs="Times New Roman"/>
-          <w:spacing w:val="4"/>
-          <w:sz w:val="7"/>
-          <w:szCs w:val="7"/>
-        </w:rPr>
-        <w:t>Yes</w:t>
-      </w:r>
-    </w:p>
-    <w:p>
-      <w:pPr>
-        <w:spacing w:before="208" w:line="221" w:lineRule="auto"/>
-        <w:ind w:left="5740"/>
-        <w:rPr>
-          <w:rFonts w:ascii="SimSun" w:eastAsia="SimSun" w:hAnsi="SimSun" w:cs="SimSun"/>
-          <w:sz w:val="10"/>
-          <w:szCs w:val="10"/>
-        </w:rPr>
-      </w:pPr>
-      <w:r>
-        <w:pict>
-          <v:shape id="_x0000_s1026" type="#_x0000_t202" style="height:14.05pt;margin-left:187.4pt;margin-top:6.51pt;position:absolute;width:26.1pt;z-index:251666432">
-            <v:textbox inset="0,0,0,0">
-              <w:txbxContent>
-                <w:p>
-                  <w:pPr>
-                    <w:spacing w:before="20" w:line="224" w:lineRule="auto"/>
-                    <w:ind w:left="162" w:right="20" w:hanging="142"/>
-                    <w:rPr>
-                      <w:rFonts w:ascii="SimSun" w:eastAsia="SimSun" w:hAnsi="SimSun" w:cs="SimSun"/>
-                      <w:sz w:val="10"/>
-                      <w:szCs w:val="10"/>
-                    </w:rPr>
-                  </w:pPr>
-                  <w:r>
-                    <w:rPr>
-                      <w:rFonts w:ascii="Times New Roman" w:eastAsia="Times New Roman" w:hAnsi="Times New Roman" w:cs="Times New Roman"/>
-                      <w:spacing w:val="-2"/>
-                      <w:sz w:val="10"/>
-                      <w:szCs w:val="10"/>
-                    </w:rPr>
-                    <w:t>SLA</w:t>
-                  </w:r>
-                  <w:r>
-                    <w:rPr>
-                      <w:rFonts w:ascii="SimSun" w:eastAsia="SimSun" w:hAnsi="SimSun" w:cs="SimSun"/>
-                      <w:spacing w:val="-2"/>
-                      <w:sz w:val="10"/>
-                      <w:szCs w:val="10"/>
-                    </w:rPr>
-                    <w:t>符合需</w:t>
-                  </w:r>
-                  <w:r>
-                    <w:rPr>
-                      <w:rFonts w:ascii="SimSun" w:eastAsia="SimSun" w:hAnsi="SimSun" w:cs="SimSun"/>
-                      <w:spacing w:val="-2"/>
-                      <w:sz w:val="10"/>
-                      <w:szCs w:val="10"/>
-                    </w:rPr>
-                    <w:t>求？</w:t>
-                  </w:r>
-                </w:p>
-              </w:txbxContent>
-            </v:textbox>
-          </v:shape>
-        </w:pict>
-      </w:r>
-      <w:r>
-        <w:pict>
-          <v:shape id="_x0000_s1027" type="#_x0000_t202" style="height:8pt;margin-left:49.32pt;margin-top:9.27pt;position:absolute;width:21.6pt;z-index:251671552">
-            <v:textbox inset="0,0,0,0">
-              <w:txbxContent>
-                <w:p>
-                  <w:pPr>
-                    <w:spacing w:before="20" w:line="220" w:lineRule="auto"/>
-                    <w:ind w:left="20"/>
-                    <w:rPr>
-                      <w:rFonts w:ascii="SimSun" w:eastAsia="SimSun" w:hAnsi="SimSun" w:cs="SimSun"/>
-                      <w:sz w:val="10"/>
-                      <w:szCs w:val="10"/>
-                    </w:rPr>
-                  </w:pPr>
-                  <w:r>
-                    <w:rPr>
-                      <w:rFonts w:ascii="SimSun" w:eastAsia="SimSun" w:hAnsi="SimSun" w:cs="SimSun"/>
-                      <w:spacing w:val="-3"/>
-                      <w:sz w:val="10"/>
-                      <w:szCs w:val="10"/>
-                    </w:rPr>
-                    <w:t>需求提供</w:t>
-                  </w:r>
-                </w:p>
-              </w:txbxContent>
-            </v:textbox>
-          </v:shape>
-        </w:pict>
-      </w:r>
-      <w:r>
-        <w:rPr>
-          <w:rFonts w:ascii="SimSun" w:eastAsia="SimSun" w:hAnsi="SimSun" w:cs="SimSun"/>
-          <w:spacing w:val="-1"/>
-          <w:sz w:val="10"/>
-          <w:szCs w:val="10"/>
-        </w:rPr>
-        <w:t>服务变更</w:t>
-      </w:r>
-    </w:p>
-    <w:p>
-      <w:pPr>
-        <w:spacing w:before="17" w:line="204" w:lineRule="auto"/>
-        <w:ind w:left="7424"/>
-        <w:rPr>
-          <w:rFonts w:ascii="Times New Roman" w:eastAsia="Times New Roman" w:hAnsi="Times New Roman" w:cs="Times New Roman"/>
-          <w:sz w:val="7"/>
-          <w:szCs w:val="7"/>
-        </w:rPr>
-      </w:pPr>
-      <w:r>
-        <w:rPr>
-          <w:rFonts w:ascii="Times New Roman" w:eastAsia="Times New Roman" w:hAnsi="Times New Roman" w:cs="Times New Roman"/>
-          <w:spacing w:val="4"/>
-          <w:sz w:val="7"/>
-          <w:szCs w:val="7"/>
-        </w:rPr>
-        <w:t>Yes</w:t>
-      </w:r>
-    </w:p>
-    <w:p>
-      <w:pPr>
-        <w:spacing w:before="118" w:line="224" w:lineRule="auto"/>
-        <w:ind w:left="7820" w:right="734" w:hanging="90"/>
-        <w:rPr>
-          <w:rFonts w:ascii="SimSun" w:eastAsia="SimSun" w:hAnsi="SimSun" w:cs="SimSun"/>
-          <w:sz w:val="10"/>
-          <w:szCs w:val="10"/>
-        </w:rPr>
-      </w:pPr>
-      <w:r>
-        <w:pict>
-          <v:shape id="_x0000_s1028" type="#_x0000_t202" style="height:10.3pt;margin-left:5.93pt;margin-top:34.13pt;position:absolute;rotation:270;width:37.8pt;z-index:251667456">
-            <v:textbox inset="0,0,0,0">
-              <w:txbxContent>
-                <w:p>
-                  <w:pPr>
-                    <w:spacing w:before="42" w:line="219" w:lineRule="auto"/>
-                    <w:ind w:left="20"/>
-                    <w:rPr>
-                      <w:rFonts w:ascii="SimSun" w:eastAsia="SimSun" w:hAnsi="SimSun" w:cs="SimSun"/>
-                      <w:sz w:val="12"/>
-                      <w:szCs w:val="12"/>
-                    </w:rPr>
-                  </w:pPr>
-                  <w:r>
-                    <w:rPr>
-                      <w:rFonts w:ascii="SimSun" w:eastAsia="SimSun" w:hAnsi="SimSun" w:cs="SimSun"/>
-                      <w:spacing w:val="-1"/>
-                      <w:sz w:val="12"/>
-                      <w:szCs w:val="12"/>
-                    </w:rPr>
-                    <w:t>服务级别管理</w:t>
-                  </w:r>
-                </w:p>
-              </w:txbxContent>
-            </v:textbox>
-          </v:shape>
-        </w:pict>
-      </w:r>
-      <w:r>
-        <w:pict>
-          <v:shape id="_x0000_s1029" type="#_x0000_t202" style="height:14.05pt;margin-left:239.36pt;margin-top:4.69pt;position:absolute;width:31.85pt;z-index:251661312">
-            <v:textbox inset="0,0,0,0">
-              <w:txbxContent>
-                <w:p>
-                  <w:pPr>
-                    <w:spacing w:before="19" w:line="224" w:lineRule="auto"/>
-                    <w:ind w:left="218" w:right="20" w:hanging="199"/>
-                    <w:rPr>
-                      <w:rFonts w:ascii="SimSun" w:eastAsia="SimSun" w:hAnsi="SimSun" w:cs="SimSun"/>
-                      <w:sz w:val="10"/>
-                      <w:szCs w:val="10"/>
-                    </w:rPr>
-                  </w:pPr>
-                  <w:r>
-                    <w:rPr>
-                      <w:rFonts w:ascii="SimSun" w:eastAsia="SimSun" w:hAnsi="SimSun" w:cs="SimSun"/>
-                      <w:spacing w:val="-1"/>
-                      <w:sz w:val="10"/>
-                      <w:szCs w:val="10"/>
-                    </w:rPr>
-                    <w:t>签署服务级别</w:t>
-                  </w:r>
-                  <w:r>
-                    <w:rPr>
-                      <w:rFonts w:ascii="SimSun" w:eastAsia="SimSun" w:hAnsi="SimSun" w:cs="SimSun"/>
-                      <w:spacing w:val="-2"/>
-                      <w:sz w:val="10"/>
-                      <w:szCs w:val="10"/>
-                    </w:rPr>
-                    <w:t>协议</w:t>
-                  </w:r>
-                </w:p>
-              </w:txbxContent>
-            </v:textbox>
-          </v:shape>
-        </w:pict>
-      </w:r>
-      <w:r>
-        <w:pict>
-          <v:shape id="_x0000_s1030" type="#_x0000_t202" style="height:14.15pt;margin-left:335.12pt;margin-top:7.57pt;position:absolute;width:26.1pt;z-index:251665408">
-            <v:textbox inset="0,0,0,0">
-              <w:txbxContent>
-                <w:p>
-                  <w:pPr>
-                    <w:spacing w:before="19" w:line="229" w:lineRule="auto"/>
-                    <w:ind w:left="162" w:right="20" w:hanging="142"/>
-                    <w:rPr>
-                      <w:rFonts w:ascii="SimSun" w:eastAsia="SimSun" w:hAnsi="SimSun" w:cs="SimSun"/>
-                      <w:sz w:val="10"/>
-                      <w:szCs w:val="10"/>
-                    </w:rPr>
-                  </w:pPr>
-                  <w:r>
-                    <w:rPr>
-                      <w:rFonts w:ascii="Times New Roman" w:eastAsia="Times New Roman" w:hAnsi="Times New Roman" w:cs="Times New Roman"/>
-                      <w:spacing w:val="-2"/>
-                      <w:sz w:val="10"/>
-                      <w:szCs w:val="10"/>
-                    </w:rPr>
-                    <w:t>SLA</w:t>
-                  </w:r>
-                  <w:r>
-                    <w:rPr>
-                      <w:rFonts w:ascii="SimSun" w:eastAsia="SimSun" w:hAnsi="SimSun" w:cs="SimSun"/>
-                      <w:spacing w:val="-2"/>
-                      <w:sz w:val="10"/>
-                      <w:szCs w:val="10"/>
-                    </w:rPr>
-                    <w:t>需要变</w:t>
-                  </w:r>
-                  <w:r>
-                    <w:rPr>
-                      <w:rFonts w:ascii="SimSun" w:eastAsia="SimSun" w:hAnsi="SimSun" w:cs="SimSun"/>
-                      <w:spacing w:val="-3"/>
-                      <w:sz w:val="10"/>
-                      <w:szCs w:val="10"/>
-                    </w:rPr>
-                    <w:t>更？</w:t>
-                  </w:r>
-                </w:p>
-              </w:txbxContent>
-            </v:textbox>
-          </v:shape>
-        </w:pict>
-      </w:r>
-      <w:r>
-        <w:pict>
-          <v:shape id="_x0000_s1031" type="#_x0000_t202" style="height:5.45pt;margin-left:220.16pt;margin-top:12.02pt;position:absolute;width:6.95pt;z-index:251673600">
-            <v:textbox inset="0,0,0,0">
-              <w:txbxContent>
-                <w:p>
-                  <w:pPr>
-                    <w:spacing w:before="19" w:line="204" w:lineRule="auto"/>
-                    <w:ind w:left="20"/>
-                    <w:rPr>
-                      <w:rFonts w:ascii="Times New Roman" w:eastAsia="Times New Roman" w:hAnsi="Times New Roman" w:cs="Times New Roman"/>
-                      <w:sz w:val="7"/>
-                      <w:szCs w:val="7"/>
-                    </w:rPr>
-                  </w:pPr>
-                  <w:r>
-                    <w:rPr>
-                      <w:rFonts w:ascii="Times New Roman" w:eastAsia="Times New Roman" w:hAnsi="Times New Roman" w:cs="Times New Roman"/>
-                      <w:spacing w:val="6"/>
-                      <w:sz w:val="7"/>
-                      <w:szCs w:val="7"/>
-                    </w:rPr>
-                    <w:t>No</w:t>
-                  </w:r>
-                </w:p>
-              </w:txbxContent>
-            </v:textbox>
-          </v:shape>
-        </w:pict>
-      </w:r>
-      <w:r>
-        <w:rPr>
-          <w:rFonts w:ascii="SimSun" w:eastAsia="SimSun" w:hAnsi="SimSun" w:cs="SimSun"/>
-          <w:spacing w:val="-1"/>
-          <w:sz w:val="10"/>
-          <w:szCs w:val="10"/>
-        </w:rPr>
-        <w:t>签署新的服务</w:t>
-      </w:r>
-      <w:r>
-        <w:rPr>
-          <w:rFonts w:ascii="SimSun" w:eastAsia="SimSun" w:hAnsi="SimSun" w:cs="SimSun"/>
-          <w:spacing w:val="-2"/>
-          <w:sz w:val="10"/>
-          <w:szCs w:val="10"/>
-        </w:rPr>
-        <w:t>级别协议</w:t>
-      </w:r>
-    </w:p>
-    <w:p>
-      <w:pPr>
-        <w:spacing w:before="224" w:line="272" w:lineRule="auto"/>
-        <w:ind w:left="1002" w:right="7552" w:hanging="90"/>
-        <w:rPr>
-          <w:rFonts w:ascii="SimSun" w:eastAsia="SimSun" w:hAnsi="SimSun" w:cs="SimSun"/>
-          <w:sz w:val="10"/>
-          <w:szCs w:val="10"/>
-        </w:rPr>
-      </w:pPr>
-      <w:r>
-        <w:pict>
-          <v:shape id="_x0000_s1032" type="#_x0000_t202" style="height:10.3pt;margin-left:23.21pt;margin-top:15.73pt;position:absolute;rotation:270;width:19.55pt;z-index:251670528">
-            <v:textbox inset="0,0,0,0">
-              <w:txbxContent>
-                <w:p>
-                  <w:pPr>
-                    <w:spacing w:before="42" w:line="219" w:lineRule="auto"/>
-                    <w:ind w:left="20"/>
-                    <w:rPr>
-                      <w:rFonts w:ascii="SimSun" w:eastAsia="SimSun" w:hAnsi="SimSun" w:cs="SimSun"/>
-                      <w:sz w:val="12"/>
-                      <w:szCs w:val="12"/>
-                    </w:rPr>
-                  </w:pPr>
-                  <w:r>
-                    <w:rPr>
-                      <w:rFonts w:ascii="SimSun" w:eastAsia="SimSun" w:hAnsi="SimSun" w:cs="SimSun"/>
-                      <w:spacing w:val="-4"/>
-                      <w:sz w:val="12"/>
-                      <w:szCs w:val="12"/>
-                    </w:rPr>
-                    <w:t>负责人</w:t>
-                  </w:r>
-                </w:p>
-              </w:txbxContent>
-            </v:textbox>
-          </v:shape>
-        </w:pict>
-      </w:r>
-      <w:r>
-        <w:pict>
-          <v:shape id="_x0000_s1033" type="#_x0000_t202" style="height:20.85pt;margin-left:280.96pt;margin-top:8.01pt;position:absolute;width:31.75pt;z-index:251659264">
-            <v:textbox inset="0,0,0,0">
-              <w:txbxContent>
-                <w:p>
-                  <w:pPr>
-                    <w:spacing w:before="20" w:line="221" w:lineRule="auto"/>
-                    <w:ind w:left="20"/>
-                    <w:rPr>
-                      <w:rFonts w:ascii="SimSun" w:eastAsia="SimSun" w:hAnsi="SimSun" w:cs="SimSun"/>
-                      <w:sz w:val="10"/>
-                      <w:szCs w:val="10"/>
-                    </w:rPr>
-                  </w:pPr>
-                  <w:r>
-                    <w:rPr>
-                      <w:rFonts w:ascii="SimSun" w:eastAsia="SimSun" w:hAnsi="SimSun" w:cs="SimSun"/>
-                      <w:spacing w:val="-1"/>
-                      <w:sz w:val="10"/>
-                      <w:szCs w:val="10"/>
-                    </w:rPr>
-                    <w:t>定期检查服务</w:t>
-                  </w:r>
-                </w:p>
-                <w:p>
-                  <w:pPr>
-                    <w:spacing w:before="2" w:line="221" w:lineRule="auto"/>
-                    <w:ind w:left="20"/>
-                    <w:rPr>
-                      <w:rFonts w:ascii="SimSun" w:eastAsia="SimSun" w:hAnsi="SimSun" w:cs="SimSun"/>
-                      <w:sz w:val="10"/>
-                      <w:szCs w:val="10"/>
-                    </w:rPr>
-                  </w:pPr>
-                  <w:r>
-                    <w:rPr>
-                      <w:rFonts w:ascii="SimSun" w:eastAsia="SimSun" w:hAnsi="SimSun" w:cs="SimSun"/>
-                      <w:spacing w:val="-1"/>
-                      <w:sz w:val="10"/>
-                      <w:szCs w:val="10"/>
-                    </w:rPr>
-                    <w:t>级别协议的执</w:t>
-                  </w:r>
-                </w:p>
-                <w:p>
-                  <w:pPr>
-                    <w:spacing w:before="14" w:line="222" w:lineRule="auto"/>
-                    <w:ind w:left="171"/>
-                    <w:rPr>
-                      <w:rFonts w:ascii="SimSun" w:eastAsia="SimSun" w:hAnsi="SimSun" w:cs="SimSun"/>
-                      <w:sz w:val="10"/>
-                      <w:szCs w:val="10"/>
-                    </w:rPr>
-                  </w:pPr>
-                  <w:r>
-                    <w:rPr>
-                      <w:rFonts w:ascii="SimSun" w:eastAsia="SimSun" w:hAnsi="SimSun" w:cs="SimSun"/>
-                      <w:spacing w:val="-2"/>
-                      <w:sz w:val="10"/>
-                      <w:szCs w:val="10"/>
-                    </w:rPr>
-                    <w:t>行情况</w:t>
-                  </w:r>
-                </w:p>
-              </w:txbxContent>
-            </v:textbox>
-          </v:shape>
-        </w:pict>
-      </w:r>
-      <w:r>
-        <w:pict>
-          <v:shape id="_x0000_s1034" type="#_x0000_t202" style="height:13.9pt;margin-left:137.26pt;margin-top:11.25pt;position:absolute;width:31.1pt;z-index:251664384">
-            <v:textbox inset="0,0,0,0">
-              <w:txbxContent>
-                <w:p>
-                  <w:pPr>
-                    <w:spacing w:before="19" w:line="220" w:lineRule="auto"/>
-                    <w:ind w:left="212" w:right="20" w:hanging="192"/>
-                    <w:rPr>
-                      <w:rFonts w:ascii="SimSun" w:eastAsia="SimSun" w:hAnsi="SimSun" w:cs="SimSun"/>
-                      <w:sz w:val="10"/>
-                      <w:szCs w:val="10"/>
-                    </w:rPr>
-                  </w:pPr>
-                  <w:r>
-                    <w:rPr>
-                      <w:rFonts w:ascii="SimSun" w:eastAsia="SimSun" w:hAnsi="SimSun" w:cs="SimSun"/>
-                      <w:spacing w:val="-4"/>
-                      <w:sz w:val="10"/>
-                      <w:szCs w:val="10"/>
-                    </w:rPr>
-                    <w:t>制定服务级别</w:t>
-                  </w:r>
-                  <w:r>
-                    <w:rPr>
-                      <w:rFonts w:ascii="SimSun" w:eastAsia="SimSun" w:hAnsi="SimSun" w:cs="SimSun"/>
-                      <w:spacing w:val="-2"/>
-                      <w:sz w:val="10"/>
-                      <w:szCs w:val="10"/>
-                    </w:rPr>
-                    <w:t>协议</w:t>
-                  </w:r>
-                </w:p>
-              </w:txbxContent>
-            </v:textbox>
-          </v:shape>
-        </w:pict>
-      </w:r>
-      <w:r>
-        <w:pict>
-          <v:shape id="_x0000_s1035" type="#_x0000_t202" style="height:13.9pt;margin-left:184.4pt;margin-top:11.25pt;position:absolute;width:31.85pt;z-index:251662336">
-            <v:textbox inset="0,0,0,0">
-              <w:txbxContent>
-                <w:p>
-                  <w:pPr>
-                    <w:spacing w:before="19" w:line="220" w:lineRule="auto"/>
-                    <w:ind w:left="222" w:right="20" w:hanging="202"/>
-                    <w:rPr>
-                      <w:rFonts w:ascii="SimSun" w:eastAsia="SimSun" w:hAnsi="SimSun" w:cs="SimSun"/>
-                      <w:sz w:val="10"/>
-                      <w:szCs w:val="10"/>
-                    </w:rPr>
-                  </w:pPr>
-                  <w:r>
-                    <w:rPr>
-                      <w:rFonts w:ascii="SimSun" w:eastAsia="SimSun" w:hAnsi="SimSun" w:cs="SimSun"/>
-                      <w:spacing w:val="-1"/>
-                      <w:sz w:val="10"/>
-                      <w:szCs w:val="10"/>
-                    </w:rPr>
-                    <w:t>变更服务级别</w:t>
-                  </w:r>
-                  <w:r>
-                    <w:rPr>
-                      <w:rFonts w:ascii="SimSun" w:eastAsia="SimSun" w:hAnsi="SimSun" w:cs="SimSun"/>
-                      <w:spacing w:val="-2"/>
-                      <w:sz w:val="10"/>
-                      <w:szCs w:val="10"/>
-                    </w:rPr>
-                    <w:t>协议</w:t>
-                  </w:r>
-                </w:p>
-              </w:txbxContent>
-            </v:textbox>
-          </v:shape>
-        </w:pict>
-      </w:r>
-      <w:r>
-        <w:pict>
-          <v:shape id="_x0000_s1036" type="#_x0000_t202" style="height:8pt;margin-left:89.52pt;margin-top:14.49pt;position:absolute;width:31.8pt;z-index:251669504">
-            <v:textbox inset="0,0,0,0">
-              <w:txbxContent>
-                <w:p>
-                  <w:pPr>
-                    <w:spacing w:before="20" w:line="221" w:lineRule="auto"/>
-                    <w:ind w:left="20"/>
-                    <w:rPr>
-                      <w:rFonts w:ascii="SimSun" w:eastAsia="SimSun" w:hAnsi="SimSun" w:cs="SimSun"/>
-                      <w:sz w:val="10"/>
-                      <w:szCs w:val="10"/>
-                    </w:rPr>
-                  </w:pPr>
-                  <w:r>
-                    <w:rPr>
-                      <w:rFonts w:ascii="SimSun" w:eastAsia="SimSun" w:hAnsi="SimSun" w:cs="SimSun"/>
-                      <w:spacing w:val="-1"/>
-                      <w:sz w:val="10"/>
-                      <w:szCs w:val="10"/>
-                    </w:rPr>
-                    <w:t>编制服务目录</w:t>
-                  </w:r>
-                </w:p>
-              </w:txbxContent>
-            </v:textbox>
-          </v:shape>
-        </w:pict>
-      </w:r>
-      <w:r>
-        <w:rPr>
-          <w:rFonts w:ascii="SimSun" w:eastAsia="SimSun" w:hAnsi="SimSun" w:cs="SimSun"/>
-          <w:spacing w:val="-1"/>
-          <w:sz w:val="10"/>
-          <w:szCs w:val="10"/>
-        </w:rPr>
-        <w:t>制定服务级别</w:t>
-      </w:r>
-      <w:r>
-        <w:rPr>
-          <w:rFonts w:ascii="SimSun" w:eastAsia="SimSun" w:hAnsi="SimSun" w:cs="SimSun"/>
-          <w:spacing w:val="-2"/>
-          <w:sz w:val="10"/>
-          <w:szCs w:val="10"/>
-        </w:rPr>
-        <w:t>管理策略</w:t>
-      </w:r>
-    </w:p>
-    <w:p>
-      <w:pPr>
-        <w:pStyle w:val="BodyText"/>
-        <w:spacing w:line="469" w:lineRule="auto"/>
-      </w:pPr>
-      <w:r>
-        <w:pict>
-          <v:shape id="_x0000_s1037" type="#_x0000_t202" style="height:10.25pt;margin-left:10.13pt;margin-top:33.75pt;position:absolute;rotation:270;width:37.8pt;z-index:251668480">
-            <v:textbox inset="0,0,0,0">
-              <w:txbxContent>
-                <w:p>
-                  <w:pPr>
-                    <w:spacing w:before="41" w:line="219" w:lineRule="auto"/>
-                    <w:ind w:left="20"/>
-                    <w:rPr>
-                      <w:rFonts w:ascii="SimSun" w:eastAsia="SimSun" w:hAnsi="SimSun" w:cs="SimSun"/>
-                      <w:sz w:val="12"/>
-                      <w:szCs w:val="12"/>
-                    </w:rPr>
-                  </w:pPr>
-                  <w:r>
-                    <w:rPr>
-                      <w:rFonts w:ascii="SimSun" w:eastAsia="SimSun" w:hAnsi="SimSun" w:cs="SimSun"/>
-                      <w:spacing w:val="1"/>
-                      <w:sz w:val="12"/>
-                      <w:szCs w:val="12"/>
-                    </w:rPr>
-                    <w:t>服务提供团队</w:t>
-                  </w:r>
-                </w:p>
-              </w:txbxContent>
-            </v:textbox>
-          </v:shape>
-        </w:pict>
-      </w:r>
-    </w:p>
-    <w:p>
-      <w:pPr>
-        <w:spacing w:before="20" w:line="204" w:lineRule="auto"/>
-        <w:ind w:left="6907"/>
-        <w:rPr>
-          <w:rFonts w:ascii="Times New Roman" w:eastAsia="Times New Roman" w:hAnsi="Times New Roman" w:cs="Times New Roman"/>
-          <w:sz w:val="7"/>
-          <w:szCs w:val="7"/>
-        </w:rPr>
-      </w:pPr>
-      <w:r>
-        <w:rPr>
-          <w:rFonts w:ascii="Times New Roman" w:eastAsia="Times New Roman" w:hAnsi="Times New Roman" w:cs="Times New Roman"/>
-          <w:spacing w:val="6"/>
-          <w:sz w:val="7"/>
-          <w:szCs w:val="7"/>
-        </w:rPr>
-        <w:t>No</w:t>
-      </w:r>
-    </w:p>
-    <w:p>
-      <w:pPr>
-        <w:spacing w:before="100" w:line="221" w:lineRule="auto"/>
-        <w:ind w:left="5738"/>
-        <w:rPr>
-          <w:rFonts w:ascii="SimSun" w:eastAsia="SimSun" w:hAnsi="SimSun" w:cs="SimSun"/>
-          <w:sz w:val="10"/>
-          <w:szCs w:val="10"/>
-        </w:rPr>
-      </w:pPr>
-      <w:r>
-        <w:pict>
-          <v:shape id="_x0000_s1038" type="#_x0000_t202" style="height:13.9pt;margin-left:385.32pt;margin-top:0.75pt;position:absolute;width:31.8pt;z-index:251663360">
-            <v:textbox inset="0,0,0,0">
-              <w:txbxContent>
-                <w:p>
-                  <w:pPr>
-                    <w:spacing w:before="20" w:line="219" w:lineRule="auto"/>
-                    <w:ind w:left="268" w:right="20" w:hanging="249"/>
-                    <w:rPr>
-                      <w:rFonts w:ascii="SimSun" w:eastAsia="SimSun" w:hAnsi="SimSun" w:cs="SimSun"/>
-                      <w:sz w:val="10"/>
-                      <w:szCs w:val="10"/>
-                    </w:rPr>
-                  </w:pPr>
-                  <w:r>
-                    <w:rPr>
-                      <w:rFonts w:ascii="SimSun" w:eastAsia="SimSun" w:hAnsi="SimSun" w:cs="SimSun"/>
-                      <w:spacing w:val="-1"/>
-                      <w:sz w:val="10"/>
-                      <w:szCs w:val="10"/>
-                    </w:rPr>
-                    <w:t>按需求提供服</w:t>
-                  </w:r>
-                  <w:r>
-                    <w:rPr>
-                      <w:rFonts w:ascii="SimSun" w:eastAsia="SimSun" w:hAnsi="SimSun" w:cs="SimSun"/>
-                      <w:sz w:val="10"/>
-                      <w:szCs w:val="10"/>
-                    </w:rPr>
-                    <w:t>务</w:t>
-                  </w:r>
-                </w:p>
-              </w:txbxContent>
-            </v:textbox>
-          </v:shape>
-        </w:pict>
-      </w:r>
-      <w:r>
-        <w:pict>
-          <v:shape id="_x0000_s1039" type="#_x0000_t202" style="height:14.85pt;margin-left:239.04pt;margin-top:-0.33pt;position:absolute;width:31.8pt;z-index:251660288">
-            <v:textbox inset="0,0,0,0">
-              <w:txbxContent>
-                <w:p>
-                  <w:pPr>
-                    <w:spacing w:before="20" w:line="254" w:lineRule="auto"/>
-                    <w:ind w:left="273" w:right="20" w:hanging="254"/>
-                    <w:rPr>
-                      <w:rFonts w:ascii="SimSun" w:eastAsia="SimSun" w:hAnsi="SimSun" w:cs="SimSun"/>
-                      <w:sz w:val="10"/>
-                      <w:szCs w:val="10"/>
-                    </w:rPr>
-                  </w:pPr>
-                  <w:r>
-                    <w:rPr>
-                      <w:rFonts w:ascii="SimSun" w:eastAsia="SimSun" w:hAnsi="SimSun" w:cs="SimSun"/>
-                      <w:spacing w:val="-1"/>
-                      <w:sz w:val="10"/>
-                      <w:szCs w:val="10"/>
-                    </w:rPr>
-                    <w:t>按需求提供服</w:t>
-                  </w:r>
-                  <w:r>
-                    <w:rPr>
-                      <w:rFonts w:ascii="SimSun" w:eastAsia="SimSun" w:hAnsi="SimSun" w:cs="SimSun"/>
-                      <w:sz w:val="10"/>
-                      <w:szCs w:val="10"/>
-                    </w:rPr>
-                    <w:t>务</w:t>
-                  </w:r>
-                </w:p>
-              </w:txbxContent>
-            </v:textbox>
-          </v:shape>
-        </w:pict>
-      </w:r>
-      <w:r>
-        <w:rPr>
-          <w:rFonts w:ascii="SimSun" w:eastAsia="SimSun" w:hAnsi="SimSun" w:cs="SimSun"/>
-          <w:spacing w:val="-1"/>
-          <w:sz w:val="10"/>
-          <w:szCs w:val="10"/>
-        </w:rPr>
-        <w:t>服务变更</w:t>
-      </w:r>
-    </w:p>
-    <w:p>
-      <w:pPr>
-        <w:pStyle w:val="BodyText"/>
-        <w:spacing w:line="292" w:lineRule="auto"/>
-      </w:pPr>
-    </w:p>
-    <w:p>
-      <w:pPr>
-        <w:pStyle w:val="BodyText"/>
-        <w:spacing w:line="293" w:lineRule="auto"/>
-      </w:pPr>
-    </w:p>
-    <w:p>
-      <w:pPr>
-        <w:pStyle w:val="BodyText"/>
-        <w:spacing w:line="293" w:lineRule="auto"/>
-      </w:pPr>
-    </w:p>
-    <w:p>
-      <w:pPr>
-        <w:spacing w:before="97" w:line="221" w:lineRule="auto"/>
-        <w:ind w:left="384"/>
-        <w:rPr>
-          <w:rFonts w:ascii="SimHei" w:eastAsia="SimHei" w:hAnsi="SimHei" w:cs="SimHei"/>
-          <w:sz w:val="30"/>
-          <w:szCs w:val="30"/>
-        </w:rPr>
-      </w:pPr>
-      <w:r>
-        <w:rPr>
-          <w:rFonts w:ascii="SimHei" w:eastAsia="SimHei" w:hAnsi="SimHei" w:cs="SimHei"/>
-          <w:b/>
-          <w:bCs/>
-          <w:spacing w:val="-6"/>
-          <w:sz w:val="30"/>
-          <w:szCs w:val="30"/>
-        </w:rPr>
-        <w:t>5.2</w:t>
-      </w:r>
-      <w:r>
-        <w:rPr>
-          <w:rFonts w:ascii="SimHei" w:eastAsia="SimHei" w:hAnsi="SimHei" w:cs="SimHei"/>
-          <w:spacing w:val="21"/>
-          <w:sz w:val="30"/>
-          <w:szCs w:val="30"/>
-        </w:rPr>
-        <w:t xml:space="preserve"> </w:t>
-      </w:r>
-      <w:r>
-        <w:rPr>
-          <w:rFonts w:ascii="SimHei" w:eastAsia="SimHei" w:hAnsi="SimHei" w:cs="SimHei"/>
-          <w:b/>
-          <w:bCs/>
-          <w:spacing w:val="-6"/>
-          <w:sz w:val="30"/>
-          <w:szCs w:val="30"/>
-        </w:rPr>
         <w:t>流程说明</w:t>
       </w:r>
     </w:p>
@@ -4680,18 +3607,24 @@
     </w:p>
     <w:tbl>
       <w:tblPr>
-        <w:tblStyle w:val="TableNormal"/>
+        <w:tblStyle w:val="5"/>
         <w:tblW w:w="9042" w:type="dxa"/>
         <w:tblInd w:w="15" w:type="dxa"/>
         <w:tblBorders>
-          <w:top w:val="single" w:sz="2" w:space="0" w:color="000000"/>
-          <w:left w:val="single" w:sz="2" w:space="0" w:color="000000"/>
-          <w:bottom w:val="single" w:sz="2" w:space="0" w:color="000000"/>
-          <w:right w:val="single" w:sz="2" w:space="0" w:color="000000"/>
-          <w:insideH w:val="single" w:sz="2" w:space="0" w:color="000000"/>
-          <w:insideV w:val="single" w:sz="2" w:space="0" w:color="000000"/>
+          <w:top w:val="single" w:color="000000" w:sz="2" w:space="0"/>
+          <w:left w:val="single" w:color="000000" w:sz="2" w:space="0"/>
+          <w:bottom w:val="single" w:color="000000" w:sz="2" w:space="0"/>
+          <w:right w:val="single" w:color="000000" w:sz="2" w:space="0"/>
+          <w:insideH w:val="single" w:color="000000" w:sz="2" w:space="0"/>
+          <w:insideV w:val="single" w:color="000000" w:sz="2" w:space="0"/>
         </w:tblBorders>
         <w:tblLayout w:type="fixed"/>
+        <w:tblCellMar>
+          <w:top w:w="0" w:type="dxa"/>
+          <w:left w:w="0" w:type="dxa"/>
+          <w:bottom w:w="0" w:type="dxa"/>
+          <w:right w:w="0" w:type="dxa"/>
+        </w:tblCellMar>
       </w:tblPr>
       <w:tblGrid>
         <w:gridCol w:w="1106"/>
@@ -4702,20 +3635,23 @@
       </w:tblGrid>
       <w:tr>
         <w:tblPrEx>
-          <w:tblW w:w="9042" w:type="dxa"/>
-          <w:tblInd w:w="15" w:type="dxa"/>
           <w:tblBorders>
-            <w:top w:val="single" w:sz="2" w:space="0" w:color="000000"/>
-            <w:left w:val="single" w:sz="2" w:space="0" w:color="000000"/>
-            <w:bottom w:val="single" w:sz="2" w:space="0" w:color="000000"/>
-            <w:right w:val="single" w:sz="2" w:space="0" w:color="000000"/>
-            <w:insideH w:val="single" w:sz="2" w:space="0" w:color="000000"/>
-            <w:insideV w:val="single" w:sz="2" w:space="0" w:color="000000"/>
+            <w:top w:val="single" w:color="000000" w:sz="2" w:space="0"/>
+            <w:left w:val="single" w:color="000000" w:sz="2" w:space="0"/>
+            <w:bottom w:val="single" w:color="000000" w:sz="2" w:space="0"/>
+            <w:right w:val="single" w:color="000000" w:sz="2" w:space="0"/>
+            <w:insideH w:val="single" w:color="000000" w:sz="2" w:space="0"/>
+            <w:insideV w:val="single" w:color="000000" w:sz="2" w:space="0"/>
           </w:tblBorders>
-          <w:tblLayout w:type="fixed"/>
+          <w:tblCellMar>
+            <w:top w:w="0" w:type="dxa"/>
+            <w:left w:w="0" w:type="dxa"/>
+            <w:bottom w:w="0" w:type="dxa"/>
+            <w:right w:w="0" w:type="dxa"/>
+          </w:tblCellMar>
         </w:tblPrEx>
         <w:trPr>
-          <w:trHeight w:val="591"/>
+          <w:trHeight w:val="591" w:hRule="atLeast"/>
         </w:trPr>
         <w:tc>
           <w:tcPr>
@@ -4727,14 +3663,14 @@
               <w:spacing w:before="209" w:line="220" w:lineRule="auto"/>
               <w:ind w:left="327"/>
               <w:rPr>
-                <w:rFonts w:ascii="SimSun" w:eastAsia="SimSun" w:hAnsi="SimSun" w:cs="SimSun"/>
+                <w:rFonts w:ascii="宋体" w:hAnsi="宋体" w:eastAsia="宋体" w:cs="宋体"/>
                 <w:sz w:val="24"/>
                 <w:szCs w:val="24"/>
               </w:rPr>
             </w:pPr>
             <w:r>
               <w:rPr>
-                <w:rFonts w:ascii="SimSun" w:eastAsia="SimSun" w:hAnsi="SimSun" w:cs="SimSun"/>
+                <w:rFonts w:ascii="宋体" w:hAnsi="宋体" w:eastAsia="宋体" w:cs="宋体"/>
                 <w:b/>
                 <w:bCs/>
                 <w:spacing w:val="-10"/>
@@ -4755,14 +3691,14 @@
               <w:spacing w:before="209" w:line="221" w:lineRule="auto"/>
               <w:ind w:left="1885"/>
               <w:rPr>
-                <w:rFonts w:ascii="SimSun" w:eastAsia="SimSun" w:hAnsi="SimSun" w:cs="SimSun"/>
+                <w:rFonts w:ascii="宋体" w:hAnsi="宋体" w:eastAsia="宋体" w:cs="宋体"/>
                 <w:sz w:val="24"/>
                 <w:szCs w:val="24"/>
               </w:rPr>
             </w:pPr>
             <w:r>
               <w:rPr>
-                <w:rFonts w:ascii="SimSun" w:eastAsia="SimSun" w:hAnsi="SimSun" w:cs="SimSun"/>
+                <w:rFonts w:ascii="宋体" w:hAnsi="宋体" w:eastAsia="宋体" w:cs="宋体"/>
                 <w:b/>
                 <w:bCs/>
                 <w:spacing w:val="-9"/>
@@ -4783,14 +3719,14 @@
               <w:spacing w:before="209" w:line="219" w:lineRule="auto"/>
               <w:ind w:left="153"/>
               <w:rPr>
-                <w:rFonts w:ascii="SimSun" w:eastAsia="SimSun" w:hAnsi="SimSun" w:cs="SimSun"/>
+                <w:rFonts w:ascii="宋体" w:hAnsi="宋体" w:eastAsia="宋体" w:cs="宋体"/>
                 <w:sz w:val="24"/>
                 <w:szCs w:val="24"/>
               </w:rPr>
             </w:pPr>
             <w:r>
               <w:rPr>
-                <w:rFonts w:ascii="SimSun" w:eastAsia="SimSun" w:hAnsi="SimSun" w:cs="SimSun"/>
+                <w:rFonts w:ascii="宋体" w:hAnsi="宋体" w:eastAsia="宋体" w:cs="宋体"/>
                 <w:b/>
                 <w:bCs/>
                 <w:spacing w:val="-8"/>
@@ -4811,14 +3747,14 @@
               <w:spacing w:before="209" w:line="219" w:lineRule="auto"/>
               <w:ind w:left="551"/>
               <w:rPr>
-                <w:rFonts w:ascii="SimSun" w:eastAsia="SimSun" w:hAnsi="SimSun" w:cs="SimSun"/>
+                <w:rFonts w:ascii="宋体" w:hAnsi="宋体" w:eastAsia="宋体" w:cs="宋体"/>
                 <w:sz w:val="24"/>
                 <w:szCs w:val="24"/>
               </w:rPr>
             </w:pPr>
             <w:r>
               <w:rPr>
-                <w:rFonts w:ascii="SimSun" w:eastAsia="SimSun" w:hAnsi="SimSun" w:cs="SimSun"/>
+                <w:rFonts w:ascii="宋体" w:hAnsi="宋体" w:eastAsia="宋体" w:cs="宋体"/>
                 <w:b/>
                 <w:bCs/>
                 <w:spacing w:val="-7"/>
@@ -4839,14 +3775,14 @@
               <w:spacing w:before="209" w:line="219" w:lineRule="auto"/>
               <w:ind w:left="351"/>
               <w:rPr>
-                <w:rFonts w:ascii="SimSun" w:eastAsia="SimSun" w:hAnsi="SimSun" w:cs="SimSun"/>
+                <w:rFonts w:ascii="宋体" w:hAnsi="宋体" w:eastAsia="宋体" w:cs="宋体"/>
                 <w:sz w:val="24"/>
                 <w:szCs w:val="24"/>
               </w:rPr>
             </w:pPr>
             <w:r>
               <w:rPr>
-                <w:rFonts w:ascii="SimSun" w:eastAsia="SimSun" w:hAnsi="SimSun" w:cs="SimSun"/>
+                <w:rFonts w:ascii="宋体" w:hAnsi="宋体" w:eastAsia="宋体" w:cs="宋体"/>
                 <w:b/>
                 <w:bCs/>
                 <w:spacing w:val="-7"/>
@@ -4860,12 +3796,23 @@
       </w:tr>
       <w:tr>
         <w:tblPrEx>
-          <w:tblW w:w="9042" w:type="dxa"/>
-          <w:tblInd w:w="15" w:type="dxa"/>
-          <w:tblLayout w:type="fixed"/>
+          <w:tblBorders>
+            <w:top w:val="single" w:color="000000" w:sz="2" w:space="0"/>
+            <w:left w:val="single" w:color="000000" w:sz="2" w:space="0"/>
+            <w:bottom w:val="single" w:color="000000" w:sz="2" w:space="0"/>
+            <w:right w:val="single" w:color="000000" w:sz="2" w:space="0"/>
+            <w:insideH w:val="single" w:color="000000" w:sz="2" w:space="0"/>
+            <w:insideV w:val="single" w:color="000000" w:sz="2" w:space="0"/>
+          </w:tblBorders>
+          <w:tblCellMar>
+            <w:top w:w="0" w:type="dxa"/>
+            <w:left w:w="0" w:type="dxa"/>
+            <w:bottom w:w="0" w:type="dxa"/>
+            <w:right w:w="0" w:type="dxa"/>
+          </w:tblCellMar>
         </w:tblPrEx>
         <w:trPr>
-          <w:trHeight w:val="1364"/>
+          <w:trHeight w:val="1364" w:hRule="atLeast"/>
         </w:trPr>
         <w:tc>
           <w:tcPr>
@@ -4876,14 +3823,14 @@
               <w:spacing w:before="222" w:line="228" w:lineRule="auto"/>
               <w:ind w:left="121"/>
               <w:rPr>
-                <w:rFonts w:ascii="SimSun" w:eastAsia="SimSun" w:hAnsi="SimSun" w:cs="SimSun"/>
-                <w:sz w:val="20"/>
-                <w:szCs w:val="20"/>
-              </w:rPr>
-            </w:pPr>
-            <w:r>
-              <w:rPr>
-                <w:rFonts w:ascii="SimSun" w:eastAsia="SimSun" w:hAnsi="SimSun" w:cs="SimSun"/>
+                <w:rFonts w:ascii="宋体" w:hAnsi="宋体" w:eastAsia="宋体" w:cs="宋体"/>
+                <w:sz w:val="20"/>
+                <w:szCs w:val="20"/>
+              </w:rPr>
+            </w:pPr>
+            <w:r>
+              <w:rPr>
+                <w:rFonts w:ascii="宋体" w:hAnsi="宋体" w:eastAsia="宋体" w:cs="宋体"/>
                 <w:spacing w:val="7"/>
                 <w:sz w:val="20"/>
                 <w:szCs w:val="20"/>
@@ -4896,14 +3843,14 @@
               <w:spacing w:before="156" w:line="336" w:lineRule="auto"/>
               <w:ind w:left="122" w:right="151" w:firstLine="1"/>
               <w:rPr>
-                <w:rFonts w:ascii="SimSun" w:eastAsia="SimSun" w:hAnsi="SimSun" w:cs="SimSun"/>
-                <w:sz w:val="20"/>
-                <w:szCs w:val="20"/>
-              </w:rPr>
-            </w:pPr>
-            <w:r>
-              <w:rPr>
-                <w:rFonts w:ascii="SimSun" w:eastAsia="SimSun" w:hAnsi="SimSun" w:cs="SimSun"/>
+                <w:rFonts w:ascii="宋体" w:hAnsi="宋体" w:eastAsia="宋体" w:cs="宋体"/>
+                <w:sz w:val="20"/>
+                <w:szCs w:val="20"/>
+              </w:rPr>
+            </w:pPr>
+            <w:r>
+              <w:rPr>
+                <w:rFonts w:ascii="宋体" w:hAnsi="宋体" w:eastAsia="宋体" w:cs="宋体"/>
                 <w:spacing w:val="6"/>
                 <w:sz w:val="20"/>
                 <w:szCs w:val="20"/>
@@ -4912,7 +3859,7 @@
             </w:r>
             <w:r>
               <w:rPr>
-                <w:rFonts w:ascii="SimSun" w:eastAsia="SimSun" w:hAnsi="SimSun" w:cs="SimSun"/>
+                <w:rFonts w:ascii="宋体" w:hAnsi="宋体" w:eastAsia="宋体" w:cs="宋体"/>
                 <w:spacing w:val="3"/>
                 <w:sz w:val="20"/>
                 <w:szCs w:val="20"/>
@@ -4927,7 +3874,7 @@
           </w:tcPr>
           <w:p>
             <w:pPr>
-              <w:pStyle w:val="TableText"/>
+              <w:pStyle w:val="6"/>
               <w:spacing w:line="356" w:lineRule="auto"/>
             </w:pPr>
           </w:p>
@@ -4936,28 +3883,19 @@
               <w:spacing w:before="65" w:line="374" w:lineRule="auto"/>
               <w:ind w:left="116" w:right="125" w:hanging="1"/>
               <w:rPr>
-                <w:rFonts w:ascii="SimSun" w:eastAsia="SimSun" w:hAnsi="SimSun" w:cs="SimSun"/>
-                <w:sz w:val="20"/>
-                <w:szCs w:val="20"/>
-              </w:rPr>
-            </w:pPr>
-            <w:r>
-              <w:rPr>
-                <w:rFonts w:ascii="SimSun" w:eastAsia="SimSun" w:hAnsi="SimSun" w:cs="SimSun"/>
+                <w:rFonts w:ascii="宋体" w:hAnsi="宋体" w:eastAsia="宋体" w:cs="宋体"/>
+                <w:sz w:val="20"/>
+                <w:szCs w:val="20"/>
+              </w:rPr>
+            </w:pPr>
+            <w:r>
+              <w:rPr>
+                <w:rFonts w:ascii="宋体" w:hAnsi="宋体" w:eastAsia="宋体" w:cs="宋体"/>
                 <w:spacing w:val="9"/>
                 <w:sz w:val="20"/>
                 <w:szCs w:val="20"/>
               </w:rPr>
-              <w:t>服务级别经理根据运维部授权管理的内容和</w:t>
-            </w:r>
-            <w:r>
-              <w:rPr>
-                <w:rFonts w:ascii="SimSun" w:eastAsia="SimSun" w:hAnsi="SimSun" w:cs="SimSun"/>
-                <w:spacing w:val="9"/>
-                <w:sz w:val="20"/>
-                <w:szCs w:val="20"/>
-              </w:rPr>
-              <w:t>客户需求制定服务级别管理策略</w:t>
+              <w:t>服务级别经理根据运维部授权管理的内容和客户需求制定服务级别管理策略</w:t>
             </w:r>
           </w:p>
         </w:tc>
@@ -4967,7 +3905,7 @@
           </w:tcPr>
           <w:p>
             <w:pPr>
-              <w:pStyle w:val="TableText"/>
+              <w:pStyle w:val="6"/>
               <w:spacing w:line="356" w:lineRule="auto"/>
             </w:pPr>
           </w:p>
@@ -4976,14 +3914,14 @@
               <w:spacing w:before="65" w:line="379" w:lineRule="auto"/>
               <w:ind w:left="118" w:right="37" w:hanging="1"/>
               <w:rPr>
-                <w:rFonts w:ascii="SimSun" w:eastAsia="SimSun" w:hAnsi="SimSun" w:cs="SimSun"/>
-                <w:sz w:val="20"/>
-                <w:szCs w:val="20"/>
-              </w:rPr>
-            </w:pPr>
-            <w:r>
-              <w:rPr>
-                <w:rFonts w:ascii="SimSun" w:eastAsia="SimSun" w:hAnsi="SimSun" w:cs="SimSun"/>
+                <w:rFonts w:ascii="宋体" w:hAnsi="宋体" w:eastAsia="宋体" w:cs="宋体"/>
+                <w:sz w:val="20"/>
+                <w:szCs w:val="20"/>
+              </w:rPr>
+            </w:pPr>
+            <w:r>
+              <w:rPr>
+                <w:rFonts w:ascii="宋体" w:hAnsi="宋体" w:eastAsia="宋体" w:cs="宋体"/>
                 <w:spacing w:val="7"/>
                 <w:sz w:val="20"/>
                 <w:szCs w:val="20"/>
@@ -4992,7 +3930,7 @@
             </w:r>
             <w:r>
               <w:rPr>
-                <w:rFonts w:ascii="SimSun" w:eastAsia="SimSun" w:hAnsi="SimSun" w:cs="SimSun"/>
+                <w:rFonts w:ascii="宋体" w:hAnsi="宋体" w:eastAsia="宋体" w:cs="宋体"/>
                 <w:spacing w:val="3"/>
                 <w:sz w:val="20"/>
                 <w:szCs w:val="20"/>
@@ -5007,13 +3945,13 @@
           </w:tcPr>
           <w:p>
             <w:pPr>
-              <w:pStyle w:val="TableText"/>
+              <w:pStyle w:val="6"/>
               <w:spacing w:line="278" w:lineRule="auto"/>
             </w:pPr>
           </w:p>
           <w:p>
             <w:pPr>
-              <w:pStyle w:val="TableText"/>
+              <w:pStyle w:val="6"/>
               <w:spacing w:line="279" w:lineRule="auto"/>
             </w:pPr>
           </w:p>
@@ -5022,14 +3960,14 @@
               <w:spacing w:before="65" w:line="228" w:lineRule="auto"/>
               <w:ind w:left="118"/>
               <w:rPr>
-                <w:rFonts w:ascii="SimSun" w:eastAsia="SimSun" w:hAnsi="SimSun" w:cs="SimSun"/>
-                <w:sz w:val="20"/>
-                <w:szCs w:val="20"/>
-              </w:rPr>
-            </w:pPr>
-            <w:r>
-              <w:rPr>
-                <w:rFonts w:ascii="SimSun" w:eastAsia="SimSun" w:hAnsi="SimSun" w:cs="SimSun"/>
+                <w:rFonts w:ascii="宋体" w:hAnsi="宋体" w:eastAsia="宋体" w:cs="宋体"/>
+                <w:sz w:val="20"/>
+                <w:szCs w:val="20"/>
+              </w:rPr>
+            </w:pPr>
+            <w:r>
+              <w:rPr>
+                <w:rFonts w:ascii="宋体" w:hAnsi="宋体" w:eastAsia="宋体" w:cs="宋体"/>
                 <w:spacing w:val="7"/>
                 <w:sz w:val="20"/>
                 <w:szCs w:val="20"/>
@@ -5044,7 +3982,7 @@
           </w:tcPr>
           <w:p>
             <w:pPr>
-              <w:pStyle w:val="TableText"/>
+              <w:pStyle w:val="6"/>
               <w:spacing w:line="356" w:lineRule="auto"/>
             </w:pPr>
           </w:p>
@@ -5053,14 +3991,14 @@
               <w:spacing w:before="65" w:line="374" w:lineRule="auto"/>
               <w:ind w:left="125" w:right="207" w:hanging="5"/>
               <w:rPr>
-                <w:rFonts w:ascii="SimSun" w:eastAsia="SimSun" w:hAnsi="SimSun" w:cs="SimSun"/>
-                <w:sz w:val="20"/>
-                <w:szCs w:val="20"/>
-              </w:rPr>
-            </w:pPr>
-            <w:r>
-              <w:rPr>
-                <w:rFonts w:ascii="SimSun" w:eastAsia="SimSun" w:hAnsi="SimSun" w:cs="SimSun"/>
+                <w:rFonts w:ascii="宋体" w:hAnsi="宋体" w:eastAsia="宋体" w:cs="宋体"/>
+                <w:sz w:val="20"/>
+                <w:szCs w:val="20"/>
+              </w:rPr>
+            </w:pPr>
+            <w:r>
+              <w:rPr>
+                <w:rFonts w:ascii="宋体" w:hAnsi="宋体" w:eastAsia="宋体" w:cs="宋体"/>
                 <w:spacing w:val="7"/>
                 <w:sz w:val="20"/>
                 <w:szCs w:val="20"/>
@@ -5069,7 +4007,7 @@
             </w:r>
             <w:r>
               <w:rPr>
-                <w:rFonts w:ascii="SimSun" w:eastAsia="SimSun" w:hAnsi="SimSun" w:cs="SimSun"/>
+                <w:rFonts w:ascii="宋体" w:hAnsi="宋体" w:eastAsia="宋体" w:cs="宋体"/>
                 <w:spacing w:val="6"/>
                 <w:sz w:val="20"/>
                 <w:szCs w:val="20"/>
@@ -5081,12 +4019,23 @@
       </w:tr>
       <w:tr>
         <w:tblPrEx>
-          <w:tblW w:w="9042" w:type="dxa"/>
-          <w:tblInd w:w="15" w:type="dxa"/>
-          <w:tblLayout w:type="fixed"/>
+          <w:tblBorders>
+            <w:top w:val="single" w:color="000000" w:sz="2" w:space="0"/>
+            <w:left w:val="single" w:color="000000" w:sz="2" w:space="0"/>
+            <w:bottom w:val="single" w:color="000000" w:sz="2" w:space="0"/>
+            <w:right w:val="single" w:color="000000" w:sz="2" w:space="0"/>
+            <w:insideH w:val="single" w:color="000000" w:sz="2" w:space="0"/>
+            <w:insideV w:val="single" w:color="000000" w:sz="2" w:space="0"/>
+          </w:tblBorders>
+          <w:tblCellMar>
+            <w:top w:w="0" w:type="dxa"/>
+            <w:left w:w="0" w:type="dxa"/>
+            <w:bottom w:w="0" w:type="dxa"/>
+            <w:right w:w="0" w:type="dxa"/>
+          </w:tblCellMar>
         </w:tblPrEx>
         <w:trPr>
-          <w:trHeight w:val="1203"/>
+          <w:trHeight w:val="1203" w:hRule="atLeast"/>
         </w:trPr>
         <w:tc>
           <w:tcPr>
@@ -5094,7 +4043,7 @@
           </w:tcPr>
           <w:p>
             <w:pPr>
-              <w:pStyle w:val="TableText"/>
+              <w:pStyle w:val="6"/>
               <w:spacing w:line="279" w:lineRule="auto"/>
             </w:pPr>
           </w:p>
@@ -5103,14 +4052,14 @@
               <w:spacing w:before="65" w:line="228" w:lineRule="auto"/>
               <w:ind w:left="122"/>
               <w:rPr>
-                <w:rFonts w:ascii="SimSun" w:eastAsia="SimSun" w:hAnsi="SimSun" w:cs="SimSun"/>
-                <w:sz w:val="20"/>
-                <w:szCs w:val="20"/>
-              </w:rPr>
-            </w:pPr>
-            <w:r>
-              <w:rPr>
-                <w:rFonts w:ascii="SimSun" w:eastAsia="SimSun" w:hAnsi="SimSun" w:cs="SimSun"/>
+                <w:rFonts w:ascii="宋体" w:hAnsi="宋体" w:eastAsia="宋体" w:cs="宋体"/>
+                <w:sz w:val="20"/>
+                <w:szCs w:val="20"/>
+              </w:rPr>
+            </w:pPr>
+            <w:r>
+              <w:rPr>
+                <w:rFonts w:ascii="宋体" w:hAnsi="宋体" w:eastAsia="宋体" w:cs="宋体"/>
                 <w:spacing w:val="6"/>
                 <w:sz w:val="20"/>
                 <w:szCs w:val="20"/>
@@ -5123,14 +4072,14 @@
               <w:spacing w:before="156" w:line="230" w:lineRule="auto"/>
               <w:ind w:left="160"/>
               <w:rPr>
-                <w:rFonts w:ascii="SimSun" w:eastAsia="SimSun" w:hAnsi="SimSun" w:cs="SimSun"/>
-                <w:sz w:val="20"/>
-                <w:szCs w:val="20"/>
-              </w:rPr>
-            </w:pPr>
-            <w:r>
-              <w:rPr>
-                <w:rFonts w:ascii="SimSun" w:eastAsia="SimSun" w:hAnsi="SimSun" w:cs="SimSun"/>
+                <w:rFonts w:ascii="宋体" w:hAnsi="宋体" w:eastAsia="宋体" w:cs="宋体"/>
+                <w:sz w:val="20"/>
+                <w:szCs w:val="20"/>
+              </w:rPr>
+            </w:pPr>
+            <w:r>
+              <w:rPr>
+                <w:rFonts w:ascii="宋体" w:hAnsi="宋体" w:eastAsia="宋体" w:cs="宋体"/>
                 <w:spacing w:val="-16"/>
                 <w:sz w:val="20"/>
                 <w:szCs w:val="20"/>
@@ -5149,14 +4098,14 @@
               <w:ind w:left="138" w:right="125" w:hanging="23"/>
               <w:jc w:val="both"/>
               <w:rPr>
-                <w:rFonts w:ascii="SimSun" w:eastAsia="SimSun" w:hAnsi="SimSun" w:cs="SimSun"/>
-                <w:sz w:val="20"/>
-                <w:szCs w:val="20"/>
-              </w:rPr>
-            </w:pPr>
-            <w:r>
-              <w:rPr>
-                <w:rFonts w:ascii="SimSun" w:eastAsia="SimSun" w:hAnsi="SimSun" w:cs="SimSun"/>
+                <w:rFonts w:ascii="宋体" w:hAnsi="宋体" w:eastAsia="宋体" w:cs="宋体"/>
+                <w:sz w:val="20"/>
+                <w:szCs w:val="20"/>
+              </w:rPr>
+            </w:pPr>
+            <w:r>
+              <w:rPr>
+                <w:rFonts w:ascii="宋体" w:hAnsi="宋体" w:eastAsia="宋体" w:cs="宋体"/>
                 <w:spacing w:val="9"/>
                 <w:sz w:val="20"/>
                 <w:szCs w:val="20"/>
@@ -5165,7 +4114,7 @@
             </w:r>
             <w:r>
               <w:rPr>
-                <w:rFonts w:ascii="SimSun" w:eastAsia="SimSun" w:hAnsi="SimSun" w:cs="SimSun"/>
+                <w:rFonts w:ascii="宋体" w:hAnsi="宋体" w:eastAsia="宋体" w:cs="宋体"/>
                 <w:spacing w:val="-3"/>
                 <w:sz w:val="20"/>
                 <w:szCs w:val="20"/>
@@ -5174,7 +4123,7 @@
             </w:r>
             <w:r>
               <w:rPr>
-                <w:rFonts w:ascii="SimSun" w:eastAsia="SimSun" w:hAnsi="SimSun" w:cs="SimSun"/>
+                <w:rFonts w:ascii="宋体" w:hAnsi="宋体" w:eastAsia="宋体" w:cs="宋体"/>
                 <w:spacing w:val="4"/>
                 <w:sz w:val="20"/>
                 <w:szCs w:val="20"/>
@@ -5189,7 +4138,7 @@
           </w:tcPr>
           <w:p>
             <w:pPr>
-              <w:pStyle w:val="TableText"/>
+              <w:pStyle w:val="6"/>
               <w:spacing w:line="279" w:lineRule="auto"/>
             </w:pPr>
           </w:p>
@@ -5198,14 +4147,14 @@
               <w:spacing w:before="65" w:line="379" w:lineRule="auto"/>
               <w:ind w:left="118" w:right="37" w:hanging="1"/>
               <w:rPr>
-                <w:rFonts w:ascii="SimSun" w:eastAsia="SimSun" w:hAnsi="SimSun" w:cs="SimSun"/>
-                <w:sz w:val="20"/>
-                <w:szCs w:val="20"/>
-              </w:rPr>
-            </w:pPr>
-            <w:r>
-              <w:rPr>
-                <w:rFonts w:ascii="SimSun" w:eastAsia="SimSun" w:hAnsi="SimSun" w:cs="SimSun"/>
+                <w:rFonts w:ascii="宋体" w:hAnsi="宋体" w:eastAsia="宋体" w:cs="宋体"/>
+                <w:sz w:val="20"/>
+                <w:szCs w:val="20"/>
+              </w:rPr>
+            </w:pPr>
+            <w:r>
+              <w:rPr>
+                <w:rFonts w:ascii="宋体" w:hAnsi="宋体" w:eastAsia="宋体" w:cs="宋体"/>
                 <w:spacing w:val="7"/>
                 <w:sz w:val="20"/>
                 <w:szCs w:val="20"/>
@@ -5214,7 +4163,7 @@
             </w:r>
             <w:r>
               <w:rPr>
-                <w:rFonts w:ascii="SimSun" w:eastAsia="SimSun" w:hAnsi="SimSun" w:cs="SimSun"/>
+                <w:rFonts w:ascii="宋体" w:hAnsi="宋体" w:eastAsia="宋体" w:cs="宋体"/>
                 <w:spacing w:val="3"/>
                 <w:sz w:val="20"/>
                 <w:szCs w:val="20"/>
@@ -5229,7 +4178,7 @@
           </w:tcPr>
           <w:p>
             <w:pPr>
-              <w:pStyle w:val="TableText"/>
+              <w:pStyle w:val="6"/>
               <w:spacing w:line="479" w:lineRule="auto"/>
             </w:pPr>
           </w:p>
@@ -5238,14 +4187,14 @@
               <w:spacing w:before="65" w:line="228" w:lineRule="auto"/>
               <w:ind w:left="118"/>
               <w:rPr>
-                <w:rFonts w:ascii="SimSun" w:eastAsia="SimSun" w:hAnsi="SimSun" w:cs="SimSun"/>
-                <w:sz w:val="20"/>
-                <w:szCs w:val="20"/>
-              </w:rPr>
-            </w:pPr>
-            <w:r>
-              <w:rPr>
-                <w:rFonts w:ascii="SimSun" w:eastAsia="SimSun" w:hAnsi="SimSun" w:cs="SimSun"/>
+                <w:rFonts w:ascii="宋体" w:hAnsi="宋体" w:eastAsia="宋体" w:cs="宋体"/>
+                <w:sz w:val="20"/>
+                <w:szCs w:val="20"/>
+              </w:rPr>
+            </w:pPr>
+            <w:r>
+              <w:rPr>
+                <w:rFonts w:ascii="宋体" w:hAnsi="宋体" w:eastAsia="宋体" w:cs="宋体"/>
                 <w:spacing w:val="7"/>
                 <w:sz w:val="20"/>
                 <w:szCs w:val="20"/>
@@ -5260,7 +4209,7 @@
           </w:tcPr>
           <w:p>
             <w:pPr>
-              <w:pStyle w:val="TableText"/>
+              <w:pStyle w:val="6"/>
               <w:spacing w:line="279" w:lineRule="auto"/>
             </w:pPr>
           </w:p>
@@ -5269,40 +4218,42 @@
               <w:spacing w:before="65" w:line="374" w:lineRule="auto"/>
               <w:ind w:left="122" w:right="207" w:firstLine="1"/>
               <w:rPr>
-                <w:rFonts w:ascii="SimSun" w:eastAsia="SimSun" w:hAnsi="SimSun" w:cs="SimSun"/>
-                <w:sz w:val="20"/>
-                <w:szCs w:val="20"/>
-              </w:rPr>
-            </w:pPr>
-            <w:r>
-              <w:rPr>
-                <w:rFonts w:ascii="SimSun" w:eastAsia="SimSun" w:hAnsi="SimSun" w:cs="SimSun"/>
+                <w:rFonts w:ascii="宋体" w:hAnsi="宋体" w:eastAsia="宋体" w:cs="宋体"/>
+                <w:sz w:val="20"/>
+                <w:szCs w:val="20"/>
+              </w:rPr>
+            </w:pPr>
+            <w:r>
+              <w:rPr>
+                <w:rFonts w:ascii="宋体" w:hAnsi="宋体" w:eastAsia="宋体" w:cs="宋体"/>
                 <w:spacing w:val="6"/>
                 <w:sz w:val="20"/>
                 <w:szCs w:val="20"/>
               </w:rPr>
-              <w:t>项目级服</w:t>
-            </w:r>
-            <w:r>
-              <w:rPr>
-                <w:rFonts w:ascii="SimSun" w:eastAsia="SimSun" w:hAnsi="SimSun" w:cs="SimSun"/>
-                <w:spacing w:val="6"/>
-                <w:sz w:val="20"/>
-                <w:szCs w:val="20"/>
-              </w:rPr>
-              <w:t>务目录</w:t>
+              <w:t>项目级服务目录</w:t>
             </w:r>
           </w:p>
         </w:tc>
       </w:tr>
       <w:tr>
         <w:tblPrEx>
-          <w:tblW w:w="9042" w:type="dxa"/>
-          <w:tblInd w:w="15" w:type="dxa"/>
-          <w:tblLayout w:type="fixed"/>
+          <w:tblBorders>
+            <w:top w:val="single" w:color="000000" w:sz="2" w:space="0"/>
+            <w:left w:val="single" w:color="000000" w:sz="2" w:space="0"/>
+            <w:bottom w:val="single" w:color="000000" w:sz="2" w:space="0"/>
+            <w:right w:val="single" w:color="000000" w:sz="2" w:space="0"/>
+            <w:insideH w:val="single" w:color="000000" w:sz="2" w:space="0"/>
+            <w:insideV w:val="single" w:color="000000" w:sz="2" w:space="0"/>
+          </w:tblBorders>
+          <w:tblCellMar>
+            <w:top w:w="0" w:type="dxa"/>
+            <w:left w:w="0" w:type="dxa"/>
+            <w:bottom w:w="0" w:type="dxa"/>
+            <w:right w:w="0" w:type="dxa"/>
+          </w:tblCellMar>
         </w:tblPrEx>
         <w:trPr>
-          <w:trHeight w:val="805"/>
+          <w:trHeight w:val="805" w:hRule="atLeast"/>
         </w:trPr>
         <w:tc>
           <w:tcPr>
@@ -5313,14 +4264,14 @@
               <w:spacing w:before="143" w:line="228" w:lineRule="auto"/>
               <w:ind w:left="120"/>
               <w:rPr>
-                <w:rFonts w:ascii="SimSun" w:eastAsia="SimSun" w:hAnsi="SimSun" w:cs="SimSun"/>
-                <w:sz w:val="20"/>
-                <w:szCs w:val="20"/>
-              </w:rPr>
-            </w:pPr>
-            <w:r>
-              <w:rPr>
-                <w:rFonts w:ascii="SimSun" w:eastAsia="SimSun" w:hAnsi="SimSun" w:cs="SimSun"/>
+                <w:rFonts w:ascii="宋体" w:hAnsi="宋体" w:eastAsia="宋体" w:cs="宋体"/>
+                <w:sz w:val="20"/>
+                <w:szCs w:val="20"/>
+              </w:rPr>
+            </w:pPr>
+            <w:r>
+              <w:rPr>
+                <w:rFonts w:ascii="宋体" w:hAnsi="宋体" w:eastAsia="宋体" w:cs="宋体"/>
                 <w:spacing w:val="7"/>
                 <w:sz w:val="20"/>
                 <w:szCs w:val="20"/>
@@ -5333,14 +4284,14 @@
               <w:spacing w:before="149" w:line="228" w:lineRule="auto"/>
               <w:ind w:left="123"/>
               <w:rPr>
-                <w:rFonts w:ascii="SimSun" w:eastAsia="SimSun" w:hAnsi="SimSun" w:cs="SimSun"/>
-                <w:sz w:val="20"/>
-                <w:szCs w:val="20"/>
-              </w:rPr>
-            </w:pPr>
-            <w:r>
-              <w:rPr>
-                <w:rFonts w:ascii="SimSun" w:eastAsia="SimSun" w:hAnsi="SimSun" w:cs="SimSun"/>
+                <w:rFonts w:ascii="宋体" w:hAnsi="宋体" w:eastAsia="宋体" w:cs="宋体"/>
+                <w:sz w:val="20"/>
+                <w:szCs w:val="20"/>
+              </w:rPr>
+            </w:pPr>
+            <w:r>
+              <w:rPr>
+                <w:rFonts w:ascii="宋体" w:hAnsi="宋体" w:eastAsia="宋体" w:cs="宋体"/>
                 <w:spacing w:val="6"/>
                 <w:sz w:val="20"/>
                 <w:szCs w:val="20"/>
@@ -5358,14 +4309,14 @@
               <w:spacing w:before="145" w:line="300" w:lineRule="auto"/>
               <w:ind w:left="115" w:right="233"/>
               <w:rPr>
-                <w:rFonts w:ascii="SimSun" w:eastAsia="SimSun" w:hAnsi="SimSun" w:cs="SimSun"/>
-                <w:sz w:val="20"/>
-                <w:szCs w:val="20"/>
-              </w:rPr>
-            </w:pPr>
-            <w:r>
-              <w:rPr>
-                <w:rFonts w:ascii="SimSun" w:eastAsia="SimSun" w:hAnsi="SimSun" w:cs="SimSun"/>
+                <w:rFonts w:ascii="宋体" w:hAnsi="宋体" w:eastAsia="宋体" w:cs="宋体"/>
+                <w:sz w:val="20"/>
+                <w:szCs w:val="20"/>
+              </w:rPr>
+            </w:pPr>
+            <w:r>
+              <w:rPr>
+                <w:rFonts w:ascii="宋体" w:hAnsi="宋体" w:eastAsia="宋体" w:cs="宋体"/>
                 <w:spacing w:val="9"/>
                 <w:sz w:val="20"/>
                 <w:szCs w:val="20"/>
@@ -5374,7 +4325,7 @@
             </w:r>
             <w:r>
               <w:rPr>
-                <w:rFonts w:ascii="SimSun" w:eastAsia="SimSun" w:hAnsi="SimSun" w:cs="SimSun"/>
+                <w:rFonts w:ascii="宋体" w:hAnsi="宋体" w:eastAsia="宋体" w:cs="宋体"/>
                 <w:spacing w:val="8"/>
                 <w:sz w:val="20"/>
                 <w:szCs w:val="20"/>
@@ -5392,14 +4343,14 @@
               <w:spacing w:before="145" w:line="300" w:lineRule="auto"/>
               <w:ind w:left="118" w:right="37" w:hanging="1"/>
               <w:rPr>
-                <w:rFonts w:ascii="SimSun" w:eastAsia="SimSun" w:hAnsi="SimSun" w:cs="SimSun"/>
-                <w:sz w:val="20"/>
-                <w:szCs w:val="20"/>
-              </w:rPr>
-            </w:pPr>
-            <w:r>
-              <w:rPr>
-                <w:rFonts w:ascii="SimSun" w:eastAsia="SimSun" w:hAnsi="SimSun" w:cs="SimSun"/>
+                <w:rFonts w:ascii="宋体" w:hAnsi="宋体" w:eastAsia="宋体" w:cs="宋体"/>
+                <w:sz w:val="20"/>
+                <w:szCs w:val="20"/>
+              </w:rPr>
+            </w:pPr>
+            <w:r>
+              <w:rPr>
+                <w:rFonts w:ascii="宋体" w:hAnsi="宋体" w:eastAsia="宋体" w:cs="宋体"/>
                 <w:spacing w:val="7"/>
                 <w:sz w:val="20"/>
                 <w:szCs w:val="20"/>
@@ -5408,7 +4359,7 @@
             </w:r>
             <w:r>
               <w:rPr>
-                <w:rFonts w:ascii="SimSun" w:eastAsia="SimSun" w:hAnsi="SimSun" w:cs="SimSun"/>
+                <w:rFonts w:ascii="宋体" w:hAnsi="宋体" w:eastAsia="宋体" w:cs="宋体"/>
                 <w:spacing w:val="3"/>
                 <w:sz w:val="20"/>
                 <w:szCs w:val="20"/>
@@ -5426,14 +4377,14 @@
               <w:spacing w:before="145" w:line="300" w:lineRule="auto"/>
               <w:ind w:left="118" w:right="182" w:firstLine="3"/>
               <w:rPr>
-                <w:rFonts w:ascii="SimSun" w:eastAsia="SimSun" w:hAnsi="SimSun" w:cs="SimSun"/>
-                <w:sz w:val="20"/>
-                <w:szCs w:val="20"/>
-              </w:rPr>
-            </w:pPr>
-            <w:r>
-              <w:rPr>
-                <w:rFonts w:ascii="SimSun" w:eastAsia="SimSun" w:hAnsi="SimSun" w:cs="SimSun"/>
+                <w:rFonts w:ascii="宋体" w:hAnsi="宋体" w:eastAsia="宋体" w:cs="宋体"/>
+                <w:sz w:val="20"/>
+                <w:szCs w:val="20"/>
+              </w:rPr>
+            </w:pPr>
+            <w:r>
+              <w:rPr>
+                <w:rFonts w:ascii="宋体" w:hAnsi="宋体" w:eastAsia="宋体" w:cs="宋体"/>
                 <w:spacing w:val="7"/>
                 <w:sz w:val="20"/>
                 <w:szCs w:val="20"/>
@@ -5442,7 +4393,7 @@
             </w:r>
             <w:r>
               <w:rPr>
-                <w:rFonts w:ascii="SimSun" w:eastAsia="SimSun" w:hAnsi="SimSun" w:cs="SimSun"/>
+                <w:rFonts w:ascii="宋体" w:hAnsi="宋体" w:eastAsia="宋体" w:cs="宋体"/>
                 <w:spacing w:val="8"/>
                 <w:sz w:val="20"/>
                 <w:szCs w:val="20"/>
@@ -5460,14 +4411,14 @@
               <w:spacing w:before="145" w:line="300" w:lineRule="auto"/>
               <w:ind w:left="120" w:right="207"/>
               <w:rPr>
-                <w:rFonts w:ascii="SimSun" w:eastAsia="SimSun" w:hAnsi="SimSun" w:cs="SimSun"/>
-                <w:sz w:val="20"/>
-                <w:szCs w:val="20"/>
-              </w:rPr>
-            </w:pPr>
-            <w:r>
-              <w:rPr>
-                <w:rFonts w:ascii="SimSun" w:eastAsia="SimSun" w:hAnsi="SimSun" w:cs="SimSun"/>
+                <w:rFonts w:ascii="宋体" w:hAnsi="宋体" w:eastAsia="宋体" w:cs="宋体"/>
+                <w:sz w:val="20"/>
+                <w:szCs w:val="20"/>
+              </w:rPr>
+            </w:pPr>
+            <w:r>
+              <w:rPr>
+                <w:rFonts w:ascii="宋体" w:hAnsi="宋体" w:eastAsia="宋体" w:cs="宋体"/>
                 <w:spacing w:val="7"/>
                 <w:sz w:val="20"/>
                 <w:szCs w:val="20"/>
@@ -5476,7 +4427,7 @@
             </w:r>
             <w:r>
               <w:rPr>
-                <w:rFonts w:ascii="SimSun" w:eastAsia="SimSun" w:hAnsi="SimSun" w:cs="SimSun"/>
+                <w:rFonts w:ascii="宋体" w:hAnsi="宋体" w:eastAsia="宋体" w:cs="宋体"/>
                 <w:spacing w:val="4"/>
                 <w:sz w:val="20"/>
                 <w:szCs w:val="20"/>
@@ -5488,12 +4439,23 @@
       </w:tr>
       <w:tr>
         <w:tblPrEx>
-          <w:tblW w:w="9042" w:type="dxa"/>
-          <w:tblInd w:w="15" w:type="dxa"/>
-          <w:tblLayout w:type="fixed"/>
+          <w:tblBorders>
+            <w:top w:val="single" w:color="000000" w:sz="2" w:space="0"/>
+            <w:left w:val="single" w:color="000000" w:sz="2" w:space="0"/>
+            <w:bottom w:val="single" w:color="000000" w:sz="2" w:space="0"/>
+            <w:right w:val="single" w:color="000000" w:sz="2" w:space="0"/>
+            <w:insideH w:val="single" w:color="000000" w:sz="2" w:space="0"/>
+            <w:insideV w:val="single" w:color="000000" w:sz="2" w:space="0"/>
+          </w:tblBorders>
+          <w:tblCellMar>
+            <w:top w:w="0" w:type="dxa"/>
+            <w:left w:w="0" w:type="dxa"/>
+            <w:bottom w:w="0" w:type="dxa"/>
+            <w:right w:w="0" w:type="dxa"/>
+          </w:tblCellMar>
         </w:tblPrEx>
         <w:trPr>
-          <w:trHeight w:val="3220"/>
+          <w:trHeight w:val="6508" w:hRule="atLeast"/>
         </w:trPr>
         <w:tc>
           <w:tcPr>
@@ -5501,19 +4463,19 @@
           </w:tcPr>
           <w:p>
             <w:pPr>
-              <w:pStyle w:val="TableText"/>
+              <w:pStyle w:val="6"/>
               <w:spacing w:line="293" w:lineRule="auto"/>
             </w:pPr>
           </w:p>
           <w:p>
             <w:pPr>
-              <w:pStyle w:val="TableText"/>
+              <w:pStyle w:val="6"/>
               <w:spacing w:line="293" w:lineRule="auto"/>
             </w:pPr>
           </w:p>
           <w:p>
             <w:pPr>
-              <w:pStyle w:val="TableText"/>
+              <w:pStyle w:val="6"/>
               <w:spacing w:line="293" w:lineRule="auto"/>
             </w:pPr>
           </w:p>
@@ -5523,14 +4485,14 @@
               <w:ind w:left="120" w:right="83" w:firstLine="5"/>
               <w:jc w:val="both"/>
               <w:rPr>
-                <w:rFonts w:ascii="SimSun" w:eastAsia="SimSun" w:hAnsi="SimSun" w:cs="SimSun"/>
-                <w:sz w:val="20"/>
-                <w:szCs w:val="20"/>
-              </w:rPr>
-            </w:pPr>
-            <w:r>
-              <w:rPr>
-                <w:rFonts w:ascii="SimSun" w:eastAsia="SimSun" w:hAnsi="SimSun" w:cs="SimSun"/>
+                <w:rFonts w:ascii="宋体" w:hAnsi="宋体" w:eastAsia="宋体" w:cs="宋体"/>
+                <w:sz w:val="20"/>
+                <w:szCs w:val="20"/>
+              </w:rPr>
+            </w:pPr>
+            <w:r>
+              <w:rPr>
+                <w:rFonts w:ascii="宋体" w:hAnsi="宋体" w:eastAsia="宋体" w:cs="宋体"/>
                 <w:spacing w:val="22"/>
                 <w:sz w:val="20"/>
                 <w:szCs w:val="20"/>
@@ -5539,25 +4501,16 @@
             </w:r>
             <w:r>
               <w:rPr>
-                <w:rFonts w:ascii="SimSun" w:eastAsia="SimSun" w:hAnsi="SimSun" w:cs="SimSun"/>
+                <w:rFonts w:ascii="宋体" w:hAnsi="宋体" w:eastAsia="宋体" w:cs="宋体"/>
                 <w:spacing w:val="24"/>
                 <w:sz w:val="20"/>
                 <w:szCs w:val="20"/>
               </w:rPr>
-              <w:t>服务级别</w:t>
-            </w:r>
-            <w:r>
-              <w:rPr>
-                <w:rFonts w:ascii="SimSun" w:eastAsia="SimSun" w:hAnsi="SimSun" w:cs="SimSun"/>
-                <w:spacing w:val="24"/>
-                <w:sz w:val="20"/>
-                <w:szCs w:val="20"/>
-              </w:rPr>
-              <w:t>协议的执</w:t>
-            </w:r>
-            <w:r>
-              <w:rPr>
-                <w:rFonts w:ascii="SimSun" w:eastAsia="SimSun" w:hAnsi="SimSun" w:cs="SimSun"/>
+              <w:t>服务级别协议的执</w:t>
+            </w:r>
+            <w:r>
+              <w:rPr>
+                <w:rFonts w:ascii="宋体" w:hAnsi="宋体" w:eastAsia="宋体" w:cs="宋体"/>
                 <w:spacing w:val="6"/>
                 <w:sz w:val="20"/>
                 <w:szCs w:val="20"/>
@@ -5575,41 +4528,23 @@
               <w:spacing w:before="142" w:line="374" w:lineRule="auto"/>
               <w:ind w:left="115" w:right="96"/>
               <w:rPr>
-                <w:rFonts w:ascii="SimSun" w:eastAsia="SimSun" w:hAnsi="SimSun" w:cs="SimSun"/>
-                <w:sz w:val="20"/>
-                <w:szCs w:val="20"/>
-              </w:rPr>
-            </w:pPr>
-            <w:r>
-              <w:rPr>
-                <w:rFonts w:ascii="SimSun" w:eastAsia="SimSun" w:hAnsi="SimSun" w:cs="SimSun"/>
+                <w:rFonts w:ascii="宋体" w:hAnsi="宋体" w:eastAsia="宋体" w:cs="宋体"/>
+                <w:sz w:val="20"/>
+                <w:szCs w:val="20"/>
+              </w:rPr>
+            </w:pPr>
+            <w:r>
+              <w:rPr>
+                <w:rFonts w:ascii="宋体" w:hAnsi="宋体" w:eastAsia="宋体" w:cs="宋体"/>
                 <w:spacing w:val="11"/>
                 <w:sz w:val="20"/>
                 <w:szCs w:val="20"/>
               </w:rPr>
-              <w:t>服务级别经理根据指定的服务级别绩效标准</w:t>
-            </w:r>
-            <w:r>
-              <w:rPr>
-                <w:rFonts w:ascii="SimSun" w:eastAsia="SimSun" w:hAnsi="SimSun" w:cs="SimSun"/>
-                <w:spacing w:val="11"/>
-                <w:sz w:val="20"/>
-                <w:szCs w:val="20"/>
-              </w:rPr>
-              <w:t>监控服务质量以及服务级别协议执行情况，</w:t>
-            </w:r>
-            <w:r>
-              <w:rPr>
-                <w:rFonts w:ascii="SimSun" w:eastAsia="SimSun" w:hAnsi="SimSun" w:cs="SimSun"/>
-                <w:spacing w:val="11"/>
-                <w:sz w:val="20"/>
-                <w:szCs w:val="20"/>
-              </w:rPr>
-              <w:t>分析监管数据，明确单项服务及服务整体的</w:t>
-            </w:r>
-            <w:r>
-              <w:rPr>
-                <w:rFonts w:ascii="SimSun" w:eastAsia="SimSun" w:hAnsi="SimSun" w:cs="SimSun"/>
+              <w:t>服务级别经理根据指定的服务级别绩效标准监控服务质量以及服务级别协议执行情况，分析监管数据，明确单项服务及服务整体的</w:t>
+            </w:r>
+            <w:r>
+              <w:rPr>
+                <w:rFonts w:ascii="宋体" w:hAnsi="宋体" w:eastAsia="宋体" w:cs="宋体"/>
                 <w:spacing w:val="5"/>
                 <w:sz w:val="20"/>
                 <w:szCs w:val="20"/>
@@ -5622,14 +4557,14 @@
               <w:spacing w:line="372" w:lineRule="auto"/>
               <w:ind w:left="115" w:right="125"/>
               <w:rPr>
-                <w:rFonts w:ascii="SimSun" w:eastAsia="SimSun" w:hAnsi="SimSun" w:cs="SimSun"/>
-                <w:sz w:val="20"/>
-                <w:szCs w:val="20"/>
-              </w:rPr>
-            </w:pPr>
-            <w:r>
-              <w:rPr>
-                <w:rFonts w:ascii="SimSun" w:eastAsia="SimSun" w:hAnsi="SimSun" w:cs="SimSun"/>
+                <w:rFonts w:ascii="宋体" w:hAnsi="宋体" w:eastAsia="宋体" w:cs="宋体"/>
+                <w:sz w:val="20"/>
+                <w:szCs w:val="20"/>
+              </w:rPr>
+            </w:pPr>
+            <w:r>
+              <w:rPr>
+                <w:rFonts w:ascii="宋体" w:hAnsi="宋体" w:eastAsia="宋体" w:cs="宋体"/>
                 <w:spacing w:val="9"/>
                 <w:sz w:val="20"/>
                 <w:szCs w:val="20"/>
@@ -5638,7 +4573,7 @@
             </w:r>
             <w:r>
               <w:rPr>
-                <w:rFonts w:ascii="SimSun" w:eastAsia="SimSun" w:hAnsi="SimSun" w:cs="SimSun"/>
+                <w:rFonts w:ascii="宋体" w:hAnsi="宋体" w:eastAsia="宋体" w:cs="宋体"/>
                 <w:spacing w:val="8"/>
                 <w:sz w:val="20"/>
                 <w:szCs w:val="20"/>
@@ -5651,23 +4586,24 @@
               <w:spacing w:before="1" w:line="295" w:lineRule="auto"/>
               <w:ind w:left="115" w:right="125"/>
               <w:rPr>
-                <w:rFonts w:ascii="SimSun" w:eastAsia="SimSun" w:hAnsi="SimSun" w:cs="SimSun"/>
-                <w:sz w:val="20"/>
-                <w:szCs w:val="20"/>
-              </w:rPr>
-            </w:pPr>
-            <w:r>
-              <w:rPr>
-                <w:rFonts w:ascii="SimSun" w:eastAsia="SimSun" w:hAnsi="SimSun" w:cs="SimSun"/>
+                <w:rFonts w:ascii="宋体" w:hAnsi="宋体" w:eastAsia="宋体" w:cs="宋体"/>
                 <w:spacing w:val="9"/>
                 <w:sz w:val="20"/>
                 <w:szCs w:val="20"/>
               </w:rPr>
+            </w:pPr>
+            <w:r>
+              <w:rPr>
+                <w:rFonts w:ascii="宋体" w:hAnsi="宋体" w:eastAsia="宋体" w:cs="宋体"/>
+                <w:spacing w:val="9"/>
+                <w:sz w:val="20"/>
+                <w:szCs w:val="20"/>
+              </w:rPr>
               <w:t>服务级别经理定期回顾检查服务报告，针对</w:t>
             </w:r>
             <w:r>
               <w:rPr>
-                <w:rFonts w:ascii="SimSun" w:eastAsia="SimSun" w:hAnsi="SimSun" w:cs="SimSun"/>
+                <w:rFonts w:ascii="宋体" w:hAnsi="宋体" w:eastAsia="宋体" w:cs="宋体"/>
                 <w:spacing w:val="8"/>
                 <w:sz w:val="20"/>
                 <w:szCs w:val="20"/>
@@ -5675,6 +4611,26 @@
               <w:t>服务报告中发现的问题安排服务回顾活动，</w:t>
             </w:r>
           </w:p>
+          <w:p>
+            <w:r>
+              <w:t>了解客户满意度以及客户需求变化信息</w:t>
+            </w:r>
+          </w:p>
+          <w:p>
+            <w:r>
+              <w:t>服务级别经理根据回顾会议的讨论内容生成回顾记录，并根据回顾记录制定服务改进计划</w:t>
+            </w:r>
+          </w:p>
+          <w:p>
+            <w:r>
+              <w:t>服务级别经理负责跟踪服务回顾会议提出的改进计划，保证其落实</w:t>
+            </w:r>
+          </w:p>
+          <w:p>
+            <w:r>
+              <w:t>如果服务改进计划需要实施变更，则进入变更管理流程</w:t>
+            </w:r>
+          </w:p>
         </w:tc>
         <w:tc>
           <w:tcPr>
@@ -5682,31 +4638,31 @@
           </w:tcPr>
           <w:p>
             <w:pPr>
-              <w:pStyle w:val="TableText"/>
+              <w:pStyle w:val="6"/>
               <w:spacing w:line="256" w:lineRule="auto"/>
             </w:pPr>
           </w:p>
           <w:p>
             <w:pPr>
-              <w:pStyle w:val="TableText"/>
+              <w:pStyle w:val="6"/>
               <w:spacing w:line="257" w:lineRule="auto"/>
             </w:pPr>
           </w:p>
           <w:p>
             <w:pPr>
-              <w:pStyle w:val="TableText"/>
+              <w:pStyle w:val="6"/>
               <w:spacing w:line="257" w:lineRule="auto"/>
             </w:pPr>
           </w:p>
           <w:p>
             <w:pPr>
-              <w:pStyle w:val="TableText"/>
+              <w:pStyle w:val="6"/>
               <w:spacing w:line="257" w:lineRule="auto"/>
             </w:pPr>
           </w:p>
           <w:p>
             <w:pPr>
-              <w:pStyle w:val="TableText"/>
+              <w:pStyle w:val="6"/>
               <w:spacing w:line="257" w:lineRule="auto"/>
             </w:pPr>
           </w:p>
@@ -5715,14 +4671,14 @@
               <w:spacing w:before="65" w:line="381" w:lineRule="auto"/>
               <w:ind w:left="118" w:right="37" w:hanging="1"/>
               <w:rPr>
-                <w:rFonts w:ascii="SimSun" w:eastAsia="SimSun" w:hAnsi="SimSun" w:cs="SimSun"/>
-                <w:sz w:val="20"/>
-                <w:szCs w:val="20"/>
-              </w:rPr>
-            </w:pPr>
-            <w:r>
-              <w:rPr>
-                <w:rFonts w:ascii="SimSun" w:eastAsia="SimSun" w:hAnsi="SimSun" w:cs="SimSun"/>
+                <w:rFonts w:ascii="宋体" w:hAnsi="宋体" w:eastAsia="宋体" w:cs="宋体"/>
+                <w:sz w:val="20"/>
+                <w:szCs w:val="20"/>
+              </w:rPr>
+            </w:pPr>
+            <w:r>
+              <w:rPr>
+                <w:rFonts w:ascii="宋体" w:hAnsi="宋体" w:eastAsia="宋体" w:cs="宋体"/>
                 <w:spacing w:val="7"/>
                 <w:sz w:val="20"/>
                 <w:szCs w:val="20"/>
@@ -5731,7 +4687,7 @@
             </w:r>
             <w:r>
               <w:rPr>
-                <w:rFonts w:ascii="SimSun" w:eastAsia="SimSun" w:hAnsi="SimSun" w:cs="SimSun"/>
+                <w:rFonts w:ascii="宋体" w:hAnsi="宋体" w:eastAsia="宋体" w:cs="宋体"/>
                 <w:spacing w:val="3"/>
                 <w:sz w:val="20"/>
                 <w:szCs w:val="20"/>
@@ -5746,25 +4702,25 @@
           </w:tcPr>
           <w:p>
             <w:pPr>
-              <w:pStyle w:val="TableText"/>
+              <w:pStyle w:val="6"/>
               <w:spacing w:line="271" w:lineRule="auto"/>
             </w:pPr>
           </w:p>
           <w:p>
             <w:pPr>
-              <w:pStyle w:val="TableText"/>
+              <w:pStyle w:val="6"/>
               <w:spacing w:line="271" w:lineRule="auto"/>
             </w:pPr>
           </w:p>
           <w:p>
             <w:pPr>
-              <w:pStyle w:val="TableText"/>
+              <w:pStyle w:val="6"/>
               <w:spacing w:line="272" w:lineRule="auto"/>
             </w:pPr>
           </w:p>
           <w:p>
             <w:pPr>
-              <w:pStyle w:val="TableText"/>
+              <w:pStyle w:val="6"/>
               <w:spacing w:line="272" w:lineRule="auto"/>
             </w:pPr>
           </w:p>
@@ -5773,14 +4729,14 @@
               <w:spacing w:before="65" w:line="372" w:lineRule="auto"/>
               <w:ind w:left="118" w:right="182"/>
               <w:rPr>
-                <w:rFonts w:ascii="SimSun" w:eastAsia="SimSun" w:hAnsi="SimSun" w:cs="SimSun"/>
-                <w:sz w:val="20"/>
-                <w:szCs w:val="20"/>
-              </w:rPr>
-            </w:pPr>
-            <w:r>
-              <w:rPr>
-                <w:rFonts w:ascii="SimSun" w:eastAsia="SimSun" w:hAnsi="SimSun" w:cs="SimSun"/>
+                <w:rFonts w:ascii="宋体" w:hAnsi="宋体" w:eastAsia="宋体" w:cs="宋体"/>
+                <w:sz w:val="20"/>
+                <w:szCs w:val="20"/>
+              </w:rPr>
+            </w:pPr>
+            <w:r>
+              <w:rPr>
+                <w:rFonts w:ascii="宋体" w:hAnsi="宋体" w:eastAsia="宋体" w:cs="宋体"/>
                 <w:spacing w:val="8"/>
                 <w:sz w:val="20"/>
                 <w:szCs w:val="20"/>
@@ -5789,7 +4745,7 @@
             </w:r>
             <w:r>
               <w:rPr>
-                <w:rFonts w:ascii="SimSun" w:eastAsia="SimSun" w:hAnsi="SimSun" w:cs="SimSun"/>
+                <w:rFonts w:ascii="宋体" w:hAnsi="宋体" w:eastAsia="宋体" w:cs="宋体"/>
                 <w:spacing w:val="7"/>
                 <w:sz w:val="20"/>
                 <w:szCs w:val="20"/>
@@ -5802,14 +4758,14 @@
               <w:spacing w:line="227" w:lineRule="auto"/>
               <w:ind w:left="121"/>
               <w:rPr>
-                <w:rFonts w:ascii="SimSun" w:eastAsia="SimSun" w:hAnsi="SimSun" w:cs="SimSun"/>
-                <w:sz w:val="20"/>
-                <w:szCs w:val="20"/>
-              </w:rPr>
-            </w:pPr>
-            <w:r>
-              <w:rPr>
-                <w:rFonts w:ascii="SimSun" w:eastAsia="SimSun" w:hAnsi="SimSun" w:cs="SimSun"/>
+                <w:rFonts w:ascii="宋体" w:hAnsi="宋体" w:eastAsia="宋体" w:cs="宋体"/>
+                <w:sz w:val="20"/>
+                <w:szCs w:val="20"/>
+              </w:rPr>
+            </w:pPr>
+            <w:r>
+              <w:rPr>
+                <w:rFonts w:ascii="宋体" w:hAnsi="宋体" w:eastAsia="宋体" w:cs="宋体"/>
                 <w:spacing w:val="7"/>
                 <w:sz w:val="20"/>
                 <w:szCs w:val="20"/>
@@ -5824,25 +4780,25 @@
           </w:tcPr>
           <w:p>
             <w:pPr>
-              <w:pStyle w:val="TableText"/>
+              <w:pStyle w:val="6"/>
               <w:spacing w:line="271" w:lineRule="auto"/>
             </w:pPr>
           </w:p>
           <w:p>
             <w:pPr>
-              <w:pStyle w:val="TableText"/>
+              <w:pStyle w:val="6"/>
               <w:spacing w:line="272" w:lineRule="auto"/>
             </w:pPr>
           </w:p>
           <w:p>
             <w:pPr>
-              <w:pStyle w:val="TableText"/>
+              <w:pStyle w:val="6"/>
               <w:spacing w:line="272" w:lineRule="auto"/>
             </w:pPr>
           </w:p>
           <w:p>
             <w:pPr>
-              <w:pStyle w:val="TableText"/>
+              <w:pStyle w:val="6"/>
               <w:spacing w:line="272" w:lineRule="auto"/>
             </w:pPr>
           </w:p>
@@ -5852,14 +4808,14 @@
               <w:ind w:left="127" w:right="200" w:hanging="7"/>
               <w:jc w:val="both"/>
               <w:rPr>
-                <w:rFonts w:ascii="SimSun" w:eastAsia="SimSun" w:hAnsi="SimSun" w:cs="SimSun"/>
-                <w:sz w:val="20"/>
-                <w:szCs w:val="20"/>
-              </w:rPr>
-            </w:pPr>
-            <w:r>
-              <w:rPr>
-                <w:rFonts w:ascii="SimSun" w:eastAsia="SimSun" w:hAnsi="SimSun" w:cs="SimSun"/>
+                <w:rFonts w:ascii="宋体" w:hAnsi="宋体" w:eastAsia="宋体" w:cs="宋体"/>
+                <w:sz w:val="20"/>
+                <w:szCs w:val="20"/>
+              </w:rPr>
+            </w:pPr>
+            <w:r>
+              <w:rPr>
+                <w:rFonts w:ascii="宋体" w:hAnsi="宋体" w:eastAsia="宋体" w:cs="宋体"/>
                 <w:spacing w:val="9"/>
                 <w:sz w:val="20"/>
                 <w:szCs w:val="20"/>
@@ -5868,7 +4824,7 @@
             </w:r>
             <w:r>
               <w:rPr>
-                <w:rFonts w:ascii="SimSun" w:eastAsia="SimSun" w:hAnsi="SimSun" w:cs="SimSun"/>
+                <w:rFonts w:ascii="宋体" w:hAnsi="宋体" w:eastAsia="宋体" w:cs="宋体"/>
                 <w:spacing w:val="7"/>
                 <w:sz w:val="20"/>
                 <w:szCs w:val="20"/>
@@ -5877,289 +4833,35 @@
             </w:r>
             <w:r>
               <w:rPr>
-                <w:rFonts w:ascii="SimSun" w:eastAsia="SimSun" w:hAnsi="SimSun" w:cs="SimSun"/>
+                <w:rFonts w:ascii="宋体" w:hAnsi="宋体" w:eastAsia="宋体" w:cs="宋体"/>
                 <w:spacing w:val="5"/>
                 <w:sz w:val="20"/>
                 <w:szCs w:val="20"/>
               </w:rPr>
               <w:t>改进措施</w:t>
             </w:r>
-          </w:p>
-        </w:tc>
-      </w:tr>
-    </w:tbl>
-    <w:p>
-      <w:pPr>
-        <w:pStyle w:val="BodyText"/>
-      </w:pPr>
-    </w:p>
-    <w:p>
-      <w:pPr>
-        <w:sectPr>
-          <w:footerReference w:type="default" r:id="rId11"/>
-          <w:pgSz w:w="11910" w:h="16840"/>
-          <w:pgMar w:top="877" w:right="1429" w:bottom="1196" w:left="1419" w:header="0" w:footer="982" w:gutter="0"/>
-          <w:cols w:space="720"/>
-        </w:sectPr>
-      </w:pPr>
-    </w:p>
-    <w:p>
-      <w:pPr>
-        <w:spacing w:line="392" w:lineRule="exact"/>
-      </w:pPr>
-      <w:r>
-        <w:rPr>
-          <w:position w:val="-7"/>
-        </w:rPr>
-        <w:drawing>
-          <wp:inline distT="0" distB="0" distL="0" distR="0">
-            <wp:extent cx="685371" cy="249261"/>
-            <wp:effectExtent l="0" t="0" r="0" b="0"/>
-            <wp:docPr id="24" name="IM 24"/>
-            <wp:cNvGraphicFramePr/>
-            <a:graphic xmlns:a="http://schemas.openxmlformats.org/drawingml/2006/main">
-              <a:graphicData uri="http://schemas.openxmlformats.org/drawingml/2006/picture">
-                <pic:pic xmlns:pic="http://schemas.openxmlformats.org/drawingml/2006/picture">
-                  <pic:nvPicPr>
-                    <pic:cNvPr id="24" name="IM 24"/>
-                    <pic:cNvPicPr/>
-                  </pic:nvPicPr>
-                  <pic:blipFill>
-                    <a:blip xmlns:r="http://schemas.openxmlformats.org/officeDocument/2006/relationships" r:embed="rId4"/>
-                    <a:stretch>
-                      <a:fillRect/>
-                    </a:stretch>
-                  </pic:blipFill>
-                  <pic:spPr>
-                    <a:xfrm rot="0">
-                      <a:off x="0" y="0"/>
-                      <a:ext cx="685371" cy="249261"/>
-                    </a:xfrm>
-                    <a:prstGeom prst="rect">
-                      <a:avLst/>
-                    </a:prstGeom>
-                  </pic:spPr>
-                </pic:pic>
-              </a:graphicData>
-            </a:graphic>
-          </wp:inline>
-        </w:drawing>
-      </w:r>
-    </w:p>
-    <w:p>
-      <w:pPr>
-        <w:spacing w:line="149" w:lineRule="exact"/>
-      </w:pPr>
-    </w:p>
-    <w:tbl>
-      <w:tblPr>
-        <w:tblStyle w:val="TableNormal"/>
-        <w:tblW w:w="9042" w:type="dxa"/>
-        <w:tblInd w:w="15" w:type="dxa"/>
-        <w:tblBorders>
-          <w:top w:val="single" w:sz="2" w:space="0" w:color="000000"/>
-          <w:left w:val="single" w:sz="2" w:space="0" w:color="000000"/>
-          <w:bottom w:val="single" w:sz="2" w:space="0" w:color="000000"/>
-          <w:right w:val="single" w:sz="2" w:space="0" w:color="000000"/>
-          <w:insideH w:val="single" w:sz="2" w:space="0" w:color="000000"/>
-          <w:insideV w:val="single" w:sz="2" w:space="0" w:color="000000"/>
-        </w:tblBorders>
-        <w:tblLayout w:type="fixed"/>
-      </w:tblPr>
-      <w:tblGrid>
-        <w:gridCol w:w="1106"/>
-        <w:gridCol w:w="4227"/>
-        <w:gridCol w:w="990"/>
-        <w:gridCol w:w="1556"/>
-        <w:gridCol w:w="1163"/>
-      </w:tblGrid>
-      <w:tr>
-        <w:tblPrEx>
-          <w:tblW w:w="9042" w:type="dxa"/>
-          <w:tblInd w:w="15" w:type="dxa"/>
-          <w:tblBorders>
-            <w:top w:val="single" w:sz="2" w:space="0" w:color="000000"/>
-            <w:left w:val="single" w:sz="2" w:space="0" w:color="000000"/>
-            <w:bottom w:val="single" w:sz="2" w:space="0" w:color="000000"/>
-            <w:right w:val="single" w:sz="2" w:space="0" w:color="000000"/>
-            <w:insideH w:val="single" w:sz="2" w:space="0" w:color="000000"/>
-            <w:insideV w:val="single" w:sz="2" w:space="0" w:color="000000"/>
-          </w:tblBorders>
-          <w:tblLayout w:type="fixed"/>
-        </w:tblPrEx>
-        <w:trPr>
-          <w:trHeight w:val="3212"/>
-        </w:trPr>
-        <w:tc>
-          <w:tcPr>
-            <w:tcW w:w="1106" w:type="dxa"/>
-          </w:tcPr>
-          <w:p>
-            <w:pPr>
-              <w:pStyle w:val="TableText"/>
-            </w:pPr>
-          </w:p>
-        </w:tc>
-        <w:tc>
-          <w:tcPr>
-            <w:tcW w:w="4227" w:type="dxa"/>
-          </w:tcPr>
-          <w:p>
-            <w:pPr>
-              <w:spacing w:before="145" w:line="228" w:lineRule="auto"/>
-              <w:ind w:left="134"/>
-              <w:rPr>
-                <w:rFonts w:ascii="SimSun" w:eastAsia="SimSun" w:hAnsi="SimSun" w:cs="SimSun"/>
-                <w:sz w:val="20"/>
-                <w:szCs w:val="20"/>
-              </w:rPr>
-            </w:pPr>
-            <w:r>
-              <w:rPr>
-                <w:rFonts w:ascii="SimSun" w:eastAsia="SimSun" w:hAnsi="SimSun" w:cs="SimSun"/>
-                <w:spacing w:val="8"/>
-                <w:sz w:val="20"/>
-                <w:szCs w:val="20"/>
-              </w:rPr>
-              <w:t>了解客户满意度以及客户需求变化信息</w:t>
-            </w:r>
-          </w:p>
-          <w:p>
-            <w:pPr>
-              <w:spacing w:before="155" w:line="374" w:lineRule="auto"/>
-              <w:ind w:left="115" w:right="96"/>
-              <w:rPr>
-                <w:rFonts w:ascii="SimSun" w:eastAsia="SimSun" w:hAnsi="SimSun" w:cs="SimSun"/>
-                <w:sz w:val="20"/>
-                <w:szCs w:val="20"/>
-              </w:rPr>
-            </w:pPr>
-            <w:r>
-              <w:rPr>
-                <w:rFonts w:ascii="SimSun" w:eastAsia="SimSun" w:hAnsi="SimSun" w:cs="SimSun"/>
-                <w:spacing w:val="11"/>
-                <w:sz w:val="20"/>
-                <w:szCs w:val="20"/>
-              </w:rPr>
-              <w:t>服务级别经理根据回顾会议的讨论内容生成</w:t>
-            </w:r>
-            <w:r>
-              <w:rPr>
-                <w:rFonts w:ascii="SimSun" w:eastAsia="SimSun" w:hAnsi="SimSun" w:cs="SimSun"/>
-                <w:spacing w:val="11"/>
-                <w:sz w:val="20"/>
-                <w:szCs w:val="20"/>
-              </w:rPr>
-              <w:t>回顾记录，并根据回顾记录制定服务改进计</w:t>
-            </w:r>
-            <w:r>
-              <w:rPr>
-                <w:rFonts w:ascii="SimSun" w:eastAsia="SimSun" w:hAnsi="SimSun" w:cs="SimSun"/>
-                <w:spacing w:val="1"/>
-                <w:sz w:val="20"/>
-                <w:szCs w:val="20"/>
-              </w:rPr>
-              <w:t>划</w:t>
-            </w:r>
-          </w:p>
-          <w:p>
-            <w:pPr>
-              <w:spacing w:line="374" w:lineRule="auto"/>
-              <w:ind w:left="122" w:right="125" w:hanging="7"/>
-              <w:rPr>
-                <w:rFonts w:ascii="SimSun" w:eastAsia="SimSun" w:hAnsi="SimSun" w:cs="SimSun"/>
-                <w:sz w:val="20"/>
-                <w:szCs w:val="20"/>
-              </w:rPr>
-            </w:pPr>
-            <w:r>
-              <w:rPr>
-                <w:rFonts w:ascii="SimSun" w:eastAsia="SimSun" w:hAnsi="SimSun" w:cs="SimSun"/>
-                <w:spacing w:val="9"/>
-                <w:sz w:val="20"/>
-                <w:szCs w:val="20"/>
-              </w:rPr>
-              <w:t>服务级别经理负责跟踪服务回顾会议提出的</w:t>
-            </w:r>
-            <w:r>
-              <w:rPr>
-                <w:rFonts w:ascii="SimSun" w:eastAsia="SimSun" w:hAnsi="SimSun" w:cs="SimSun"/>
-                <w:spacing w:val="8"/>
-                <w:sz w:val="20"/>
-                <w:szCs w:val="20"/>
-              </w:rPr>
-              <w:t>改进计划，保证其落实</w:t>
-            </w:r>
-          </w:p>
-          <w:p>
-            <w:pPr>
-              <w:spacing w:line="289" w:lineRule="auto"/>
-              <w:ind w:left="118" w:right="125"/>
-              <w:rPr>
-                <w:rFonts w:ascii="SimSun" w:eastAsia="SimSun" w:hAnsi="SimSun" w:cs="SimSun"/>
-                <w:sz w:val="20"/>
-                <w:szCs w:val="20"/>
-              </w:rPr>
-            </w:pPr>
-            <w:r>
-              <w:rPr>
-                <w:rFonts w:ascii="SimSun" w:eastAsia="SimSun" w:hAnsi="SimSun" w:cs="SimSun"/>
-                <w:spacing w:val="9"/>
-                <w:sz w:val="20"/>
-                <w:szCs w:val="20"/>
-              </w:rPr>
-              <w:t>如果服务改进计划需要实施变更，则进入变</w:t>
-            </w:r>
-            <w:r>
-              <w:rPr>
-                <w:rFonts w:ascii="SimSun" w:eastAsia="SimSun" w:hAnsi="SimSun" w:cs="SimSun"/>
-                <w:spacing w:val="7"/>
-                <w:sz w:val="20"/>
-                <w:szCs w:val="20"/>
-              </w:rPr>
-              <w:t>更管理流程</w:t>
-            </w:r>
-          </w:p>
-        </w:tc>
-        <w:tc>
-          <w:tcPr>
-            <w:tcW w:w="990" w:type="dxa"/>
-          </w:tcPr>
-          <w:p>
-            <w:pPr>
-              <w:pStyle w:val="TableText"/>
-            </w:pPr>
-          </w:p>
-        </w:tc>
-        <w:tc>
-          <w:tcPr>
-            <w:tcW w:w="1556" w:type="dxa"/>
-          </w:tcPr>
-          <w:p>
-            <w:pPr>
-              <w:pStyle w:val="TableText"/>
-            </w:pPr>
-          </w:p>
-        </w:tc>
-        <w:tc>
-          <w:tcPr>
-            <w:tcW w:w="1163" w:type="dxa"/>
-          </w:tcPr>
-          <w:p>
-            <w:pPr>
-              <w:pStyle w:val="TableText"/>
-            </w:pPr>
           </w:p>
         </w:tc>
       </w:tr>
       <w:tr>
         <w:tblPrEx>
-          <w:tblW w:w="9042" w:type="dxa"/>
-          <w:tblInd w:w="15" w:type="dxa"/>
-          <w:tblLayout w:type="fixed"/>
+          <w:tblBorders>
+            <w:top w:val="single" w:color="000000" w:sz="2" w:space="0"/>
+            <w:left w:val="single" w:color="000000" w:sz="2" w:space="0"/>
+            <w:bottom w:val="single" w:color="000000" w:sz="2" w:space="0"/>
+            <w:right w:val="single" w:color="000000" w:sz="2" w:space="0"/>
+            <w:insideH w:val="single" w:color="000000" w:sz="2" w:space="0"/>
+            <w:insideV w:val="single" w:color="000000" w:sz="2" w:space="0"/>
+          </w:tblBorders>
+          <w:tblCellMar>
+            <w:top w:w="0" w:type="dxa"/>
+            <w:left w:w="0" w:type="dxa"/>
+            <w:bottom w:w="0" w:type="dxa"/>
+            <w:right w:w="0" w:type="dxa"/>
+          </w:tblCellMar>
         </w:tblPrEx>
         <w:trPr>
-          <w:trHeight w:val="1207"/>
+          <w:trHeight w:val="1207" w:hRule="atLeast"/>
         </w:trPr>
         <w:tc>
           <w:tcPr>
@@ -6170,14 +4872,14 @@
               <w:spacing w:before="145" w:line="228" w:lineRule="auto"/>
               <w:ind w:left="120"/>
               <w:rPr>
-                <w:rFonts w:ascii="SimSun" w:eastAsia="SimSun" w:hAnsi="SimSun" w:cs="SimSun"/>
-                <w:sz w:val="20"/>
-                <w:szCs w:val="20"/>
-              </w:rPr>
-            </w:pPr>
-            <w:r>
-              <w:rPr>
-                <w:rFonts w:ascii="SimSun" w:eastAsia="SimSun" w:hAnsi="SimSun" w:cs="SimSun"/>
+                <w:rFonts w:ascii="宋体" w:hAnsi="宋体" w:eastAsia="宋体" w:cs="宋体"/>
+                <w:sz w:val="20"/>
+                <w:szCs w:val="20"/>
+              </w:rPr>
+            </w:pPr>
+            <w:r>
+              <w:rPr>
+                <w:rFonts w:ascii="宋体" w:hAnsi="宋体" w:eastAsia="宋体" w:cs="宋体"/>
                 <w:spacing w:val="7"/>
                 <w:sz w:val="20"/>
                 <w:szCs w:val="20"/>
@@ -6190,14 +4892,14 @@
               <w:spacing w:before="152" w:line="301" w:lineRule="auto"/>
               <w:ind w:left="120" w:right="151"/>
               <w:rPr>
-                <w:rFonts w:ascii="SimSun" w:eastAsia="SimSun" w:hAnsi="SimSun" w:cs="SimSun"/>
-                <w:sz w:val="20"/>
-                <w:szCs w:val="20"/>
-              </w:rPr>
-            </w:pPr>
-            <w:r>
-              <w:rPr>
-                <w:rFonts w:ascii="SimSun" w:eastAsia="SimSun" w:hAnsi="SimSun" w:cs="SimSun"/>
+                <w:rFonts w:ascii="宋体" w:hAnsi="宋体" w:eastAsia="宋体" w:cs="宋体"/>
+                <w:sz w:val="20"/>
+                <w:szCs w:val="20"/>
+              </w:rPr>
+            </w:pPr>
+            <w:r>
+              <w:rPr>
+                <w:rFonts w:ascii="宋体" w:hAnsi="宋体" w:eastAsia="宋体" w:cs="宋体"/>
                 <w:spacing w:val="7"/>
                 <w:sz w:val="20"/>
                 <w:szCs w:val="20"/>
@@ -6206,7 +4908,7 @@
             </w:r>
             <w:r>
               <w:rPr>
-                <w:rFonts w:ascii="SimSun" w:eastAsia="SimSun" w:hAnsi="SimSun" w:cs="SimSun"/>
+                <w:rFonts w:ascii="宋体" w:hAnsi="宋体" w:eastAsia="宋体" w:cs="宋体"/>
                 <w:spacing w:val="4"/>
                 <w:sz w:val="20"/>
                 <w:szCs w:val="20"/>
@@ -6224,14 +4926,14 @@
               <w:spacing w:before="143" w:line="324" w:lineRule="auto"/>
               <w:ind w:left="116" w:right="125" w:firstLine="2"/>
               <w:rPr>
-                <w:rFonts w:ascii="SimSun" w:eastAsia="SimSun" w:hAnsi="SimSun" w:cs="SimSun"/>
-                <w:sz w:val="20"/>
-                <w:szCs w:val="20"/>
-              </w:rPr>
-            </w:pPr>
-            <w:r>
-              <w:rPr>
-                <w:rFonts w:ascii="SimSun" w:eastAsia="SimSun" w:hAnsi="SimSun" w:cs="SimSun"/>
+                <w:rFonts w:ascii="宋体" w:hAnsi="宋体" w:eastAsia="宋体" w:cs="宋体"/>
+                <w:sz w:val="20"/>
+                <w:szCs w:val="20"/>
+              </w:rPr>
+            </w:pPr>
+            <w:r>
+              <w:rPr>
+                <w:rFonts w:ascii="宋体" w:hAnsi="宋体" w:eastAsia="宋体" w:cs="宋体"/>
                 <w:spacing w:val="9"/>
                 <w:sz w:val="20"/>
                 <w:szCs w:val="20"/>
@@ -6240,7 +4942,7 @@
             </w:r>
             <w:r>
               <w:rPr>
-                <w:rFonts w:ascii="SimSun" w:eastAsia="SimSun" w:hAnsi="SimSun" w:cs="SimSun"/>
+                <w:rFonts w:ascii="宋体" w:hAnsi="宋体" w:eastAsia="宋体" w:cs="宋体"/>
                 <w:spacing w:val="-2"/>
                 <w:sz w:val="20"/>
                 <w:szCs w:val="20"/>
@@ -6249,7 +4951,7 @@
             </w:r>
             <w:r>
               <w:rPr>
-                <w:rFonts w:ascii="SimSun" w:eastAsia="SimSun" w:hAnsi="SimSun" w:cs="SimSun"/>
+                <w:rFonts w:ascii="宋体" w:hAnsi="宋体" w:eastAsia="宋体" w:cs="宋体"/>
                 <w:spacing w:val="8"/>
                 <w:sz w:val="20"/>
                 <w:szCs w:val="20"/>
@@ -6262,25 +4964,19 @@
           <w:tcPr>
             <w:tcW w:w="990" w:type="dxa"/>
           </w:tcPr>
-          <w:p>
-            <w:pPr>
-              <w:pStyle w:val="TableText"/>
-              <w:spacing w:line="279" w:lineRule="auto"/>
-            </w:pPr>
-          </w:p>
           <w:p>
             <w:pPr>
               <w:spacing w:before="65" w:line="381" w:lineRule="auto"/>
               <w:ind w:left="118" w:right="37" w:hanging="1"/>
               <w:rPr>
-                <w:rFonts w:ascii="SimSun" w:eastAsia="SimSun" w:hAnsi="SimSun" w:cs="SimSun"/>
-                <w:sz w:val="20"/>
-                <w:szCs w:val="20"/>
-              </w:rPr>
-            </w:pPr>
-            <w:r>
-              <w:rPr>
-                <w:rFonts w:ascii="SimSun" w:eastAsia="SimSun" w:hAnsi="SimSun" w:cs="SimSun"/>
+                <w:rFonts w:ascii="宋体" w:hAnsi="宋体" w:eastAsia="宋体" w:cs="宋体"/>
+                <w:sz w:val="20"/>
+                <w:szCs w:val="20"/>
+              </w:rPr>
+            </w:pPr>
+            <w:r>
+              <w:rPr>
+                <w:rFonts w:ascii="宋体" w:hAnsi="宋体" w:eastAsia="宋体" w:cs="宋体"/>
                 <w:spacing w:val="7"/>
                 <w:sz w:val="20"/>
                 <w:szCs w:val="20"/>
@@ -6289,7 +4985,7 @@
             </w:r>
             <w:r>
               <w:rPr>
-                <w:rFonts w:ascii="SimSun" w:eastAsia="SimSun" w:hAnsi="SimSun" w:cs="SimSun"/>
+                <w:rFonts w:ascii="宋体" w:hAnsi="宋体" w:eastAsia="宋体" w:cs="宋体"/>
                 <w:spacing w:val="3"/>
                 <w:sz w:val="20"/>
                 <w:szCs w:val="20"/>
@@ -6302,25 +4998,19 @@
           <w:tcPr>
             <w:tcW w:w="1556" w:type="dxa"/>
           </w:tcPr>
-          <w:p>
-            <w:pPr>
-              <w:pStyle w:val="TableText"/>
-              <w:spacing w:line="279" w:lineRule="auto"/>
-            </w:pPr>
-          </w:p>
           <w:p>
             <w:pPr>
               <w:spacing w:before="65" w:line="376" w:lineRule="auto"/>
               <w:ind w:left="118" w:right="182"/>
               <w:rPr>
-                <w:rFonts w:ascii="SimSun" w:eastAsia="SimSun" w:hAnsi="SimSun" w:cs="SimSun"/>
-                <w:sz w:val="20"/>
-                <w:szCs w:val="20"/>
-              </w:rPr>
-            </w:pPr>
-            <w:r>
-              <w:rPr>
-                <w:rFonts w:ascii="SimSun" w:eastAsia="SimSun" w:hAnsi="SimSun" w:cs="SimSun"/>
+                <w:rFonts w:ascii="宋体" w:hAnsi="宋体" w:eastAsia="宋体" w:cs="宋体"/>
+                <w:sz w:val="20"/>
+                <w:szCs w:val="20"/>
+              </w:rPr>
+            </w:pPr>
+            <w:r>
+              <w:rPr>
+                <w:rFonts w:ascii="宋体" w:hAnsi="宋体" w:eastAsia="宋体" w:cs="宋体"/>
                 <w:spacing w:val="8"/>
                 <w:sz w:val="20"/>
                 <w:szCs w:val="20"/>
@@ -6329,7 +5019,7 @@
             </w:r>
             <w:r>
               <w:rPr>
-                <w:rFonts w:ascii="SimSun" w:eastAsia="SimSun" w:hAnsi="SimSun" w:cs="SimSun"/>
+                <w:rFonts w:ascii="宋体" w:hAnsi="宋体" w:eastAsia="宋体" w:cs="宋体"/>
                 <w:spacing w:val="7"/>
                 <w:sz w:val="20"/>
                 <w:szCs w:val="20"/>
@@ -6347,14 +5037,14 @@
               <w:spacing w:before="145" w:line="229" w:lineRule="auto"/>
               <w:ind w:left="143"/>
               <w:rPr>
-                <w:rFonts w:ascii="SimSun" w:eastAsia="SimSun" w:hAnsi="SimSun" w:cs="SimSun"/>
-                <w:sz w:val="20"/>
-                <w:szCs w:val="20"/>
-              </w:rPr>
-            </w:pPr>
-            <w:r>
-              <w:rPr>
-                <w:rFonts w:ascii="SimSun" w:eastAsia="SimSun" w:hAnsi="SimSun" w:cs="SimSun"/>
+                <w:rFonts w:ascii="宋体" w:hAnsi="宋体" w:eastAsia="宋体" w:cs="宋体"/>
+                <w:sz w:val="20"/>
+                <w:szCs w:val="20"/>
+              </w:rPr>
+            </w:pPr>
+            <w:r>
+              <w:rPr>
+                <w:rFonts w:ascii="宋体" w:hAnsi="宋体" w:eastAsia="宋体" w:cs="宋体"/>
                 <w:spacing w:val="1"/>
                 <w:sz w:val="20"/>
                 <w:szCs w:val="20"/>
@@ -6367,14 +5057,14 @@
               <w:spacing w:before="151" w:line="301" w:lineRule="auto"/>
               <w:ind w:left="120" w:right="207"/>
               <w:rPr>
-                <w:rFonts w:ascii="SimSun" w:eastAsia="SimSun" w:hAnsi="SimSun" w:cs="SimSun"/>
-                <w:sz w:val="20"/>
-                <w:szCs w:val="20"/>
-              </w:rPr>
-            </w:pPr>
-            <w:r>
-              <w:rPr>
-                <w:rFonts w:ascii="SimSun" w:eastAsia="SimSun" w:hAnsi="SimSun" w:cs="SimSun"/>
+                <w:rFonts w:ascii="宋体" w:hAnsi="宋体" w:eastAsia="宋体" w:cs="宋体"/>
+                <w:sz w:val="20"/>
+                <w:szCs w:val="20"/>
+              </w:rPr>
+            </w:pPr>
+            <w:r>
+              <w:rPr>
+                <w:rFonts w:ascii="宋体" w:hAnsi="宋体" w:eastAsia="宋体" w:cs="宋体"/>
                 <w:spacing w:val="7"/>
                 <w:sz w:val="20"/>
                 <w:szCs w:val="20"/>
@@ -6383,7 +5073,7 @@
             </w:r>
             <w:r>
               <w:rPr>
-                <w:rFonts w:ascii="SimSun" w:eastAsia="SimSun" w:hAnsi="SimSun" w:cs="SimSun"/>
+                <w:rFonts w:ascii="宋体" w:hAnsi="宋体" w:eastAsia="宋体" w:cs="宋体"/>
                 <w:spacing w:val="4"/>
                 <w:sz w:val="20"/>
                 <w:szCs w:val="20"/>
@@ -6399,32 +5089,20 @@
         <w:spacing w:before="125" w:line="219" w:lineRule="auto"/>
         <w:ind w:left="869"/>
         <w:rPr>
-          <w:rFonts w:ascii="SimSun" w:eastAsia="SimSun" w:hAnsi="SimSun" w:cs="SimSun"/>
-          <w:sz w:val="24"/>
-          <w:szCs w:val="24"/>
-        </w:rPr>
-      </w:pPr>
-      <w:r>
-        <w:rPr>
-          <w:rFonts w:ascii="SimSun" w:eastAsia="SimSun" w:hAnsi="SimSun" w:cs="SimSun"/>
+          <w:rFonts w:ascii="宋体" w:hAnsi="宋体" w:eastAsia="宋体" w:cs="宋体"/>
+          <w:sz w:val="24"/>
+          <w:szCs w:val="24"/>
+        </w:rPr>
+      </w:pPr>
+      <w:r>
+        <w:rPr>
+          <w:rFonts w:ascii="宋体" w:hAnsi="宋体" w:eastAsia="宋体" w:cs="宋体"/>
           <w:spacing w:val="-1"/>
           <w:sz w:val="24"/>
           <w:szCs w:val="24"/>
         </w:rPr>
         <w:t>注：服务级别经理一般为运维项目经理担任。</w:t>
       </w:r>
-    </w:p>
-    <w:p>
-      <w:pPr>
-        <w:pStyle w:val="BodyText"/>
-        <w:spacing w:line="266" w:lineRule="auto"/>
-      </w:pPr>
-    </w:p>
-    <w:p>
-      <w:pPr>
-        <w:pStyle w:val="BodyText"/>
-        <w:spacing w:line="266" w:lineRule="auto"/>
-      </w:pPr>
     </w:p>
     <w:p>
       <w:pPr>
@@ -6432,7 +5110,7 @@
         <w:ind w:left="391"/>
         <w:outlineLvl w:val="0"/>
         <w:rPr>
-          <w:rFonts w:ascii="SimHei" w:eastAsia="SimHei" w:hAnsi="SimHei" w:cs="SimHei"/>
+          <w:rFonts w:ascii="黑体" w:hAnsi="黑体" w:eastAsia="黑体" w:cs="黑体"/>
           <w:sz w:val="31"/>
           <w:szCs w:val="31"/>
         </w:rPr>
@@ -6441,7 +5119,7 @@
       <w:bookmarkEnd w:id="8"/>
       <w:r>
         <w:rPr>
-          <w:rFonts w:ascii="SimHei" w:eastAsia="SimHei" w:hAnsi="SimHei" w:cs="SimHei"/>
+          <w:rFonts w:ascii="黑体" w:hAnsi="黑体" w:eastAsia="黑体" w:cs="黑体"/>
           <w:b/>
           <w:bCs/>
           <w:sz w:val="31"/>
@@ -6451,7 +5129,7 @@
       </w:r>
       <w:r>
         <w:rPr>
-          <w:rFonts w:ascii="SimHei" w:eastAsia="SimHei" w:hAnsi="SimHei" w:cs="SimHei"/>
+          <w:rFonts w:ascii="黑体" w:hAnsi="黑体" w:eastAsia="黑体" w:cs="黑体"/>
           <w:spacing w:val="27"/>
           <w:sz w:val="31"/>
           <w:szCs w:val="31"/>
@@ -6460,7 +5138,7 @@
       </w:r>
       <w:r>
         <w:rPr>
-          <w:rFonts w:ascii="SimHei" w:eastAsia="SimHei" w:hAnsi="SimHei" w:cs="SimHei"/>
+          <w:rFonts w:ascii="黑体" w:hAnsi="黑体" w:eastAsia="黑体" w:cs="黑体"/>
           <w:b/>
           <w:bCs/>
           <w:sz w:val="31"/>
@@ -6471,29 +5149,17 @@
     </w:p>
     <w:p>
       <w:pPr>
-        <w:pStyle w:val="BodyText"/>
-        <w:spacing w:line="263" w:lineRule="auto"/>
-      </w:pPr>
-    </w:p>
-    <w:p>
-      <w:pPr>
-        <w:pStyle w:val="BodyText"/>
-        <w:spacing w:line="264" w:lineRule="auto"/>
-      </w:pPr>
-    </w:p>
-    <w:p>
-      <w:pPr>
         <w:spacing w:before="78" w:line="364" w:lineRule="auto"/>
         <w:ind w:left="389" w:right="640" w:firstLine="482"/>
         <w:rPr>
-          <w:rFonts w:ascii="SimSun" w:eastAsia="SimSun" w:hAnsi="SimSun" w:cs="SimSun"/>
-          <w:sz w:val="24"/>
-          <w:szCs w:val="24"/>
-        </w:rPr>
-      </w:pPr>
-      <w:r>
-        <w:rPr>
-          <w:rFonts w:ascii="SimSun" w:eastAsia="SimSun" w:hAnsi="SimSun" w:cs="SimSun"/>
+          <w:rFonts w:ascii="宋体" w:hAnsi="宋体" w:eastAsia="宋体" w:cs="宋体"/>
+          <w:sz w:val="24"/>
+          <w:szCs w:val="24"/>
+        </w:rPr>
+      </w:pPr>
+      <w:r>
+        <w:rPr>
+          <w:rFonts w:ascii="宋体" w:hAnsi="宋体" w:eastAsia="宋体" w:cs="宋体"/>
           <w:sz w:val="24"/>
           <w:szCs w:val="24"/>
         </w:rPr>
@@ -6501,21 +5167,12 @@
       </w:r>
       <w:r>
         <w:rPr>
-          <w:rFonts w:ascii="SimSun" w:eastAsia="SimSun" w:hAnsi="SimSun" w:cs="SimSun"/>
+          <w:rFonts w:ascii="宋体" w:hAnsi="宋体" w:eastAsia="宋体" w:cs="宋体"/>
           <w:spacing w:val="-1"/>
           <w:sz w:val="24"/>
           <w:szCs w:val="24"/>
         </w:rPr>
-        <w:t>下关键绩效指标（KPI）和其</w:t>
-      </w:r>
-      <w:r>
-        <w:rPr>
-          <w:rFonts w:ascii="SimSun" w:eastAsia="SimSun" w:hAnsi="SimSun" w:cs="SimSun"/>
-          <w:spacing w:val="-1"/>
-          <w:sz w:val="24"/>
-          <w:szCs w:val="24"/>
-        </w:rPr>
-        <w:t>他相关评价标准用以衡量服务级别管理流程的有效性和效率：</w:t>
+        <w:t>下关键绩效指标（KPI）和其他相关评价标准用以衡量服务级别管理流程的有效性和效率：</w:t>
       </w:r>
     </w:p>
     <w:p>
@@ -6523,14 +5180,14 @@
         <w:spacing w:line="219" w:lineRule="auto"/>
         <w:ind w:left="870"/>
         <w:rPr>
-          <w:rFonts w:ascii="SimSun" w:eastAsia="SimSun" w:hAnsi="SimSun" w:cs="SimSun"/>
-          <w:sz w:val="24"/>
-          <w:szCs w:val="24"/>
-        </w:rPr>
-      </w:pPr>
-      <w:r>
-        <w:rPr>
-          <w:rFonts w:ascii="SimSun" w:eastAsia="SimSun" w:hAnsi="SimSun" w:cs="SimSun"/>
+          <w:rFonts w:ascii="宋体" w:hAnsi="宋体" w:eastAsia="宋体" w:cs="宋体"/>
+          <w:sz w:val="24"/>
+          <w:szCs w:val="24"/>
+        </w:rPr>
+      </w:pPr>
+      <w:r>
+        <w:rPr>
+          <w:rFonts w:ascii="宋体" w:hAnsi="宋体" w:eastAsia="宋体" w:cs="宋体"/>
           <w:sz w:val="24"/>
           <w:szCs w:val="24"/>
         </w:rPr>
@@ -6538,25 +5195,13 @@
       </w:r>
       <w:r>
         <w:rPr>
-          <w:rFonts w:ascii="SimSun" w:eastAsia="SimSun" w:hAnsi="SimSun" w:cs="SimSun"/>
+          <w:rFonts w:ascii="宋体" w:hAnsi="宋体" w:eastAsia="宋体" w:cs="宋体"/>
           <w:spacing w:val="-1"/>
           <w:sz w:val="24"/>
           <w:szCs w:val="24"/>
         </w:rPr>
         <w:t>的SLA总数）*100%</w:t>
       </w:r>
-    </w:p>
-    <w:p>
-      <w:pPr>
-        <w:pStyle w:val="BodyText"/>
-        <w:spacing w:line="266" w:lineRule="auto"/>
-      </w:pPr>
-    </w:p>
-    <w:p>
-      <w:pPr>
-        <w:pStyle w:val="BodyText"/>
-        <w:spacing w:line="266" w:lineRule="auto"/>
-      </w:pPr>
     </w:p>
     <w:p>
       <w:pPr>
@@ -6564,7 +5209,7 @@
         <w:ind w:left="393"/>
         <w:outlineLvl w:val="0"/>
         <w:rPr>
-          <w:rFonts w:ascii="SimHei" w:eastAsia="SimHei" w:hAnsi="SimHei" w:cs="SimHei"/>
+          <w:rFonts w:ascii="黑体" w:hAnsi="黑体" w:eastAsia="黑体" w:cs="黑体"/>
           <w:sz w:val="31"/>
           <w:szCs w:val="31"/>
         </w:rPr>
@@ -6573,7 +5218,7 @@
       <w:bookmarkEnd w:id="9"/>
       <w:r>
         <w:rPr>
-          <w:rFonts w:ascii="SimHei" w:eastAsia="SimHei" w:hAnsi="SimHei" w:cs="SimHei"/>
+          <w:rFonts w:ascii="黑体" w:hAnsi="黑体" w:eastAsia="黑体" w:cs="黑体"/>
           <w:b/>
           <w:bCs/>
           <w:spacing w:val="1"/>
@@ -6584,7 +5229,7 @@
       </w:r>
       <w:r>
         <w:rPr>
-          <w:rFonts w:ascii="SimHei" w:eastAsia="SimHei" w:hAnsi="SimHei" w:cs="SimHei"/>
+          <w:rFonts w:ascii="黑体" w:hAnsi="黑体" w:eastAsia="黑体" w:cs="黑体"/>
           <w:spacing w:val="-48"/>
           <w:sz w:val="31"/>
           <w:szCs w:val="31"/>
@@ -6593,7 +5238,7 @@
       </w:r>
       <w:r>
         <w:rPr>
-          <w:rFonts w:ascii="SimHei" w:eastAsia="SimHei" w:hAnsi="SimHei" w:cs="SimHei"/>
+          <w:rFonts w:ascii="黑体" w:hAnsi="黑体" w:eastAsia="黑体" w:cs="黑体"/>
           <w:b/>
           <w:bCs/>
           <w:spacing w:val="1"/>
@@ -6605,29 +5250,17 @@
     </w:p>
     <w:p>
       <w:pPr>
-        <w:pStyle w:val="BodyText"/>
-        <w:spacing w:line="263" w:lineRule="auto"/>
-      </w:pPr>
-    </w:p>
-    <w:p>
-      <w:pPr>
-        <w:pStyle w:val="BodyText"/>
-        <w:spacing w:line="264" w:lineRule="auto"/>
-      </w:pPr>
-    </w:p>
-    <w:p>
-      <w:pPr>
         <w:spacing w:before="79" w:line="364" w:lineRule="auto"/>
         <w:ind w:left="388" w:right="520" w:firstLine="480"/>
         <w:rPr>
-          <w:rFonts w:ascii="SimSun" w:eastAsia="SimSun" w:hAnsi="SimSun" w:cs="SimSun"/>
-          <w:sz w:val="24"/>
-          <w:szCs w:val="24"/>
-        </w:rPr>
-      </w:pPr>
-      <w:r>
-        <w:rPr>
-          <w:rFonts w:ascii="SimSun" w:eastAsia="SimSun" w:hAnsi="SimSun" w:cs="SimSun"/>
+          <w:rFonts w:ascii="宋体" w:hAnsi="宋体" w:eastAsia="宋体" w:cs="宋体"/>
+          <w:sz w:val="24"/>
+          <w:szCs w:val="24"/>
+        </w:rPr>
+      </w:pPr>
+      <w:r>
+        <w:rPr>
+          <w:rFonts w:ascii="宋体" w:hAnsi="宋体" w:eastAsia="宋体" w:cs="宋体"/>
           <w:sz w:val="24"/>
           <w:szCs w:val="24"/>
         </w:rPr>
@@ -6635,21 +5268,12 @@
       </w:r>
       <w:r>
         <w:rPr>
-          <w:rFonts w:ascii="SimSun" w:eastAsia="SimSun" w:hAnsi="SimSun" w:cs="SimSun"/>
+          <w:rFonts w:ascii="宋体" w:hAnsi="宋体" w:eastAsia="宋体" w:cs="宋体"/>
           <w:spacing w:val="-1"/>
           <w:sz w:val="24"/>
           <w:szCs w:val="24"/>
         </w:rPr>
-        <w:t>作，召开回顾会议，与流</w:t>
-      </w:r>
-      <w:r>
-        <w:rPr>
-          <w:rFonts w:ascii="SimSun" w:eastAsia="SimSun" w:hAnsi="SimSun" w:cs="SimSun"/>
-          <w:spacing w:val="-1"/>
-          <w:sz w:val="24"/>
-          <w:szCs w:val="24"/>
-        </w:rPr>
-        <w:t>程相关人员讨论流程实施及流程改进措施。</w:t>
+        <w:t>作，召开回顾会议，与流程相关人员讨论流程实施及流程改进措施。</w:t>
       </w:r>
     </w:p>
     <w:p>
@@ -6657,14 +5281,14 @@
         <w:spacing w:before="2" w:line="362" w:lineRule="auto"/>
         <w:ind w:left="388" w:right="520" w:firstLine="480"/>
         <w:rPr>
-          <w:rFonts w:ascii="SimSun" w:eastAsia="SimSun" w:hAnsi="SimSun" w:cs="SimSun"/>
-          <w:sz w:val="24"/>
-          <w:szCs w:val="24"/>
-        </w:rPr>
-      </w:pPr>
-      <w:r>
-        <w:rPr>
-          <w:rFonts w:ascii="SimSun" w:eastAsia="SimSun" w:hAnsi="SimSun" w:cs="SimSun"/>
+          <w:rFonts w:ascii="宋体" w:hAnsi="宋体" w:eastAsia="宋体" w:cs="宋体"/>
+          <w:sz w:val="24"/>
+          <w:szCs w:val="24"/>
+        </w:rPr>
+      </w:pPr>
+      <w:r>
+        <w:rPr>
+          <w:rFonts w:ascii="宋体" w:hAnsi="宋体" w:eastAsia="宋体" w:cs="宋体"/>
           <w:sz w:val="24"/>
           <w:szCs w:val="24"/>
         </w:rPr>
@@ -6672,21 +5296,12 @@
       </w:r>
       <w:r>
         <w:rPr>
-          <w:rFonts w:ascii="SimSun" w:eastAsia="SimSun" w:hAnsi="SimSun" w:cs="SimSun"/>
+          <w:rFonts w:ascii="宋体" w:hAnsi="宋体" w:eastAsia="宋体" w:cs="宋体"/>
           <w:spacing w:val="-1"/>
           <w:sz w:val="24"/>
           <w:szCs w:val="24"/>
         </w:rPr>
-        <w:t>流程改进点，同时将对流</w:t>
-      </w:r>
-      <w:r>
-        <w:rPr>
-          <w:rFonts w:ascii="SimSun" w:eastAsia="SimSun" w:hAnsi="SimSun" w:cs="SimSun"/>
-          <w:spacing w:val="-1"/>
-          <w:sz w:val="24"/>
-          <w:szCs w:val="24"/>
-        </w:rPr>
-        <w:t>程的改进写进服务改进计划。</w:t>
+        <w:t>流程改进点，同时将对流程的改进写进服务改进计划。</w:t>
       </w:r>
     </w:p>
     <w:p>
@@ -6694,14 +5309,14 @@
         <w:spacing w:line="219" w:lineRule="auto"/>
         <w:ind w:left="869"/>
         <w:rPr>
-          <w:rFonts w:ascii="SimSun" w:eastAsia="SimSun" w:hAnsi="SimSun" w:cs="SimSun"/>
-          <w:sz w:val="24"/>
-          <w:szCs w:val="24"/>
-        </w:rPr>
-      </w:pPr>
-      <w:r>
-        <w:rPr>
-          <w:rFonts w:ascii="SimSun" w:eastAsia="SimSun" w:hAnsi="SimSun" w:cs="SimSun"/>
+          <w:rFonts w:ascii="宋体" w:hAnsi="宋体" w:eastAsia="宋体" w:cs="宋体"/>
+          <w:sz w:val="24"/>
+          <w:szCs w:val="24"/>
+        </w:rPr>
+      </w:pPr>
+      <w:r>
+        <w:rPr>
+          <w:rFonts w:ascii="宋体" w:hAnsi="宋体" w:eastAsia="宋体" w:cs="宋体"/>
           <w:sz w:val="24"/>
           <w:szCs w:val="24"/>
         </w:rPr>
@@ -6709,7 +5324,7 @@
       </w:r>
       <w:r>
         <w:rPr>
-          <w:rFonts w:ascii="SimSun" w:eastAsia="SimSun" w:hAnsi="SimSun" w:cs="SimSun"/>
+          <w:rFonts w:ascii="宋体" w:hAnsi="宋体" w:eastAsia="宋体" w:cs="宋体"/>
           <w:spacing w:val="-1"/>
           <w:sz w:val="24"/>
           <w:szCs w:val="24"/>
@@ -6718,30 +5333,55 @@
       </w:r>
     </w:p>
     <w:sectPr>
-      <w:footerReference w:type="default" r:id="rId12"/>
+      <w:footerReference r:id="rId8" w:type="default"/>
       <w:pgSz w:w="11910" w:h="16840"/>
       <w:pgMar w:top="877" w:right="1429" w:bottom="1196" w:left="1419" w:header="0" w:footer="982" w:gutter="0"/>
-      <w:cols w:space="720"/>
+      <w:cols w:space="720" w:num="1"/>
     </w:sectPr>
   </w:body>
 </w:document>
 </file>
 
+<file path=word/endnotes.xml><?xml version="1.0" encoding="utf-8"?>
+<w:endnotes xmlns:wpc="http://schemas.microsoft.com/office/word/2010/wordprocessingCanvas" xmlns:mc="http://schemas.openxmlformats.org/markup-compatibility/2006" xmlns:o="urn:schemas-microsoft-com:office:office" xmlns:r="http://schemas.openxmlformats.org/officeDocument/2006/relationships" xmlns:m="http://schemas.openxmlformats.org/officeDocument/2006/math" xmlns:v="urn:schemas-microsoft-com:vml" xmlns:wp14="http://schemas.microsoft.com/office/word/2010/wordprocessingDrawing" xmlns:wp="http://schemas.openxmlformats.org/drawingml/2006/wordprocessingDrawing" xmlns:w="http://schemas.openxmlformats.org/wordprocessingml/2006/main" xmlns:w14="http://schemas.microsoft.com/office/word/2010/wordml" xmlns:w15="http://schemas.microsoft.com/office/word/2012/wordml" xmlns:w10="urn:schemas-microsoft-com:office:word" xmlns:wpg="http://schemas.microsoft.com/office/word/2010/wordprocessingGroup" xmlns:wpi="http://schemas.microsoft.com/office/word/2010/wordprocessingInk" xmlns:wne="http://schemas.microsoft.com/office/word/2006/wordml" xmlns:wps="http://schemas.microsoft.com/office/word/2010/wordprocessingShape" xmlns:wpsCustomData="http://www.wps.cn/officeDocument/2013/wpsCustomData" mc:Ignorable="w14 w15 wp14">
+  <w:endnote w:type="separator" w:id="0">
+    <w:p>
+      <w:pPr>
+        <w:spacing w:line="240" w:lineRule="auto"/>
+      </w:pPr>
+      <w:r>
+        <w:separator/>
+      </w:r>
+    </w:p>
+  </w:endnote>
+  <w:endnote w:type="continuationSeparator" w:id="1">
+    <w:p>
+      <w:pPr>
+        <w:spacing w:line="240" w:lineRule="auto"/>
+      </w:pPr>
+      <w:r>
+        <w:continuationSeparator/>
+      </w:r>
+    </w:p>
+  </w:endnote>
+</w:endnotes>
+</file>
+
 <file path=word/footer1.xml><?xml version="1.0" encoding="utf-8"?>
-<w:ftr xmlns:wpc="http://schemas.microsoft.com/office/word/2010/wordprocessingCanvas" xmlns:mc="http://schemas.openxmlformats.org/markup-compatibility/2006" xmlns:o="urn:schemas-microsoft-com:office:office" xmlns:r="http://schemas.openxmlformats.org/officeDocument/2006/relationships" xmlns:m="http://schemas.openxmlformats.org/officeDocument/2006/math" xmlns:v="urn:schemas-microsoft-com:vml" xmlns:wp14="http://schemas.microsoft.com/office/word/2010/wordprocessingDrawing" xmlns:wp="http://schemas.openxmlformats.org/drawingml/2006/wordprocessingDrawing" xmlns:w10="urn:schemas-microsoft-com:office:word" xmlns:w="http://schemas.openxmlformats.org/wordprocessingml/2006/main" xmlns:w14="http://schemas.microsoft.com/office/word/2010/wordml" xmlns:w15="http://schemas.microsoft.com/office/word/2012/wordml" xmlns:wne="http://schemas.microsoft.com/office/word/2006/wordml" xmlns:wpg="http://schemas.microsoft.com/office/word/2010/wordprocessingGroup" xmlns:wpi="http://schemas.microsoft.com/office/word/2010/wordprocessingInk" xmlns:wps="http://schemas.microsoft.com/office/word/2010/wordprocessingShape" mc:Ignorable="w14 w15 wp14">
+<w:ftr xmlns:wpc="http://schemas.microsoft.com/office/word/2010/wordprocessingCanvas" xmlns:mc="http://schemas.openxmlformats.org/markup-compatibility/2006" xmlns:o="urn:schemas-microsoft-com:office:office" xmlns:r="http://schemas.openxmlformats.org/officeDocument/2006/relationships" xmlns:m="http://schemas.openxmlformats.org/officeDocument/2006/math" xmlns:v="urn:schemas-microsoft-com:vml" xmlns:wp14="http://schemas.microsoft.com/office/word/2010/wordprocessingDrawing" xmlns:wp="http://schemas.openxmlformats.org/drawingml/2006/wordprocessingDrawing" xmlns:w10="urn:schemas-microsoft-com:office:word" xmlns:w="http://schemas.openxmlformats.org/wordprocessingml/2006/main" xmlns:w14="http://schemas.microsoft.com/office/word/2010/wordml" xmlns:w15="http://schemas.microsoft.com/office/word/2012/wordml" xmlns:wpg="http://schemas.microsoft.com/office/word/2010/wordprocessingGroup" xmlns:wpi="http://schemas.microsoft.com/office/word/2010/wordprocessingInk" xmlns:wne="http://schemas.microsoft.com/office/word/2006/wordml" xmlns:wps="http://schemas.microsoft.com/office/word/2010/wordprocessingShape" xmlns:wpsCustomData="http://www.wps.cn/officeDocument/2013/wpsCustomData" mc:Ignorable="w14 w15 wp14">
   <w:p>
     <w:pPr>
       <w:spacing w:line="209" w:lineRule="auto"/>
       <w:ind w:left="3907"/>
       <w:rPr>
-        <w:rFonts w:ascii="SimSun" w:eastAsia="SimSun" w:hAnsi="SimSun" w:cs="SimSun"/>
+        <w:rFonts w:ascii="宋体" w:hAnsi="宋体" w:eastAsia="宋体" w:cs="宋体"/>
         <w:sz w:val="18"/>
         <w:szCs w:val="18"/>
       </w:rPr>
     </w:pPr>
     <w:r>
       <w:rPr>
-        <w:rFonts w:ascii="SimSun" w:eastAsia="SimSun" w:hAnsi="SimSun" w:cs="SimSun"/>
+        <w:rFonts w:ascii="宋体" w:hAnsi="宋体" w:eastAsia="宋体" w:cs="宋体"/>
         <w:spacing w:val="-11"/>
         <w:sz w:val="18"/>
         <w:szCs w:val="18"/>
@@ -6750,7 +5390,7 @@
     </w:r>
     <w:r>
       <w:rPr>
-        <w:rFonts w:ascii="SimSun" w:eastAsia="SimSun" w:hAnsi="SimSun" w:cs="SimSun"/>
+        <w:rFonts w:ascii="宋体" w:hAnsi="宋体" w:eastAsia="宋体" w:cs="宋体"/>
         <w:spacing w:val="-22"/>
         <w:sz w:val="18"/>
         <w:szCs w:val="18"/>
@@ -6759,7 +5399,7 @@
     </w:r>
     <w:r>
       <w:rPr>
-        <w:rFonts w:ascii="SimSun" w:eastAsia="SimSun" w:hAnsi="SimSun" w:cs="SimSun"/>
+        <w:rFonts w:ascii="宋体" w:hAnsi="宋体" w:eastAsia="宋体" w:cs="宋体"/>
         <w:spacing w:val="-11"/>
         <w:sz w:val="18"/>
         <w:szCs w:val="18"/>
@@ -6768,7 +5408,7 @@
     </w:r>
     <w:r>
       <w:rPr>
-        <w:rFonts w:ascii="SimSun" w:eastAsia="SimSun" w:hAnsi="SimSun" w:cs="SimSun"/>
+        <w:rFonts w:ascii="宋体" w:hAnsi="宋体" w:eastAsia="宋体" w:cs="宋体"/>
         <w:spacing w:val="-40"/>
         <w:sz w:val="18"/>
         <w:szCs w:val="18"/>
@@ -6777,7 +5417,7 @@
     </w:r>
     <w:r>
       <w:rPr>
-        <w:rFonts w:ascii="SimSun" w:eastAsia="SimSun" w:hAnsi="SimSun" w:cs="SimSun"/>
+        <w:rFonts w:ascii="宋体" w:hAnsi="宋体" w:eastAsia="宋体" w:cs="宋体"/>
         <w:spacing w:val="-11"/>
         <w:sz w:val="18"/>
         <w:szCs w:val="18"/>
@@ -6786,7 +5426,7 @@
     </w:r>
     <w:r>
       <w:rPr>
-        <w:rFonts w:ascii="SimSun" w:eastAsia="SimSun" w:hAnsi="SimSun" w:cs="SimSun"/>
+        <w:rFonts w:ascii="宋体" w:hAnsi="宋体" w:eastAsia="宋体" w:cs="宋体"/>
         <w:spacing w:val="-14"/>
         <w:sz w:val="18"/>
         <w:szCs w:val="18"/>
@@ -6795,7 +5435,7 @@
     </w:r>
     <w:r>
       <w:rPr>
-        <w:rFonts w:ascii="Calibri" w:eastAsia="Calibri" w:hAnsi="Calibri" w:cs="Calibri"/>
+        <w:rFonts w:ascii="Calibri" w:hAnsi="Calibri" w:eastAsia="Calibri" w:cs="Calibri"/>
         <w:spacing w:val="-11"/>
         <w:sz w:val="18"/>
         <w:szCs w:val="18"/>
@@ -6804,7 +5444,7 @@
     </w:r>
     <w:r>
       <w:rPr>
-        <w:rFonts w:ascii="Calibri" w:eastAsia="Calibri" w:hAnsi="Calibri" w:cs="Calibri"/>
+        <w:rFonts w:ascii="Calibri" w:hAnsi="Calibri" w:eastAsia="Calibri" w:cs="Calibri"/>
         <w:spacing w:val="12"/>
         <w:sz w:val="18"/>
         <w:szCs w:val="18"/>
@@ -6813,7 +5453,7 @@
     </w:r>
     <w:r>
       <w:rPr>
-        <w:rFonts w:ascii="SimSun" w:eastAsia="SimSun" w:hAnsi="SimSun" w:cs="SimSun"/>
+        <w:rFonts w:ascii="宋体" w:hAnsi="宋体" w:eastAsia="宋体" w:cs="宋体"/>
         <w:spacing w:val="-11"/>
         <w:sz w:val="18"/>
         <w:szCs w:val="18"/>
@@ -6825,20 +5465,20 @@
 </file>
 
 <file path=word/footer2.xml><?xml version="1.0" encoding="utf-8"?>
-<w:ftr xmlns:wpc="http://schemas.microsoft.com/office/word/2010/wordprocessingCanvas" xmlns:mc="http://schemas.openxmlformats.org/markup-compatibility/2006" xmlns:o="urn:schemas-microsoft-com:office:office" xmlns:r="http://schemas.openxmlformats.org/officeDocument/2006/relationships" xmlns:m="http://schemas.openxmlformats.org/officeDocument/2006/math" xmlns:v="urn:schemas-microsoft-com:vml" xmlns:wp14="http://schemas.microsoft.com/office/word/2010/wordprocessingDrawing" xmlns:wp="http://schemas.openxmlformats.org/drawingml/2006/wordprocessingDrawing" xmlns:w10="urn:schemas-microsoft-com:office:word" xmlns:w="http://schemas.openxmlformats.org/wordprocessingml/2006/main" xmlns:w14="http://schemas.microsoft.com/office/word/2010/wordml" xmlns:w15="http://schemas.microsoft.com/office/word/2012/wordml" xmlns:wne="http://schemas.microsoft.com/office/word/2006/wordml" xmlns:wpg="http://schemas.microsoft.com/office/word/2010/wordprocessingGroup" xmlns:wpi="http://schemas.microsoft.com/office/word/2010/wordprocessingInk" xmlns:wps="http://schemas.microsoft.com/office/word/2010/wordprocessingShape" mc:Ignorable="w14 w15 wp14">
+<w:ftr xmlns:wpc="http://schemas.microsoft.com/office/word/2010/wordprocessingCanvas" xmlns:mc="http://schemas.openxmlformats.org/markup-compatibility/2006" xmlns:o="urn:schemas-microsoft-com:office:office" xmlns:r="http://schemas.openxmlformats.org/officeDocument/2006/relationships" xmlns:m="http://schemas.openxmlformats.org/officeDocument/2006/math" xmlns:v="urn:schemas-microsoft-com:vml" xmlns:wp14="http://schemas.microsoft.com/office/word/2010/wordprocessingDrawing" xmlns:wp="http://schemas.openxmlformats.org/drawingml/2006/wordprocessingDrawing" xmlns:w10="urn:schemas-microsoft-com:office:word" xmlns:w="http://schemas.openxmlformats.org/wordprocessingml/2006/main" xmlns:w14="http://schemas.microsoft.com/office/word/2010/wordml" xmlns:w15="http://schemas.microsoft.com/office/word/2012/wordml" xmlns:wpg="http://schemas.microsoft.com/office/word/2010/wordprocessingGroup" xmlns:wpi="http://schemas.microsoft.com/office/word/2010/wordprocessingInk" xmlns:wne="http://schemas.microsoft.com/office/word/2006/wordml" xmlns:wps="http://schemas.microsoft.com/office/word/2010/wordprocessingShape" xmlns:wpsCustomData="http://www.wps.cn/officeDocument/2013/wpsCustomData" mc:Ignorable="w14 w15 wp14">
   <w:p>
     <w:pPr>
       <w:spacing w:line="209" w:lineRule="auto"/>
       <w:ind w:left="3907"/>
       <w:rPr>
-        <w:rFonts w:ascii="SimSun" w:eastAsia="SimSun" w:hAnsi="SimSun" w:cs="SimSun"/>
+        <w:rFonts w:ascii="宋体" w:hAnsi="宋体" w:eastAsia="宋体" w:cs="宋体"/>
         <w:sz w:val="18"/>
         <w:szCs w:val="18"/>
       </w:rPr>
     </w:pPr>
     <w:r>
       <w:rPr>
-        <w:rFonts w:ascii="SimSun" w:eastAsia="SimSun" w:hAnsi="SimSun" w:cs="SimSun"/>
+        <w:rFonts w:ascii="宋体" w:hAnsi="宋体" w:eastAsia="宋体" w:cs="宋体"/>
         <w:spacing w:val="-9"/>
         <w:sz w:val="18"/>
         <w:szCs w:val="18"/>
@@ -6847,7 +5487,7 @@
     </w:r>
     <w:r>
       <w:rPr>
-        <w:rFonts w:ascii="SimSun" w:eastAsia="SimSun" w:hAnsi="SimSun" w:cs="SimSun"/>
+        <w:rFonts w:ascii="宋体" w:hAnsi="宋体" w:eastAsia="宋体" w:cs="宋体"/>
         <w:spacing w:val="-36"/>
         <w:sz w:val="18"/>
         <w:szCs w:val="18"/>
@@ -6856,7 +5496,7 @@
     </w:r>
     <w:r>
       <w:rPr>
-        <w:rFonts w:ascii="SimSun" w:eastAsia="SimSun" w:hAnsi="SimSun" w:cs="SimSun"/>
+        <w:rFonts w:ascii="宋体" w:hAnsi="宋体" w:eastAsia="宋体" w:cs="宋体"/>
         <w:spacing w:val="-9"/>
         <w:sz w:val="18"/>
         <w:szCs w:val="18"/>
@@ -6865,7 +5505,7 @@
     </w:r>
     <w:r>
       <w:rPr>
-        <w:rFonts w:ascii="SimSun" w:eastAsia="SimSun" w:hAnsi="SimSun" w:cs="SimSun"/>
+        <w:rFonts w:ascii="宋体" w:hAnsi="宋体" w:eastAsia="宋体" w:cs="宋体"/>
         <w:spacing w:val="-40"/>
         <w:sz w:val="18"/>
         <w:szCs w:val="18"/>
@@ -6874,7 +5514,7 @@
     </w:r>
     <w:r>
       <w:rPr>
-        <w:rFonts w:ascii="SimSun" w:eastAsia="SimSun" w:hAnsi="SimSun" w:cs="SimSun"/>
+        <w:rFonts w:ascii="宋体" w:hAnsi="宋体" w:eastAsia="宋体" w:cs="宋体"/>
         <w:spacing w:val="-9"/>
         <w:sz w:val="18"/>
         <w:szCs w:val="18"/>
@@ -6883,7 +5523,7 @@
     </w:r>
     <w:r>
       <w:rPr>
-        <w:rFonts w:ascii="SimSun" w:eastAsia="SimSun" w:hAnsi="SimSun" w:cs="SimSun"/>
+        <w:rFonts w:ascii="宋体" w:hAnsi="宋体" w:eastAsia="宋体" w:cs="宋体"/>
         <w:spacing w:val="-14"/>
         <w:sz w:val="18"/>
         <w:szCs w:val="18"/>
@@ -6892,7 +5532,7 @@
     </w:r>
     <w:r>
       <w:rPr>
-        <w:rFonts w:ascii="Calibri" w:eastAsia="Calibri" w:hAnsi="Calibri" w:cs="Calibri"/>
+        <w:rFonts w:ascii="Calibri" w:hAnsi="Calibri" w:eastAsia="Calibri" w:cs="Calibri"/>
         <w:spacing w:val="-9"/>
         <w:sz w:val="18"/>
         <w:szCs w:val="18"/>
@@ -6901,7 +5541,7 @@
     </w:r>
     <w:r>
       <w:rPr>
-        <w:rFonts w:ascii="Calibri" w:eastAsia="Calibri" w:hAnsi="Calibri" w:cs="Calibri"/>
+        <w:rFonts w:ascii="Calibri" w:hAnsi="Calibri" w:eastAsia="Calibri" w:cs="Calibri"/>
         <w:spacing w:val="12"/>
         <w:sz w:val="18"/>
         <w:szCs w:val="18"/>
@@ -6910,7 +5550,7 @@
     </w:r>
     <w:r>
       <w:rPr>
-        <w:rFonts w:ascii="SimSun" w:eastAsia="SimSun" w:hAnsi="SimSun" w:cs="SimSun"/>
+        <w:rFonts w:ascii="宋体" w:hAnsi="宋体" w:eastAsia="宋体" w:cs="宋体"/>
         <w:spacing w:val="-9"/>
         <w:sz w:val="18"/>
         <w:szCs w:val="18"/>
@@ -6922,20 +5562,20 @@
 </file>
 
 <file path=word/footer3.xml><?xml version="1.0" encoding="utf-8"?>
-<w:ftr xmlns:wpc="http://schemas.microsoft.com/office/word/2010/wordprocessingCanvas" xmlns:mc="http://schemas.openxmlformats.org/markup-compatibility/2006" xmlns:o="urn:schemas-microsoft-com:office:office" xmlns:r="http://schemas.openxmlformats.org/officeDocument/2006/relationships" xmlns:m="http://schemas.openxmlformats.org/officeDocument/2006/math" xmlns:v="urn:schemas-microsoft-com:vml" xmlns:wp14="http://schemas.microsoft.com/office/word/2010/wordprocessingDrawing" xmlns:wp="http://schemas.openxmlformats.org/drawingml/2006/wordprocessingDrawing" xmlns:w10="urn:schemas-microsoft-com:office:word" xmlns:w="http://schemas.openxmlformats.org/wordprocessingml/2006/main" xmlns:w14="http://schemas.microsoft.com/office/word/2010/wordml" xmlns:w15="http://schemas.microsoft.com/office/word/2012/wordml" xmlns:wne="http://schemas.microsoft.com/office/word/2006/wordml" xmlns:wpg="http://schemas.microsoft.com/office/word/2010/wordprocessingGroup" xmlns:wpi="http://schemas.microsoft.com/office/word/2010/wordprocessingInk" xmlns:wps="http://schemas.microsoft.com/office/word/2010/wordprocessingShape" mc:Ignorable="w14 w15 wp14">
+<w:ftr xmlns:wpc="http://schemas.microsoft.com/office/word/2010/wordprocessingCanvas" xmlns:mc="http://schemas.openxmlformats.org/markup-compatibility/2006" xmlns:o="urn:schemas-microsoft-com:office:office" xmlns:r="http://schemas.openxmlformats.org/officeDocument/2006/relationships" xmlns:m="http://schemas.openxmlformats.org/officeDocument/2006/math" xmlns:v="urn:schemas-microsoft-com:vml" xmlns:wp14="http://schemas.microsoft.com/office/word/2010/wordprocessingDrawing" xmlns:wp="http://schemas.openxmlformats.org/drawingml/2006/wordprocessingDrawing" xmlns:w10="urn:schemas-microsoft-com:office:word" xmlns:w="http://schemas.openxmlformats.org/wordprocessingml/2006/main" xmlns:w14="http://schemas.microsoft.com/office/word/2010/wordml" xmlns:w15="http://schemas.microsoft.com/office/word/2012/wordml" xmlns:wpg="http://schemas.microsoft.com/office/word/2010/wordprocessingGroup" xmlns:wpi="http://schemas.microsoft.com/office/word/2010/wordprocessingInk" xmlns:wne="http://schemas.microsoft.com/office/word/2006/wordml" xmlns:wps="http://schemas.microsoft.com/office/word/2010/wordprocessingShape" xmlns:wpsCustomData="http://www.wps.cn/officeDocument/2013/wpsCustomData" mc:Ignorable="w14 w15 wp14">
   <w:p>
     <w:pPr>
       <w:spacing w:line="209" w:lineRule="auto"/>
       <w:ind w:left="3999"/>
       <w:rPr>
-        <w:rFonts w:ascii="SimSun" w:eastAsia="SimSun" w:hAnsi="SimSun" w:cs="SimSun"/>
+        <w:rFonts w:ascii="宋体" w:hAnsi="宋体" w:eastAsia="宋体" w:cs="宋体"/>
         <w:sz w:val="18"/>
         <w:szCs w:val="18"/>
       </w:rPr>
     </w:pPr>
     <w:r>
       <w:rPr>
-        <w:rFonts w:ascii="SimSun" w:eastAsia="SimSun" w:hAnsi="SimSun" w:cs="SimSun"/>
+        <w:rFonts w:ascii="宋体" w:hAnsi="宋体" w:eastAsia="宋体" w:cs="宋体"/>
         <w:spacing w:val="-9"/>
         <w:sz w:val="18"/>
         <w:szCs w:val="18"/>
@@ -6944,7 +5584,7 @@
     </w:r>
     <w:r>
       <w:rPr>
-        <w:rFonts w:ascii="SimSun" w:eastAsia="SimSun" w:hAnsi="SimSun" w:cs="SimSun"/>
+        <w:rFonts w:ascii="宋体" w:hAnsi="宋体" w:eastAsia="宋体" w:cs="宋体"/>
         <w:spacing w:val="-36"/>
         <w:sz w:val="18"/>
         <w:szCs w:val="18"/>
@@ -6953,7 +5593,7 @@
     </w:r>
     <w:r>
       <w:rPr>
-        <w:rFonts w:ascii="SimSun" w:eastAsia="SimSun" w:hAnsi="SimSun" w:cs="SimSun"/>
+        <w:rFonts w:ascii="宋体" w:hAnsi="宋体" w:eastAsia="宋体" w:cs="宋体"/>
         <w:spacing w:val="-9"/>
         <w:sz w:val="18"/>
         <w:szCs w:val="18"/>
@@ -6962,7 +5602,7 @@
     </w:r>
     <w:r>
       <w:rPr>
-        <w:rFonts w:ascii="SimSun" w:eastAsia="SimSun" w:hAnsi="SimSun" w:cs="SimSun"/>
+        <w:rFonts w:ascii="宋体" w:hAnsi="宋体" w:eastAsia="宋体" w:cs="宋体"/>
         <w:spacing w:val="-40"/>
         <w:sz w:val="18"/>
         <w:szCs w:val="18"/>
@@ -6971,7 +5611,7 @@
     </w:r>
     <w:r>
       <w:rPr>
-        <w:rFonts w:ascii="SimSun" w:eastAsia="SimSun" w:hAnsi="SimSun" w:cs="SimSun"/>
+        <w:rFonts w:ascii="宋体" w:hAnsi="宋体" w:eastAsia="宋体" w:cs="宋体"/>
         <w:spacing w:val="-9"/>
         <w:sz w:val="18"/>
         <w:szCs w:val="18"/>
@@ -6980,7 +5620,7 @@
     </w:r>
     <w:r>
       <w:rPr>
-        <w:rFonts w:ascii="SimSun" w:eastAsia="SimSun" w:hAnsi="SimSun" w:cs="SimSun"/>
+        <w:rFonts w:ascii="宋体" w:hAnsi="宋体" w:eastAsia="宋体" w:cs="宋体"/>
         <w:spacing w:val="-14"/>
         <w:sz w:val="18"/>
         <w:szCs w:val="18"/>
@@ -6989,7 +5629,7 @@
     </w:r>
     <w:r>
       <w:rPr>
-        <w:rFonts w:ascii="Calibri" w:eastAsia="Calibri" w:hAnsi="Calibri" w:cs="Calibri"/>
+        <w:rFonts w:ascii="Calibri" w:hAnsi="Calibri" w:eastAsia="Calibri" w:cs="Calibri"/>
         <w:spacing w:val="-9"/>
         <w:sz w:val="18"/>
         <w:szCs w:val="18"/>
@@ -6998,7 +5638,7 @@
     </w:r>
     <w:r>
       <w:rPr>
-        <w:rFonts w:ascii="Calibri" w:eastAsia="Calibri" w:hAnsi="Calibri" w:cs="Calibri"/>
+        <w:rFonts w:ascii="Calibri" w:hAnsi="Calibri" w:eastAsia="Calibri" w:cs="Calibri"/>
         <w:spacing w:val="12"/>
         <w:sz w:val="18"/>
         <w:szCs w:val="18"/>
@@ -7007,7 +5647,7 @@
     </w:r>
     <w:r>
       <w:rPr>
-        <w:rFonts w:ascii="SimSun" w:eastAsia="SimSun" w:hAnsi="SimSun" w:cs="SimSun"/>
+        <w:rFonts w:ascii="宋体" w:hAnsi="宋体" w:eastAsia="宋体" w:cs="宋体"/>
         <w:spacing w:val="-9"/>
         <w:sz w:val="18"/>
         <w:szCs w:val="18"/>
@@ -7019,20 +5659,20 @@
 </file>
 
 <file path=word/footer4.xml><?xml version="1.0" encoding="utf-8"?>
-<w:ftr xmlns:wpc="http://schemas.microsoft.com/office/word/2010/wordprocessingCanvas" xmlns:mc="http://schemas.openxmlformats.org/markup-compatibility/2006" xmlns:o="urn:schemas-microsoft-com:office:office" xmlns:r="http://schemas.openxmlformats.org/officeDocument/2006/relationships" xmlns:m="http://schemas.openxmlformats.org/officeDocument/2006/math" xmlns:v="urn:schemas-microsoft-com:vml" xmlns:wp14="http://schemas.microsoft.com/office/word/2010/wordprocessingDrawing" xmlns:wp="http://schemas.openxmlformats.org/drawingml/2006/wordprocessingDrawing" xmlns:w10="urn:schemas-microsoft-com:office:word" xmlns:w="http://schemas.openxmlformats.org/wordprocessingml/2006/main" xmlns:w14="http://schemas.microsoft.com/office/word/2010/wordml" xmlns:w15="http://schemas.microsoft.com/office/word/2012/wordml" xmlns:wne="http://schemas.microsoft.com/office/word/2006/wordml" xmlns:wpg="http://schemas.microsoft.com/office/word/2010/wordprocessingGroup" xmlns:wpi="http://schemas.microsoft.com/office/word/2010/wordprocessingInk" xmlns:wps="http://schemas.microsoft.com/office/word/2010/wordprocessingShape" mc:Ignorable="w14 w15 wp14">
+<w:ftr xmlns:wpc="http://schemas.microsoft.com/office/word/2010/wordprocessingCanvas" xmlns:mc="http://schemas.openxmlformats.org/markup-compatibility/2006" xmlns:o="urn:schemas-microsoft-com:office:office" xmlns:r="http://schemas.openxmlformats.org/officeDocument/2006/relationships" xmlns:m="http://schemas.openxmlformats.org/officeDocument/2006/math" xmlns:v="urn:schemas-microsoft-com:vml" xmlns:wp14="http://schemas.microsoft.com/office/word/2010/wordprocessingDrawing" xmlns:wp="http://schemas.openxmlformats.org/drawingml/2006/wordprocessingDrawing" xmlns:w10="urn:schemas-microsoft-com:office:word" xmlns:w="http://schemas.openxmlformats.org/wordprocessingml/2006/main" xmlns:w14="http://schemas.microsoft.com/office/word/2010/wordml" xmlns:w15="http://schemas.microsoft.com/office/word/2012/wordml" xmlns:wpg="http://schemas.microsoft.com/office/word/2010/wordprocessingGroup" xmlns:wpi="http://schemas.microsoft.com/office/word/2010/wordprocessingInk" xmlns:wne="http://schemas.microsoft.com/office/word/2006/wordml" xmlns:wps="http://schemas.microsoft.com/office/word/2010/wordprocessingShape" xmlns:wpsCustomData="http://www.wps.cn/officeDocument/2013/wpsCustomData" mc:Ignorable="w14 w15 wp14">
   <w:p>
     <w:pPr>
       <w:spacing w:line="209" w:lineRule="auto"/>
       <w:ind w:left="3907"/>
       <w:rPr>
-        <w:rFonts w:ascii="SimSun" w:eastAsia="SimSun" w:hAnsi="SimSun" w:cs="SimSun"/>
+        <w:rFonts w:ascii="宋体" w:hAnsi="宋体" w:eastAsia="宋体" w:cs="宋体"/>
         <w:sz w:val="18"/>
         <w:szCs w:val="18"/>
       </w:rPr>
     </w:pPr>
     <w:r>
       <w:rPr>
-        <w:rFonts w:ascii="SimSun" w:eastAsia="SimSun" w:hAnsi="SimSun" w:cs="SimSun"/>
+        <w:rFonts w:ascii="宋体" w:hAnsi="宋体" w:eastAsia="宋体" w:cs="宋体"/>
         <w:spacing w:val="-9"/>
         <w:sz w:val="18"/>
         <w:szCs w:val="18"/>
@@ -7041,7 +5681,7 @@
     </w:r>
     <w:r>
       <w:rPr>
-        <w:rFonts w:ascii="SimSun" w:eastAsia="SimSun" w:hAnsi="SimSun" w:cs="SimSun"/>
+        <w:rFonts w:ascii="宋体" w:hAnsi="宋体" w:eastAsia="宋体" w:cs="宋体"/>
         <w:spacing w:val="-36"/>
         <w:sz w:val="18"/>
         <w:szCs w:val="18"/>
@@ -7050,16 +5690,16 @@
     </w:r>
     <w:r>
       <w:rPr>
-        <w:rFonts w:ascii="SimSun" w:eastAsia="SimSun" w:hAnsi="SimSun" w:cs="SimSun"/>
+        <w:rFonts w:ascii="宋体" w:hAnsi="宋体" w:eastAsia="宋体" w:cs="宋体"/>
         <w:spacing w:val="-9"/>
         <w:sz w:val="18"/>
         <w:szCs w:val="18"/>
       </w:rPr>
-      <w:t>4</w:t>
+      <w:t>7</w:t>
     </w:r>
     <w:r>
       <w:rPr>
-        <w:rFonts w:ascii="SimSun" w:eastAsia="SimSun" w:hAnsi="SimSun" w:cs="SimSun"/>
+        <w:rFonts w:ascii="宋体" w:hAnsi="宋体" w:eastAsia="宋体" w:cs="宋体"/>
         <w:spacing w:val="-40"/>
         <w:sz w:val="18"/>
         <w:szCs w:val="18"/>
@@ -7068,7 +5708,7 @@
     </w:r>
     <w:r>
       <w:rPr>
-        <w:rFonts w:ascii="SimSun" w:eastAsia="SimSun" w:hAnsi="SimSun" w:cs="SimSun"/>
+        <w:rFonts w:ascii="宋体" w:hAnsi="宋体" w:eastAsia="宋体" w:cs="宋体"/>
         <w:spacing w:val="-9"/>
         <w:sz w:val="18"/>
         <w:szCs w:val="18"/>
@@ -7077,7 +5717,7 @@
     </w:r>
     <w:r>
       <w:rPr>
-        <w:rFonts w:ascii="SimSun" w:eastAsia="SimSun" w:hAnsi="SimSun" w:cs="SimSun"/>
+        <w:rFonts w:ascii="宋体" w:hAnsi="宋体" w:eastAsia="宋体" w:cs="宋体"/>
         <w:spacing w:val="-14"/>
         <w:sz w:val="18"/>
         <w:szCs w:val="18"/>
@@ -7086,7 +5726,7 @@
     </w:r>
     <w:r>
       <w:rPr>
-        <w:rFonts w:ascii="Calibri" w:eastAsia="Calibri" w:hAnsi="Calibri" w:cs="Calibri"/>
+        <w:rFonts w:ascii="Calibri" w:hAnsi="Calibri" w:eastAsia="Calibri" w:cs="Calibri"/>
         <w:spacing w:val="-9"/>
         <w:sz w:val="18"/>
         <w:szCs w:val="18"/>
@@ -7095,7 +5735,7 @@
     </w:r>
     <w:r>
       <w:rPr>
-        <w:rFonts w:ascii="Calibri" w:eastAsia="Calibri" w:hAnsi="Calibri" w:cs="Calibri"/>
+        <w:rFonts w:ascii="Calibri" w:hAnsi="Calibri" w:eastAsia="Calibri" w:cs="Calibri"/>
         <w:spacing w:val="12"/>
         <w:sz w:val="18"/>
         <w:szCs w:val="18"/>
@@ -7104,7 +5744,7 @@
     </w:r>
     <w:r>
       <w:rPr>
-        <w:rFonts w:ascii="SimSun" w:eastAsia="SimSun" w:hAnsi="SimSun" w:cs="SimSun"/>
+        <w:rFonts w:ascii="宋体" w:hAnsi="宋体" w:eastAsia="宋体" w:cs="宋体"/>
         <w:spacing w:val="-9"/>
         <w:sz w:val="18"/>
         <w:szCs w:val="18"/>
@@ -7115,488 +5755,357 @@
 </w:ftr>
 </file>
 
-<file path=word/footer5.xml><?xml version="1.0" encoding="utf-8"?>
-<w:ftr xmlns:wpc="http://schemas.microsoft.com/office/word/2010/wordprocessingCanvas" xmlns:mc="http://schemas.openxmlformats.org/markup-compatibility/2006" xmlns:o="urn:schemas-microsoft-com:office:office" xmlns:r="http://schemas.openxmlformats.org/officeDocument/2006/relationships" xmlns:m="http://schemas.openxmlformats.org/officeDocument/2006/math" xmlns:v="urn:schemas-microsoft-com:vml" xmlns:wp14="http://schemas.microsoft.com/office/word/2010/wordprocessingDrawing" xmlns:wp="http://schemas.openxmlformats.org/drawingml/2006/wordprocessingDrawing" xmlns:w10="urn:schemas-microsoft-com:office:word" xmlns:w="http://schemas.openxmlformats.org/wordprocessingml/2006/main" xmlns:w14="http://schemas.microsoft.com/office/word/2010/wordml" xmlns:w15="http://schemas.microsoft.com/office/word/2012/wordml" xmlns:wne="http://schemas.microsoft.com/office/word/2006/wordml" xmlns:wpg="http://schemas.microsoft.com/office/word/2010/wordprocessingGroup" xmlns:wpi="http://schemas.microsoft.com/office/word/2010/wordprocessingInk" xmlns:wps="http://schemas.microsoft.com/office/word/2010/wordprocessingShape" mc:Ignorable="w14 w15 wp14">
-  <w:p>
-    <w:pPr>
-      <w:spacing w:line="209" w:lineRule="auto"/>
-      <w:ind w:left="3907"/>
-      <w:rPr>
-        <w:rFonts w:ascii="SimSun" w:eastAsia="SimSun" w:hAnsi="SimSun" w:cs="SimSun"/>
-        <w:sz w:val="18"/>
-        <w:szCs w:val="18"/>
-      </w:rPr>
-    </w:pPr>
-    <w:r>
-      <w:rPr>
-        <w:rFonts w:ascii="SimSun" w:eastAsia="SimSun" w:hAnsi="SimSun" w:cs="SimSun"/>
-        <w:spacing w:val="-9"/>
-        <w:sz w:val="18"/>
-        <w:szCs w:val="18"/>
-      </w:rPr>
-      <w:t>第</w:t>
-    </w:r>
-    <w:r>
-      <w:rPr>
-        <w:rFonts w:ascii="SimSun" w:eastAsia="SimSun" w:hAnsi="SimSun" w:cs="SimSun"/>
-        <w:spacing w:val="-36"/>
-        <w:sz w:val="18"/>
-        <w:szCs w:val="18"/>
-      </w:rPr>
-      <w:t xml:space="preserve"> </w:t>
-    </w:r>
-    <w:r>
-      <w:rPr>
-        <w:rFonts w:ascii="SimSun" w:eastAsia="SimSun" w:hAnsi="SimSun" w:cs="SimSun"/>
-        <w:spacing w:val="-9"/>
-        <w:sz w:val="18"/>
-        <w:szCs w:val="18"/>
-      </w:rPr>
-      <w:t>5</w:t>
-    </w:r>
-    <w:r>
-      <w:rPr>
-        <w:rFonts w:ascii="SimSun" w:eastAsia="SimSun" w:hAnsi="SimSun" w:cs="SimSun"/>
-        <w:spacing w:val="-40"/>
-        <w:sz w:val="18"/>
-        <w:szCs w:val="18"/>
-      </w:rPr>
-      <w:t xml:space="preserve"> </w:t>
-    </w:r>
-    <w:r>
-      <w:rPr>
-        <w:rFonts w:ascii="SimSun" w:eastAsia="SimSun" w:hAnsi="SimSun" w:cs="SimSun"/>
-        <w:spacing w:val="-9"/>
-        <w:sz w:val="18"/>
-        <w:szCs w:val="18"/>
-      </w:rPr>
-      <w:t>页，共</w:t>
-    </w:r>
-    <w:r>
-      <w:rPr>
-        <w:rFonts w:ascii="SimSun" w:eastAsia="SimSun" w:hAnsi="SimSun" w:cs="SimSun"/>
-        <w:spacing w:val="-14"/>
-        <w:sz w:val="18"/>
-        <w:szCs w:val="18"/>
-      </w:rPr>
-      <w:t xml:space="preserve"> </w:t>
-    </w:r>
-    <w:r>
-      <w:rPr>
-        <w:rFonts w:ascii="Calibri" w:eastAsia="Calibri" w:hAnsi="Calibri" w:cs="Calibri"/>
-        <w:spacing w:val="-9"/>
-        <w:sz w:val="18"/>
-        <w:szCs w:val="18"/>
-      </w:rPr>
-      <w:t>7</w:t>
-    </w:r>
-    <w:r>
-      <w:rPr>
-        <w:rFonts w:ascii="Calibri" w:eastAsia="Calibri" w:hAnsi="Calibri" w:cs="Calibri"/>
-        <w:spacing w:val="12"/>
-        <w:sz w:val="18"/>
-        <w:szCs w:val="18"/>
-      </w:rPr>
-      <w:t xml:space="preserve"> </w:t>
-    </w:r>
-    <w:r>
-      <w:rPr>
-        <w:rFonts w:ascii="SimSun" w:eastAsia="SimSun" w:hAnsi="SimSun" w:cs="SimSun"/>
-        <w:spacing w:val="-9"/>
-        <w:sz w:val="18"/>
-        <w:szCs w:val="18"/>
-      </w:rPr>
-      <w:t>页</w:t>
-    </w:r>
-  </w:p>
-</w:ftr>
-</file>
-
-<file path=word/footer6.xml><?xml version="1.0" encoding="utf-8"?>
-<w:ftr xmlns:wpc="http://schemas.microsoft.com/office/word/2010/wordprocessingCanvas" xmlns:mc="http://schemas.openxmlformats.org/markup-compatibility/2006" xmlns:o="urn:schemas-microsoft-com:office:office" xmlns:r="http://schemas.openxmlformats.org/officeDocument/2006/relationships" xmlns:m="http://schemas.openxmlformats.org/officeDocument/2006/math" xmlns:v="urn:schemas-microsoft-com:vml" xmlns:wp14="http://schemas.microsoft.com/office/word/2010/wordprocessingDrawing" xmlns:wp="http://schemas.openxmlformats.org/drawingml/2006/wordprocessingDrawing" xmlns:w10="urn:schemas-microsoft-com:office:word" xmlns:w="http://schemas.openxmlformats.org/wordprocessingml/2006/main" xmlns:w14="http://schemas.microsoft.com/office/word/2010/wordml" xmlns:w15="http://schemas.microsoft.com/office/word/2012/wordml" xmlns:wne="http://schemas.microsoft.com/office/word/2006/wordml" xmlns:wpg="http://schemas.microsoft.com/office/word/2010/wordprocessingGroup" xmlns:wpi="http://schemas.microsoft.com/office/word/2010/wordprocessingInk" xmlns:wps="http://schemas.microsoft.com/office/word/2010/wordprocessingShape" mc:Ignorable="w14 w15 wp14">
-  <w:p>
-    <w:pPr>
-      <w:spacing w:line="209" w:lineRule="auto"/>
-      <w:ind w:left="3907"/>
-      <w:rPr>
-        <w:rFonts w:ascii="SimSun" w:eastAsia="SimSun" w:hAnsi="SimSun" w:cs="SimSun"/>
-        <w:sz w:val="18"/>
-        <w:szCs w:val="18"/>
-      </w:rPr>
-    </w:pPr>
-    <w:r>
-      <w:rPr>
-        <w:rFonts w:ascii="SimSun" w:eastAsia="SimSun" w:hAnsi="SimSun" w:cs="SimSun"/>
-        <w:spacing w:val="-9"/>
-        <w:sz w:val="18"/>
-        <w:szCs w:val="18"/>
-      </w:rPr>
-      <w:t>第</w:t>
-    </w:r>
-    <w:r>
-      <w:rPr>
-        <w:rFonts w:ascii="SimSun" w:eastAsia="SimSun" w:hAnsi="SimSun" w:cs="SimSun"/>
-        <w:spacing w:val="-36"/>
-        <w:sz w:val="18"/>
-        <w:szCs w:val="18"/>
-      </w:rPr>
-      <w:t xml:space="preserve"> </w:t>
-    </w:r>
-    <w:r>
-      <w:rPr>
-        <w:rFonts w:ascii="SimSun" w:eastAsia="SimSun" w:hAnsi="SimSun" w:cs="SimSun"/>
-        <w:spacing w:val="-9"/>
-        <w:sz w:val="18"/>
-        <w:szCs w:val="18"/>
-      </w:rPr>
-      <w:t>6</w:t>
-    </w:r>
-    <w:r>
-      <w:rPr>
-        <w:rFonts w:ascii="SimSun" w:eastAsia="SimSun" w:hAnsi="SimSun" w:cs="SimSun"/>
-        <w:spacing w:val="-40"/>
-        <w:sz w:val="18"/>
-        <w:szCs w:val="18"/>
-      </w:rPr>
-      <w:t xml:space="preserve"> </w:t>
-    </w:r>
-    <w:r>
-      <w:rPr>
-        <w:rFonts w:ascii="SimSun" w:eastAsia="SimSun" w:hAnsi="SimSun" w:cs="SimSun"/>
-        <w:spacing w:val="-9"/>
-        <w:sz w:val="18"/>
-        <w:szCs w:val="18"/>
-      </w:rPr>
-      <w:t>页，共</w:t>
-    </w:r>
-    <w:r>
-      <w:rPr>
-        <w:rFonts w:ascii="SimSun" w:eastAsia="SimSun" w:hAnsi="SimSun" w:cs="SimSun"/>
-        <w:spacing w:val="-14"/>
-        <w:sz w:val="18"/>
-        <w:szCs w:val="18"/>
-      </w:rPr>
-      <w:t xml:space="preserve"> </w:t>
-    </w:r>
-    <w:r>
-      <w:rPr>
-        <w:rFonts w:ascii="Calibri" w:eastAsia="Calibri" w:hAnsi="Calibri" w:cs="Calibri"/>
-        <w:spacing w:val="-9"/>
-        <w:sz w:val="18"/>
-        <w:szCs w:val="18"/>
-      </w:rPr>
-      <w:t>7</w:t>
-    </w:r>
-    <w:r>
-      <w:rPr>
-        <w:rFonts w:ascii="Calibri" w:eastAsia="Calibri" w:hAnsi="Calibri" w:cs="Calibri"/>
-        <w:spacing w:val="12"/>
-        <w:sz w:val="18"/>
-        <w:szCs w:val="18"/>
-      </w:rPr>
-      <w:t xml:space="preserve"> </w:t>
-    </w:r>
-    <w:r>
-      <w:rPr>
-        <w:rFonts w:ascii="SimSun" w:eastAsia="SimSun" w:hAnsi="SimSun" w:cs="SimSun"/>
-        <w:spacing w:val="-9"/>
-        <w:sz w:val="18"/>
-        <w:szCs w:val="18"/>
-      </w:rPr>
-      <w:t>页</w:t>
-    </w:r>
-  </w:p>
-</w:ftr>
-</file>
-
-<file path=word/footer7.xml><?xml version="1.0" encoding="utf-8"?>
-<w:ftr xmlns:wpc="http://schemas.microsoft.com/office/word/2010/wordprocessingCanvas" xmlns:mc="http://schemas.openxmlformats.org/markup-compatibility/2006" xmlns:o="urn:schemas-microsoft-com:office:office" xmlns:r="http://schemas.openxmlformats.org/officeDocument/2006/relationships" xmlns:m="http://schemas.openxmlformats.org/officeDocument/2006/math" xmlns:v="urn:schemas-microsoft-com:vml" xmlns:wp14="http://schemas.microsoft.com/office/word/2010/wordprocessingDrawing" xmlns:wp="http://schemas.openxmlformats.org/drawingml/2006/wordprocessingDrawing" xmlns:w10="urn:schemas-microsoft-com:office:word" xmlns:w="http://schemas.openxmlformats.org/wordprocessingml/2006/main" xmlns:w14="http://schemas.microsoft.com/office/word/2010/wordml" xmlns:w15="http://schemas.microsoft.com/office/word/2012/wordml" xmlns:wne="http://schemas.microsoft.com/office/word/2006/wordml" xmlns:wpg="http://schemas.microsoft.com/office/word/2010/wordprocessingGroup" xmlns:wpi="http://schemas.microsoft.com/office/word/2010/wordprocessingInk" xmlns:wps="http://schemas.microsoft.com/office/word/2010/wordprocessingShape" mc:Ignorable="w14 w15 wp14">
-  <w:p>
-    <w:pPr>
-      <w:spacing w:line="209" w:lineRule="auto"/>
-      <w:ind w:left="3907"/>
-      <w:rPr>
-        <w:rFonts w:ascii="SimSun" w:eastAsia="SimSun" w:hAnsi="SimSun" w:cs="SimSun"/>
-        <w:sz w:val="18"/>
-        <w:szCs w:val="18"/>
-      </w:rPr>
-    </w:pPr>
-    <w:r>
-      <w:rPr>
-        <w:rFonts w:ascii="SimSun" w:eastAsia="SimSun" w:hAnsi="SimSun" w:cs="SimSun"/>
-        <w:spacing w:val="-9"/>
-        <w:sz w:val="18"/>
-        <w:szCs w:val="18"/>
-      </w:rPr>
-      <w:t>第</w:t>
-    </w:r>
-    <w:r>
-      <w:rPr>
-        <w:rFonts w:ascii="SimSun" w:eastAsia="SimSun" w:hAnsi="SimSun" w:cs="SimSun"/>
-        <w:spacing w:val="-36"/>
-        <w:sz w:val="18"/>
-        <w:szCs w:val="18"/>
-      </w:rPr>
-      <w:t xml:space="preserve"> </w:t>
-    </w:r>
-    <w:r>
-      <w:rPr>
-        <w:rFonts w:ascii="SimSun" w:eastAsia="SimSun" w:hAnsi="SimSun" w:cs="SimSun"/>
-        <w:spacing w:val="-9"/>
-        <w:sz w:val="18"/>
-        <w:szCs w:val="18"/>
-      </w:rPr>
-      <w:t>7</w:t>
-    </w:r>
-    <w:r>
-      <w:rPr>
-        <w:rFonts w:ascii="SimSun" w:eastAsia="SimSun" w:hAnsi="SimSun" w:cs="SimSun"/>
-        <w:spacing w:val="-40"/>
-        <w:sz w:val="18"/>
-        <w:szCs w:val="18"/>
-      </w:rPr>
-      <w:t xml:space="preserve"> </w:t>
-    </w:r>
-    <w:r>
-      <w:rPr>
-        <w:rFonts w:ascii="SimSun" w:eastAsia="SimSun" w:hAnsi="SimSun" w:cs="SimSun"/>
-        <w:spacing w:val="-9"/>
-        <w:sz w:val="18"/>
-        <w:szCs w:val="18"/>
-      </w:rPr>
-      <w:t>页，共</w:t>
-    </w:r>
-    <w:r>
-      <w:rPr>
-        <w:rFonts w:ascii="SimSun" w:eastAsia="SimSun" w:hAnsi="SimSun" w:cs="SimSun"/>
-        <w:spacing w:val="-14"/>
-        <w:sz w:val="18"/>
-        <w:szCs w:val="18"/>
-      </w:rPr>
-      <w:t xml:space="preserve"> </w:t>
-    </w:r>
-    <w:r>
-      <w:rPr>
-        <w:rFonts w:ascii="Calibri" w:eastAsia="Calibri" w:hAnsi="Calibri" w:cs="Calibri"/>
-        <w:spacing w:val="-9"/>
-        <w:sz w:val="18"/>
-        <w:szCs w:val="18"/>
-      </w:rPr>
-      <w:t>7</w:t>
-    </w:r>
-    <w:r>
-      <w:rPr>
-        <w:rFonts w:ascii="Calibri" w:eastAsia="Calibri" w:hAnsi="Calibri" w:cs="Calibri"/>
-        <w:spacing w:val="12"/>
-        <w:sz w:val="18"/>
-        <w:szCs w:val="18"/>
-      </w:rPr>
-      <w:t xml:space="preserve"> </w:t>
-    </w:r>
-    <w:r>
-      <w:rPr>
-        <w:rFonts w:ascii="SimSun" w:eastAsia="SimSun" w:hAnsi="SimSun" w:cs="SimSun"/>
-        <w:spacing w:val="-9"/>
-        <w:sz w:val="18"/>
-        <w:szCs w:val="18"/>
-      </w:rPr>
-      <w:t>页</w:t>
-    </w:r>
-  </w:p>
-</w:ftr>
+<file path=word/footnotes.xml><?xml version="1.0" encoding="utf-8"?>
+<w:footnotes xmlns:wpc="http://schemas.microsoft.com/office/word/2010/wordprocessingCanvas" xmlns:mc="http://schemas.openxmlformats.org/markup-compatibility/2006" xmlns:o="urn:schemas-microsoft-com:office:office" xmlns:r="http://schemas.openxmlformats.org/officeDocument/2006/relationships" xmlns:m="http://schemas.openxmlformats.org/officeDocument/2006/math" xmlns:v="urn:schemas-microsoft-com:vml" xmlns:wp14="http://schemas.microsoft.com/office/word/2010/wordprocessingDrawing" xmlns:wp="http://schemas.openxmlformats.org/drawingml/2006/wordprocessingDrawing" xmlns:w="http://schemas.openxmlformats.org/wordprocessingml/2006/main" xmlns:w14="http://schemas.microsoft.com/office/word/2010/wordml" xmlns:w15="http://schemas.microsoft.com/office/word/2012/wordml" xmlns:w10="urn:schemas-microsoft-com:office:word" xmlns:wpg="http://schemas.microsoft.com/office/word/2010/wordprocessingGroup" xmlns:wpi="http://schemas.microsoft.com/office/word/2010/wordprocessingInk" xmlns:wne="http://schemas.microsoft.com/office/word/2006/wordml" xmlns:wps="http://schemas.microsoft.com/office/word/2010/wordprocessingShape" xmlns:wpsCustomData="http://www.wps.cn/officeDocument/2013/wpsCustomData" mc:Ignorable="w14 w15 wp14">
+  <w:footnote w:type="separator" w:id="0">
+    <w:p>
+      <w:pPr>
+        <w:spacing w:before="0" w:after="0" w:line="240" w:lineRule="auto"/>
+      </w:pPr>
+      <w:r>
+        <w:separator/>
+      </w:r>
+    </w:p>
+  </w:footnote>
+  <w:footnote w:type="continuationSeparator" w:id="1">
+    <w:p>
+      <w:pPr>
+        <w:spacing w:before="0" w:after="0" w:line="240" w:lineRule="auto"/>
+      </w:pPr>
+      <w:r>
+        <w:continuationSeparator/>
+      </w:r>
+    </w:p>
+  </w:footnote>
+</w:footnotes>
 </file>
 
 <file path=word/styles.xml><?xml version="1.0" encoding="utf-8"?>
-<w:styles xmlns:mc="http://schemas.openxmlformats.org/markup-compatibility/2006" xmlns:r="http://schemas.openxmlformats.org/officeDocument/2006/relationships" xmlns:w="http://schemas.openxmlformats.org/wordprocessingml/2006/main" xmlns:w14="http://schemas.microsoft.com/office/word/2010/wordml" xmlns:w15="http://schemas.microsoft.com/office/word/2012/wordml" mc:Ignorable="w14 w15">
+<w:styles xmlns:mc="http://schemas.openxmlformats.org/markup-compatibility/2006" xmlns:o="urn:schemas-microsoft-com:office:office" xmlns:r="http://schemas.openxmlformats.org/officeDocument/2006/relationships" xmlns:m="http://schemas.openxmlformats.org/officeDocument/2006/math" xmlns:v="urn:schemas-microsoft-com:vml" xmlns:w="http://schemas.openxmlformats.org/wordprocessingml/2006/main" xmlns:w14="http://schemas.microsoft.com/office/word/2010/wordml" xmlns:w10="urn:schemas-microsoft-com:office:word" xmlns:sl="http://schemas.openxmlformats.org/schemaLibrary/2006/main" xmlns:wpsCustomData="http://www.wps.cn/officeDocument/2013/wpsCustomData" mc:Ignorable="w14">
   <w:docDefaults>
     <w:rPrDefault>
       <w:rPr>
-        <w:rFonts w:ascii="Arial" w:eastAsia="Arial" w:hAnsi="Arial" w:cs="Arial"/>
-        <w:snapToGrid w:val="0"/>
-        <w:color w:val="000000"/>
-        <w:kern w:val="0"/>
-        <w:sz w:val="21"/>
-        <w:szCs w:val="21"/>
-        <w:lang w:val="en-US" w:eastAsia="en-US" w:bidi="ar-SA"/>
+        <w:rFonts w:ascii="Arial" w:hAnsi="Arial" w:eastAsia="Arial" w:cs="Arial"/>
       </w:rPr>
     </w:rPrDefault>
-    <w:pPrDefault>
-      <w:pPr>
-        <w:spacing w:after="200" w:line="276" w:lineRule="auto"/>
-      </w:pPr>
-    </w:pPrDefault>
+    <w:pPrDefault/>
   </w:docDefaults>
-  <w:latentStyles w:defLockedState="0" w:defUIPriority="99" w:defSemiHidden="1" w:defUnhideWhenUsed="1" w:defQFormat="0" w:count="267">
-    <w:lsdException w:name="Normal" w:semiHidden="0" w:uiPriority="0" w:unhideWhenUsed="0" w:qFormat="1"/>
-    <w:lsdException w:name="heading 1" w:semiHidden="0" w:uiPriority="9" w:unhideWhenUsed="0" w:qFormat="1"/>
-    <w:lsdException w:name="heading 2" w:uiPriority="9" w:qFormat="1"/>
-    <w:lsdException w:name="heading 3" w:uiPriority="9" w:qFormat="1"/>
-    <w:lsdException w:name="heading 4" w:uiPriority="9" w:qFormat="1"/>
-    <w:lsdException w:name="heading 5" w:uiPriority="9" w:qFormat="1"/>
-    <w:lsdException w:name="heading 6" w:uiPriority="9" w:qFormat="1"/>
-    <w:lsdException w:name="heading 7" w:uiPriority="9" w:qFormat="1"/>
-    <w:lsdException w:name="heading 8" w:uiPriority="9" w:qFormat="1"/>
-    <w:lsdException w:name="heading 9" w:uiPriority="9" w:qFormat="1"/>
-    <w:lsdException w:name="toc 1" w:uiPriority="39"/>
-    <w:lsdException w:name="toc 2" w:uiPriority="39"/>
-    <w:lsdException w:name="toc 3" w:uiPriority="39"/>
-    <w:lsdException w:name="toc 4" w:uiPriority="39"/>
-    <w:lsdException w:name="toc 5" w:uiPriority="39"/>
-    <w:lsdException w:name="toc 6" w:uiPriority="39"/>
-    <w:lsdException w:name="toc 7" w:uiPriority="39"/>
-    <w:lsdException w:name="toc 8" w:uiPriority="39"/>
-    <w:lsdException w:name="toc 9" w:uiPriority="39"/>
-    <w:lsdException w:name="caption" w:uiPriority="35" w:qFormat="1"/>
-    <w:lsdException w:name="Title" w:semiHidden="0" w:uiPriority="10" w:unhideWhenUsed="0" w:qFormat="1"/>
-    <w:lsdException w:name="Default Paragraph Font" w:uiPriority="1"/>
-    <w:lsdException w:name="Subtitle" w:semiHidden="0" w:uiPriority="11" w:unhideWhenUsed="0" w:qFormat="1"/>
-    <w:lsdException w:name="Strong" w:semiHidden="0" w:uiPriority="22" w:unhideWhenUsed="0" w:qFormat="1"/>
-    <w:lsdException w:name="Emphasis" w:semiHidden="0" w:uiPriority="20" w:unhideWhenUsed="0" w:qFormat="1"/>
-    <w:lsdException w:name="Table Grid" w:semiHidden="0" w:uiPriority="59" w:unhideWhenUsed="0"/>
-    <w:lsdException w:name="Placeholder Text" w:unhideWhenUsed="0"/>
-    <w:lsdException w:name="No Spacing" w:semiHidden="0" w:uiPriority="1" w:unhideWhenUsed="0" w:qFormat="1"/>
-    <w:lsdException w:name="Light Shading" w:semiHidden="0" w:uiPriority="60" w:unhideWhenUsed="0"/>
-    <w:lsdException w:name="Light List" w:semiHidden="0" w:uiPriority="61" w:unhideWhenUsed="0"/>
-    <w:lsdException w:name="Light Grid" w:semiHidden="0" w:uiPriority="62" w:unhideWhenUsed="0"/>
-    <w:lsdException w:name="Medium Shading 1" w:semiHidden="0" w:uiPriority="63" w:unhideWhenUsed="0"/>
-    <w:lsdException w:name="Medium Shading 2" w:semiHidden="0" w:uiPriority="64" w:unhideWhenUsed="0"/>
-    <w:lsdException w:name="Medium List 1" w:semiHidden="0" w:uiPriority="65" w:unhideWhenUsed="0"/>
-    <w:lsdException w:name="Medium List 2" w:semiHidden="0" w:uiPriority="66" w:unhideWhenUsed="0"/>
-    <w:lsdException w:name="Medium Grid 1" w:semiHidden="0" w:uiPriority="67" w:unhideWhenUsed="0"/>
-    <w:lsdException w:name="Medium Grid 2" w:semiHidden="0" w:uiPriority="68" w:unhideWhenUsed="0"/>
-    <w:lsdException w:name="Medium Grid 3" w:semiHidden="0" w:uiPriority="69" w:unhideWhenUsed="0"/>
-    <w:lsdException w:name="Dark List" w:semiHidden="0" w:uiPriority="70" w:unhideWhenUsed="0"/>
-    <w:lsdException w:name="Colorful Shading" w:semiHidden="0" w:uiPriority="71" w:unhideWhenUsed="0"/>
-    <w:lsdException w:name="Colorful List" w:semiHidden="0" w:uiPriority="72" w:unhideWhenUsed="0"/>
-    <w:lsdException w:name="Colorful Grid" w:semiHidden="0" w:uiPriority="73" w:unhideWhenUsed="0"/>
-    <w:lsdException w:name="Light Shading Accent 1" w:semiHidden="0" w:uiPriority="60" w:unhideWhenUsed="0"/>
-    <w:lsdException w:name="Light List Accent 1" w:semiHidden="0" w:uiPriority="61" w:unhideWhenUsed="0"/>
-    <w:lsdException w:name="Light Grid Accent 1" w:semiHidden="0" w:uiPriority="62" w:unhideWhenUsed="0"/>
-    <w:lsdException w:name="Medium Shading 1 Accent 1" w:semiHidden="0" w:uiPriority="63" w:unhideWhenUsed="0"/>
-    <w:lsdException w:name="Medium Shading 2 Accent 1" w:semiHidden="0" w:uiPriority="64" w:unhideWhenUsed="0"/>
-    <w:lsdException w:name="Medium List 1 Accent 1" w:semiHidden="0" w:uiPriority="65" w:unhideWhenUsed="0"/>
-    <w:lsdException w:name="Revision" w:unhideWhenUsed="0"/>
-    <w:lsdException w:name="List Paragraph" w:semiHidden="0" w:uiPriority="34" w:unhideWhenUsed="0" w:qFormat="1"/>
-    <w:lsdException w:name="Quote" w:semiHidden="0" w:uiPriority="29" w:unhideWhenUsed="0" w:qFormat="1"/>
-    <w:lsdException w:name="Intense Quote" w:semiHidden="0" w:uiPriority="30" w:unhideWhenUsed="0" w:qFormat="1"/>
-    <w:lsdException w:name="Medium List 2 Accent 1" w:semiHidden="0" w:uiPriority="66" w:unhideWhenUsed="0"/>
-    <w:lsdException w:name="Medium Grid 1 Accent 1" w:semiHidden="0" w:uiPriority="67" w:unhideWhenUsed="0"/>
-    <w:lsdException w:name="Medium Grid 2 Accent 1" w:semiHidden="0" w:uiPriority="68" w:unhideWhenUsed="0"/>
-    <w:lsdException w:name="Medium Grid 3 Accent 1" w:semiHidden="0" w:uiPriority="69" w:unhideWhenUsed="0"/>
-    <w:lsdException w:name="Dark List Accent 1" w:semiHidden="0" w:uiPriority="70" w:unhideWhenUsed="0"/>
-    <w:lsdException w:name="Colorful Shading Accent 1" w:semiHidden="0" w:uiPriority="71" w:unhideWhenUsed="0"/>
-    <w:lsdException w:name="Colorful List Accent 1" w:semiHidden="0" w:uiPriority="72" w:unhideWhenUsed="0"/>
-    <w:lsdException w:name="Colorful Grid Accent 1" w:semiHidden="0" w:uiPriority="73" w:unhideWhenUsed="0"/>
-    <w:lsdException w:name="Light Shading Accent 2" w:semiHidden="0" w:uiPriority="60" w:unhideWhenUsed="0"/>
-    <w:lsdException w:name="Light List Accent 2" w:semiHidden="0" w:uiPriority="61" w:unhideWhenUsed="0"/>
-    <w:lsdException w:name="Light Grid Accent 2" w:semiHidden="0" w:uiPriority="62" w:unhideWhenUsed="0"/>
-    <w:lsdException w:name="Medium Shading 1 Accent 2" w:semiHidden="0" w:uiPriority="63" w:unhideWhenUsed="0"/>
-    <w:lsdException w:name="Medium Shading 2 Accent 2" w:semiHidden="0" w:uiPriority="64" w:unhideWhenUsed="0"/>
-    <w:lsdException w:name="Medium List 1 Accent 2" w:semiHidden="0" w:uiPriority="65" w:unhideWhenUsed="0"/>
-    <w:lsdException w:name="Medium List 2 Accent 2" w:semiHidden="0" w:uiPriority="66" w:unhideWhenUsed="0"/>
-    <w:lsdException w:name="Medium Grid 1 Accent 2" w:semiHidden="0" w:uiPriority="67" w:unhideWhenUsed="0"/>
-    <w:lsdException w:name="Medium Grid 2 Accent 2" w:semiHidden="0" w:uiPriority="68" w:unhideWhenUsed="0"/>
-    <w:lsdException w:name="Medium Grid 3 Accent 2" w:semiHidden="0" w:uiPriority="69" w:unhideWhenUsed="0"/>
-    <w:lsdException w:name="Dark List Accent 2" w:semiHidden="0" w:uiPriority="70" w:unhideWhenUsed="0"/>
-    <w:lsdException w:name="Colorful Shading Accent 2" w:semiHidden="0" w:uiPriority="71" w:unhideWhenUsed="0"/>
-    <w:lsdException w:name="Colorful List Accent 2" w:semiHidden="0" w:uiPriority="72" w:unhideWhenUsed="0"/>
-    <w:lsdException w:name="Colorful Grid Accent 2" w:semiHidden="0" w:uiPriority="73" w:unhideWhenUsed="0"/>
-    <w:lsdException w:name="Light Shading Accent 3" w:semiHidden="0" w:uiPriority="60" w:unhideWhenUsed="0"/>
-    <w:lsdException w:name="Light List Accent 3" w:semiHidden="0" w:uiPriority="61" w:unhideWhenUsed="0"/>
-    <w:lsdException w:name="Light Grid Accent 3" w:semiHidden="0" w:uiPriority="62" w:unhideWhenUsed="0"/>
-    <w:lsdException w:name="Medium Shading 1 Accent 3" w:semiHidden="0" w:uiPriority="63" w:unhideWhenUsed="0"/>
-    <w:lsdException w:name="Medium Shading 2 Accent 3" w:semiHidden="0" w:uiPriority="64" w:unhideWhenUsed="0"/>
-    <w:lsdException w:name="Medium List 1 Accent 3" w:semiHidden="0" w:uiPriority="65" w:unhideWhenUsed="0"/>
-    <w:lsdException w:name="Medium List 2 Accent 3" w:semiHidden="0" w:uiPriority="66" w:unhideWhenUsed="0"/>
-    <w:lsdException w:name="Medium Grid 1 Accent 3" w:semiHidden="0" w:uiPriority="67" w:unhideWhenUsed="0"/>
-    <w:lsdException w:name="Medium Grid 2 Accent 3" w:semiHidden="0" w:uiPriority="68" w:unhideWhenUsed="0"/>
-    <w:lsdException w:name="Medium Grid 3 Accent 3" w:semiHidden="0" w:uiPriority="69" w:unhideWhenUsed="0"/>
-    <w:lsdException w:name="Dark List Accent 3" w:semiHidden="0" w:uiPriority="70" w:unhideWhenUsed="0"/>
-    <w:lsdException w:name="Colorful Shading Accent 3" w:semiHidden="0" w:uiPriority="71" w:unhideWhenUsed="0"/>
-    <w:lsdException w:name="Colorful List Accent 3" w:semiHidden="0" w:uiPriority="72" w:unhideWhenUsed="0"/>
-    <w:lsdException w:name="Colorful Grid Accent 3" w:semiHidden="0" w:uiPriority="73" w:unhideWhenUsed="0"/>
-    <w:lsdException w:name="Light Shading Accent 4" w:semiHidden="0" w:uiPriority="60" w:unhideWhenUsed="0"/>
-    <w:lsdException w:name="Light List Accent 4" w:semiHidden="0" w:uiPriority="61" w:unhideWhenUsed="0"/>
-    <w:lsdException w:name="Light Grid Accent 4" w:semiHidden="0" w:uiPriority="62" w:unhideWhenUsed="0"/>
-    <w:lsdException w:name="Medium Shading 1 Accent 4" w:semiHidden="0" w:uiPriority="63" w:unhideWhenUsed="0"/>
-    <w:lsdException w:name="Medium Shading 2 Accent 4" w:semiHidden="0" w:uiPriority="64" w:unhideWhenUsed="0"/>
-    <w:lsdException w:name="Medium List 1 Accent 4" w:semiHidden="0" w:uiPriority="65" w:unhideWhenUsed="0"/>
-    <w:lsdException w:name="Medium List 2 Accent 4" w:semiHidden="0" w:uiPriority="66" w:unhideWhenUsed="0"/>
-    <w:lsdException w:name="Medium Grid 1 Accent 4" w:semiHidden="0" w:uiPriority="67" w:unhideWhenUsed="0"/>
-    <w:lsdException w:name="Medium Grid 2 Accent 4" w:semiHidden="0" w:uiPriority="68" w:unhideWhenUsed="0"/>
-    <w:lsdException w:name="Medium Grid 3 Accent 4" w:semiHidden="0" w:uiPriority="69" w:unhideWhenUsed="0"/>
-    <w:lsdException w:name="Dark List Accent 4" w:semiHidden="0" w:uiPriority="70" w:unhideWhenUsed="0"/>
-    <w:lsdException w:name="Colorful Shading Accent 4" w:semiHidden="0" w:uiPriority="71" w:unhideWhenUsed="0"/>
-    <w:lsdException w:name="Colorful List Accent 4" w:semiHidden="0" w:uiPriority="72" w:unhideWhenUsed="0"/>
-    <w:lsdException w:name="Colorful Grid Accent 4" w:semiHidden="0" w:uiPriority="73" w:unhideWhenUsed="0"/>
-    <w:lsdException w:name="Light Shading Accent 5" w:semiHidden="0" w:uiPriority="60" w:unhideWhenUsed="0"/>
-    <w:lsdException w:name="Light List Accent 5" w:semiHidden="0" w:uiPriority="61" w:unhideWhenUsed="0"/>
-    <w:lsdException w:name="Light Grid Accent 5" w:semiHidden="0" w:uiPriority="62" w:unhideWhenUsed="0"/>
-    <w:lsdException w:name="Medium Shading 1 Accent 5" w:semiHidden="0" w:uiPriority="63" w:unhideWhenUsed="0"/>
-    <w:lsdException w:name="Medium Shading 2 Accent 5" w:semiHidden="0" w:uiPriority="64" w:unhideWhenUsed="0"/>
-    <w:lsdException w:name="Medium List 1 Accent 5" w:semiHidden="0" w:uiPriority="65" w:unhideWhenUsed="0"/>
-    <w:lsdException w:name="Medium List 2 Accent 5" w:semiHidden="0" w:uiPriority="66" w:unhideWhenUsed="0"/>
-    <w:lsdException w:name="Medium Grid 1 Accent 5" w:semiHidden="0" w:uiPriority="67" w:unhideWhenUsed="0"/>
-    <w:lsdException w:name="Medium Grid 2 Accent 5" w:semiHidden="0" w:uiPriority="68" w:unhideWhenUsed="0"/>
-    <w:lsdException w:name="Medium Grid 3 Accent 5" w:semiHidden="0" w:uiPriority="69" w:unhideWhenUsed="0"/>
-    <w:lsdException w:name="Dark List Accent 5" w:semiHidden="0" w:uiPriority="70" w:unhideWhenUsed="0"/>
-    <w:lsdException w:name="Colorful Shading Accent 5" w:semiHidden="0" w:uiPriority="71" w:unhideWhenUsed="0"/>
-    <w:lsdException w:name="Colorful List Accent 5" w:semiHidden="0" w:uiPriority="72" w:unhideWhenUsed="0"/>
-    <w:lsdException w:name="Colorful Grid Accent 5" w:semiHidden="0" w:uiPriority="73" w:unhideWhenUsed="0"/>
-    <w:lsdException w:name="Light Shading Accent 6" w:semiHidden="0" w:uiPriority="60" w:unhideWhenUsed="0"/>
-    <w:lsdException w:name="Light List Accent 6" w:semiHidden="0" w:uiPriority="61" w:unhideWhenUsed="0"/>
-    <w:lsdException w:name="Light Grid Accent 6" w:semiHidden="0" w:uiPriority="62" w:unhideWhenUsed="0"/>
-    <w:lsdException w:name="Medium Shading 1 Accent 6" w:semiHidden="0" w:uiPriority="63" w:unhideWhenUsed="0"/>
-    <w:lsdException w:name="Medium Shading 2 Accent 6" w:semiHidden="0" w:uiPriority="64" w:unhideWhenUsed="0"/>
-    <w:lsdException w:name="Medium List 1 Accent 6" w:semiHidden="0" w:uiPriority="65" w:unhideWhenUsed="0"/>
-    <w:lsdException w:name="Medium List 2 Accent 6" w:semiHidden="0" w:uiPriority="66" w:unhideWhenUsed="0"/>
-    <w:lsdException w:name="Medium Grid 1 Accent 6" w:semiHidden="0" w:uiPriority="67" w:unhideWhenUsed="0"/>
-    <w:lsdException w:name="Medium Grid 2 Accent 6" w:semiHidden="0" w:uiPriority="68" w:unhideWhenUsed="0"/>
-    <w:lsdException w:name="Medium Grid 3 Accent 6" w:semiHidden="0" w:uiPriority="69" w:unhideWhenUsed="0"/>
-    <w:lsdException w:name="Dark List Accent 6" w:semiHidden="0" w:uiPriority="70" w:unhideWhenUsed="0"/>
-    <w:lsdException w:name="Colorful Shading Accent 6" w:semiHidden="0" w:uiPriority="71" w:unhideWhenUsed="0"/>
-    <w:lsdException w:name="Colorful List Accent 6" w:semiHidden="0" w:uiPriority="72" w:unhideWhenUsed="0"/>
-    <w:lsdException w:name="Colorful Grid Accent 6" w:semiHidden="0" w:uiPriority="73" w:unhideWhenUsed="0"/>
-    <w:lsdException w:name="Subtle Emphasis" w:semiHidden="0" w:uiPriority="19" w:unhideWhenUsed="0" w:qFormat="1"/>
-    <w:lsdException w:name="Intense Emphasis" w:semiHidden="0" w:uiPriority="21" w:unhideWhenUsed="0" w:qFormat="1"/>
-    <w:lsdException w:name="Subtle Reference" w:semiHidden="0" w:uiPriority="31" w:unhideWhenUsed="0" w:qFormat="1"/>
-    <w:lsdException w:name="Intense Reference" w:semiHidden="0" w:uiPriority="32" w:unhideWhenUsed="0" w:qFormat="1"/>
-    <w:lsdException w:name="Book Title" w:semiHidden="0" w:uiPriority="33" w:unhideWhenUsed="0" w:qFormat="1"/>
-    <w:lsdException w:name="Bibliography" w:uiPriority="37"/>
-    <w:lsdException w:name="TOC Heading" w:uiPriority="39" w:qFormat="1"/>
+  <w:latentStyles w:count="260" w:defQFormat="0" w:defUnhideWhenUsed="1" w:defSemiHidden="1" w:defUIPriority="99" w:defLockedState="0">
+    <w:lsdException w:qFormat="1" w:unhideWhenUsed="0" w:uiPriority="0" w:name="Normal"/>
+    <w:lsdException w:qFormat="1" w:unhideWhenUsed="0" w:uiPriority="9" w:semiHidden="0" w:name="heading 1"/>
+    <w:lsdException w:qFormat="1" w:uiPriority="9" w:name="heading 2"/>
+    <w:lsdException w:qFormat="1" w:uiPriority="9" w:name="heading 3"/>
+    <w:lsdException w:qFormat="1" w:uiPriority="9" w:name="heading 4"/>
+    <w:lsdException w:qFormat="1" w:uiPriority="9" w:name="heading 5"/>
+    <w:lsdException w:qFormat="1" w:uiPriority="9" w:name="heading 6"/>
+    <w:lsdException w:qFormat="1" w:uiPriority="9" w:name="heading 7"/>
+    <w:lsdException w:qFormat="1" w:uiPriority="9" w:name="heading 8"/>
+    <w:lsdException w:qFormat="1" w:uiPriority="9" w:name="heading 9"/>
+    <w:lsdException w:uiPriority="99" w:name="index 1"/>
+    <w:lsdException w:uiPriority="99" w:name="index 2"/>
+    <w:lsdException w:uiPriority="99" w:name="index 3"/>
+    <w:lsdException w:uiPriority="99" w:name="index 4"/>
+    <w:lsdException w:uiPriority="99" w:name="index 5"/>
+    <w:lsdException w:uiPriority="99" w:name="index 6"/>
+    <w:lsdException w:uiPriority="99" w:name="index 7"/>
+    <w:lsdException w:uiPriority="99" w:name="index 8"/>
+    <w:lsdException w:uiPriority="99" w:name="index 9"/>
+    <w:lsdException w:uiPriority="39" w:name="toc 1"/>
+    <w:lsdException w:uiPriority="39" w:name="toc 2"/>
+    <w:lsdException w:uiPriority="39" w:name="toc 3"/>
+    <w:lsdException w:uiPriority="39" w:name="toc 4"/>
+    <w:lsdException w:uiPriority="39" w:name="toc 5"/>
+    <w:lsdException w:uiPriority="39" w:name="toc 6"/>
+    <w:lsdException w:uiPriority="39" w:name="toc 7"/>
+    <w:lsdException w:uiPriority="39" w:name="toc 8"/>
+    <w:lsdException w:uiPriority="39" w:name="toc 9"/>
+    <w:lsdException w:uiPriority="99" w:name="Normal Indent"/>
+    <w:lsdException w:uiPriority="99" w:name="footnote text"/>
+    <w:lsdException w:uiPriority="99" w:name="annotation text"/>
+    <w:lsdException w:uiPriority="99" w:name="header"/>
+    <w:lsdException w:uiPriority="99" w:name="footer"/>
+    <w:lsdException w:uiPriority="99" w:name="index heading"/>
+    <w:lsdException w:qFormat="1" w:uiPriority="35" w:name="caption"/>
+    <w:lsdException w:uiPriority="99" w:name="table of figures"/>
+    <w:lsdException w:uiPriority="99" w:name="envelope address"/>
+    <w:lsdException w:uiPriority="99" w:name="envelope return"/>
+    <w:lsdException w:uiPriority="99" w:name="footnote reference"/>
+    <w:lsdException w:uiPriority="99" w:name="annotation reference"/>
+    <w:lsdException w:uiPriority="99" w:name="line number"/>
+    <w:lsdException w:uiPriority="99" w:name="page number"/>
+    <w:lsdException w:uiPriority="99" w:name="endnote reference"/>
+    <w:lsdException w:uiPriority="99" w:name="endnote text"/>
+    <w:lsdException w:uiPriority="99" w:name="table of authorities"/>
+    <w:lsdException w:uiPriority="99" w:name="macro"/>
+    <w:lsdException w:uiPriority="99" w:name="toa heading"/>
+    <w:lsdException w:uiPriority="99" w:name="List"/>
+    <w:lsdException w:uiPriority="99" w:name="List Bullet"/>
+    <w:lsdException w:uiPriority="99" w:name="List Number"/>
+    <w:lsdException w:uiPriority="99" w:name="List 2"/>
+    <w:lsdException w:uiPriority="99" w:name="List 3"/>
+    <w:lsdException w:uiPriority="99" w:name="List 4"/>
+    <w:lsdException w:uiPriority="99" w:name="List 5"/>
+    <w:lsdException w:uiPriority="99" w:name="List Bullet 2"/>
+    <w:lsdException w:uiPriority="99" w:name="List Bullet 3"/>
+    <w:lsdException w:uiPriority="99" w:name="List Bullet 4"/>
+    <w:lsdException w:uiPriority="99" w:name="List Bullet 5"/>
+    <w:lsdException w:uiPriority="99" w:name="List Number 2"/>
+    <w:lsdException w:uiPriority="99" w:name="List Number 3"/>
+    <w:lsdException w:uiPriority="99" w:name="List Number 4"/>
+    <w:lsdException w:uiPriority="99" w:name="List Number 5"/>
+    <w:lsdException w:qFormat="1" w:unhideWhenUsed="0" w:uiPriority="10" w:semiHidden="0" w:name="Title"/>
+    <w:lsdException w:uiPriority="99" w:name="Closing"/>
+    <w:lsdException w:uiPriority="99" w:name="Signature"/>
+    <w:lsdException w:qFormat="1" w:uiPriority="1" w:name="Default Paragraph Font"/>
+    <w:lsdException w:qFormat="1" w:unhideWhenUsed="0" w:uiPriority="0" w:name="Body Text"/>
+    <w:lsdException w:uiPriority="99" w:name="Body Text Indent"/>
+    <w:lsdException w:uiPriority="99" w:name="List Continue"/>
+    <w:lsdException w:uiPriority="99" w:name="List Continue 2"/>
+    <w:lsdException w:uiPriority="99" w:name="List Continue 3"/>
+    <w:lsdException w:uiPriority="99" w:name="List Continue 4"/>
+    <w:lsdException w:uiPriority="99" w:name="List Continue 5"/>
+    <w:lsdException w:uiPriority="99" w:name="Message Header"/>
+    <w:lsdException w:qFormat="1" w:unhideWhenUsed="0" w:uiPriority="11" w:semiHidden="0" w:name="Subtitle"/>
+    <w:lsdException w:uiPriority="99" w:name="Salutation"/>
+    <w:lsdException w:uiPriority="99" w:name="Date"/>
+    <w:lsdException w:uiPriority="99" w:name="Body Text First Indent"/>
+    <w:lsdException w:uiPriority="99" w:name="Body Text First Indent 2"/>
+    <w:lsdException w:uiPriority="99" w:name="Note Heading"/>
+    <w:lsdException w:uiPriority="99" w:name="Body Text 2"/>
+    <w:lsdException w:uiPriority="99" w:name="Body Text 3"/>
+    <w:lsdException w:uiPriority="99" w:name="Body Text Indent 2"/>
+    <w:lsdException w:uiPriority="99" w:name="Body Text Indent 3"/>
+    <w:lsdException w:uiPriority="99" w:name="Block Text"/>
+    <w:lsdException w:uiPriority="99" w:name="Hyperlink"/>
+    <w:lsdException w:uiPriority="99" w:name="FollowedHyperlink"/>
+    <w:lsdException w:qFormat="1" w:unhideWhenUsed="0" w:uiPriority="22" w:semiHidden="0" w:name="Strong"/>
+    <w:lsdException w:qFormat="1" w:unhideWhenUsed="0" w:uiPriority="20" w:semiHidden="0" w:name="Emphasis"/>
+    <w:lsdException w:uiPriority="99" w:name="Document Map"/>
+    <w:lsdException w:uiPriority="99" w:name="Plain Text"/>
+    <w:lsdException w:uiPriority="99" w:name="E-mail Signature"/>
+    <w:lsdException w:uiPriority="99" w:name="Normal (Web)"/>
+    <w:lsdException w:uiPriority="99" w:name="HTML Acronym"/>
+    <w:lsdException w:uiPriority="99" w:name="HTML Address"/>
+    <w:lsdException w:uiPriority="99" w:name="HTML Cite"/>
+    <w:lsdException w:uiPriority="99" w:name="HTML Code"/>
+    <w:lsdException w:uiPriority="99" w:name="HTML Definition"/>
+    <w:lsdException w:uiPriority="99" w:name="HTML Keyboard"/>
+    <w:lsdException w:uiPriority="99" w:name="HTML Preformatted"/>
+    <w:lsdException w:uiPriority="99" w:name="HTML Sample"/>
+    <w:lsdException w:uiPriority="99" w:name="HTML Typewriter"/>
+    <w:lsdException w:uiPriority="99" w:name="HTML Variable"/>
+    <w:lsdException w:qFormat="1" w:uiPriority="99" w:name="Normal Table"/>
+    <w:lsdException w:uiPriority="99" w:name="annotation subject"/>
+    <w:lsdException w:uiPriority="99" w:name="Table Simple 1"/>
+    <w:lsdException w:uiPriority="99" w:name="Table Simple 2"/>
+    <w:lsdException w:uiPriority="99" w:name="Table Simple 3"/>
+    <w:lsdException w:uiPriority="99" w:name="Table Classic 1"/>
+    <w:lsdException w:uiPriority="99" w:name="Table Classic 2"/>
+    <w:lsdException w:uiPriority="99" w:name="Table Classic 3"/>
+    <w:lsdException w:uiPriority="99" w:name="Table Classic 4"/>
+    <w:lsdException w:uiPriority="99" w:name="Table Colorful 1"/>
+    <w:lsdException w:uiPriority="99" w:name="Table Colorful 2"/>
+    <w:lsdException w:uiPriority="99" w:name="Table Colorful 3"/>
+    <w:lsdException w:uiPriority="99" w:name="Table Columns 1"/>
+    <w:lsdException w:uiPriority="99" w:name="Table Columns 2"/>
+    <w:lsdException w:uiPriority="99" w:name="Table Columns 3"/>
+    <w:lsdException w:uiPriority="99" w:name="Table Columns 4"/>
+    <w:lsdException w:uiPriority="99" w:name="Table Columns 5"/>
+    <w:lsdException w:uiPriority="99" w:name="Table Grid 1"/>
+    <w:lsdException w:uiPriority="99" w:name="Table Grid 2"/>
+    <w:lsdException w:uiPriority="99" w:name="Table Grid 3"/>
+    <w:lsdException w:uiPriority="99" w:name="Table Grid 4"/>
+    <w:lsdException w:uiPriority="99" w:name="Table Grid 5"/>
+    <w:lsdException w:uiPriority="99" w:name="Table Grid 6"/>
+    <w:lsdException w:uiPriority="99" w:name="Table Grid 7"/>
+    <w:lsdException w:uiPriority="99" w:name="Table Grid 8"/>
+    <w:lsdException w:uiPriority="99" w:name="Table List 1"/>
+    <w:lsdException w:uiPriority="99" w:name="Table List 2"/>
+    <w:lsdException w:uiPriority="99" w:name="Table List 3"/>
+    <w:lsdException w:uiPriority="99" w:name="Table List 4"/>
+    <w:lsdException w:uiPriority="99" w:name="Table List 5"/>
+    <w:lsdException w:uiPriority="99" w:name="Table List 6"/>
+    <w:lsdException w:uiPriority="99" w:name="Table List 7"/>
+    <w:lsdException w:uiPriority="99" w:name="Table List 8"/>
+    <w:lsdException w:uiPriority="99" w:name="Table 3D effects 1"/>
+    <w:lsdException w:uiPriority="99" w:name="Table 3D effects 2"/>
+    <w:lsdException w:uiPriority="99" w:name="Table 3D effects 3"/>
+    <w:lsdException w:uiPriority="99" w:name="Table Contemporary"/>
+    <w:lsdException w:uiPriority="99" w:name="Table Elegant"/>
+    <w:lsdException w:uiPriority="99" w:name="Table Professional"/>
+    <w:lsdException w:uiPriority="99" w:name="Table Subtle 1"/>
+    <w:lsdException w:uiPriority="99" w:name="Table Subtle 2"/>
+    <w:lsdException w:uiPriority="99" w:name="Table Web 1"/>
+    <w:lsdException w:uiPriority="99" w:name="Table Web 2"/>
+    <w:lsdException w:uiPriority="99" w:name="Table Web 3"/>
+    <w:lsdException w:uiPriority="99" w:name="Balloon Text"/>
+    <w:lsdException w:unhideWhenUsed="0" w:uiPriority="59" w:semiHidden="0" w:name="Table Grid"/>
+    <w:lsdException w:uiPriority="99" w:name="Table Theme"/>
+    <w:lsdException w:unhideWhenUsed="0" w:uiPriority="60" w:semiHidden="0" w:name="Light Shading"/>
+    <w:lsdException w:unhideWhenUsed="0" w:uiPriority="61" w:semiHidden="0" w:name="Light List"/>
+    <w:lsdException w:unhideWhenUsed="0" w:uiPriority="62" w:semiHidden="0" w:name="Light Grid"/>
+    <w:lsdException w:unhideWhenUsed="0" w:uiPriority="63" w:semiHidden="0" w:name="Medium Shading 1"/>
+    <w:lsdException w:unhideWhenUsed="0" w:uiPriority="64" w:semiHidden="0" w:name="Medium Shading 2"/>
+    <w:lsdException w:unhideWhenUsed="0" w:uiPriority="65" w:semiHidden="0" w:name="Medium List 1"/>
+    <w:lsdException w:unhideWhenUsed="0" w:uiPriority="66" w:semiHidden="0" w:name="Medium List 2"/>
+    <w:lsdException w:unhideWhenUsed="0" w:uiPriority="67" w:semiHidden="0" w:name="Medium Grid 1"/>
+    <w:lsdException w:unhideWhenUsed="0" w:uiPriority="68" w:semiHidden="0" w:name="Medium Grid 2"/>
+    <w:lsdException w:unhideWhenUsed="0" w:uiPriority="69" w:semiHidden="0" w:name="Medium Grid 3"/>
+    <w:lsdException w:unhideWhenUsed="0" w:uiPriority="70" w:semiHidden="0" w:name="Dark List"/>
+    <w:lsdException w:unhideWhenUsed="0" w:uiPriority="71" w:semiHidden="0" w:name="Colorful Shading"/>
+    <w:lsdException w:unhideWhenUsed="0" w:uiPriority="72" w:semiHidden="0" w:name="Colorful List"/>
+    <w:lsdException w:unhideWhenUsed="0" w:uiPriority="73" w:semiHidden="0" w:name="Colorful Grid"/>
+    <w:lsdException w:unhideWhenUsed="0" w:uiPriority="60" w:semiHidden="0" w:name="Light Shading Accent 1"/>
+    <w:lsdException w:unhideWhenUsed="0" w:uiPriority="61" w:semiHidden="0" w:name="Light List Accent 1"/>
+    <w:lsdException w:unhideWhenUsed="0" w:uiPriority="62" w:semiHidden="0" w:name="Light Grid Accent 1"/>
+    <w:lsdException w:unhideWhenUsed="0" w:uiPriority="63" w:semiHidden="0" w:name="Medium Shading 1 Accent 1"/>
+    <w:lsdException w:unhideWhenUsed="0" w:uiPriority="64" w:semiHidden="0" w:name="Medium Shading 2 Accent 1"/>
+    <w:lsdException w:unhideWhenUsed="0" w:uiPriority="65" w:semiHidden="0" w:name="Medium List 1 Accent 1"/>
+    <w:lsdException w:unhideWhenUsed="0" w:uiPriority="66" w:semiHidden="0" w:name="Medium List 2 Accent 1"/>
+    <w:lsdException w:unhideWhenUsed="0" w:uiPriority="67" w:semiHidden="0" w:name="Medium Grid 1 Accent 1"/>
+    <w:lsdException w:unhideWhenUsed="0" w:uiPriority="68" w:semiHidden="0" w:name="Medium Grid 2 Accent 1"/>
+    <w:lsdException w:unhideWhenUsed="0" w:uiPriority="69" w:semiHidden="0" w:name="Medium Grid 3 Accent 1"/>
+    <w:lsdException w:unhideWhenUsed="0" w:uiPriority="70" w:semiHidden="0" w:name="Dark List Accent 1"/>
+    <w:lsdException w:unhideWhenUsed="0" w:uiPriority="71" w:semiHidden="0" w:name="Colorful Shading Accent 1"/>
+    <w:lsdException w:unhideWhenUsed="0" w:uiPriority="72" w:semiHidden="0" w:name="Colorful List Accent 1"/>
+    <w:lsdException w:unhideWhenUsed="0" w:uiPriority="73" w:semiHidden="0" w:name="Colorful Grid Accent 1"/>
+    <w:lsdException w:unhideWhenUsed="0" w:uiPriority="60" w:semiHidden="0" w:name="Light Shading Accent 2"/>
+    <w:lsdException w:unhideWhenUsed="0" w:uiPriority="61" w:semiHidden="0" w:name="Light List Accent 2"/>
+    <w:lsdException w:unhideWhenUsed="0" w:uiPriority="62" w:semiHidden="0" w:name="Light Grid Accent 2"/>
+    <w:lsdException w:unhideWhenUsed="0" w:uiPriority="63" w:semiHidden="0" w:name="Medium Shading 1 Accent 2"/>
+    <w:lsdException w:unhideWhenUsed="0" w:uiPriority="64" w:semiHidden="0" w:name="Medium Shading 2 Accent 2"/>
+    <w:lsdException w:unhideWhenUsed="0" w:uiPriority="65" w:semiHidden="0" w:name="Medium List 1 Accent 2"/>
+    <w:lsdException w:unhideWhenUsed="0" w:uiPriority="66" w:semiHidden="0" w:name="Medium List 2 Accent 2"/>
+    <w:lsdException w:unhideWhenUsed="0" w:uiPriority="67" w:semiHidden="0" w:name="Medium Grid 1 Accent 2"/>
+    <w:lsdException w:unhideWhenUsed="0" w:uiPriority="68" w:semiHidden="0" w:name="Medium Grid 2 Accent 2"/>
+    <w:lsdException w:unhideWhenUsed="0" w:uiPriority="69" w:semiHidden="0" w:name="Medium Grid 3 Accent 2"/>
+    <w:lsdException w:unhideWhenUsed="0" w:uiPriority="70" w:semiHidden="0" w:name="Dark List Accent 2"/>
+    <w:lsdException w:unhideWhenUsed="0" w:uiPriority="71" w:semiHidden="0" w:name="Colorful Shading Accent 2"/>
+    <w:lsdException w:unhideWhenUsed="0" w:uiPriority="72" w:semiHidden="0" w:name="Colorful List Accent 2"/>
+    <w:lsdException w:unhideWhenUsed="0" w:uiPriority="73" w:semiHidden="0" w:name="Colorful Grid Accent 2"/>
+    <w:lsdException w:unhideWhenUsed="0" w:uiPriority="60" w:semiHidden="0" w:name="Light Shading Accent 3"/>
+    <w:lsdException w:unhideWhenUsed="0" w:uiPriority="61" w:semiHidden="0" w:name="Light List Accent 3"/>
+    <w:lsdException w:unhideWhenUsed="0" w:uiPriority="62" w:semiHidden="0" w:name="Light Grid Accent 3"/>
+    <w:lsdException w:unhideWhenUsed="0" w:uiPriority="63" w:semiHidden="0" w:name="Medium Shading 1 Accent 3"/>
+    <w:lsdException w:unhideWhenUsed="0" w:uiPriority="64" w:semiHidden="0" w:name="Medium Shading 2 Accent 3"/>
+    <w:lsdException w:unhideWhenUsed="0" w:uiPriority="65" w:semiHidden="0" w:name="Medium List 1 Accent 3"/>
+    <w:lsdException w:unhideWhenUsed="0" w:uiPriority="66" w:semiHidden="0" w:name="Medium List 2 Accent 3"/>
+    <w:lsdException w:unhideWhenUsed="0" w:uiPriority="67" w:semiHidden="0" w:name="Medium Grid 1 Accent 3"/>
+    <w:lsdException w:unhideWhenUsed="0" w:uiPriority="68" w:semiHidden="0" w:name="Medium Grid 2 Accent 3"/>
+    <w:lsdException w:unhideWhenUsed="0" w:uiPriority="69" w:semiHidden="0" w:name="Medium Grid 3 Accent 3"/>
+    <w:lsdException w:unhideWhenUsed="0" w:uiPriority="70" w:semiHidden="0" w:name="Dark List Accent 3"/>
+    <w:lsdException w:unhideWhenUsed="0" w:uiPriority="71" w:semiHidden="0" w:name="Colorful Shading Accent 3"/>
+    <w:lsdException w:unhideWhenUsed="0" w:uiPriority="72" w:semiHidden="0" w:name="Colorful List Accent 3"/>
+    <w:lsdException w:unhideWhenUsed="0" w:uiPriority="73" w:semiHidden="0" w:name="Colorful Grid Accent 3"/>
+    <w:lsdException w:unhideWhenUsed="0" w:uiPriority="60" w:semiHidden="0" w:name="Light Shading Accent 4"/>
+    <w:lsdException w:unhideWhenUsed="0" w:uiPriority="61" w:semiHidden="0" w:name="Light List Accent 4"/>
+    <w:lsdException w:unhideWhenUsed="0" w:uiPriority="62" w:semiHidden="0" w:name="Light Grid Accent 4"/>
+    <w:lsdException w:unhideWhenUsed="0" w:uiPriority="63" w:semiHidden="0" w:name="Medium Shading 1 Accent 4"/>
+    <w:lsdException w:unhideWhenUsed="0" w:uiPriority="64" w:semiHidden="0" w:name="Medium Shading 2 Accent 4"/>
+    <w:lsdException w:unhideWhenUsed="0" w:uiPriority="65" w:semiHidden="0" w:name="Medium List 1 Accent 4"/>
+    <w:lsdException w:unhideWhenUsed="0" w:uiPriority="66" w:semiHidden="0" w:name="Medium List 2 Accent 4"/>
+    <w:lsdException w:unhideWhenUsed="0" w:uiPriority="67" w:semiHidden="0" w:name="Medium Grid 1 Accent 4"/>
+    <w:lsdException w:unhideWhenUsed="0" w:uiPriority="68" w:semiHidden="0" w:name="Medium Grid 2 Accent 4"/>
+    <w:lsdException w:unhideWhenUsed="0" w:uiPriority="69" w:semiHidden="0" w:name="Medium Grid 3 Accent 4"/>
+    <w:lsdException w:unhideWhenUsed="0" w:uiPriority="70" w:semiHidden="0" w:name="Dark List Accent 4"/>
+    <w:lsdException w:unhideWhenUsed="0" w:uiPriority="71" w:semiHidden="0" w:name="Colorful Shading Accent 4"/>
+    <w:lsdException w:unhideWhenUsed="0" w:uiPriority="72" w:semiHidden="0" w:name="Colorful List Accent 4"/>
+    <w:lsdException w:unhideWhenUsed="0" w:uiPriority="73" w:semiHidden="0" w:name="Colorful Grid Accent 4"/>
+    <w:lsdException w:unhideWhenUsed="0" w:uiPriority="60" w:semiHidden="0" w:name="Light Shading Accent 5"/>
+    <w:lsdException w:unhideWhenUsed="0" w:uiPriority="61" w:semiHidden="0" w:name="Light List Accent 5"/>
+    <w:lsdException w:unhideWhenUsed="0" w:uiPriority="62" w:semiHidden="0" w:name="Light Grid Accent 5"/>
+    <w:lsdException w:unhideWhenUsed="0" w:uiPriority="63" w:semiHidden="0" w:name="Medium Shading 1 Accent 5"/>
+    <w:lsdException w:unhideWhenUsed="0" w:uiPriority="64" w:semiHidden="0" w:name="Medium Shading 2 Accent 5"/>
+    <w:lsdException w:unhideWhenUsed="0" w:uiPriority="65" w:semiHidden="0" w:name="Medium List 1 Accent 5"/>
+    <w:lsdException w:unhideWhenUsed="0" w:uiPriority="66" w:semiHidden="0" w:name="Medium List 2 Accent 5"/>
+    <w:lsdException w:unhideWhenUsed="0" w:uiPriority="67" w:semiHidden="0" w:name="Medium Grid 1 Accent 5"/>
+    <w:lsdException w:unhideWhenUsed="0" w:uiPriority="68" w:semiHidden="0" w:name="Medium Grid 2 Accent 5"/>
+    <w:lsdException w:unhideWhenUsed="0" w:uiPriority="69" w:semiHidden="0" w:name="Medium Grid 3 Accent 5"/>
+    <w:lsdException w:unhideWhenUsed="0" w:uiPriority="70" w:semiHidden="0" w:name="Dark List Accent 5"/>
+    <w:lsdException w:unhideWhenUsed="0" w:uiPriority="71" w:semiHidden="0" w:name="Colorful Shading Accent 5"/>
+    <w:lsdException w:unhideWhenUsed="0" w:uiPriority="72" w:semiHidden="0" w:name="Colorful List Accent 5"/>
+    <w:lsdException w:unhideWhenUsed="0" w:uiPriority="73" w:semiHidden="0" w:name="Colorful Grid Accent 5"/>
+    <w:lsdException w:unhideWhenUsed="0" w:uiPriority="60" w:semiHidden="0" w:name="Light Shading Accent 6"/>
+    <w:lsdException w:unhideWhenUsed="0" w:uiPriority="61" w:semiHidden="0" w:name="Light List Accent 6"/>
+    <w:lsdException w:unhideWhenUsed="0" w:uiPriority="62" w:semiHidden="0" w:name="Light Grid Accent 6"/>
+    <w:lsdException w:unhideWhenUsed="0" w:uiPriority="63" w:semiHidden="0" w:name="Medium Shading 1 Accent 6"/>
+    <w:lsdException w:unhideWhenUsed="0" w:uiPriority="64" w:semiHidden="0" w:name="Medium Shading 2 Accent 6"/>
+    <w:lsdException w:unhideWhenUsed="0" w:uiPriority="65" w:semiHidden="0" w:name="Medium List 1 Accent 6"/>
+    <w:lsdException w:unhideWhenUsed="0" w:uiPriority="66" w:semiHidden="0" w:name="Medium List 2 Accent 6"/>
+    <w:lsdException w:unhideWhenUsed="0" w:uiPriority="67" w:semiHidden="0" w:name="Medium Grid 1 Accent 6"/>
+    <w:lsdException w:unhideWhenUsed="0" w:uiPriority="68" w:semiHidden="0" w:name="Medium Grid 2 Accent 6"/>
+    <w:lsdException w:unhideWhenUsed="0" w:uiPriority="69" w:semiHidden="0" w:name="Medium Grid 3 Accent 6"/>
+    <w:lsdException w:unhideWhenUsed="0" w:uiPriority="70" w:semiHidden="0" w:name="Dark List Accent 6"/>
+    <w:lsdException w:unhideWhenUsed="0" w:uiPriority="71" w:semiHidden="0" w:name="Colorful Shading Accent 6"/>
+    <w:lsdException w:unhideWhenUsed="0" w:uiPriority="72" w:semiHidden="0" w:name="Colorful List Accent 6"/>
+    <w:lsdException w:unhideWhenUsed="0" w:uiPriority="73" w:semiHidden="0" w:name="Colorful Grid Accent 6"/>
   </w:latentStyles>
-  <w:style w:type="paragraph" w:default="1" w:styleId="Normal">
+  <w:style w:type="paragraph" w:default="1" w:styleId="1">
     <w:name w:val="Normal"/>
     <w:semiHidden/>
     <w:qFormat/>
+    <w:uiPriority w:val="0"/>
     <w:pPr>
       <w:kinsoku w:val="0"/>
       <w:autoSpaceDE w:val="0"/>
       <w:autoSpaceDN w:val="0"/>
       <w:adjustRightInd w:val="0"/>
       <w:snapToGrid w:val="0"/>
-      <w:spacing w:line="240" w:lineRule="auto"/>
+      <w:spacing w:after="200" w:line="240" w:lineRule="auto"/>
       <w:jc w:val="left"/>
       <w:textAlignment w:val="baseline"/>
     </w:pPr>
     <w:rPr>
-      <w:noProof/>
+      <w:rFonts w:ascii="Arial" w:hAnsi="Arial" w:eastAsia="Arial" w:cs="Arial"/>
       <w:snapToGrid w:val="0"/>
       <w:color w:val="000000"/>
       <w:kern w:val="0"/>
+      <w:sz w:val="21"/>
+      <w:szCs w:val="21"/>
+      <w:lang w:val="en-US" w:eastAsia="en-US" w:bidi="ar-SA"/>
     </w:rPr>
   </w:style>
-  <w:style w:type="character" w:default="1" w:styleId="DefaultParagraphFont">
+  <w:style w:type="character" w:default="1" w:styleId="4">
     <w:name w:val="Default Paragraph Font"/>
-    <w:uiPriority w:val="1"/>
     <w:semiHidden/>
     <w:unhideWhenUsed/>
+    <w:qFormat/>
+    <w:uiPriority w:val="1"/>
   </w:style>
-  <w:style w:type="table" w:customStyle="1" w:styleId="TableNormal">
+  <w:style w:type="table" w:default="1" w:styleId="3">
+    <w:name w:val="Normal Table"/>
+    <w:semiHidden/>
+    <w:unhideWhenUsed/>
+    <w:qFormat/>
+    <w:uiPriority w:val="99"/>
+    <w:tblPr>
+      <w:tblCellMar>
+        <w:top w:w="0" w:type="dxa"/>
+        <w:left w:w="108" w:type="dxa"/>
+        <w:bottom w:w="0" w:type="dxa"/>
+        <w:right w:w="108" w:type="dxa"/>
+      </w:tblCellMar>
+    </w:tblPr>
+  </w:style>
+  <w:style w:type="paragraph" w:styleId="2">
+    <w:name w:val="Body Text"/>
+    <w:basedOn w:val="1"/>
+    <w:semiHidden/>
+    <w:qFormat/>
+    <w:uiPriority w:val="0"/>
+    <w:rPr>
+      <w:rFonts w:ascii="Arial" w:hAnsi="Arial" w:eastAsia="Arial" w:cs="Arial"/>
+      <w:sz w:val="21"/>
+      <w:szCs w:val="21"/>
+      <w:lang w:val="en-US" w:eastAsia="en-US" w:bidi="ar-SA"/>
+    </w:rPr>
+  </w:style>
+  <w:style w:type="table" w:customStyle="1" w:styleId="5">
     <w:name w:val="Table Normal"/>
     <w:semiHidden/>
     <w:unhideWhenUsed/>
     <w:qFormat/>
+    <w:uiPriority w:val="0"/>
     <w:tblPr>
       <w:tblCellMar>
         <w:top w:w="0" w:type="dxa"/>
@@ -7606,29 +6115,302 @@
       </w:tblCellMar>
     </w:tblPr>
   </w:style>
-  <w:style w:type="paragraph" w:styleId="BodyText">
-    <w:name w:val="Body Text"/>
-    <w:basedOn w:val="Normal"/>
+  <w:style w:type="paragraph" w:customStyle="1" w:styleId="6">
+    <w:name w:val="Table Text"/>
+    <w:basedOn w:val="1"/>
     <w:semiHidden/>
     <w:qFormat/>
+    <w:uiPriority w:val="0"/>
     <w:rPr>
-      <w:rFonts w:ascii="Arial" w:eastAsia="Arial" w:hAnsi="Arial" w:cs="Arial"/>
-      <w:sz w:val="21"/>
-      <w:szCs w:val="21"/>
-      <w:lang w:val="en-US" w:eastAsia="en-US" w:bidi="ar-SA"/>
-    </w:rPr>
-  </w:style>
-  <w:style w:type="paragraph" w:customStyle="1" w:styleId="TableText">
-    <w:name w:val="Table Text"/>
-    <w:basedOn w:val="Normal"/>
-    <w:semiHidden/>
-    <w:qFormat/>
-    <w:rPr>
-      <w:rFonts w:ascii="Arial" w:eastAsia="Arial" w:hAnsi="Arial" w:cs="Arial"/>
+      <w:rFonts w:ascii="Arial" w:hAnsi="Arial" w:eastAsia="Arial" w:cs="Arial"/>
       <w:sz w:val="21"/>
       <w:szCs w:val="21"/>
       <w:lang w:val="en-US" w:eastAsia="en-US" w:bidi="ar-SA"/>
     </w:rPr>
   </w:style>
 </w:styles>
+</file>
+
+<file path=word/theme/theme1.xml><?xml version="1.0" encoding="utf-8"?>
+<a:theme xmlns:a="http://schemas.openxmlformats.org/drawingml/2006/main" name="Office">
+  <a:themeElements>
+    <a:clrScheme name="Office">
+      <a:dk1>
+        <a:sysClr val="windowText" lastClr="000000"/>
+      </a:dk1>
+      <a:lt1>
+        <a:sysClr val="window" lastClr="FFFFFF"/>
+      </a:lt1>
+      <a:dk2>
+        <a:srgbClr val="1F497D"/>
+      </a:dk2>
+      <a:lt2>
+        <a:srgbClr val="EEECE1"/>
+      </a:lt2>
+      <a:accent1>
+        <a:srgbClr val="4F81BD"/>
+      </a:accent1>
+      <a:accent2>
+        <a:srgbClr val="C0504D"/>
+      </a:accent2>
+      <a:accent3>
+        <a:srgbClr val="9BBB59"/>
+      </a:accent3>
+      <a:accent4>
+        <a:srgbClr val="8064A2"/>
+      </a:accent4>
+      <a:accent5>
+        <a:srgbClr val="4BACC6"/>
+      </a:accent5>
+      <a:accent6>
+        <a:srgbClr val="F79646"/>
+      </a:accent6>
+      <a:hlink>
+        <a:srgbClr val="0000FF"/>
+      </a:hlink>
+      <a:folHlink>
+        <a:srgbClr val="800080"/>
+      </a:folHlink>
+    </a:clrScheme>
+    <a:fontScheme name="Office">
+      <a:majorFont>
+        <a:latin typeface="Cambria"/>
+        <a:ea typeface=""/>
+        <a:cs typeface=""/>
+        <a:font script="Jpan" typeface="ＭＳ ゴシック"/>
+        <a:font script="Hang" typeface="맑은 고딕"/>
+        <a:font script="Hans" typeface="宋体"/>
+        <a:font script="Hant" typeface="新細明體"/>
+        <a:font script="Arab" typeface="Times New Roman"/>
+        <a:font script="Hebr" typeface="Times New Roman"/>
+        <a:font script="Thai" typeface="Angsana New"/>
+        <a:font script="Ethi" typeface="Nyala"/>
+        <a:font script="Beng" typeface="Vrinda"/>
+        <a:font script="Gujr" typeface="Shruti"/>
+        <a:font script="Khmr" typeface="MoolBoran"/>
+        <a:font script="Knda" typeface="Tunga"/>
+        <a:font script="Guru" typeface="Raavi"/>
+        <a:font script="Cans" typeface="Euphemia"/>
+        <a:font script="Cher" typeface="Plantagenet Cherokee"/>
+        <a:font script="Yiii" typeface="Microsoft Yi Baiti"/>
+        <a:font script="Tibt" typeface="Microsoft Himalaya"/>
+        <a:font script="Thaa" typeface="MV Boli"/>
+        <a:font script="Deva" typeface="Mangal"/>
+        <a:font script="Telu" typeface="Gautami"/>
+        <a:font script="Taml" typeface="Latha"/>
+        <a:font script="Syrc" typeface="Estrangelo Edessa"/>
+        <a:font script="Orya" typeface="Kalinga"/>
+        <a:font script="Mlym" typeface="Kartika"/>
+        <a:font script="Laoo" typeface="DokChampa"/>
+        <a:font script="Sinh" typeface="Iskoola Pota"/>
+        <a:font script="Mong" typeface="Mongolian Baiti"/>
+        <a:font script="Viet" typeface="Times New Roman"/>
+        <a:font script="Uigh" typeface="Microsoft Uighur"/>
+        <a:font script="Geor" typeface="Sylfaen"/>
+      </a:majorFont>
+      <a:minorFont>
+        <a:latin typeface="Calibri"/>
+        <a:ea typeface=""/>
+        <a:cs typeface=""/>
+        <a:font script="Jpan" typeface="ＭＳ 明朝"/>
+        <a:font script="Hang" typeface="맑은 고딕"/>
+        <a:font script="Hans" typeface="宋体"/>
+        <a:font script="Hant" typeface="新細明體"/>
+        <a:font script="Arab" typeface="Arial"/>
+        <a:font script="Hebr" typeface="Arial"/>
+        <a:font script="Thai" typeface="Cordia New"/>
+        <a:font script="Ethi" typeface="Nyala"/>
+        <a:font script="Beng" typeface="Vrinda"/>
+        <a:font script="Gujr" typeface="Shruti"/>
+        <a:font script="Khmr" typeface="DaunPenh"/>
+        <a:font script="Knda" typeface="Tunga"/>
+        <a:font script="Guru" typeface="Raavi"/>
+        <a:font script="Cans" typeface="Euphemia"/>
+        <a:font script="Cher" typeface="Plantagenet Cherokee"/>
+        <a:font script="Yiii" typeface="Microsoft Yi Baiti"/>
+        <a:font script="Tibt" typeface="Microsoft Himalaya"/>
+        <a:font script="Thaa" typeface="MV Boli"/>
+        <a:font script="Deva" typeface="Mangal"/>
+        <a:font script="Telu" typeface="Gautami"/>
+        <a:font script="Taml" typeface="Latha"/>
+        <a:font script="Syrc" typeface="Estrangelo Edessa"/>
+        <a:font script="Orya" typeface="Kalinga"/>
+        <a:font script="Mlym" typeface="Kartika"/>
+        <a:font script="Laoo" typeface="DokChampa"/>
+        <a:font script="Sinh" typeface="Iskoola Pota"/>
+        <a:font script="Mong" typeface="Mongolian Baiti"/>
+        <a:font script="Viet" typeface="Arial"/>
+        <a:font script="Uigh" typeface="Microsoft Uighur"/>
+        <a:font script="Geor" typeface="Sylfaen"/>
+      </a:minorFont>
+    </a:fontScheme>
+    <a:fmtScheme name="Office">
+      <a:fillStyleLst>
+        <a:solidFill>
+          <a:schemeClr val="phClr"/>
+        </a:solidFill>
+        <a:gradFill rotWithShape="1">
+          <a:gsLst>
+            <a:gs pos="0">
+              <a:schemeClr val="phClr">
+                <a:tint val="50000"/>
+                <a:satMod val="300000"/>
+              </a:schemeClr>
+            </a:gs>
+            <a:gs pos="35000">
+              <a:schemeClr val="phClr">
+                <a:tint val="37000"/>
+                <a:satMod val="300000"/>
+              </a:schemeClr>
+            </a:gs>
+            <a:gs pos="100000">
+              <a:schemeClr val="phClr">
+                <a:tint val="15000"/>
+                <a:satMod val="350000"/>
+              </a:schemeClr>
+            </a:gs>
+          </a:gsLst>
+          <a:lin ang="16200000" scaled="1"/>
+        </a:gradFill>
+        <a:gradFill rotWithShape="1">
+          <a:gsLst>
+            <a:gs pos="0">
+              <a:schemeClr val="phClr">
+                <a:shade val="51000"/>
+                <a:satMod val="130000"/>
+              </a:schemeClr>
+            </a:gs>
+            <a:gs pos="80000">
+              <a:schemeClr val="phClr">
+                <a:shade val="93000"/>
+                <a:satMod val="130000"/>
+              </a:schemeClr>
+            </a:gs>
+            <a:gs pos="100000">
+              <a:schemeClr val="phClr">
+                <a:shade val="94000"/>
+                <a:satMod val="135000"/>
+              </a:schemeClr>
+            </a:gs>
+          </a:gsLst>
+          <a:lin ang="16200000" scaled="0"/>
+        </a:gradFill>
+      </a:fillStyleLst>
+      <a:lnStyleLst>
+        <a:ln w="9525" cap="flat" cmpd="sng" algn="ctr">
+          <a:solidFill>
+            <a:schemeClr val="phClr">
+              <a:shade val="95000"/>
+              <a:satMod val="105000"/>
+            </a:schemeClr>
+          </a:solidFill>
+          <a:prstDash val="solid"/>
+        </a:ln>
+        <a:ln w="25400" cap="flat" cmpd="sng" algn="ctr">
+          <a:solidFill>
+            <a:schemeClr val="phClr"/>
+          </a:solidFill>
+          <a:prstDash val="solid"/>
+        </a:ln>
+        <a:ln w="38100" cap="flat" cmpd="sng" algn="ctr">
+          <a:solidFill>
+            <a:schemeClr val="phClr"/>
+          </a:solidFill>
+          <a:prstDash val="solid"/>
+        </a:ln>
+      </a:lnStyleLst>
+      <a:effectStyleLst>
+        <a:effectStyle>
+          <a:effectLst>
+            <a:outerShdw blurRad="40000" dist="20000" dir="5400000" rotWithShape="0">
+              <a:srgbClr val="000000">
+                <a:alpha val="38000"/>
+              </a:srgbClr>
+            </a:outerShdw>
+          </a:effectLst>
+        </a:effectStyle>
+        <a:effectStyle>
+          <a:effectLst>
+            <a:outerShdw blurRad="40000" dist="23000" dir="5400000" rotWithShape="0">
+              <a:srgbClr val="000000">
+                <a:alpha val="35000"/>
+              </a:srgbClr>
+            </a:outerShdw>
+          </a:effectLst>
+        </a:effectStyle>
+        <a:effectStyle>
+          <a:effectLst>
+            <a:outerShdw blurRad="40000" dist="23000" dir="5400000" rotWithShape="0">
+              <a:srgbClr val="000000">
+                <a:alpha val="35000"/>
+              </a:srgbClr>
+            </a:outerShdw>
+          </a:effectLst>
+          <a:scene3d>
+            <a:camera prst="orthographicFront">
+              <a:rot lat="0" lon="0" rev="0"/>
+            </a:camera>
+            <a:lightRig rig="threePt" dir="t">
+              <a:rot lat="0" lon="0" rev="1200000"/>
+            </a:lightRig>
+          </a:scene3d>
+          <a:sp3d>
+            <a:bevelT w="63500" h="25400"/>
+          </a:sp3d>
+        </a:effectStyle>
+      </a:effectStyleLst>
+      <a:bgFillStyleLst>
+        <a:solidFill>
+          <a:schemeClr val="phClr"/>
+        </a:solidFill>
+        <a:gradFill rotWithShape="1">
+          <a:gsLst>
+            <a:gs pos="0">
+              <a:schemeClr val="phClr">
+                <a:tint val="40000"/>
+                <a:satMod val="350000"/>
+              </a:schemeClr>
+            </a:gs>
+            <a:gs pos="40000">
+              <a:schemeClr val="phClr">
+                <a:tint val="45000"/>
+                <a:satMod val="350000"/>
+                <a:shade val="99000"/>
+              </a:schemeClr>
+            </a:gs>
+            <a:gs pos="100000">
+              <a:schemeClr val="phClr">
+                <a:shade val="20000"/>
+                <a:satMod val="255000"/>
+              </a:schemeClr>
+            </a:gs>
+          </a:gsLst>
+          <a:path path="circle">
+            <a:fillToRect l="50000" t="-80000" r="50000" b="180000"/>
+          </a:path>
+        </a:gradFill>
+        <a:gradFill rotWithShape="1">
+          <a:gsLst>
+            <a:gs pos="0">
+              <a:schemeClr val="phClr">
+                <a:tint val="80000"/>
+                <a:satMod val="300000"/>
+              </a:schemeClr>
+            </a:gs>
+            <a:gs pos="100000">
+              <a:schemeClr val="phClr">
+                <a:shade val="30000"/>
+                <a:satMod val="200000"/>
+              </a:schemeClr>
+            </a:gs>
+          </a:gsLst>
+          <a:path path="circle">
+            <a:fillToRect l="50000" t="50000" r="50000" b="50000"/>
+          </a:path>
+        </a:gradFill>
+      </a:bgFillStyleLst>
+    </a:fmtScheme>
+  </a:themeElements>
+  <a:objectDefaults/>
+</a:theme>
 </file>